--- a/Vizsgaremek/Tivadar_Dávid_HistóriaWeb_vizsgaremek.docx
+++ b/Vizsgaremek/Tivadar_Dávid_HistóriaWeb_vizsgaremek.docx
@@ -463,32 +463,17 @@
         </w:rPr>
         <w:br w:type="page"/>
       </w:r>
-    </w:p>
-    <w:p>
-      <w:pPr>
-        <w:jc w:val="both"/>
-        <w:rPr>
-          <w:rFonts w:ascii="Times New Roman" w:eastAsia="Times New Roman" w:hAnsi="Times New Roman" w:cs="Times New Roman"/>
-        </w:rPr>
-      </w:pPr>
-    </w:p>
-    <w:p>
-      <w:pPr>
-        <w:jc w:val="both"/>
-        <w:rPr>
-          <w:rFonts w:ascii="Times New Roman" w:eastAsia="Times New Roman" w:hAnsi="Times New Roman" w:cs="Times New Roman"/>
-        </w:rPr>
-      </w:pPr>
       <w:r>
         <w:rPr>
           <w:rFonts w:ascii="Times New Roman" w:eastAsia="Times New Roman" w:hAnsi="Times New Roman" w:cs="Times New Roman"/>
           <w:noProof/>
         </w:rPr>
+        <w:lastRenderedPageBreak/>
         <w:drawing>
-          <wp:inline distT="0" distB="0" distL="0" distR="0" wp14:anchorId="767E91E5" wp14:editId="4D346F11">
-            <wp:extent cx="5572125" cy="7372350"/>
-            <wp:effectExtent l="0" t="0" r="9525" b="0"/>
-            <wp:docPr id="1802403827" name="Picture 1"/>
+          <wp:inline distT="0" distB="0" distL="0" distR="0" wp14:anchorId="287E19A8" wp14:editId="4B27951A">
+            <wp:extent cx="5581650" cy="7439025"/>
+            <wp:effectExtent l="0" t="0" r="0" b="9525"/>
+            <wp:docPr id="1402238439" name="Picture 1"/>
             <wp:cNvGraphicFramePr>
               <a:graphicFrameLocks xmlns:a="http://schemas.openxmlformats.org/drawingml/2006/main" noChangeAspect="1"/>
             </wp:cNvGraphicFramePr>
@@ -517,7 +502,7 @@
                   <pic:spPr bwMode="auto">
                     <a:xfrm>
                       <a:off x="0" y="0"/>
-                      <a:ext cx="5572125" cy="7372350"/>
+                      <a:ext cx="5581650" cy="7439025"/>
                     </a:xfrm>
                     <a:prstGeom prst="rect">
                       <a:avLst/>
@@ -533,12 +518,6 @@
           </wp:inline>
         </w:drawing>
       </w:r>
-      <w:r>
-        <w:rPr>
-          <w:rFonts w:ascii="Times New Roman" w:eastAsia="Times New Roman" w:hAnsi="Times New Roman" w:cs="Times New Roman"/>
-        </w:rPr>
-        <w:br w:type="page"/>
-      </w:r>
     </w:p>
     <w:p>
       <w:pPr>
@@ -560,6 +539,7 @@
           <w:rFonts w:ascii="Times New Roman" w:eastAsia="Times New Roman" w:hAnsi="Times New Roman" w:cs="Times New Roman"/>
           <w:noProof/>
         </w:rPr>
+        <w:lastRenderedPageBreak/>
         <w:drawing>
           <wp:inline distT="0" distB="0" distL="0" distR="0" wp14:anchorId="246B3E48" wp14:editId="5CCD5B4D">
             <wp:extent cx="5580380" cy="7437332"/>
@@ -1123,7 +1103,7 @@
         <w:rPr>
           <w:rFonts w:ascii="Times New Roman" w:eastAsia="Times New Roman" w:hAnsi="Times New Roman" w:cs="Times New Roman"/>
         </w:rPr>
-        <w:t>12</w:t>
+        <w:t>11</w:t>
       </w:r>
     </w:p>
     <w:p>
@@ -2134,7 +2114,7 @@
         <w:rPr>
           <w:rFonts w:ascii="Times New Roman" w:eastAsia="Times New Roman" w:hAnsi="Times New Roman" w:cs="Times New Roman"/>
         </w:rPr>
-        <w:t>54</w:t>
+        <w:t>55</w:t>
       </w:r>
     </w:p>
     <w:p>
@@ -2166,7 +2146,7 @@
         <w:rPr>
           <w:rFonts w:ascii="Times New Roman" w:eastAsia="Times New Roman" w:hAnsi="Times New Roman" w:cs="Times New Roman"/>
         </w:rPr>
-        <w:t>55</w:t>
+        <w:t>56</w:t>
       </w:r>
     </w:p>
     <w:p>
@@ -2939,7 +2919,7 @@
         <w:rPr>
           <w:rFonts w:ascii="Times New Roman" w:eastAsia="Times New Roman" w:hAnsi="Times New Roman" w:cs="Times New Roman"/>
         </w:rPr>
-        <w:t>A regisztráció során hasonló folyamat zajlik le, azzal a különbséggel, hogy itt új felhasználót hozunk létre az adatbázisban. A frontend ellenőrzi, hogy: a felhasználónév legalább 3 karakter hosszú, az email cím valódi email formátumban van megadva, a jelszó elég hosszú és biztonságos és a megadott felhasználónév még nincs foglalva.</w:t>
+        <w:t>A regisztráció során hasonló folyamat zajlik le, azzal a különbséggel, hogy itt új felhasználót hozunk létre az adatbázisban. A frontend ellenőrzi, hogy: a felhasználónév nem üres, az email cím valódi email formátumban van megadva, a jelszó elég hosszú és biztonságos (minimum 8 karakter, kis- és nagybetű, szám és speciális karakter szükséges), a jelszó és a megerősítő mező egyezik, és a megadott felhasználónév még nincs foglalva.</w:t>
       </w:r>
     </w:p>
     <w:p>
@@ -2986,13 +2966,13 @@
       </w:pPr>
       <w:r>
         <w:rPr>
-          <w:noProof/>
+          <w:rFonts w:ascii="Times New Roman" w:eastAsia="Times New Roman" w:hAnsi="Times New Roman" w:cs="Times New Roman"/>
         </w:rPr>
         <w:drawing>
-          <wp:inline distT="0" distB="0" distL="0" distR="0" wp14:anchorId="54F44EDD" wp14:editId="7E207F5E">
-            <wp:extent cx="6061710" cy="2438115"/>
-            <wp:effectExtent l="0" t="0" r="0" b="635"/>
-            <wp:docPr id="237217865" name="drawing"/>
+          <wp:inline distT="0" distB="0" distL="0" distR="0" wp14:anchorId="108E411A" wp14:editId="60F496BA">
+            <wp:extent cx="5591175" cy="2759958"/>
+            <wp:effectExtent l="0" t="0" r="0" b="2540"/>
+            <wp:docPr id="750591390" name="Picture 1"/>
             <wp:cNvGraphicFramePr>
               <a:graphicFrameLocks xmlns:a="http://schemas.openxmlformats.org/drawingml/2006/main" noChangeAspect="1"/>
             </wp:cNvGraphicFramePr>
@@ -3000,17 +2980,11 @@
               <a:graphicData uri="http://schemas.openxmlformats.org/drawingml/2006/picture">
                 <pic:pic xmlns:pic="http://schemas.openxmlformats.org/drawingml/2006/picture">
                   <pic:nvPicPr>
-                    <pic:cNvPr id="237217865" name="Picture 237217865"/>
+                    <pic:cNvPr id="750591390" name=""/>
                     <pic:cNvPicPr/>
                   </pic:nvPicPr>
                   <pic:blipFill>
-                    <a:blip r:embed="rId9">
-                      <a:extLst>
-                        <a:ext uri="{28A0092B-C50C-407E-A947-70E740481C1C}">
-                          <a14:useLocalDpi xmlns:a14="http://schemas.microsoft.com/office/drawing/2010/main"/>
-                        </a:ext>
-                      </a:extLst>
-                    </a:blip>
+                    <a:blip r:embed="rId9"/>
                     <a:stretch>
                       <a:fillRect/>
                     </a:stretch>
@@ -3018,7 +2992,7 @@
                   <pic:spPr>
                     <a:xfrm>
                       <a:off x="0" y="0"/>
-                      <a:ext cx="6085484" cy="2447677"/>
+                      <a:ext cx="5593987" cy="2761346"/>
                     </a:xfrm>
                     <a:prstGeom prst="rect">
                       <a:avLst/>
@@ -3100,6 +3074,7 @@
         <w:rPr>
           <w:rFonts w:ascii="Times New Roman" w:eastAsia="Times New Roman" w:hAnsi="Times New Roman" w:cs="Times New Roman"/>
         </w:rPr>
+        <w:lastRenderedPageBreak/>
         <w:t>Minden történet egy különálló kártyán jelenik meg. A kártyán látható a történet címe és egy rövid előnézet a szövegéből. Amikor a felhasználó rákattint egy történetre, akkor megnyílik a történet teljes oldala, ahol elolvashatja a teljes szöveget, értékelheti azt és hozzászólhat.</w:t>
       </w:r>
       <w:r>
@@ -3109,7 +3084,6 @@
         <w:rPr>
           <w:rFonts w:ascii="Times New Roman" w:eastAsia="Times New Roman" w:hAnsi="Times New Roman" w:cs="Times New Roman"/>
         </w:rPr>
-        <w:lastRenderedPageBreak/>
         <w:t xml:space="preserve">A történetek listája automatikusan frissül, amikor új történetek kerülnek fel az adott településhez. A legújabb történetek jelennek meg elöl, így a felhasználók mindig először az </w:t>
       </w:r>
     </w:p>
@@ -3365,7 +3339,6 @@
           <w:sz w:val="28"/>
           <w:szCs w:val="28"/>
         </w:rPr>
-        <w:lastRenderedPageBreak/>
         <w:t xml:space="preserve">1.6 Új történet írása (Tortenet-megosztas komponens) </w:t>
       </w:r>
     </w:p>
@@ -3502,24 +3475,30 @@
         <w:rPr>
           <w:rFonts w:ascii="Times New Roman" w:eastAsia="Times New Roman" w:hAnsi="Times New Roman" w:cs="Times New Roman"/>
         </w:rPr>
-        <w:t xml:space="preserve">Ha a felhasználó minden mezőt kitöltött, a “Küldés” gombra kattintva elküldheti a történetet. Ha valamelyik kötelező mező hiányzik vagy hibás, hibaüzenet jelenik meg, ami megmutatja, mit kell javítani. </w:t>
-      </w:r>
-    </w:p>
-    <w:p>
-      <w:pPr>
-        <w:jc w:val="both"/>
-        <w:rPr>
-          <w:rFonts w:ascii="Times New Roman" w:eastAsia="Times New Roman" w:hAnsi="Times New Roman" w:cs="Times New Roman"/>
-        </w:rPr>
-      </w:pPr>
-      <w:r>
-        <w:rPr>
-          <w:rFonts w:ascii="Times New Roman" w:eastAsia="Times New Roman" w:hAnsi="Times New Roman" w:cs="Times New Roman"/>
-          <w:b/>
-          <w:bCs/>
-          <w:color w:val="000000" w:themeColor="text1"/>
+        <w:t xml:space="preserve">Ha a felhasználó minden mezőt kitöltött, a “Küldés” gombra kattintva elküldheti a történetet. </w:t>
+      </w:r>
+      <w:r>
+        <w:rPr>
+          <w:rFonts w:ascii="Times New Roman" w:eastAsia="Times New Roman" w:hAnsi="Times New Roman" w:cs="Times New Roman"/>
         </w:rPr>
         <w:lastRenderedPageBreak/>
+        <w:t xml:space="preserve">Ha valamelyik kötelező mező hiányzik vagy hibás, hibaüzenet jelenik meg, ami megmutatja, mit kell javítani. </w:t>
+      </w:r>
+    </w:p>
+    <w:p>
+      <w:pPr>
+        <w:jc w:val="both"/>
+        <w:rPr>
+          <w:rFonts w:ascii="Times New Roman" w:eastAsia="Times New Roman" w:hAnsi="Times New Roman" w:cs="Times New Roman"/>
+        </w:rPr>
+      </w:pPr>
+      <w:r>
+        <w:rPr>
+          <w:rFonts w:ascii="Times New Roman" w:eastAsia="Times New Roman" w:hAnsi="Times New Roman" w:cs="Times New Roman"/>
+          <w:b/>
+          <w:bCs/>
+          <w:color w:val="000000" w:themeColor="text1"/>
+        </w:rPr>
         <w:t xml:space="preserve">Megvalósítás részletei </w:t>
       </w:r>
     </w:p>
@@ -3685,7 +3664,7 @@
         <w:rPr>
           <w:rFonts w:ascii="Times New Roman" w:eastAsia="Times New Roman" w:hAnsi="Times New Roman" w:cs="Times New Roman"/>
         </w:rPr>
-        <w:t>Van egy “Törlés” gomb is ezen az oldalon, amellyel a felhasználó véglegesen törölheti a történetét. Törlés előtt egy megerősítő ablak jelenik meg (“Biztosan törölni szeretnéd ezt a történetet?”).</w:t>
+        <w:t>Van egy “Törlés” gomb is ezen az oldalon, amellyel a felhasználó véglegesen törölheti a történetét.</w:t>
       </w:r>
     </w:p>
     <w:p>
@@ -3750,14 +3729,8 @@
         <w:rPr>
           <w:rFonts w:ascii="Times New Roman" w:eastAsia="Times New Roman" w:hAnsi="Times New Roman" w:cs="Times New Roman"/>
         </w:rPr>
-        <w:t xml:space="preserve">Az oldal tetején található egy keresési funkció, ahol a felhasználó szűrheti a történeteket megye és település szerint. Először kiválaszt egy megyét, majd az ahhoz tartozó települések </w:t>
-      </w:r>
-      <w:r>
-        <w:rPr>
-          <w:rFonts w:ascii="Times New Roman" w:eastAsia="Times New Roman" w:hAnsi="Times New Roman" w:cs="Times New Roman"/>
-        </w:rPr>
         <w:lastRenderedPageBreak/>
-        <w:t xml:space="preserve">közül választhat. Amikor megnyomja a “Keresés” gombot, a lista szűkül, és csak az adott településhez tartozó történetek jelennek meg. </w:t>
+        <w:t xml:space="preserve">Az oldal tetején található egy keresési funkció, ahol a felhasználó szűrheti a történeteket megye és település szerint. Először kiválaszt egy megyét, majd az ahhoz tartozó települések közül választhat. Amikor megnyomja a “Keresés” gombot, a lista szűkül, és csak az adott településhez tartozó történetek jelennek meg. </w:t>
       </w:r>
       <w:r>
         <w:br/>
@@ -3880,7 +3853,7 @@
         <w:rPr>
           <w:rFonts w:ascii="Times New Roman" w:eastAsia="Times New Roman" w:hAnsi="Times New Roman" w:cs="Times New Roman"/>
         </w:rPr>
-        <w:t xml:space="preserve">Az oldalon van egy “Fiók törlése” gomb is, amellyel a felhasználó véglegesen törölheti a fiókját. Mivel ez komoly lépés, törlés előtt egy megerősítő ablak jelenik meg. </w:t>
+        <w:t xml:space="preserve">Az oldalon van egy “Fiók törlése” gomb is, amellyel a felhasználó véglegesen törölheti a fiókját. </w:t>
       </w:r>
       <w:r>
         <w:br/>
@@ -4017,14 +3990,8 @@
         <w:rPr>
           <w:rFonts w:ascii="Times New Roman" w:eastAsia="Times New Roman" w:hAnsi="Times New Roman" w:cs="Times New Roman"/>
         </w:rPr>
-        <w:t xml:space="preserve">A navigációs sáv az oldal tetején található vízszintes menü, amely minden oldalon ugyanúgy jelenik meg. Ez biztosítja, hogy a felhasználók bármikor, bárhonnan gyorsan el tudjanak </w:t>
-      </w:r>
-      <w:r>
-        <w:rPr>
-          <w:rFonts w:ascii="Times New Roman" w:eastAsia="Times New Roman" w:hAnsi="Times New Roman" w:cs="Times New Roman"/>
-        </w:rPr>
         <w:lastRenderedPageBreak/>
-        <w:t xml:space="preserve">navigálni a főbb funkciókhoz. </w:t>
+        <w:t xml:space="preserve">A navigációs sáv az oldal tetején található vízszintes menü, amely minden oldalon ugyanúgy jelenik meg. Ez biztosítja, hogy a felhasználók bármikor, bárhonnan gyorsan el tudjanak navigálni a főbb funkciókhoz. </w:t>
       </w:r>
       <w:r>
         <w:br/>
@@ -4101,7 +4068,7 @@
         <w:rPr>
           <w:rFonts w:ascii="Times New Roman" w:eastAsia="Times New Roman" w:hAnsi="Times New Roman" w:cs="Times New Roman"/>
         </w:rPr>
-        <w:t xml:space="preserve">A kijelentkezés gomb megnyomásakor a frontend törli a bejelentkezett felhasználó adatait a böngésző memóriájából, majd visszairányítja a felhasználót a főoldalra. Ezután már a nem bejelentkezett állapotnak megfelelő navigációs sáv jelenik meg. </w:t>
+        <w:t xml:space="preserve">A kijelentkezés gomb megnyomásakor a frontend törli a bejelentkezett felhasználó adatait a böngésző memóriájából, majd visszairányítja a felhasználót a bejelentkezési oldalra. Ezután már a nem bejelentkezett állapotnak megfelelő navigációs sáv jelenik meg. </w:t>
       </w:r>
     </w:p>
     <w:p>
@@ -4315,7 +4282,6 @@
           <w:sz w:val="28"/>
           <w:szCs w:val="28"/>
         </w:rPr>
-        <w:lastRenderedPageBreak/>
         <w:t>2.2 Az adatbázis felépítése</w:t>
       </w:r>
     </w:p>
@@ -4588,6 +4554,7 @@
           <w:rFonts w:ascii="Times New Roman" w:eastAsia="Times New Roman" w:hAnsi="Times New Roman" w:cs="Times New Roman"/>
           <w:color w:val="000000" w:themeColor="text1"/>
         </w:rPr>
+        <w:lastRenderedPageBreak/>
         <w:t>Az API végpontok olyan címek, amelyekre a frontend kéréseket tud küldeni. Minden végpont egy konkrét feladatot lát el.</w:t>
       </w:r>
     </w:p>
@@ -4622,7 +4589,6 @@
           <w:rFonts w:ascii="Times New Roman" w:eastAsia="Times New Roman" w:hAnsi="Times New Roman" w:cs="Times New Roman"/>
           <w:color w:val="000000" w:themeColor="text1"/>
         </w:rPr>
-        <w:lastRenderedPageBreak/>
         <w:t>Végpont: GET /api/terkep</w:t>
       </w:r>
     </w:p>
@@ -5001,6 +4967,7 @@
           <w:rFonts w:ascii="Times New Roman" w:eastAsia="Times New Roman" w:hAnsi="Times New Roman" w:cs="Times New Roman"/>
           <w:color w:val="000000" w:themeColor="text1"/>
         </w:rPr>
+        <w:lastRenderedPageBreak/>
         <w:t>2. A backend megnézi, van-e ilyen felhasználó az adatbázisban</w:t>
       </w:r>
       <w:r>
@@ -5041,58 +5008,423 @@
           <w:rFonts w:ascii="Times New Roman" w:eastAsia="Times New Roman" w:hAnsi="Times New Roman" w:cs="Times New Roman"/>
           <w:color w:val="000000" w:themeColor="text1"/>
         </w:rPr>
+        <w:t>6. A frontend ennek megfelelően vagy belépteti a felhasználót, vagy hibaüzenetet jelenít meg.</w:t>
+      </w:r>
+    </w:p>
+    <w:p>
+      <w:pPr>
+        <w:jc w:val="both"/>
+        <w:rPr>
+          <w:rFonts w:ascii="Times New Roman" w:eastAsia="Times New Roman" w:hAnsi="Times New Roman" w:cs="Times New Roman"/>
+          <w:color w:val="000000" w:themeColor="text1"/>
+        </w:rPr>
+      </w:pPr>
+      <w:r>
+        <w:rPr>
+          <w:rFonts w:ascii="Times New Roman" w:eastAsia="Times New Roman" w:hAnsi="Times New Roman" w:cs="Times New Roman"/>
+          <w:b/>
+          <w:bCs/>
+          <w:color w:val="000000" w:themeColor="text1"/>
+        </w:rPr>
+        <w:t>Regisztráció</w:t>
+      </w:r>
+    </w:p>
+    <w:p>
+      <w:pPr>
+        <w:jc w:val="both"/>
+        <w:rPr>
+          <w:rFonts w:ascii="Times New Roman" w:eastAsia="Times New Roman" w:hAnsi="Times New Roman" w:cs="Times New Roman"/>
+          <w:color w:val="000000" w:themeColor="text1"/>
+        </w:rPr>
+      </w:pPr>
+      <w:r>
+        <w:rPr>
+          <w:rFonts w:ascii="Times New Roman" w:eastAsia="Times New Roman" w:hAnsi="Times New Roman" w:cs="Times New Roman"/>
+          <w:color w:val="000000" w:themeColor="text1"/>
+        </w:rPr>
+        <w:t>Végpont: POST /api/fiokok</w:t>
+      </w:r>
+    </w:p>
+    <w:p>
+      <w:pPr>
+        <w:jc w:val="both"/>
+        <w:rPr>
+          <w:rFonts w:ascii="Times New Roman" w:eastAsia="Times New Roman" w:hAnsi="Times New Roman" w:cs="Times New Roman"/>
+          <w:color w:val="000000" w:themeColor="text1"/>
+        </w:rPr>
+      </w:pPr>
+      <w:r>
+        <w:rPr>
+          <w:rFonts w:ascii="Times New Roman" w:eastAsia="Times New Roman" w:hAnsi="Times New Roman" w:cs="Times New Roman"/>
+          <w:color w:val="000000" w:themeColor="text1"/>
+        </w:rPr>
+        <w:t>Mit csinál: Létrehoz egy új felhasználói fiókot.</w:t>
+      </w:r>
+    </w:p>
+    <w:p>
+      <w:pPr>
+        <w:rPr>
+          <w:rFonts w:ascii="Times New Roman" w:eastAsia="Times New Roman" w:hAnsi="Times New Roman" w:cs="Times New Roman"/>
+          <w:color w:val="000000" w:themeColor="text1"/>
+        </w:rPr>
+      </w:pPr>
+      <w:r>
+        <w:rPr>
+          <w:rFonts w:ascii="Times New Roman" w:eastAsia="Times New Roman" w:hAnsi="Times New Roman" w:cs="Times New Roman"/>
+          <w:color w:val="000000" w:themeColor="text1"/>
+        </w:rPr>
+        <w:t>Hogyan működik:</w:t>
+      </w:r>
+      <w:r>
+        <w:br/>
+      </w:r>
+      <w:r>
+        <w:rPr>
+          <w:rFonts w:ascii="Times New Roman" w:eastAsia="Times New Roman" w:hAnsi="Times New Roman" w:cs="Times New Roman"/>
+          <w:color w:val="000000" w:themeColor="text1"/>
+        </w:rPr>
+        <w:t>1. A frontend elküldi az új felhasználó adatait (felhasználónév, email, jelszó)</w:t>
+      </w:r>
+      <w:r>
+        <w:br/>
+      </w:r>
+      <w:r>
+        <w:rPr>
+          <w:rFonts w:ascii="Times New Roman" w:eastAsia="Times New Roman" w:hAnsi="Times New Roman" w:cs="Times New Roman"/>
+          <w:color w:val="000000" w:themeColor="text1"/>
+        </w:rPr>
+        <w:t>2. A backend ellenőrzi, hogy a felhasználónév még nincs-e foglalva</w:t>
+      </w:r>
+      <w:r>
+        <w:br/>
+      </w:r>
+      <w:r>
+        <w:rPr>
+          <w:rFonts w:ascii="Times New Roman" w:eastAsia="Times New Roman" w:hAnsi="Times New Roman" w:cs="Times New Roman"/>
+          <w:color w:val="000000" w:themeColor="text1"/>
+        </w:rPr>
+        <w:t>3. Ha szabad, létrehoz egy új sort a fiokok táblában</w:t>
+      </w:r>
+      <w:r>
+        <w:br/>
+      </w:r>
+      <w:r>
+        <w:rPr>
+          <w:rFonts w:ascii="Times New Roman" w:eastAsia="Times New Roman" w:hAnsi="Times New Roman" w:cs="Times New Roman"/>
+          <w:color w:val="000000" w:themeColor="text1"/>
+        </w:rPr>
+        <w:t>4. A jelszót titkosított formában tárolja (biztonsági okokból)</w:t>
+      </w:r>
+      <w:r>
+        <w:br/>
+      </w:r>
+      <w:r>
+        <w:rPr>
+          <w:rFonts w:ascii="Times New Roman" w:eastAsia="Times New Roman" w:hAnsi="Times New Roman" w:cs="Times New Roman"/>
+          <w:color w:val="000000" w:themeColor="text1"/>
+        </w:rPr>
+        <w:t>5. Visszaküldi az új felhasználó adatait 6. A frontend automatikusan belépteti az új felhasználót</w:t>
+      </w:r>
+    </w:p>
+    <w:p>
+      <w:pPr>
+        <w:jc w:val="both"/>
+        <w:rPr>
+          <w:rFonts w:ascii="Times New Roman" w:eastAsia="Times New Roman" w:hAnsi="Times New Roman" w:cs="Times New Roman"/>
+          <w:color w:val="000000" w:themeColor="text1"/>
+        </w:rPr>
+      </w:pPr>
+      <w:r>
+        <w:rPr>
+          <w:rFonts w:ascii="Times New Roman" w:eastAsia="Times New Roman" w:hAnsi="Times New Roman" w:cs="Times New Roman"/>
+          <w:b/>
+          <w:bCs/>
+          <w:color w:val="000000" w:themeColor="text1"/>
+        </w:rPr>
+        <w:t>Új történet létrehozása</w:t>
+      </w:r>
+    </w:p>
+    <w:p>
+      <w:pPr>
+        <w:jc w:val="both"/>
+        <w:rPr>
+          <w:rFonts w:ascii="Times New Roman" w:eastAsia="Times New Roman" w:hAnsi="Times New Roman" w:cs="Times New Roman"/>
+          <w:color w:val="000000" w:themeColor="text1"/>
+        </w:rPr>
+      </w:pPr>
+      <w:r>
+        <w:rPr>
+          <w:rFonts w:ascii="Times New Roman" w:eastAsia="Times New Roman" w:hAnsi="Times New Roman" w:cs="Times New Roman"/>
+          <w:color w:val="000000" w:themeColor="text1"/>
+        </w:rPr>
+        <w:t>Végpont: POST /api/tortenetek/:id</w:t>
+      </w:r>
+    </w:p>
+    <w:p>
+      <w:pPr>
+        <w:jc w:val="both"/>
+        <w:rPr>
+          <w:rFonts w:ascii="Times New Roman" w:eastAsia="Times New Roman" w:hAnsi="Times New Roman" w:cs="Times New Roman"/>
+          <w:color w:val="000000" w:themeColor="text1"/>
+        </w:rPr>
+      </w:pPr>
+      <w:r>
+        <w:rPr>
+          <w:rFonts w:ascii="Times New Roman" w:eastAsia="Times New Roman" w:hAnsi="Times New Roman" w:cs="Times New Roman"/>
+          <w:color w:val="000000" w:themeColor="text1"/>
+        </w:rPr>
+        <w:t>Mit csinál: Létrehoz egy új történetet az adatbázisban.</w:t>
+      </w:r>
+    </w:p>
+    <w:p>
+      <w:pPr>
+        <w:rPr>
+          <w:rFonts w:ascii="Times New Roman" w:eastAsia="Times New Roman" w:hAnsi="Times New Roman" w:cs="Times New Roman"/>
+          <w:color w:val="000000" w:themeColor="text1"/>
+        </w:rPr>
+      </w:pPr>
+      <w:r>
+        <w:rPr>
+          <w:rFonts w:ascii="Times New Roman" w:eastAsia="Times New Roman" w:hAnsi="Times New Roman" w:cs="Times New Roman"/>
+          <w:color w:val="000000" w:themeColor="text1"/>
+        </w:rPr>
+        <w:t>Hogyan működik:</w:t>
+      </w:r>
+      <w:r>
+        <w:br/>
+      </w:r>
+      <w:r>
+        <w:rPr>
+          <w:rFonts w:ascii="Times New Roman" w:eastAsia="Times New Roman" w:hAnsi="Times New Roman" w:cs="Times New Roman"/>
+          <w:color w:val="000000" w:themeColor="text1"/>
+        </w:rPr>
+        <w:t>1. A frontend elküldi a történet összes adatát (cím, szöveg, dátum, kép, települések)</w:t>
+      </w:r>
+      <w:r>
+        <w:br/>
+      </w:r>
+      <w:r>
+        <w:rPr>
+          <w:rFonts w:ascii="Times New Roman" w:eastAsia="Times New Roman" w:hAnsi="Times New Roman" w:cs="Times New Roman"/>
+          <w:color w:val="000000" w:themeColor="text1"/>
+        </w:rPr>
+        <w:t>2. A backend létrehoz egy új sort a tortenetek táblában</w:t>
+      </w:r>
+      <w:r>
+        <w:br/>
+      </w:r>
+      <w:r>
+        <w:rPr>
+          <w:rFonts w:ascii="Times New Roman" w:eastAsia="Times New Roman" w:hAnsi="Times New Roman" w:cs="Times New Roman"/>
+          <w:color w:val="000000" w:themeColor="text1"/>
+        </w:rPr>
+        <w:t>3. Beállítja a szerző azonosítóját a bejelentkezett felhasználó azonosítójára</w:t>
+      </w:r>
+      <w:r>
+        <w:br/>
+      </w:r>
+      <w:r>
+        <w:rPr>
+          <w:rFonts w:ascii="Times New Roman" w:eastAsia="Times New Roman" w:hAnsi="Times New Roman" w:cs="Times New Roman"/>
+          <w:color w:val="000000" w:themeColor="text1"/>
+        </w:rPr>
+        <w:t>4. Minden megadott településhez létrehoz egy kapcsolatot a tortenet_telepules táblában</w:t>
+      </w:r>
+      <w:r>
+        <w:br/>
+      </w:r>
+      <w:r>
+        <w:rPr>
+          <w:rFonts w:ascii="Times New Roman" w:eastAsia="Times New Roman" w:hAnsi="Times New Roman" w:cs="Times New Roman"/>
+          <w:color w:val="000000" w:themeColor="text1"/>
+        </w:rPr>
+        <w:t>5. Visszaküldi az újonnan létrehozott történet adatait</w:t>
+      </w:r>
+      <w:r>
+        <w:br/>
+      </w:r>
+      <w:r>
+        <w:rPr>
+          <w:rFonts w:ascii="Times New Roman" w:eastAsia="Times New Roman" w:hAnsi="Times New Roman" w:cs="Times New Roman"/>
+          <w:color w:val="000000" w:themeColor="text1"/>
+        </w:rPr>
+        <w:t>6. A frontend átirányítja a felhasználót az új történet oldalára</w:t>
+      </w:r>
+    </w:p>
+    <w:p>
+      <w:pPr>
+        <w:jc w:val="both"/>
+        <w:rPr>
+          <w:rFonts w:ascii="Times New Roman" w:eastAsia="Times New Roman" w:hAnsi="Times New Roman" w:cs="Times New Roman"/>
+          <w:color w:val="000000" w:themeColor="text1"/>
+        </w:rPr>
+      </w:pPr>
+      <w:r>
+        <w:rPr>
+          <w:rFonts w:ascii="Times New Roman" w:eastAsia="Times New Roman" w:hAnsi="Times New Roman" w:cs="Times New Roman"/>
+          <w:b/>
+          <w:bCs/>
+          <w:color w:val="000000" w:themeColor="text1"/>
+        </w:rPr>
+        <w:t>Történet módosítása</w:t>
+      </w:r>
+    </w:p>
+    <w:p>
+      <w:pPr>
+        <w:jc w:val="both"/>
+        <w:rPr>
+          <w:rFonts w:ascii="Times New Roman" w:eastAsia="Times New Roman" w:hAnsi="Times New Roman" w:cs="Times New Roman"/>
+          <w:color w:val="000000" w:themeColor="text1"/>
+        </w:rPr>
+      </w:pPr>
+      <w:r>
+        <w:rPr>
+          <w:rFonts w:ascii="Times New Roman" w:eastAsia="Times New Roman" w:hAnsi="Times New Roman" w:cs="Times New Roman"/>
+          <w:color w:val="000000" w:themeColor="text1"/>
+        </w:rPr>
+        <w:t>Végpont: PUT /api/tortenetek/:id</w:t>
+      </w:r>
+    </w:p>
+    <w:p>
+      <w:pPr>
+        <w:jc w:val="both"/>
+        <w:rPr>
+          <w:rFonts w:ascii="Times New Roman" w:eastAsia="Times New Roman" w:hAnsi="Times New Roman" w:cs="Times New Roman"/>
+          <w:color w:val="000000" w:themeColor="text1"/>
+        </w:rPr>
+      </w:pPr>
+      <w:r>
+        <w:rPr>
+          <w:rFonts w:ascii="Times New Roman" w:eastAsia="Times New Roman" w:hAnsi="Times New Roman" w:cs="Times New Roman"/>
+          <w:color w:val="000000" w:themeColor="text1"/>
+        </w:rPr>
+        <w:t>Mit csinál: Frissíti egy meglévő történet adatait.</w:t>
+      </w:r>
+    </w:p>
+    <w:p>
+      <w:pPr>
+        <w:rPr>
+          <w:rFonts w:ascii="Times New Roman" w:eastAsia="Times New Roman" w:hAnsi="Times New Roman" w:cs="Times New Roman"/>
+          <w:color w:val="000000" w:themeColor="text1"/>
+        </w:rPr>
+      </w:pPr>
+      <w:r>
+        <w:rPr>
+          <w:rFonts w:ascii="Times New Roman" w:eastAsia="Times New Roman" w:hAnsi="Times New Roman" w:cs="Times New Roman"/>
+          <w:color w:val="000000" w:themeColor="text1"/>
+        </w:rPr>
+        <w:t>Hogyan működik:</w:t>
+      </w:r>
+      <w:r>
+        <w:br/>
+      </w:r>
+      <w:r>
+        <w:rPr>
+          <w:rFonts w:ascii="Times New Roman" w:eastAsia="Times New Roman" w:hAnsi="Times New Roman" w:cs="Times New Roman"/>
+          <w:color w:val="000000" w:themeColor="text1"/>
+        </w:rPr>
+        <w:t>1. A frontend elküldi a módosított adatokat</w:t>
+      </w:r>
+      <w:r>
+        <w:br/>
+      </w:r>
+      <w:r>
+        <w:rPr>
+          <w:rFonts w:ascii="Times New Roman" w:eastAsia="Times New Roman" w:hAnsi="Times New Roman" w:cs="Times New Roman"/>
+          <w:color w:val="000000" w:themeColor="text1"/>
+        </w:rPr>
+        <w:t>2. A backend ellenőrzi, hogy a bejelentkezett felhasználó-e a történet szerzője</w:t>
+      </w:r>
+      <w:r>
+        <w:br/>
+      </w:r>
+      <w:r>
+        <w:rPr>
+          <w:rFonts w:ascii="Times New Roman" w:eastAsia="Times New Roman" w:hAnsi="Times New Roman" w:cs="Times New Roman"/>
+          <w:color w:val="000000" w:themeColor="text1"/>
+        </w:rPr>
+        <w:t>3. Ha igen, frissíti a történet adatait az adatbázisban</w:t>
+      </w:r>
+      <w:r>
+        <w:br/>
+      </w:r>
+      <w:r>
+        <w:rPr>
+          <w:rFonts w:ascii="Times New Roman" w:eastAsia="Times New Roman" w:hAnsi="Times New Roman" w:cs="Times New Roman"/>
+          <w:color w:val="000000" w:themeColor="text1"/>
+        </w:rPr>
+        <w:t>4. Ha a települések listája változott, törli a régi kapcsolatokat és létrehozza az újakat</w:t>
+      </w:r>
+      <w:r>
+        <w:br/>
+      </w:r>
+      <w:r>
+        <w:rPr>
+          <w:rFonts w:ascii="Times New Roman" w:eastAsia="Times New Roman" w:hAnsi="Times New Roman" w:cs="Times New Roman"/>
+          <w:color w:val="000000" w:themeColor="text1"/>
+        </w:rPr>
+        <w:t>5. Visszaküld egy megerősítést</w:t>
+      </w:r>
+      <w:r>
+        <w:br/>
+      </w:r>
+      <w:r>
+        <w:rPr>
+          <w:rFonts w:ascii="Times New Roman" w:eastAsia="Times New Roman" w:hAnsi="Times New Roman" w:cs="Times New Roman"/>
+          <w:color w:val="000000" w:themeColor="text1"/>
+        </w:rPr>
+        <w:t>6. A frontend visszairányítja a felhasználót a frissített történethez</w:t>
+      </w:r>
+    </w:p>
+    <w:p>
+      <w:pPr>
+        <w:jc w:val="both"/>
+        <w:rPr>
+          <w:rFonts w:ascii="Times New Roman" w:eastAsia="Times New Roman" w:hAnsi="Times New Roman" w:cs="Times New Roman"/>
+          <w:color w:val="000000" w:themeColor="text1"/>
+        </w:rPr>
+      </w:pPr>
+      <w:r>
+        <w:rPr>
+          <w:rFonts w:ascii="Times New Roman" w:eastAsia="Times New Roman" w:hAnsi="Times New Roman" w:cs="Times New Roman"/>
+          <w:b/>
+          <w:bCs/>
+          <w:color w:val="000000" w:themeColor="text1"/>
+        </w:rPr>
+        <w:t>Történet törlése</w:t>
+      </w:r>
+    </w:p>
+    <w:p>
+      <w:pPr>
+        <w:jc w:val="both"/>
+        <w:rPr>
+          <w:rFonts w:ascii="Times New Roman" w:eastAsia="Times New Roman" w:hAnsi="Times New Roman" w:cs="Times New Roman"/>
+          <w:color w:val="000000" w:themeColor="text1"/>
+        </w:rPr>
+      </w:pPr>
+      <w:r>
+        <w:rPr>
+          <w:rFonts w:ascii="Times New Roman" w:eastAsia="Times New Roman" w:hAnsi="Times New Roman" w:cs="Times New Roman"/>
+          <w:color w:val="000000" w:themeColor="text1"/>
+        </w:rPr>
         <w:lastRenderedPageBreak/>
-        <w:t>6. A frontend ennek megfelelően vagy belépteti a felhasználót, vagy hibaüzenetet jelenít meg.</w:t>
-      </w:r>
-    </w:p>
-    <w:p>
-      <w:pPr>
-        <w:jc w:val="both"/>
-        <w:rPr>
-          <w:rFonts w:ascii="Times New Roman" w:eastAsia="Times New Roman" w:hAnsi="Times New Roman" w:cs="Times New Roman"/>
-          <w:color w:val="000000" w:themeColor="text1"/>
-        </w:rPr>
-      </w:pPr>
-      <w:r>
-        <w:rPr>
-          <w:rFonts w:ascii="Times New Roman" w:eastAsia="Times New Roman" w:hAnsi="Times New Roman" w:cs="Times New Roman"/>
-          <w:b/>
-          <w:bCs/>
-          <w:color w:val="000000" w:themeColor="text1"/>
-        </w:rPr>
-        <w:t>Regisztráció</w:t>
-      </w:r>
-    </w:p>
-    <w:p>
-      <w:pPr>
-        <w:jc w:val="both"/>
-        <w:rPr>
-          <w:rFonts w:ascii="Times New Roman" w:eastAsia="Times New Roman" w:hAnsi="Times New Roman" w:cs="Times New Roman"/>
-          <w:color w:val="000000" w:themeColor="text1"/>
-        </w:rPr>
-      </w:pPr>
-      <w:r>
-        <w:rPr>
-          <w:rFonts w:ascii="Times New Roman" w:eastAsia="Times New Roman" w:hAnsi="Times New Roman" w:cs="Times New Roman"/>
-          <w:color w:val="000000" w:themeColor="text1"/>
-        </w:rPr>
-        <w:t>Végpont: POST /api/fiokok</w:t>
-      </w:r>
-    </w:p>
-    <w:p>
-      <w:pPr>
-        <w:jc w:val="both"/>
-        <w:rPr>
-          <w:rFonts w:ascii="Times New Roman" w:eastAsia="Times New Roman" w:hAnsi="Times New Roman" w:cs="Times New Roman"/>
-          <w:color w:val="000000" w:themeColor="text1"/>
-        </w:rPr>
-      </w:pPr>
-      <w:r>
-        <w:rPr>
-          <w:rFonts w:ascii="Times New Roman" w:eastAsia="Times New Roman" w:hAnsi="Times New Roman" w:cs="Times New Roman"/>
-          <w:color w:val="000000" w:themeColor="text1"/>
-        </w:rPr>
-        <w:t>Mit csinál: Létrehoz egy új felhasználói fiókot.</w:t>
+        <w:t>Végpont: DELETE /api/tortenetek/:id</w:t>
+      </w:r>
+    </w:p>
+    <w:p>
+      <w:pPr>
+        <w:jc w:val="both"/>
+        <w:rPr>
+          <w:rFonts w:ascii="Times New Roman" w:eastAsia="Times New Roman" w:hAnsi="Times New Roman" w:cs="Times New Roman"/>
+          <w:color w:val="000000" w:themeColor="text1"/>
+        </w:rPr>
+      </w:pPr>
+      <w:r>
+        <w:rPr>
+          <w:rFonts w:ascii="Times New Roman" w:eastAsia="Times New Roman" w:hAnsi="Times New Roman" w:cs="Times New Roman"/>
+          <w:color w:val="000000" w:themeColor="text1"/>
+        </w:rPr>
+        <w:t>Mit csinál: Törli egy történetet az adatbázisból.</w:t>
       </w:r>
     </w:p>
     <w:p>
@@ -5117,7 +5449,7 @@
           <w:rFonts w:ascii="Times New Roman" w:eastAsia="Times New Roman" w:hAnsi="Times New Roman" w:cs="Times New Roman"/>
           <w:color w:val="000000" w:themeColor="text1"/>
         </w:rPr>
-        <w:t>1. A frontend elküldi az új felhasználó adatait (felhasználónév, email, jelszó)</w:t>
+        <w:t>1. A frontend elküldi a törlendő történet azonosítóját</w:t>
       </w:r>
       <w:r>
         <w:br/>
@@ -5127,7 +5459,7 @@
           <w:rFonts w:ascii="Times New Roman" w:eastAsia="Times New Roman" w:hAnsi="Times New Roman" w:cs="Times New Roman"/>
           <w:color w:val="000000" w:themeColor="text1"/>
         </w:rPr>
-        <w:t>2. A backend ellenőrzi, hogy a felhasználónév még nincs-e foglalva</w:t>
+        <w:t>2. A backend ellenőrzi, hogy a bejelentkezett felhasználó-e a szerzője</w:t>
       </w:r>
       <w:r>
         <w:br/>
@@ -5137,7 +5469,7 @@
           <w:rFonts w:ascii="Times New Roman" w:eastAsia="Times New Roman" w:hAnsi="Times New Roman" w:cs="Times New Roman"/>
           <w:color w:val="000000" w:themeColor="text1"/>
         </w:rPr>
-        <w:t>3. Ha szabad, létrehoz egy új sort a fiokok táblában</w:t>
+        <w:t>3. Ha igen, először törli az összes kapcsolatot a tortenet_telepules táblából</w:t>
       </w:r>
       <w:r>
         <w:br/>
@@ -5147,7 +5479,7 @@
           <w:rFonts w:ascii="Times New Roman" w:eastAsia="Times New Roman" w:hAnsi="Times New Roman" w:cs="Times New Roman"/>
           <w:color w:val="000000" w:themeColor="text1"/>
         </w:rPr>
-        <w:t>4. A jelszót titkosított formában tárolja (biztonsági okokból)</w:t>
+        <w:t>4. Ezután törli magát a történetet</w:t>
       </w:r>
       <w:r>
         <w:br/>
@@ -5157,57 +5489,67 @@
           <w:rFonts w:ascii="Times New Roman" w:eastAsia="Times New Roman" w:hAnsi="Times New Roman" w:cs="Times New Roman"/>
           <w:color w:val="000000" w:themeColor="text1"/>
         </w:rPr>
-        <w:t>5. Visszaküldi az új felhasználó adatait 6. A frontend automatikusan belépteti az új felhasználót</w:t>
-      </w:r>
-    </w:p>
-    <w:p>
-      <w:pPr>
-        <w:jc w:val="both"/>
-        <w:rPr>
-          <w:rFonts w:ascii="Times New Roman" w:eastAsia="Times New Roman" w:hAnsi="Times New Roman" w:cs="Times New Roman"/>
-          <w:color w:val="000000" w:themeColor="text1"/>
-        </w:rPr>
-      </w:pPr>
-      <w:r>
-        <w:rPr>
-          <w:rFonts w:ascii="Times New Roman" w:eastAsia="Times New Roman" w:hAnsi="Times New Roman" w:cs="Times New Roman"/>
-          <w:b/>
-          <w:bCs/>
-          <w:color w:val="000000" w:themeColor="text1"/>
-        </w:rPr>
-        <w:t>Új történet létrehozása</w:t>
-      </w:r>
-    </w:p>
-    <w:p>
-      <w:pPr>
-        <w:jc w:val="both"/>
-        <w:rPr>
-          <w:rFonts w:ascii="Times New Roman" w:eastAsia="Times New Roman" w:hAnsi="Times New Roman" w:cs="Times New Roman"/>
-          <w:color w:val="000000" w:themeColor="text1"/>
-        </w:rPr>
-      </w:pPr>
-      <w:r>
-        <w:rPr>
-          <w:rFonts w:ascii="Times New Roman" w:eastAsia="Times New Roman" w:hAnsi="Times New Roman" w:cs="Times New Roman"/>
-          <w:color w:val="000000" w:themeColor="text1"/>
-        </w:rPr>
-        <w:t>Végpont: POST /api/tortenetek/:id</w:t>
-      </w:r>
-    </w:p>
-    <w:p>
-      <w:pPr>
-        <w:jc w:val="both"/>
-        <w:rPr>
-          <w:rFonts w:ascii="Times New Roman" w:eastAsia="Times New Roman" w:hAnsi="Times New Roman" w:cs="Times New Roman"/>
-          <w:color w:val="000000" w:themeColor="text1"/>
-        </w:rPr>
-      </w:pPr>
-      <w:r>
-        <w:rPr>
-          <w:rFonts w:ascii="Times New Roman" w:eastAsia="Times New Roman" w:hAnsi="Times New Roman" w:cs="Times New Roman"/>
-          <w:color w:val="000000" w:themeColor="text1"/>
-        </w:rPr>
-        <w:t>Mit csinál: Létrehoz egy új történetet az adatbázisban.</w:t>
+        <w:t>5. Visszaküld egy megerősítést</w:t>
+      </w:r>
+      <w:r>
+        <w:br/>
+      </w:r>
+      <w:r>
+        <w:rPr>
+          <w:rFonts w:ascii="Times New Roman" w:eastAsia="Times New Roman" w:hAnsi="Times New Roman" w:cs="Times New Roman"/>
+          <w:color w:val="000000" w:themeColor="text1"/>
+        </w:rPr>
+        <w:t>6. A frontend visszairányítja a felhasználót a főoldalra</w:t>
+      </w:r>
+    </w:p>
+    <w:p>
+      <w:pPr>
+        <w:jc w:val="both"/>
+        <w:rPr>
+          <w:rFonts w:ascii="Times New Roman" w:eastAsia="Times New Roman" w:hAnsi="Times New Roman" w:cs="Times New Roman"/>
+          <w:color w:val="000000" w:themeColor="text1"/>
+        </w:rPr>
+      </w:pPr>
+      <w:r>
+        <w:rPr>
+          <w:rFonts w:ascii="Times New Roman" w:eastAsia="Times New Roman" w:hAnsi="Times New Roman" w:cs="Times New Roman"/>
+          <w:b/>
+          <w:bCs/>
+          <w:color w:val="000000" w:themeColor="text1"/>
+        </w:rPr>
+        <w:t>Megyék lekérése</w:t>
+      </w:r>
+    </w:p>
+    <w:p>
+      <w:pPr>
+        <w:jc w:val="both"/>
+        <w:rPr>
+          <w:rFonts w:ascii="Times New Roman" w:eastAsia="Times New Roman" w:hAnsi="Times New Roman" w:cs="Times New Roman"/>
+          <w:color w:val="000000" w:themeColor="text1"/>
+        </w:rPr>
+      </w:pPr>
+      <w:r>
+        <w:rPr>
+          <w:rFonts w:ascii="Times New Roman" w:eastAsia="Times New Roman" w:hAnsi="Times New Roman" w:cs="Times New Roman"/>
+          <w:color w:val="000000" w:themeColor="text1"/>
+        </w:rPr>
+        <w:t>Végpont: GET /api/megyek</w:t>
+      </w:r>
+    </w:p>
+    <w:p>
+      <w:pPr>
+        <w:jc w:val="both"/>
+        <w:rPr>
+          <w:rFonts w:ascii="Times New Roman" w:eastAsia="Times New Roman" w:hAnsi="Times New Roman" w:cs="Times New Roman"/>
+          <w:color w:val="000000" w:themeColor="text1"/>
+        </w:rPr>
+      </w:pPr>
+      <w:r>
+        <w:rPr>
+          <w:rFonts w:ascii="Times New Roman" w:eastAsia="Times New Roman" w:hAnsi="Times New Roman" w:cs="Times New Roman"/>
+          <w:color w:val="000000" w:themeColor="text1"/>
+        </w:rPr>
+        <w:t>Mit csinál: Visszaadja Magyarország összes megyéjének listáját.</w:t>
       </w:r>
     </w:p>
     <w:p>
@@ -5232,7 +5574,7 @@
           <w:rFonts w:ascii="Times New Roman" w:eastAsia="Times New Roman" w:hAnsi="Times New Roman" w:cs="Times New Roman"/>
           <w:color w:val="000000" w:themeColor="text1"/>
         </w:rPr>
-        <w:t>1. A frontend elküldi a történet összes adatát (cím, szöveg, dátum, kép, települések)</w:t>
+        <w:t>1. A frontend elküldi a kérést</w:t>
       </w:r>
       <w:r>
         <w:br/>
@@ -5242,7 +5584,7 @@
           <w:rFonts w:ascii="Times New Roman" w:eastAsia="Times New Roman" w:hAnsi="Times New Roman" w:cs="Times New Roman"/>
           <w:color w:val="000000" w:themeColor="text1"/>
         </w:rPr>
-        <w:t>2. A backend létrehoz egy új sort a tortenetek táblában</w:t>
+        <w:t>2. A backend lekérdezi az adatbázisból az összes egyedi megyenevet</w:t>
       </w:r>
       <w:r>
         <w:br/>
@@ -5252,7 +5594,7 @@
           <w:rFonts w:ascii="Times New Roman" w:eastAsia="Times New Roman" w:hAnsi="Times New Roman" w:cs="Times New Roman"/>
           <w:color w:val="000000" w:themeColor="text1"/>
         </w:rPr>
-        <w:t>3. Beállítja a szerző azonosítóját a bejelentkezett felhasználó azonosítójára</w:t>
+        <w:t>3. ABC sorrendbe rendezi őket</w:t>
       </w:r>
       <w:r>
         <w:br/>
@@ -5262,7 +5604,7 @@
           <w:rFonts w:ascii="Times New Roman" w:eastAsia="Times New Roman" w:hAnsi="Times New Roman" w:cs="Times New Roman"/>
           <w:color w:val="000000" w:themeColor="text1"/>
         </w:rPr>
-        <w:t>4. Minden megadott településhez létrehoz egy kapcsolatot a tortenet_telepules táblában</w:t>
+        <w:t>4. Visszaküldi a listát</w:t>
       </w:r>
       <w:r>
         <w:br/>
@@ -5272,7 +5614,72 @@
           <w:rFonts w:ascii="Times New Roman" w:eastAsia="Times New Roman" w:hAnsi="Times New Roman" w:cs="Times New Roman"/>
           <w:color w:val="000000" w:themeColor="text1"/>
         </w:rPr>
-        <w:t>5. Visszaküldi az újonnan létrehozott történet adatait</w:t>
+        <w:t>5. A frontend megjeleníti őket egy legördülő listában</w:t>
+      </w:r>
+    </w:p>
+    <w:p>
+      <w:pPr>
+        <w:jc w:val="both"/>
+        <w:rPr>
+          <w:rFonts w:ascii="Times New Roman" w:eastAsia="Times New Roman" w:hAnsi="Times New Roman" w:cs="Times New Roman"/>
+          <w:color w:val="000000" w:themeColor="text1"/>
+        </w:rPr>
+      </w:pPr>
+      <w:r>
+        <w:rPr>
+          <w:rFonts w:ascii="Times New Roman" w:eastAsia="Times New Roman" w:hAnsi="Times New Roman" w:cs="Times New Roman"/>
+          <w:b/>
+          <w:bCs/>
+          <w:color w:val="000000" w:themeColor="text1"/>
+        </w:rPr>
+        <w:t>Települések lekérése megyénként</w:t>
+      </w:r>
+    </w:p>
+    <w:p>
+      <w:pPr>
+        <w:jc w:val="both"/>
+        <w:rPr>
+          <w:rFonts w:ascii="Times New Roman" w:eastAsia="Times New Roman" w:hAnsi="Times New Roman" w:cs="Times New Roman"/>
+          <w:color w:val="000000" w:themeColor="text1"/>
+        </w:rPr>
+      </w:pPr>
+      <w:r>
+        <w:rPr>
+          <w:rFonts w:ascii="Times New Roman" w:eastAsia="Times New Roman" w:hAnsi="Times New Roman" w:cs="Times New Roman"/>
+          <w:color w:val="000000" w:themeColor="text1"/>
+        </w:rPr>
+        <w:t>Végpont: GET /api/telepulesek/:megye</w:t>
+      </w:r>
+    </w:p>
+    <w:p>
+      <w:pPr>
+        <w:jc w:val="both"/>
+        <w:rPr>
+          <w:rFonts w:ascii="Times New Roman" w:eastAsia="Times New Roman" w:hAnsi="Times New Roman" w:cs="Times New Roman"/>
+          <w:color w:val="000000" w:themeColor="text1"/>
+        </w:rPr>
+      </w:pPr>
+      <w:r>
+        <w:rPr>
+          <w:rFonts w:ascii="Times New Roman" w:eastAsia="Times New Roman" w:hAnsi="Times New Roman" w:cs="Times New Roman"/>
+          <w:color w:val="000000" w:themeColor="text1"/>
+        </w:rPr>
+        <w:t>Mit csinál: Visszaadja egy adott megye összes településének listáját.</w:t>
+      </w:r>
+    </w:p>
+    <w:p>
+      <w:pPr>
+        <w:rPr>
+          <w:rFonts w:ascii="Times New Roman" w:eastAsia="Times New Roman" w:hAnsi="Times New Roman" w:cs="Times New Roman"/>
+          <w:color w:val="000000" w:themeColor="text1"/>
+        </w:rPr>
+      </w:pPr>
+      <w:r>
+        <w:rPr>
+          <w:rFonts w:ascii="Times New Roman" w:eastAsia="Times New Roman" w:hAnsi="Times New Roman" w:cs="Times New Roman"/>
+          <w:color w:val="000000" w:themeColor="text1"/>
+        </w:rPr>
+        <w:t>Hogyan működik:</w:t>
       </w:r>
       <w:r>
         <w:br/>
@@ -5282,57 +5689,87 @@
           <w:rFonts w:ascii="Times New Roman" w:eastAsia="Times New Roman" w:hAnsi="Times New Roman" w:cs="Times New Roman"/>
           <w:color w:val="000000" w:themeColor="text1"/>
         </w:rPr>
-        <w:t>6. A frontend átirányítja a felhasználót az új történet oldalára</w:t>
-      </w:r>
-    </w:p>
-    <w:p>
-      <w:pPr>
-        <w:jc w:val="both"/>
-        <w:rPr>
-          <w:rFonts w:ascii="Times New Roman" w:eastAsia="Times New Roman" w:hAnsi="Times New Roman" w:cs="Times New Roman"/>
-          <w:color w:val="000000" w:themeColor="text1"/>
-        </w:rPr>
-      </w:pPr>
-      <w:r>
-        <w:rPr>
-          <w:rFonts w:ascii="Times New Roman" w:eastAsia="Times New Roman" w:hAnsi="Times New Roman" w:cs="Times New Roman"/>
-          <w:b/>
-          <w:bCs/>
-          <w:color w:val="000000" w:themeColor="text1"/>
-        </w:rPr>
-        <w:t>Történet módosítása</w:t>
-      </w:r>
-    </w:p>
-    <w:p>
-      <w:pPr>
-        <w:jc w:val="both"/>
-        <w:rPr>
-          <w:rFonts w:ascii="Times New Roman" w:eastAsia="Times New Roman" w:hAnsi="Times New Roman" w:cs="Times New Roman"/>
-          <w:color w:val="000000" w:themeColor="text1"/>
-        </w:rPr>
-      </w:pPr>
-      <w:r>
-        <w:rPr>
-          <w:rFonts w:ascii="Times New Roman" w:eastAsia="Times New Roman" w:hAnsi="Times New Roman" w:cs="Times New Roman"/>
-          <w:color w:val="000000" w:themeColor="text1"/>
-        </w:rPr>
-        <w:t>Végpont: PUT /api/tortenetek/:id</w:t>
-      </w:r>
-    </w:p>
-    <w:p>
-      <w:pPr>
-        <w:jc w:val="both"/>
-        <w:rPr>
-          <w:rFonts w:ascii="Times New Roman" w:eastAsia="Times New Roman" w:hAnsi="Times New Roman" w:cs="Times New Roman"/>
-          <w:color w:val="000000" w:themeColor="text1"/>
-        </w:rPr>
-      </w:pPr>
-      <w:r>
-        <w:rPr>
-          <w:rFonts w:ascii="Times New Roman" w:eastAsia="Times New Roman" w:hAnsi="Times New Roman" w:cs="Times New Roman"/>
-          <w:color w:val="000000" w:themeColor="text1"/>
-        </w:rPr>
-        <w:t>Mit csinál: Frissíti egy meglévő történet adatait.</w:t>
+        <w:t>1. A frontend elküldi a megye nevét</w:t>
+      </w:r>
+      <w:r>
+        <w:br/>
+      </w:r>
+      <w:r>
+        <w:rPr>
+          <w:rFonts w:ascii="Times New Roman" w:eastAsia="Times New Roman" w:hAnsi="Times New Roman" w:cs="Times New Roman"/>
+          <w:color w:val="000000" w:themeColor="text1"/>
+        </w:rPr>
+        <w:t>2. A backend lekérdezi az adatbázisból az ehhez a megyéhez tartozó összes települést 3. ABC sorrendbe rendezi őket</w:t>
+      </w:r>
+      <w:r>
+        <w:br/>
+      </w:r>
+      <w:r>
+        <w:rPr>
+          <w:rFonts w:ascii="Times New Roman" w:eastAsia="Times New Roman" w:hAnsi="Times New Roman" w:cs="Times New Roman"/>
+          <w:color w:val="000000" w:themeColor="text1"/>
+        </w:rPr>
+        <w:t>4. Visszaküldi a listát</w:t>
+      </w:r>
+      <w:r>
+        <w:br/>
+      </w:r>
+      <w:r>
+        <w:rPr>
+          <w:rFonts w:ascii="Times New Roman" w:eastAsia="Times New Roman" w:hAnsi="Times New Roman" w:cs="Times New Roman"/>
+          <w:color w:val="000000" w:themeColor="text1"/>
+        </w:rPr>
+        <w:t>5. A frontend megjeleníti őket egy legördülő listában</w:t>
+      </w:r>
+    </w:p>
+    <w:p>
+      <w:pPr>
+        <w:jc w:val="both"/>
+        <w:rPr>
+          <w:rFonts w:ascii="Times New Roman" w:eastAsia="Times New Roman" w:hAnsi="Times New Roman" w:cs="Times New Roman"/>
+          <w:color w:val="000000" w:themeColor="text1"/>
+        </w:rPr>
+      </w:pPr>
+      <w:r>
+        <w:rPr>
+          <w:rFonts w:ascii="Times New Roman" w:eastAsia="Times New Roman" w:hAnsi="Times New Roman" w:cs="Times New Roman"/>
+          <w:b/>
+          <w:bCs/>
+          <w:color w:val="000000" w:themeColor="text1"/>
+        </w:rPr>
+        <w:t>Összes történet lekérése</w:t>
+      </w:r>
+    </w:p>
+    <w:p>
+      <w:pPr>
+        <w:jc w:val="both"/>
+        <w:rPr>
+          <w:rFonts w:ascii="Times New Roman" w:eastAsia="Times New Roman" w:hAnsi="Times New Roman" w:cs="Times New Roman"/>
+          <w:color w:val="000000" w:themeColor="text1"/>
+        </w:rPr>
+      </w:pPr>
+      <w:r>
+        <w:rPr>
+          <w:rFonts w:ascii="Times New Roman" w:eastAsia="Times New Roman" w:hAnsi="Times New Roman" w:cs="Times New Roman"/>
+          <w:color w:val="000000" w:themeColor="text1"/>
+        </w:rPr>
+        <w:t>Végpont: GET /api/osszes</w:t>
+      </w:r>
+    </w:p>
+    <w:p>
+      <w:pPr>
+        <w:jc w:val="both"/>
+        <w:rPr>
+          <w:rFonts w:ascii="Times New Roman" w:eastAsia="Times New Roman" w:hAnsi="Times New Roman" w:cs="Times New Roman"/>
+          <w:color w:val="000000" w:themeColor="text1"/>
+        </w:rPr>
+      </w:pPr>
+      <w:r>
+        <w:rPr>
+          <w:rFonts w:ascii="Times New Roman" w:eastAsia="Times New Roman" w:hAnsi="Times New Roman" w:cs="Times New Roman"/>
+          <w:color w:val="000000" w:themeColor="text1"/>
+        </w:rPr>
+        <w:t>Mit csinál: Visszaadja az adatbázisban található összes történetet.</w:t>
       </w:r>
     </w:p>
     <w:p>
@@ -5357,7 +5794,7 @@
           <w:rFonts w:ascii="Times New Roman" w:eastAsia="Times New Roman" w:hAnsi="Times New Roman" w:cs="Times New Roman"/>
           <w:color w:val="000000" w:themeColor="text1"/>
         </w:rPr>
-        <w:t>1. A frontend elküldi a módosított adatokat</w:t>
+        <w:t>1. A frontend elküldi a kérést</w:t>
       </w:r>
       <w:r>
         <w:br/>
@@ -5367,7 +5804,7 @@
           <w:rFonts w:ascii="Times New Roman" w:eastAsia="Times New Roman" w:hAnsi="Times New Roman" w:cs="Times New Roman"/>
           <w:color w:val="000000" w:themeColor="text1"/>
         </w:rPr>
-        <w:t>2. A backend ellenőrzi, hogy a bejelentkezett felhasználó-e a történet szerzője</w:t>
+        <w:t>2. A backend lekérdezi az adatbázisból az összes történetet</w:t>
       </w:r>
       <w:r>
         <w:br/>
@@ -5377,7 +5814,7 @@
           <w:rFonts w:ascii="Times New Roman" w:eastAsia="Times New Roman" w:hAnsi="Times New Roman" w:cs="Times New Roman"/>
           <w:color w:val="000000" w:themeColor="text1"/>
         </w:rPr>
-        <w:t>3. Ha igen, frissíti a történet adatait az adatbázisban</w:t>
+        <w:t>3. Időrendi sorrendbe rendezi őket (legújabb először)</w:t>
       </w:r>
       <w:r>
         <w:br/>
@@ -5387,7 +5824,7 @@
           <w:rFonts w:ascii="Times New Roman" w:eastAsia="Times New Roman" w:hAnsi="Times New Roman" w:cs="Times New Roman"/>
           <w:color w:val="000000" w:themeColor="text1"/>
         </w:rPr>
-        <w:t>4. Ha a települések listája változott, törli a régi kapcsolatokat és létrehozza az újakat</w:t>
+        <w:t>4. Visszaküldi a teljes listát</w:t>
       </w:r>
       <w:r>
         <w:br/>
@@ -5397,477 +5834,6 @@
           <w:rFonts w:ascii="Times New Roman" w:eastAsia="Times New Roman" w:hAnsi="Times New Roman" w:cs="Times New Roman"/>
           <w:color w:val="000000" w:themeColor="text1"/>
         </w:rPr>
-        <w:t>5. Visszaküld egy megerősítést</w:t>
-      </w:r>
-      <w:r>
-        <w:br/>
-      </w:r>
-      <w:r>
-        <w:rPr>
-          <w:rFonts w:ascii="Times New Roman" w:eastAsia="Times New Roman" w:hAnsi="Times New Roman" w:cs="Times New Roman"/>
-          <w:color w:val="000000" w:themeColor="text1"/>
-        </w:rPr>
-        <w:t>6. A frontend visszairányítja a felhasználót a frissített történethez</w:t>
-      </w:r>
-    </w:p>
-    <w:p>
-      <w:pPr>
-        <w:jc w:val="both"/>
-        <w:rPr>
-          <w:rFonts w:ascii="Times New Roman" w:eastAsia="Times New Roman" w:hAnsi="Times New Roman" w:cs="Times New Roman"/>
-          <w:color w:val="000000" w:themeColor="text1"/>
-        </w:rPr>
-      </w:pPr>
-      <w:r>
-        <w:rPr>
-          <w:rFonts w:ascii="Times New Roman" w:eastAsia="Times New Roman" w:hAnsi="Times New Roman" w:cs="Times New Roman"/>
-          <w:b/>
-          <w:bCs/>
-          <w:color w:val="000000" w:themeColor="text1"/>
-        </w:rPr>
-        <w:t>Történet törlése</w:t>
-      </w:r>
-    </w:p>
-    <w:p>
-      <w:pPr>
-        <w:jc w:val="both"/>
-        <w:rPr>
-          <w:rFonts w:ascii="Times New Roman" w:eastAsia="Times New Roman" w:hAnsi="Times New Roman" w:cs="Times New Roman"/>
-          <w:color w:val="000000" w:themeColor="text1"/>
-        </w:rPr>
-      </w:pPr>
-      <w:r>
-        <w:rPr>
-          <w:rFonts w:ascii="Times New Roman" w:eastAsia="Times New Roman" w:hAnsi="Times New Roman" w:cs="Times New Roman"/>
-          <w:color w:val="000000" w:themeColor="text1"/>
-        </w:rPr>
-        <w:t>Végpont: DELETE /api/tortenetek/:id</w:t>
-      </w:r>
-    </w:p>
-    <w:p>
-      <w:pPr>
-        <w:jc w:val="both"/>
-        <w:rPr>
-          <w:rFonts w:ascii="Times New Roman" w:eastAsia="Times New Roman" w:hAnsi="Times New Roman" w:cs="Times New Roman"/>
-          <w:color w:val="000000" w:themeColor="text1"/>
-        </w:rPr>
-      </w:pPr>
-      <w:r>
-        <w:rPr>
-          <w:rFonts w:ascii="Times New Roman" w:eastAsia="Times New Roman" w:hAnsi="Times New Roman" w:cs="Times New Roman"/>
-          <w:color w:val="000000" w:themeColor="text1"/>
-        </w:rPr>
-        <w:t>Mit csinál: Törli egy történetet az adatbázisból.</w:t>
-      </w:r>
-    </w:p>
-    <w:p>
-      <w:pPr>
-        <w:rPr>
-          <w:rFonts w:ascii="Times New Roman" w:eastAsia="Times New Roman" w:hAnsi="Times New Roman" w:cs="Times New Roman"/>
-          <w:color w:val="000000" w:themeColor="text1"/>
-        </w:rPr>
-      </w:pPr>
-      <w:r>
-        <w:rPr>
-          <w:rFonts w:ascii="Times New Roman" w:eastAsia="Times New Roman" w:hAnsi="Times New Roman" w:cs="Times New Roman"/>
-          <w:color w:val="000000" w:themeColor="text1"/>
-        </w:rPr>
-        <w:lastRenderedPageBreak/>
-        <w:t>Hogyan működik:</w:t>
-      </w:r>
-      <w:r>
-        <w:br/>
-      </w:r>
-      <w:r>
-        <w:rPr>
-          <w:rFonts w:ascii="Times New Roman" w:eastAsia="Times New Roman" w:hAnsi="Times New Roman" w:cs="Times New Roman"/>
-          <w:color w:val="000000" w:themeColor="text1"/>
-        </w:rPr>
-        <w:t>1. A frontend elküldi a törlendő történet azonosítóját</w:t>
-      </w:r>
-      <w:r>
-        <w:br/>
-      </w:r>
-      <w:r>
-        <w:rPr>
-          <w:rFonts w:ascii="Times New Roman" w:eastAsia="Times New Roman" w:hAnsi="Times New Roman" w:cs="Times New Roman"/>
-          <w:color w:val="000000" w:themeColor="text1"/>
-        </w:rPr>
-        <w:t>2. A backend ellenőrzi, hogy a bejelentkezett felhasználó-e a szerzője</w:t>
-      </w:r>
-      <w:r>
-        <w:br/>
-      </w:r>
-      <w:r>
-        <w:rPr>
-          <w:rFonts w:ascii="Times New Roman" w:eastAsia="Times New Roman" w:hAnsi="Times New Roman" w:cs="Times New Roman"/>
-          <w:color w:val="000000" w:themeColor="text1"/>
-        </w:rPr>
-        <w:t>3. Ha igen, először törli az összes kapcsolatot a tortenet_telepules táblából</w:t>
-      </w:r>
-      <w:r>
-        <w:br/>
-      </w:r>
-      <w:r>
-        <w:rPr>
-          <w:rFonts w:ascii="Times New Roman" w:eastAsia="Times New Roman" w:hAnsi="Times New Roman" w:cs="Times New Roman"/>
-          <w:color w:val="000000" w:themeColor="text1"/>
-        </w:rPr>
-        <w:t>4. Ezután törli magát a történetet</w:t>
-      </w:r>
-      <w:r>
-        <w:br/>
-      </w:r>
-      <w:r>
-        <w:rPr>
-          <w:rFonts w:ascii="Times New Roman" w:eastAsia="Times New Roman" w:hAnsi="Times New Roman" w:cs="Times New Roman"/>
-          <w:color w:val="000000" w:themeColor="text1"/>
-        </w:rPr>
-        <w:t>5. Visszaküld egy megerősítést</w:t>
-      </w:r>
-      <w:r>
-        <w:br/>
-      </w:r>
-      <w:r>
-        <w:rPr>
-          <w:rFonts w:ascii="Times New Roman" w:eastAsia="Times New Roman" w:hAnsi="Times New Roman" w:cs="Times New Roman"/>
-          <w:color w:val="000000" w:themeColor="text1"/>
-        </w:rPr>
-        <w:t>6. A frontend visszairányítja a felhasználót a főoldalra</w:t>
-      </w:r>
-    </w:p>
-    <w:p>
-      <w:pPr>
-        <w:jc w:val="both"/>
-        <w:rPr>
-          <w:rFonts w:ascii="Times New Roman" w:eastAsia="Times New Roman" w:hAnsi="Times New Roman" w:cs="Times New Roman"/>
-          <w:color w:val="000000" w:themeColor="text1"/>
-        </w:rPr>
-      </w:pPr>
-      <w:r>
-        <w:rPr>
-          <w:rFonts w:ascii="Times New Roman" w:eastAsia="Times New Roman" w:hAnsi="Times New Roman" w:cs="Times New Roman"/>
-          <w:b/>
-          <w:bCs/>
-          <w:color w:val="000000" w:themeColor="text1"/>
-        </w:rPr>
-        <w:t>Megyék lekérése</w:t>
-      </w:r>
-    </w:p>
-    <w:p>
-      <w:pPr>
-        <w:jc w:val="both"/>
-        <w:rPr>
-          <w:rFonts w:ascii="Times New Roman" w:eastAsia="Times New Roman" w:hAnsi="Times New Roman" w:cs="Times New Roman"/>
-          <w:color w:val="000000" w:themeColor="text1"/>
-        </w:rPr>
-      </w:pPr>
-      <w:r>
-        <w:rPr>
-          <w:rFonts w:ascii="Times New Roman" w:eastAsia="Times New Roman" w:hAnsi="Times New Roman" w:cs="Times New Roman"/>
-          <w:color w:val="000000" w:themeColor="text1"/>
-        </w:rPr>
-        <w:t>Végpont: GET /api/megyek</w:t>
-      </w:r>
-    </w:p>
-    <w:p>
-      <w:pPr>
-        <w:jc w:val="both"/>
-        <w:rPr>
-          <w:rFonts w:ascii="Times New Roman" w:eastAsia="Times New Roman" w:hAnsi="Times New Roman" w:cs="Times New Roman"/>
-          <w:color w:val="000000" w:themeColor="text1"/>
-        </w:rPr>
-      </w:pPr>
-      <w:r>
-        <w:rPr>
-          <w:rFonts w:ascii="Times New Roman" w:eastAsia="Times New Roman" w:hAnsi="Times New Roman" w:cs="Times New Roman"/>
-          <w:color w:val="000000" w:themeColor="text1"/>
-        </w:rPr>
-        <w:t>Mit csinál: Visszaadja Magyarország összes megyéjének listáját.</w:t>
-      </w:r>
-    </w:p>
-    <w:p>
-      <w:pPr>
-        <w:rPr>
-          <w:rFonts w:ascii="Times New Roman" w:eastAsia="Times New Roman" w:hAnsi="Times New Roman" w:cs="Times New Roman"/>
-          <w:color w:val="000000" w:themeColor="text1"/>
-        </w:rPr>
-      </w:pPr>
-      <w:r>
-        <w:rPr>
-          <w:rFonts w:ascii="Times New Roman" w:eastAsia="Times New Roman" w:hAnsi="Times New Roman" w:cs="Times New Roman"/>
-          <w:color w:val="000000" w:themeColor="text1"/>
-        </w:rPr>
-        <w:t>Hogyan működik:</w:t>
-      </w:r>
-      <w:r>
-        <w:br/>
-      </w:r>
-      <w:r>
-        <w:rPr>
-          <w:rFonts w:ascii="Times New Roman" w:eastAsia="Times New Roman" w:hAnsi="Times New Roman" w:cs="Times New Roman"/>
-          <w:color w:val="000000" w:themeColor="text1"/>
-        </w:rPr>
-        <w:t>1. A frontend elküldi a kérést</w:t>
-      </w:r>
-      <w:r>
-        <w:br/>
-      </w:r>
-      <w:r>
-        <w:rPr>
-          <w:rFonts w:ascii="Times New Roman" w:eastAsia="Times New Roman" w:hAnsi="Times New Roman" w:cs="Times New Roman"/>
-          <w:color w:val="000000" w:themeColor="text1"/>
-        </w:rPr>
-        <w:t>2. A backend lekérdezi az adatbázisból az összes egyedi megyenevet</w:t>
-      </w:r>
-      <w:r>
-        <w:br/>
-      </w:r>
-      <w:r>
-        <w:rPr>
-          <w:rFonts w:ascii="Times New Roman" w:eastAsia="Times New Roman" w:hAnsi="Times New Roman" w:cs="Times New Roman"/>
-          <w:color w:val="000000" w:themeColor="text1"/>
-        </w:rPr>
-        <w:t>3. ABC sorrendbe rendezi őket</w:t>
-      </w:r>
-      <w:r>
-        <w:br/>
-      </w:r>
-      <w:r>
-        <w:rPr>
-          <w:rFonts w:ascii="Times New Roman" w:eastAsia="Times New Roman" w:hAnsi="Times New Roman" w:cs="Times New Roman"/>
-          <w:color w:val="000000" w:themeColor="text1"/>
-        </w:rPr>
-        <w:t>4. Visszaküldi a listát</w:t>
-      </w:r>
-      <w:r>
-        <w:br/>
-      </w:r>
-      <w:r>
-        <w:rPr>
-          <w:rFonts w:ascii="Times New Roman" w:eastAsia="Times New Roman" w:hAnsi="Times New Roman" w:cs="Times New Roman"/>
-          <w:color w:val="000000" w:themeColor="text1"/>
-        </w:rPr>
-        <w:t>5. A frontend megjeleníti őket egy legördülő listában</w:t>
-      </w:r>
-    </w:p>
-    <w:p>
-      <w:pPr>
-        <w:jc w:val="both"/>
-        <w:rPr>
-          <w:rFonts w:ascii="Times New Roman" w:eastAsia="Times New Roman" w:hAnsi="Times New Roman" w:cs="Times New Roman"/>
-          <w:color w:val="000000" w:themeColor="text1"/>
-        </w:rPr>
-      </w:pPr>
-      <w:r>
-        <w:rPr>
-          <w:rFonts w:ascii="Times New Roman" w:eastAsia="Times New Roman" w:hAnsi="Times New Roman" w:cs="Times New Roman"/>
-          <w:b/>
-          <w:bCs/>
-          <w:color w:val="000000" w:themeColor="text1"/>
-        </w:rPr>
-        <w:t>Települések lekérése megyénként</w:t>
-      </w:r>
-    </w:p>
-    <w:p>
-      <w:pPr>
-        <w:jc w:val="both"/>
-        <w:rPr>
-          <w:rFonts w:ascii="Times New Roman" w:eastAsia="Times New Roman" w:hAnsi="Times New Roman" w:cs="Times New Roman"/>
-          <w:color w:val="000000" w:themeColor="text1"/>
-        </w:rPr>
-      </w:pPr>
-      <w:r>
-        <w:rPr>
-          <w:rFonts w:ascii="Times New Roman" w:eastAsia="Times New Roman" w:hAnsi="Times New Roman" w:cs="Times New Roman"/>
-          <w:color w:val="000000" w:themeColor="text1"/>
-        </w:rPr>
-        <w:t>Végpont: GET /api/telepulesek/:megye</w:t>
-      </w:r>
-    </w:p>
-    <w:p>
-      <w:pPr>
-        <w:jc w:val="both"/>
-        <w:rPr>
-          <w:rFonts w:ascii="Times New Roman" w:eastAsia="Times New Roman" w:hAnsi="Times New Roman" w:cs="Times New Roman"/>
-          <w:color w:val="000000" w:themeColor="text1"/>
-        </w:rPr>
-      </w:pPr>
-      <w:r>
-        <w:rPr>
-          <w:rFonts w:ascii="Times New Roman" w:eastAsia="Times New Roman" w:hAnsi="Times New Roman" w:cs="Times New Roman"/>
-          <w:color w:val="000000" w:themeColor="text1"/>
-        </w:rPr>
-        <w:t>Mit csinál: Visszaadja egy adott megye összes településének listáját.</w:t>
-      </w:r>
-    </w:p>
-    <w:p>
-      <w:pPr>
-        <w:rPr>
-          <w:rFonts w:ascii="Times New Roman" w:eastAsia="Times New Roman" w:hAnsi="Times New Roman" w:cs="Times New Roman"/>
-          <w:color w:val="000000" w:themeColor="text1"/>
-        </w:rPr>
-      </w:pPr>
-      <w:r>
-        <w:rPr>
-          <w:rFonts w:ascii="Times New Roman" w:eastAsia="Times New Roman" w:hAnsi="Times New Roman" w:cs="Times New Roman"/>
-          <w:color w:val="000000" w:themeColor="text1"/>
-        </w:rPr>
-        <w:t>Hogyan működik:</w:t>
-      </w:r>
-      <w:r>
-        <w:br/>
-      </w:r>
-      <w:r>
-        <w:rPr>
-          <w:rFonts w:ascii="Times New Roman" w:eastAsia="Times New Roman" w:hAnsi="Times New Roman" w:cs="Times New Roman"/>
-          <w:color w:val="000000" w:themeColor="text1"/>
-        </w:rPr>
-        <w:t>1. A frontend elküldi a megye nevét</w:t>
-      </w:r>
-      <w:r>
-        <w:br/>
-      </w:r>
-      <w:r>
-        <w:rPr>
-          <w:rFonts w:ascii="Times New Roman" w:eastAsia="Times New Roman" w:hAnsi="Times New Roman" w:cs="Times New Roman"/>
-          <w:color w:val="000000" w:themeColor="text1"/>
-        </w:rPr>
-        <w:t>2. A backend lekérdezi az adatbázisból az ehhez a megyéhez tartozó összes települést 3. ABC sorrendbe rendezi őket</w:t>
-      </w:r>
-      <w:r>
-        <w:br/>
-      </w:r>
-      <w:r>
-        <w:rPr>
-          <w:rFonts w:ascii="Times New Roman" w:eastAsia="Times New Roman" w:hAnsi="Times New Roman" w:cs="Times New Roman"/>
-          <w:color w:val="000000" w:themeColor="text1"/>
-        </w:rPr>
-        <w:t>4. Visszaküldi a listát</w:t>
-      </w:r>
-      <w:r>
-        <w:br/>
-      </w:r>
-      <w:r>
-        <w:rPr>
-          <w:rFonts w:ascii="Times New Roman" w:eastAsia="Times New Roman" w:hAnsi="Times New Roman" w:cs="Times New Roman"/>
-          <w:color w:val="000000" w:themeColor="text1"/>
-        </w:rPr>
-        <w:t>5. A frontend megjeleníti őket egy legördülő listában</w:t>
-      </w:r>
-    </w:p>
-    <w:p>
-      <w:pPr>
-        <w:jc w:val="both"/>
-        <w:rPr>
-          <w:rFonts w:ascii="Times New Roman" w:eastAsia="Times New Roman" w:hAnsi="Times New Roman" w:cs="Times New Roman"/>
-          <w:color w:val="000000" w:themeColor="text1"/>
-        </w:rPr>
-      </w:pPr>
-      <w:r>
-        <w:rPr>
-          <w:rFonts w:ascii="Times New Roman" w:eastAsia="Times New Roman" w:hAnsi="Times New Roman" w:cs="Times New Roman"/>
-          <w:b/>
-          <w:bCs/>
-          <w:color w:val="000000" w:themeColor="text1"/>
-        </w:rPr>
-        <w:t>Összes történet lekérése</w:t>
-      </w:r>
-    </w:p>
-    <w:p>
-      <w:pPr>
-        <w:jc w:val="both"/>
-        <w:rPr>
-          <w:rFonts w:ascii="Times New Roman" w:eastAsia="Times New Roman" w:hAnsi="Times New Roman" w:cs="Times New Roman"/>
-          <w:color w:val="000000" w:themeColor="text1"/>
-        </w:rPr>
-      </w:pPr>
-      <w:r>
-        <w:rPr>
-          <w:rFonts w:ascii="Times New Roman" w:eastAsia="Times New Roman" w:hAnsi="Times New Roman" w:cs="Times New Roman"/>
-          <w:color w:val="000000" w:themeColor="text1"/>
-        </w:rPr>
-        <w:t>Végpont: GET /api/tortenetek/osszes</w:t>
-      </w:r>
-    </w:p>
-    <w:p>
-      <w:pPr>
-        <w:jc w:val="both"/>
-        <w:rPr>
-          <w:rFonts w:ascii="Times New Roman" w:eastAsia="Times New Roman" w:hAnsi="Times New Roman" w:cs="Times New Roman"/>
-          <w:color w:val="000000" w:themeColor="text1"/>
-        </w:rPr>
-      </w:pPr>
-      <w:r>
-        <w:rPr>
-          <w:rFonts w:ascii="Times New Roman" w:eastAsia="Times New Roman" w:hAnsi="Times New Roman" w:cs="Times New Roman"/>
-          <w:color w:val="000000" w:themeColor="text1"/>
-        </w:rPr>
-        <w:t>Mit csinál: Visszaadja az adatbázisban található összes történetet.</w:t>
-      </w:r>
-    </w:p>
-    <w:p>
-      <w:pPr>
-        <w:rPr>
-          <w:rFonts w:ascii="Times New Roman" w:eastAsia="Times New Roman" w:hAnsi="Times New Roman" w:cs="Times New Roman"/>
-          <w:color w:val="000000" w:themeColor="text1"/>
-        </w:rPr>
-      </w:pPr>
-      <w:r>
-        <w:rPr>
-          <w:rFonts w:ascii="Times New Roman" w:eastAsia="Times New Roman" w:hAnsi="Times New Roman" w:cs="Times New Roman"/>
-          <w:color w:val="000000" w:themeColor="text1"/>
-        </w:rPr>
-        <w:t>Hogyan működik:</w:t>
-      </w:r>
-      <w:r>
-        <w:br/>
-      </w:r>
-      <w:r>
-        <w:rPr>
-          <w:rFonts w:ascii="Times New Roman" w:eastAsia="Times New Roman" w:hAnsi="Times New Roman" w:cs="Times New Roman"/>
-          <w:color w:val="000000" w:themeColor="text1"/>
-        </w:rPr>
-        <w:t>1. A frontend elküldi a kérést</w:t>
-      </w:r>
-      <w:r>
-        <w:br/>
-      </w:r>
-      <w:r>
-        <w:rPr>
-          <w:rFonts w:ascii="Times New Roman" w:eastAsia="Times New Roman" w:hAnsi="Times New Roman" w:cs="Times New Roman"/>
-          <w:color w:val="000000" w:themeColor="text1"/>
-        </w:rPr>
-        <w:t>2. A backend lekérdezi az adatbázisból az összes történetet</w:t>
-      </w:r>
-      <w:r>
-        <w:br/>
-      </w:r>
-      <w:r>
-        <w:rPr>
-          <w:rFonts w:ascii="Times New Roman" w:eastAsia="Times New Roman" w:hAnsi="Times New Roman" w:cs="Times New Roman"/>
-          <w:color w:val="000000" w:themeColor="text1"/>
-        </w:rPr>
-        <w:t>3. Időrendi sorrendbe rendezi őket (legújabb először)</w:t>
-      </w:r>
-      <w:r>
-        <w:br/>
-      </w:r>
-      <w:r>
-        <w:rPr>
-          <w:rFonts w:ascii="Times New Roman" w:eastAsia="Times New Roman" w:hAnsi="Times New Roman" w:cs="Times New Roman"/>
-          <w:color w:val="000000" w:themeColor="text1"/>
-        </w:rPr>
-        <w:t>4. Visszaküldi a teljes listát</w:t>
-      </w:r>
-      <w:r>
-        <w:br/>
-      </w:r>
-      <w:r>
-        <w:rPr>
-          <w:rFonts w:ascii="Times New Roman" w:eastAsia="Times New Roman" w:hAnsi="Times New Roman" w:cs="Times New Roman"/>
-          <w:color w:val="000000" w:themeColor="text1"/>
-        </w:rPr>
         <w:t>5. A frontend kártyákban megjeleníti őket</w:t>
       </w:r>
     </w:p>
@@ -5902,7 +5868,6 @@
           <w:bCs/>
           <w:color w:val="000000" w:themeColor="text1"/>
         </w:rPr>
-        <w:lastRenderedPageBreak/>
         <w:t>Jogosultságok ellenőrzése</w:t>
       </w:r>
     </w:p>
@@ -6226,187 +6191,429 @@
           <w:bCs/>
           <w:color w:val="000000" w:themeColor="text1"/>
         </w:rPr>
+        <w:t xml:space="preserve">Mi az Angular? </w:t>
+      </w:r>
+    </w:p>
+    <w:p>
+      <w:pPr>
+        <w:spacing w:before="240" w:after="240"/>
+        <w:jc w:val="both"/>
+        <w:rPr>
+          <w:rFonts w:ascii="Times New Roman" w:eastAsia="Times New Roman" w:hAnsi="Times New Roman" w:cs="Times New Roman"/>
+        </w:rPr>
+      </w:pPr>
+      <w:r>
+        <w:rPr>
+          <w:rFonts w:ascii="Times New Roman" w:eastAsia="Times New Roman" w:hAnsi="Times New Roman" w:cs="Times New Roman"/>
+        </w:rPr>
+        <w:t>Az Angular egy modern webalkalmazás-fejlesztő keretrendszer, amelyet a Google fejleszt és tart karban. Legnagyobb előnye az SPA (Single Page Application) technológia, amely gyorsabb, gördülékenyebb felhasználói élményt nyújt azáltal, hogy csak a változó részek frissülnek, nem töltődik újra az egész oldal.</w:t>
+      </w:r>
+    </w:p>
+    <w:p>
+      <w:pPr>
+        <w:spacing w:before="240" w:after="240"/>
+        <w:jc w:val="both"/>
+        <w:rPr>
+          <w:rFonts w:ascii="Times New Roman" w:eastAsia="Times New Roman" w:hAnsi="Times New Roman" w:cs="Times New Roman"/>
+        </w:rPr>
+      </w:pPr>
+      <w:r>
+        <w:rPr>
+          <w:rFonts w:ascii="Times New Roman" w:eastAsia="Times New Roman" w:hAnsi="Times New Roman" w:cs="Times New Roman"/>
+        </w:rPr>
+        <w:t>A keretrendszer a TypeScript nyelvre épül, és komponensalapú felépítést használ, amely megkönnyíti a nagyobb alkalmazások átlátható és hatékony fejlesztését. Az Angular számos beépített funkciót kínál, például útvonalkezelést és adatkezelést, így alkalmas összetettebb, skálázható webalkalmazások készítésére.</w:t>
+      </w:r>
+    </w:p>
+    <w:p>
+      <w:pPr>
+        <w:jc w:val="both"/>
+        <w:rPr>
+          <w:rFonts w:ascii="Times New Roman" w:eastAsia="Times New Roman" w:hAnsi="Times New Roman" w:cs="Times New Roman"/>
+          <w:color w:val="000000" w:themeColor="text1"/>
+        </w:rPr>
+      </w:pPr>
+      <w:r>
+        <w:rPr>
+          <w:rFonts w:ascii="Times New Roman" w:eastAsia="Times New Roman" w:hAnsi="Times New Roman" w:cs="Times New Roman"/>
+          <w:b/>
+          <w:bCs/>
+          <w:color w:val="000000" w:themeColor="text1"/>
+        </w:rPr>
+        <w:t xml:space="preserve">Miért választottuk az Angulart? </w:t>
+      </w:r>
+    </w:p>
+    <w:p>
+      <w:pPr>
+        <w:jc w:val="both"/>
+        <w:rPr>
+          <w:rFonts w:ascii="Times New Roman" w:eastAsia="Times New Roman" w:hAnsi="Times New Roman" w:cs="Times New Roman"/>
+          <w:color w:val="000000" w:themeColor="text1"/>
+        </w:rPr>
+      </w:pPr>
+      <w:r>
+        <w:rPr>
+          <w:rFonts w:ascii="Times New Roman" w:eastAsia="Times New Roman" w:hAnsi="Times New Roman" w:cs="Times New Roman"/>
+          <w:color w:val="000000" w:themeColor="text1"/>
+        </w:rPr>
+        <w:t xml:space="preserve">A HistóriaWeb fejlesztésekor több keretrendszert is megvizsgáltunk, de végül az Angular mellett döntöttünk: </w:t>
+      </w:r>
+    </w:p>
+    <w:p>
+      <w:pPr>
+        <w:jc w:val="both"/>
+        <w:rPr>
+          <w:rFonts w:ascii="Times New Roman" w:eastAsia="Times New Roman" w:hAnsi="Times New Roman" w:cs="Times New Roman"/>
+          <w:color w:val="000000" w:themeColor="text1"/>
+        </w:rPr>
+      </w:pPr>
+      <w:r>
+        <w:rPr>
+          <w:rFonts w:ascii="Times New Roman" w:eastAsia="Times New Roman" w:hAnsi="Times New Roman" w:cs="Times New Roman"/>
+          <w:color w:val="000000" w:themeColor="text1"/>
+        </w:rPr>
+        <w:t>Strukturáltság: Erősen strukturált, komponensalapú architektúrát biztosít, amely átláthatóbbá és könnyebben karbantarthatóvá teszi a fejlesztést.</w:t>
+      </w:r>
+    </w:p>
+    <w:p>
+      <w:pPr>
+        <w:jc w:val="both"/>
+        <w:rPr>
+          <w:rFonts w:ascii="Times New Roman" w:eastAsia="Times New Roman" w:hAnsi="Times New Roman" w:cs="Times New Roman"/>
+          <w:color w:val="000000" w:themeColor="text1"/>
+        </w:rPr>
+      </w:pPr>
+      <w:r>
+        <w:rPr>
+          <w:rFonts w:ascii="Times New Roman" w:eastAsia="Times New Roman" w:hAnsi="Times New Roman" w:cs="Times New Roman"/>
+          <w:color w:val="000000" w:themeColor="text1"/>
+        </w:rPr>
+        <w:t>TypeScript: A típusos nyelv használata biztonságosabb programozást tesz lehetővé, valamint segít elkerülni a tipikus JavaScript hibákat.</w:t>
+      </w:r>
+    </w:p>
+    <w:p>
+      <w:pPr>
+        <w:jc w:val="both"/>
+        <w:rPr>
+          <w:rFonts w:ascii="Times New Roman" w:eastAsia="Times New Roman" w:hAnsi="Times New Roman" w:cs="Times New Roman"/>
+          <w:color w:val="000000" w:themeColor="text1"/>
+        </w:rPr>
+      </w:pPr>
+      <w:r>
+        <w:rPr>
+          <w:rFonts w:ascii="Times New Roman" w:eastAsia="Times New Roman" w:hAnsi="Times New Roman" w:cs="Times New Roman"/>
+          <w:color w:val="000000" w:themeColor="text1"/>
+        </w:rPr>
+        <w:t>Teljes ökoszisztéma: Beépítetten tartalmazza a legfontosabb funkciókat, mint az útvonalkezelés, HTTP-kommunikáció, űrlapkezelés és validáció.</w:t>
+      </w:r>
+    </w:p>
+    <w:p>
+      <w:pPr>
+        <w:jc w:val="both"/>
+        <w:rPr>
+          <w:rFonts w:ascii="Times New Roman" w:eastAsia="Times New Roman" w:hAnsi="Times New Roman" w:cs="Times New Roman"/>
+          <w:color w:val="000000" w:themeColor="text1"/>
+        </w:rPr>
+      </w:pPr>
+      <w:r>
+        <w:rPr>
+          <w:rFonts w:ascii="Times New Roman" w:eastAsia="Times New Roman" w:hAnsi="Times New Roman" w:cs="Times New Roman"/>
+          <w:color w:val="000000" w:themeColor="text1"/>
+        </w:rPr>
+        <w:t>Közösségi támogatás: Széles fejlesztői közösséggel rendelkezik, amelynek köszönhetően számos dokumentáció és útmutató érhető el.</w:t>
+      </w:r>
+    </w:p>
+    <w:p>
+      <w:pPr>
+        <w:jc w:val="both"/>
+        <w:rPr>
+          <w:rFonts w:ascii="Times New Roman" w:eastAsia="Times New Roman" w:hAnsi="Times New Roman" w:cs="Times New Roman"/>
+          <w:color w:val="000000" w:themeColor="text1"/>
+        </w:rPr>
+      </w:pPr>
+      <w:r>
+        <w:rPr>
+          <w:rFonts w:ascii="Times New Roman" w:eastAsia="Times New Roman" w:hAnsi="Times New Roman" w:cs="Times New Roman"/>
+          <w:b/>
+          <w:bCs/>
+          <w:color w:val="000000" w:themeColor="text1"/>
+        </w:rPr>
+        <w:t xml:space="preserve">Az Angular a projektünkben </w:t>
+      </w:r>
+    </w:p>
+    <w:p>
+      <w:pPr>
+        <w:jc w:val="both"/>
+        <w:rPr>
+          <w:rFonts w:ascii="Times New Roman" w:eastAsia="Times New Roman" w:hAnsi="Times New Roman" w:cs="Times New Roman"/>
+          <w:color w:val="000000" w:themeColor="text1"/>
+        </w:rPr>
+      </w:pPr>
+      <w:r>
+        <w:rPr>
+          <w:rFonts w:ascii="Times New Roman" w:eastAsia="Times New Roman" w:hAnsi="Times New Roman" w:cs="Times New Roman"/>
+          <w:b/>
+          <w:bCs/>
+          <w:color w:val="000000" w:themeColor="text1"/>
+        </w:rPr>
+        <w:t xml:space="preserve">Komponensek </w:t>
+      </w:r>
+    </w:p>
+    <w:p>
+      <w:pPr>
+        <w:rPr>
+          <w:rFonts w:ascii="Times New Roman" w:eastAsia="Times New Roman" w:hAnsi="Times New Roman" w:cs="Times New Roman"/>
+          <w:color w:val="000000" w:themeColor="text1"/>
+        </w:rPr>
+      </w:pPr>
+      <w:r>
+        <w:rPr>
+          <w:rFonts w:ascii="Times New Roman" w:eastAsia="Times New Roman" w:hAnsi="Times New Roman" w:cs="Times New Roman"/>
+          <w:color w:val="000000" w:themeColor="text1"/>
+        </w:rPr>
+        <w:t>Minden vizuális elem egy komponens (FooldalComponent, NavbarComponent, TortenetComponent stb.).</w:t>
+      </w:r>
+      <w:r>
+        <w:br/>
+      </w:r>
+      <w:r>
+        <w:rPr>
+          <w:rFonts w:ascii="Times New Roman" w:eastAsia="Times New Roman" w:hAnsi="Times New Roman" w:cs="Times New Roman"/>
+          <w:color w:val="000000" w:themeColor="text1"/>
+        </w:rPr>
+        <w:t>Minden komponens három részből áll:</w:t>
+      </w:r>
+      <w:r>
+        <w:br/>
+      </w:r>
+      <w:r>
+        <w:rPr>
+          <w:rFonts w:ascii="Times New Roman" w:eastAsia="Times New Roman" w:hAnsi="Times New Roman" w:cs="Times New Roman"/>
+          <w:color w:val="000000" w:themeColor="text1"/>
+        </w:rPr>
+        <w:t>-TypeScript fájl: Logika, funkciók, adatkezelés</w:t>
+      </w:r>
+      <w:r>
+        <w:br/>
+      </w:r>
+      <w:r>
+        <w:rPr>
+          <w:rFonts w:ascii="Times New Roman" w:eastAsia="Times New Roman" w:hAnsi="Times New Roman" w:cs="Times New Roman"/>
+          <w:color w:val="000000" w:themeColor="text1"/>
+        </w:rPr>
+        <w:t>-HTML fájl: Vizuális megjelenés</w:t>
+      </w:r>
+      <w:r>
+        <w:br/>
+      </w:r>
+      <w:r>
+        <w:rPr>
+          <w:rFonts w:ascii="Times New Roman" w:eastAsia="Times New Roman" w:hAnsi="Times New Roman" w:cs="Times New Roman"/>
+          <w:color w:val="000000" w:themeColor="text1"/>
+        </w:rPr>
+        <w:t xml:space="preserve">-CSS fájl: Stílus, formázás </w:t>
+      </w:r>
+    </w:p>
+    <w:p>
+      <w:pPr>
+        <w:jc w:val="both"/>
+        <w:rPr>
+          <w:rFonts w:ascii="Times New Roman" w:eastAsia="Times New Roman" w:hAnsi="Times New Roman" w:cs="Times New Roman"/>
+          <w:color w:val="000000" w:themeColor="text1"/>
+        </w:rPr>
+      </w:pPr>
+    </w:p>
+    <w:p>
+      <w:pPr>
+        <w:jc w:val="both"/>
+        <w:rPr>
+          <w:rFonts w:ascii="Times New Roman" w:eastAsia="Times New Roman" w:hAnsi="Times New Roman" w:cs="Times New Roman"/>
+          <w:color w:val="000000" w:themeColor="text1"/>
+        </w:rPr>
+      </w:pPr>
+      <w:r>
+        <w:rPr>
+          <w:rFonts w:ascii="Times New Roman" w:eastAsia="Times New Roman" w:hAnsi="Times New Roman" w:cs="Times New Roman"/>
+          <w:b/>
+          <w:bCs/>
+          <w:color w:val="000000" w:themeColor="text1"/>
+        </w:rPr>
+        <w:t>Routing (útvonalkezelés)</w:t>
+      </w:r>
+    </w:p>
+    <w:p>
+      <w:pPr>
+        <w:jc w:val="both"/>
+        <w:rPr>
+          <w:rFonts w:ascii="Times New Roman" w:eastAsia="Times New Roman" w:hAnsi="Times New Roman" w:cs="Times New Roman"/>
+          <w:color w:val="000000" w:themeColor="text1"/>
+        </w:rPr>
+      </w:pPr>
+      <w:r>
+        <w:rPr>
+          <w:rFonts w:ascii="Times New Roman" w:eastAsia="Times New Roman" w:hAnsi="Times New Roman" w:cs="Times New Roman"/>
+          <w:color w:val="000000" w:themeColor="text1"/>
+        </w:rPr>
+        <w:t>Az Angular routing rendszere azt határozza meg, hogy az alkalmazás melyik URL-hez melyik oldal (komponens) tartozik. Ennek segítségével az oldal újratöltése nélkül lehet az alkalmazáson belül navigálni.</w:t>
+      </w:r>
+    </w:p>
+    <w:p>
+      <w:pPr>
+        <w:jc w:val="both"/>
+        <w:rPr>
+          <w:rFonts w:ascii="Times New Roman" w:eastAsia="Times New Roman" w:hAnsi="Times New Roman" w:cs="Times New Roman"/>
+          <w:color w:val="000000" w:themeColor="text1"/>
+        </w:rPr>
+      </w:pPr>
+      <w:r>
+        <w:rPr>
+          <w:rFonts w:ascii="Times New Roman" w:eastAsia="Times New Roman" w:hAnsi="Times New Roman" w:cs="Times New Roman"/>
+          <w:b/>
+          <w:bCs/>
+          <w:color w:val="000000" w:themeColor="text1"/>
+        </w:rPr>
         <w:lastRenderedPageBreak/>
-        <w:t xml:space="preserve">Mi az Angular? </w:t>
-      </w:r>
-    </w:p>
-    <w:p>
-      <w:pPr>
-        <w:spacing w:before="240" w:after="240"/>
-        <w:jc w:val="both"/>
-        <w:rPr>
-          <w:rFonts w:ascii="Times New Roman" w:eastAsia="Times New Roman" w:hAnsi="Times New Roman" w:cs="Times New Roman"/>
-        </w:rPr>
-      </w:pPr>
-      <w:r>
-        <w:rPr>
-          <w:rFonts w:ascii="Times New Roman" w:eastAsia="Times New Roman" w:hAnsi="Times New Roman" w:cs="Times New Roman"/>
-        </w:rPr>
-        <w:t>Az Angular egy modern webalkalmazás-fejlesztő keretrendszer, amelyet a Google fejleszt és tart karban. Legnagyobb előnye az SPA (Single Page Application) technológia, amely gyorsabb, gördülékenyebb felhasználói élményt nyújt azáltal, hogy csak a változó részek frissülnek, nem töltődik újra az egész oldal.</w:t>
-      </w:r>
-    </w:p>
-    <w:p>
-      <w:pPr>
-        <w:spacing w:before="240" w:after="240"/>
-        <w:jc w:val="both"/>
-        <w:rPr>
-          <w:rFonts w:ascii="Times New Roman" w:eastAsia="Times New Roman" w:hAnsi="Times New Roman" w:cs="Times New Roman"/>
-        </w:rPr>
-      </w:pPr>
-      <w:r>
-        <w:rPr>
-          <w:rFonts w:ascii="Times New Roman" w:eastAsia="Times New Roman" w:hAnsi="Times New Roman" w:cs="Times New Roman"/>
-        </w:rPr>
-        <w:t>A keretrendszer a TypeScript nyelvre épül, és komponensalapú felépítést használ, amely megkönnyíti a nagyobb alkalmazások átlátható és hatékony fejlesztését. Az Angular számos beépített funkciót kínál, például útvonalkezelést és adatkezelést, így alkalmas összetettebb, skálázható webalkalmazások készítésére.</w:t>
-      </w:r>
-    </w:p>
-    <w:p>
-      <w:pPr>
-        <w:jc w:val="both"/>
-        <w:rPr>
-          <w:rFonts w:ascii="Times New Roman" w:eastAsia="Times New Roman" w:hAnsi="Times New Roman" w:cs="Times New Roman"/>
-          <w:color w:val="000000" w:themeColor="text1"/>
-        </w:rPr>
-      </w:pPr>
-      <w:r>
-        <w:rPr>
-          <w:rFonts w:ascii="Times New Roman" w:eastAsia="Times New Roman" w:hAnsi="Times New Roman" w:cs="Times New Roman"/>
-          <w:b/>
-          <w:bCs/>
-          <w:color w:val="000000" w:themeColor="text1"/>
-        </w:rPr>
-        <w:t xml:space="preserve">Miért választottuk az Angulart? </w:t>
-      </w:r>
-    </w:p>
-    <w:p>
-      <w:pPr>
-        <w:jc w:val="both"/>
-        <w:rPr>
-          <w:rFonts w:ascii="Times New Roman" w:eastAsia="Times New Roman" w:hAnsi="Times New Roman" w:cs="Times New Roman"/>
-          <w:color w:val="000000" w:themeColor="text1"/>
-        </w:rPr>
-      </w:pPr>
-      <w:r>
-        <w:rPr>
-          <w:rFonts w:ascii="Times New Roman" w:eastAsia="Times New Roman" w:hAnsi="Times New Roman" w:cs="Times New Roman"/>
-          <w:color w:val="000000" w:themeColor="text1"/>
-        </w:rPr>
-        <w:t xml:space="preserve">A HistóriaWeb fejlesztésekor több keretrendszert is megvizsgáltunk, de végül az Angular mellett döntöttünk: </w:t>
-      </w:r>
-    </w:p>
-    <w:p>
-      <w:pPr>
-        <w:jc w:val="both"/>
-        <w:rPr>
-          <w:rFonts w:ascii="Times New Roman" w:eastAsia="Times New Roman" w:hAnsi="Times New Roman" w:cs="Times New Roman"/>
-          <w:color w:val="000000" w:themeColor="text1"/>
-        </w:rPr>
-      </w:pPr>
-      <w:r>
-        <w:rPr>
-          <w:rFonts w:ascii="Times New Roman" w:eastAsia="Times New Roman" w:hAnsi="Times New Roman" w:cs="Times New Roman"/>
-          <w:color w:val="000000" w:themeColor="text1"/>
-        </w:rPr>
-        <w:t>Strukturáltság: Erősen strukturált, komponensalapú architektúrát biztosít, amely átláthatóbbá és könnyebben karbantarthatóvá teszi a fejlesztést.</w:t>
-      </w:r>
-    </w:p>
-    <w:p>
-      <w:pPr>
-        <w:jc w:val="both"/>
-        <w:rPr>
-          <w:rFonts w:ascii="Times New Roman" w:eastAsia="Times New Roman" w:hAnsi="Times New Roman" w:cs="Times New Roman"/>
-          <w:color w:val="000000" w:themeColor="text1"/>
-        </w:rPr>
-      </w:pPr>
-      <w:r>
-        <w:rPr>
-          <w:rFonts w:ascii="Times New Roman" w:eastAsia="Times New Roman" w:hAnsi="Times New Roman" w:cs="Times New Roman"/>
-          <w:color w:val="000000" w:themeColor="text1"/>
-        </w:rPr>
-        <w:t>TypeScript: A típusos nyelv használata biztonságosabb programozást tesz lehetővé, valamint segít elkerülni a tipikus JavaScript hibákat.</w:t>
-      </w:r>
-    </w:p>
-    <w:p>
-      <w:pPr>
-        <w:jc w:val="both"/>
-        <w:rPr>
-          <w:rFonts w:ascii="Times New Roman" w:eastAsia="Times New Roman" w:hAnsi="Times New Roman" w:cs="Times New Roman"/>
-          <w:color w:val="000000" w:themeColor="text1"/>
-        </w:rPr>
-      </w:pPr>
-      <w:r>
-        <w:rPr>
-          <w:rFonts w:ascii="Times New Roman" w:eastAsia="Times New Roman" w:hAnsi="Times New Roman" w:cs="Times New Roman"/>
-          <w:color w:val="000000" w:themeColor="text1"/>
-        </w:rPr>
-        <w:t>Teljes ökoszisztéma: Beépítetten tartalmazza a legfontosabb funkciókat, mint az útvonalkezelés, HTTP-kommunikáció, űrlapkezelés és validáció.</w:t>
-      </w:r>
-    </w:p>
-    <w:p>
-      <w:pPr>
-        <w:jc w:val="both"/>
-        <w:rPr>
-          <w:rFonts w:ascii="Times New Roman" w:eastAsia="Times New Roman" w:hAnsi="Times New Roman" w:cs="Times New Roman"/>
-          <w:color w:val="000000" w:themeColor="text1"/>
-        </w:rPr>
-      </w:pPr>
-      <w:r>
-        <w:rPr>
-          <w:rFonts w:ascii="Times New Roman" w:eastAsia="Times New Roman" w:hAnsi="Times New Roman" w:cs="Times New Roman"/>
-          <w:color w:val="000000" w:themeColor="text1"/>
-        </w:rPr>
-        <w:t>Közösségi támogatás: Széles fejlesztői közösséggel rendelkezik, amelynek köszönhetően számos dokumentáció és útmutató érhető el.</w:t>
-      </w:r>
-    </w:p>
-    <w:p>
-      <w:pPr>
-        <w:jc w:val="both"/>
-        <w:rPr>
-          <w:rFonts w:ascii="Times New Roman" w:eastAsia="Times New Roman" w:hAnsi="Times New Roman" w:cs="Times New Roman"/>
-          <w:color w:val="000000" w:themeColor="text1"/>
-        </w:rPr>
-      </w:pPr>
-      <w:r>
-        <w:rPr>
-          <w:rFonts w:ascii="Times New Roman" w:eastAsia="Times New Roman" w:hAnsi="Times New Roman" w:cs="Times New Roman"/>
-          <w:b/>
-          <w:bCs/>
-          <w:color w:val="000000" w:themeColor="text1"/>
-        </w:rPr>
-        <w:t xml:space="preserve">Az Angular a projektünkben </w:t>
-      </w:r>
-    </w:p>
-    <w:p>
-      <w:pPr>
-        <w:jc w:val="both"/>
-        <w:rPr>
-          <w:rFonts w:ascii="Times New Roman" w:eastAsia="Times New Roman" w:hAnsi="Times New Roman" w:cs="Times New Roman"/>
-          <w:color w:val="000000" w:themeColor="text1"/>
-        </w:rPr>
-      </w:pPr>
-      <w:r>
-        <w:rPr>
-          <w:rFonts w:ascii="Times New Roman" w:eastAsia="Times New Roman" w:hAnsi="Times New Roman" w:cs="Times New Roman"/>
-          <w:b/>
-          <w:bCs/>
-          <w:color w:val="000000" w:themeColor="text1"/>
-        </w:rPr>
-        <w:t xml:space="preserve">Komponensek </w:t>
-      </w:r>
-    </w:p>
-    <w:p>
-      <w:pPr>
-        <w:rPr>
-          <w:rFonts w:ascii="Times New Roman" w:eastAsia="Times New Roman" w:hAnsi="Times New Roman" w:cs="Times New Roman"/>
-          <w:color w:val="000000" w:themeColor="text1"/>
-        </w:rPr>
-      </w:pPr>
-      <w:r>
-        <w:rPr>
-          <w:rFonts w:ascii="Times New Roman" w:eastAsia="Times New Roman" w:hAnsi="Times New Roman" w:cs="Times New Roman"/>
-          <w:color w:val="000000" w:themeColor="text1"/>
-        </w:rPr>
-        <w:t>Minden vizuális elem egy komponens (FooldalComponent, NavbarComponent, TortenetComponent stb.).</w:t>
+        <w:t>Példák az alkalmazásban használt útvonalakra:</w:t>
+      </w:r>
+    </w:p>
+    <w:p>
+      <w:pPr>
+        <w:jc w:val="both"/>
+        <w:rPr>
+          <w:rFonts w:ascii="Times New Roman" w:eastAsia="Times New Roman" w:hAnsi="Times New Roman" w:cs="Times New Roman"/>
+          <w:color w:val="000000" w:themeColor="text1"/>
+        </w:rPr>
+      </w:pPr>
+      <w:r>
+        <w:rPr>
+          <w:rFonts w:ascii="Times New Roman" w:eastAsia="Times New Roman" w:hAnsi="Times New Roman" w:cs="Times New Roman"/>
+          <w:color w:val="000000" w:themeColor="text1"/>
+        </w:rPr>
+        <w:t>/ → Főoldal</w:t>
+      </w:r>
+    </w:p>
+    <w:p>
+      <w:pPr>
+        <w:jc w:val="both"/>
+        <w:rPr>
+          <w:rFonts w:ascii="Times New Roman" w:eastAsia="Times New Roman" w:hAnsi="Times New Roman" w:cs="Times New Roman"/>
+          <w:color w:val="000000" w:themeColor="text1"/>
+        </w:rPr>
+      </w:pPr>
+      <w:r>
+        <w:rPr>
+          <w:rFonts w:ascii="Times New Roman" w:eastAsia="Times New Roman" w:hAnsi="Times New Roman" w:cs="Times New Roman"/>
+          <w:color w:val="000000" w:themeColor="text1"/>
+        </w:rPr>
+        <w:t>/tortenetek/Budapest → Egy adott településhez tartozó történetek megjelenítése</w:t>
+      </w:r>
+    </w:p>
+    <w:p>
+      <w:pPr>
+        <w:jc w:val="both"/>
+        <w:rPr>
+          <w:rFonts w:ascii="Times New Roman" w:eastAsia="Times New Roman" w:hAnsi="Times New Roman" w:cs="Times New Roman"/>
+          <w:color w:val="000000" w:themeColor="text1"/>
+        </w:rPr>
+      </w:pPr>
+      <w:r>
+        <w:rPr>
+          <w:rFonts w:ascii="Times New Roman" w:eastAsia="Times New Roman" w:hAnsi="Times New Roman" w:cs="Times New Roman"/>
+          <w:color w:val="000000" w:themeColor="text1"/>
+        </w:rPr>
+        <w:t>/tortenet_megosztas → Új történet írására szolgáló oldal</w:t>
+      </w:r>
+    </w:p>
+    <w:p>
+      <w:pPr>
+        <w:jc w:val="both"/>
+        <w:rPr>
+          <w:rFonts w:ascii="Times New Roman" w:eastAsia="Times New Roman" w:hAnsi="Times New Roman" w:cs="Times New Roman"/>
+          <w:color w:val="000000" w:themeColor="text1"/>
+        </w:rPr>
+      </w:pPr>
+      <w:r>
+        <w:rPr>
+          <w:rFonts w:ascii="Times New Roman" w:eastAsia="Times New Roman" w:hAnsi="Times New Roman" w:cs="Times New Roman"/>
+          <w:color w:val="000000" w:themeColor="text1"/>
+        </w:rPr>
+        <w:t>Ez a megoldás gyorsabb és felhasználóbarátabb működést biztosít.</w:t>
+      </w:r>
+    </w:p>
+    <w:p>
+      <w:pPr>
+        <w:jc w:val="both"/>
+        <w:rPr>
+          <w:rFonts w:ascii="Times New Roman" w:eastAsia="Times New Roman" w:hAnsi="Times New Roman" w:cs="Times New Roman"/>
+          <w:color w:val="000000" w:themeColor="text1"/>
+        </w:rPr>
+      </w:pPr>
+    </w:p>
+    <w:p>
+      <w:pPr>
+        <w:jc w:val="both"/>
+        <w:rPr>
+          <w:rFonts w:ascii="Times New Roman" w:eastAsia="Times New Roman" w:hAnsi="Times New Roman" w:cs="Times New Roman"/>
+          <w:color w:val="000000" w:themeColor="text1"/>
+        </w:rPr>
+      </w:pPr>
+      <w:r>
+        <w:rPr>
+          <w:rFonts w:ascii="Times New Roman" w:eastAsia="Times New Roman" w:hAnsi="Times New Roman" w:cs="Times New Roman"/>
+          <w:b/>
+          <w:bCs/>
+          <w:color w:val="000000" w:themeColor="text1"/>
+        </w:rPr>
+        <w:t>Service-ek (szolgáltatások)</w:t>
+      </w:r>
+    </w:p>
+    <w:p>
+      <w:pPr>
+        <w:jc w:val="both"/>
+        <w:rPr>
+          <w:rFonts w:ascii="Times New Roman" w:eastAsia="Times New Roman" w:hAnsi="Times New Roman" w:cs="Times New Roman"/>
+          <w:color w:val="000000" w:themeColor="text1"/>
+        </w:rPr>
+      </w:pPr>
+      <w:r>
+        <w:rPr>
+          <w:rFonts w:ascii="Times New Roman" w:eastAsia="Times New Roman" w:hAnsi="Times New Roman" w:cs="Times New Roman"/>
+          <w:color w:val="000000" w:themeColor="text1"/>
+        </w:rPr>
+        <w:t>A service-ek olyan Angular elemek, amelyek az üzleti logikát és az adatkezelést végzik. Segítségükkel az adatok kezelése elkülönül a megjelenítéstől.</w:t>
+      </w:r>
+    </w:p>
+    <w:p>
+      <w:pPr>
+        <w:jc w:val="both"/>
+        <w:rPr>
+          <w:rFonts w:ascii="Times New Roman" w:eastAsia="Times New Roman" w:hAnsi="Times New Roman" w:cs="Times New Roman"/>
+          <w:color w:val="000000" w:themeColor="text1"/>
+        </w:rPr>
+      </w:pPr>
+      <w:r>
+        <w:rPr>
+          <w:rFonts w:ascii="Times New Roman" w:eastAsia="Times New Roman" w:hAnsi="Times New Roman" w:cs="Times New Roman"/>
+          <w:b/>
+          <w:bCs/>
+          <w:color w:val="000000" w:themeColor="text1"/>
+        </w:rPr>
+        <w:t>A projektben használt főbb service-ek:</w:t>
+      </w:r>
+    </w:p>
+    <w:p>
+      <w:pPr>
+        <w:jc w:val="both"/>
+        <w:rPr>
+          <w:rFonts w:ascii="Times New Roman" w:eastAsia="Times New Roman" w:hAnsi="Times New Roman" w:cs="Times New Roman"/>
+          <w:color w:val="000000" w:themeColor="text1"/>
+        </w:rPr>
+      </w:pPr>
+      <w:r>
+        <w:rPr>
+          <w:rFonts w:ascii="Times New Roman" w:eastAsia="Times New Roman" w:hAnsi="Times New Roman" w:cs="Times New Roman"/>
+          <w:color w:val="000000" w:themeColor="text1"/>
+        </w:rPr>
+        <w:t>TortenetekService:</w:t>
       </w:r>
       <w:r>
         <w:br/>
@@ -6416,8 +6623,17 @@
           <w:rFonts w:ascii="Times New Roman" w:eastAsia="Times New Roman" w:hAnsi="Times New Roman" w:cs="Times New Roman"/>
           <w:color w:val="000000" w:themeColor="text1"/>
         </w:rPr>
-        <w:t>Minden komponens három részből áll:</w:t>
-      </w:r>
+        <w:t xml:space="preserve"> A történetekkel kapcsolatos backend kommunikációért felel, például történetek lekéréséért egy adott település alapján.</w:t>
+      </w:r>
+    </w:p>
+    <w:p>
+      <w:pPr>
+        <w:jc w:val="both"/>
+        <w:rPr>
+          <w:rFonts w:ascii="Times New Roman" w:eastAsia="Times New Roman" w:hAnsi="Times New Roman" w:cs="Times New Roman"/>
+          <w:color w:val="000000" w:themeColor="text1"/>
+        </w:rPr>
+      </w:pPr>
       <w:r>
         <w:br/>
       </w:r>
@@ -6426,7 +6642,114 @@
           <w:rFonts w:ascii="Times New Roman" w:eastAsia="Times New Roman" w:hAnsi="Times New Roman" w:cs="Times New Roman"/>
           <w:color w:val="000000" w:themeColor="text1"/>
         </w:rPr>
-        <w:t>-TypeScript fájl: Logika, funkciók, adatkezelés</w:t>
+        <w:t>getTortenetekByTelepules(telepules: string) {</w:t>
+      </w:r>
+    </w:p>
+    <w:p>
+      <w:pPr>
+        <w:jc w:val="both"/>
+        <w:rPr>
+          <w:rFonts w:ascii="Times New Roman" w:eastAsia="Times New Roman" w:hAnsi="Times New Roman" w:cs="Times New Roman"/>
+          <w:color w:val="000000" w:themeColor="text1"/>
+        </w:rPr>
+      </w:pPr>
+      <w:r>
+        <w:rPr>
+          <w:rFonts w:ascii="Times New Roman" w:eastAsia="Times New Roman" w:hAnsi="Times New Roman" w:cs="Times New Roman"/>
+          <w:color w:val="000000" w:themeColor="text1"/>
+        </w:rPr>
+        <w:t xml:space="preserve">  // Backend kérés</w:t>
+      </w:r>
+    </w:p>
+    <w:p>
+      <w:pPr>
+        <w:jc w:val="both"/>
+        <w:rPr>
+          <w:rFonts w:ascii="Times New Roman" w:eastAsia="Times New Roman" w:hAnsi="Times New Roman" w:cs="Times New Roman"/>
+          <w:color w:val="000000" w:themeColor="text1"/>
+        </w:rPr>
+      </w:pPr>
+      <w:r>
+        <w:rPr>
+          <w:rFonts w:ascii="Times New Roman" w:eastAsia="Times New Roman" w:hAnsi="Times New Roman" w:cs="Times New Roman"/>
+          <w:color w:val="000000" w:themeColor="text1"/>
+        </w:rPr>
+        <w:t>}</w:t>
+      </w:r>
+    </w:p>
+    <w:p>
+      <w:pPr>
+        <w:jc w:val="both"/>
+        <w:rPr>
+          <w:rFonts w:ascii="Times New Roman" w:eastAsia="Times New Roman" w:hAnsi="Times New Roman" w:cs="Times New Roman"/>
+          <w:color w:val="000000" w:themeColor="text1"/>
+        </w:rPr>
+      </w:pPr>
+    </w:p>
+    <w:p>
+      <w:pPr>
+        <w:jc w:val="both"/>
+        <w:rPr>
+          <w:rFonts w:ascii="Times New Roman" w:eastAsia="Times New Roman" w:hAnsi="Times New Roman" w:cs="Times New Roman"/>
+          <w:color w:val="000000" w:themeColor="text1"/>
+        </w:rPr>
+      </w:pPr>
+      <w:r>
+        <w:rPr>
+          <w:rFonts w:ascii="Times New Roman" w:eastAsia="Times New Roman" w:hAnsi="Times New Roman" w:cs="Times New Roman"/>
+          <w:color w:val="000000" w:themeColor="text1"/>
+        </w:rPr>
+        <w:t xml:space="preserve">BejelentkezesService: Bejelentkezés kezelése és felhasználói állapot tárolása. </w:t>
+      </w:r>
+    </w:p>
+    <w:p>
+      <w:pPr>
+        <w:jc w:val="both"/>
+        <w:rPr>
+          <w:rFonts w:ascii="Times New Roman" w:eastAsia="Times New Roman" w:hAnsi="Times New Roman" w:cs="Times New Roman"/>
+          <w:color w:val="000000" w:themeColor="text1"/>
+        </w:rPr>
+      </w:pPr>
+      <w:r>
+        <w:rPr>
+          <w:rFonts w:ascii="Times New Roman" w:eastAsia="Times New Roman" w:hAnsi="Times New Roman" w:cs="Times New Roman"/>
+          <w:color w:val="000000" w:themeColor="text1"/>
+        </w:rPr>
+        <w:t xml:space="preserve">TelepulesekService: Megyék és települések lekérése. </w:t>
+      </w:r>
+    </w:p>
+    <w:p>
+      <w:pPr>
+        <w:jc w:val="both"/>
+        <w:rPr>
+          <w:rFonts w:ascii="Times New Roman" w:eastAsia="Times New Roman" w:hAnsi="Times New Roman" w:cs="Times New Roman"/>
+          <w:color w:val="000000" w:themeColor="text1"/>
+        </w:rPr>
+      </w:pPr>
+      <w:r>
+        <w:rPr>
+          <w:rFonts w:ascii="Times New Roman" w:eastAsia="Times New Roman" w:hAnsi="Times New Roman" w:cs="Times New Roman"/>
+          <w:b/>
+          <w:bCs/>
+          <w:color w:val="000000" w:themeColor="text1"/>
+        </w:rPr>
+        <w:t>Data Binding (adatkötés)</w:t>
+      </w:r>
+    </w:p>
+    <w:p>
+      <w:pPr>
+        <w:jc w:val="both"/>
+        <w:rPr>
+          <w:rFonts w:ascii="Times New Roman" w:eastAsia="Times New Roman" w:hAnsi="Times New Roman" w:cs="Times New Roman"/>
+          <w:color w:val="000000" w:themeColor="text1"/>
+        </w:rPr>
+      </w:pPr>
+      <w:r>
+        <w:rPr>
+          <w:rFonts w:ascii="Times New Roman" w:eastAsia="Times New Roman" w:hAnsi="Times New Roman" w:cs="Times New Roman"/>
+          <w:color w:val="000000" w:themeColor="text1"/>
+        </w:rPr>
+        <w:t>Az adatbinding biztosítja az automatikus kapcsolatot az adatok és a megjelenítés között.</w:t>
       </w:r>
       <w:r>
         <w:br/>
@@ -6436,99 +6759,99 @@
           <w:rFonts w:ascii="Times New Roman" w:eastAsia="Times New Roman" w:hAnsi="Times New Roman" w:cs="Times New Roman"/>
           <w:color w:val="000000" w:themeColor="text1"/>
         </w:rPr>
-        <w:t>-HTML fájl: Vizuális megjelenés</w:t>
+        <w:t xml:space="preserve"> Ha a felhasználó módosít egy mezőt, az adat azonnal frissül a programban is.</w:t>
+      </w:r>
+    </w:p>
+    <w:p>
+      <w:pPr>
+        <w:rPr>
+          <w:rFonts w:ascii="Times New Roman" w:eastAsia="Times New Roman" w:hAnsi="Times New Roman" w:cs="Times New Roman"/>
+          <w:color w:val="000000" w:themeColor="text1"/>
+        </w:rPr>
+      </w:pPr>
+      <w:r>
+        <w:rPr>
+          <w:rFonts w:ascii="Times New Roman" w:eastAsia="Times New Roman" w:hAnsi="Times New Roman" w:cs="Times New Roman"/>
+          <w:color w:val="000000" w:themeColor="text1"/>
+        </w:rPr>
+        <w:t>Példa:</w:t>
+      </w:r>
+    </w:p>
+    <w:p>
+      <w:pPr>
+        <w:rPr>
+          <w:rFonts w:ascii="Times New Roman" w:eastAsia="Times New Roman" w:hAnsi="Times New Roman" w:cs="Times New Roman"/>
+          <w:color w:val="000000" w:themeColor="text1"/>
+        </w:rPr>
+      </w:pPr>
+      <w:r>
+        <w:rPr>
+          <w:rFonts w:ascii="Times New Roman" w:eastAsia="Times New Roman" w:hAnsi="Times New Roman" w:cs="Times New Roman"/>
+          <w:color w:val="000000" w:themeColor="text1"/>
+        </w:rPr>
+        <w:t>&lt;input [(ngModel)]="fiok.felhasznalonev"&gt;</w:t>
       </w:r>
       <w:r>
         <w:br/>
       </w:r>
-      <w:r>
-        <w:rPr>
-          <w:rFonts w:ascii="Times New Roman" w:eastAsia="Times New Roman" w:hAnsi="Times New Roman" w:cs="Times New Roman"/>
-          <w:color w:val="000000" w:themeColor="text1"/>
-        </w:rPr>
-        <w:t xml:space="preserve">-CSS fájl: Stílus, formázás </w:t>
-      </w:r>
-    </w:p>
-    <w:p>
-      <w:pPr>
-        <w:jc w:val="both"/>
-        <w:rPr>
-          <w:rFonts w:ascii="Times New Roman" w:eastAsia="Times New Roman" w:hAnsi="Times New Roman" w:cs="Times New Roman"/>
-          <w:color w:val="000000" w:themeColor="text1"/>
-        </w:rPr>
-      </w:pPr>
-    </w:p>
-    <w:p>
-      <w:pPr>
-        <w:jc w:val="both"/>
-        <w:rPr>
-          <w:rFonts w:ascii="Times New Roman" w:eastAsia="Times New Roman" w:hAnsi="Times New Roman" w:cs="Times New Roman"/>
-          <w:color w:val="000000" w:themeColor="text1"/>
-        </w:rPr>
-      </w:pPr>
-      <w:r>
-        <w:rPr>
-          <w:rFonts w:ascii="Times New Roman" w:eastAsia="Times New Roman" w:hAnsi="Times New Roman" w:cs="Times New Roman"/>
-          <w:b/>
-          <w:bCs/>
-          <w:color w:val="000000" w:themeColor="text1"/>
-        </w:rPr>
-        <w:t>Routing (útvonalkezelés)</w:t>
-      </w:r>
-    </w:p>
-    <w:p>
-      <w:pPr>
-        <w:jc w:val="both"/>
-        <w:rPr>
-          <w:rFonts w:ascii="Times New Roman" w:eastAsia="Times New Roman" w:hAnsi="Times New Roman" w:cs="Times New Roman"/>
-          <w:color w:val="000000" w:themeColor="text1"/>
-        </w:rPr>
-      </w:pPr>
-      <w:r>
-        <w:rPr>
-          <w:rFonts w:ascii="Times New Roman" w:eastAsia="Times New Roman" w:hAnsi="Times New Roman" w:cs="Times New Roman"/>
-          <w:color w:val="000000" w:themeColor="text1"/>
-        </w:rPr>
-        <w:t>Az Angular routing rendszere azt határozza meg, hogy az alkalmazás melyik URL-hez melyik oldal (komponens) tartozik. Ennek segítségével az oldal újratöltése nélkül lehet az alkalmazáson belül navigálni.</w:t>
-      </w:r>
-    </w:p>
-    <w:p>
-      <w:pPr>
-        <w:jc w:val="both"/>
-        <w:rPr>
-          <w:rFonts w:ascii="Times New Roman" w:eastAsia="Times New Roman" w:hAnsi="Times New Roman" w:cs="Times New Roman"/>
-          <w:color w:val="000000" w:themeColor="text1"/>
-        </w:rPr>
-      </w:pPr>
-      <w:r>
-        <w:rPr>
-          <w:rFonts w:ascii="Times New Roman" w:eastAsia="Times New Roman" w:hAnsi="Times New Roman" w:cs="Times New Roman"/>
-          <w:b/>
-          <w:bCs/>
-          <w:color w:val="000000" w:themeColor="text1"/>
-        </w:rPr>
-        <w:t>Példák az alkalmazásban használt útvonalakra:</w:t>
-      </w:r>
-    </w:p>
-    <w:p>
-      <w:pPr>
-        <w:jc w:val="both"/>
-        <w:rPr>
-          <w:rFonts w:ascii="Times New Roman" w:eastAsia="Times New Roman" w:hAnsi="Times New Roman" w:cs="Times New Roman"/>
-          <w:color w:val="000000" w:themeColor="text1"/>
-        </w:rPr>
-      </w:pPr>
-      <w:r>
-        <w:rPr>
-          <w:rFonts w:ascii="Times New Roman" w:eastAsia="Times New Roman" w:hAnsi="Times New Roman" w:cs="Times New Roman"/>
-          <w:color w:val="000000" w:themeColor="text1"/>
-        </w:rPr>
-        <w:t>/ → Főoldal</w:t>
-      </w:r>
-    </w:p>
-    <w:p>
-      <w:pPr>
-        <w:jc w:val="both"/>
+    </w:p>
+    <w:p>
+      <w:pPr>
+        <w:rPr>
+          <w:rFonts w:ascii="Times New Roman" w:eastAsia="Times New Roman" w:hAnsi="Times New Roman" w:cs="Times New Roman"/>
+          <w:color w:val="000000" w:themeColor="text1"/>
+        </w:rPr>
+      </w:pPr>
+      <w:r>
+        <w:rPr>
+          <w:rFonts w:ascii="Times New Roman" w:eastAsia="Times New Roman" w:hAnsi="Times New Roman" w:cs="Times New Roman"/>
+          <w:color w:val="000000" w:themeColor="text1"/>
+        </w:rPr>
+        <w:t>Ez azt jelenti, hogy a beviteli mező és a felhasznalonev változó mindig szinkronban van.</w:t>
+      </w:r>
+    </w:p>
+    <w:p>
+      <w:pPr>
+        <w:rPr>
+          <w:rFonts w:ascii="Times New Roman" w:eastAsia="Times New Roman" w:hAnsi="Times New Roman" w:cs="Times New Roman"/>
+          <w:color w:val="000000" w:themeColor="text1"/>
+        </w:rPr>
+      </w:pPr>
+    </w:p>
+    <w:p>
+      <w:pPr>
+        <w:rPr>
+          <w:rFonts w:ascii="Times New Roman" w:eastAsia="Times New Roman" w:hAnsi="Times New Roman" w:cs="Times New Roman"/>
+          <w:color w:val="000000" w:themeColor="text1"/>
+        </w:rPr>
+      </w:pPr>
+      <w:r>
+        <w:rPr>
+          <w:rFonts w:ascii="Times New Roman" w:eastAsia="Times New Roman" w:hAnsi="Times New Roman" w:cs="Times New Roman"/>
+          <w:b/>
+          <w:bCs/>
+          <w:color w:val="000000" w:themeColor="text1"/>
+        </w:rPr>
+        <w:t>Direktívák</w:t>
+      </w:r>
+    </w:p>
+    <w:p>
+      <w:pPr>
+        <w:rPr>
+          <w:rFonts w:ascii="Times New Roman" w:eastAsia="Times New Roman" w:hAnsi="Times New Roman" w:cs="Times New Roman"/>
+          <w:color w:val="000000" w:themeColor="text1"/>
+        </w:rPr>
+      </w:pPr>
+      <w:r>
+        <w:rPr>
+          <w:rFonts w:ascii="Times New Roman" w:eastAsia="Times New Roman" w:hAnsi="Times New Roman" w:cs="Times New Roman"/>
+          <w:color w:val="000000" w:themeColor="text1"/>
+        </w:rPr>
+        <w:t>A direktívák segítségével lehet az HTML elemek viselkedését vezérelni.</w:t>
+      </w:r>
+    </w:p>
+    <w:p>
+      <w:pPr>
         <w:rPr>
           <w:rFonts w:ascii="Times New Roman" w:eastAsia="Times New Roman" w:hAnsi="Times New Roman" w:cs="Times New Roman"/>
           <w:color w:val="000000" w:themeColor="text1"/>
@@ -6540,116 +6863,7 @@
           <w:color w:val="000000" w:themeColor="text1"/>
         </w:rPr>
         <w:lastRenderedPageBreak/>
-        <w:t>/tortenetek/Budapest → Egy adott településhez tartozó történetek megjelenítése</w:t>
-      </w:r>
-    </w:p>
-    <w:p>
-      <w:pPr>
-        <w:jc w:val="both"/>
-        <w:rPr>
-          <w:rFonts w:ascii="Times New Roman" w:eastAsia="Times New Roman" w:hAnsi="Times New Roman" w:cs="Times New Roman"/>
-          <w:color w:val="000000" w:themeColor="text1"/>
-        </w:rPr>
-      </w:pPr>
-      <w:r>
-        <w:rPr>
-          <w:rFonts w:ascii="Times New Roman" w:eastAsia="Times New Roman" w:hAnsi="Times New Roman" w:cs="Times New Roman"/>
-          <w:color w:val="000000" w:themeColor="text1"/>
-        </w:rPr>
-        <w:t>/tortenet_megosztas → Új történet írására szolgáló oldal</w:t>
-      </w:r>
-    </w:p>
-    <w:p>
-      <w:pPr>
-        <w:jc w:val="both"/>
-        <w:rPr>
-          <w:rFonts w:ascii="Times New Roman" w:eastAsia="Times New Roman" w:hAnsi="Times New Roman" w:cs="Times New Roman"/>
-          <w:color w:val="000000" w:themeColor="text1"/>
-        </w:rPr>
-      </w:pPr>
-      <w:r>
-        <w:rPr>
-          <w:rFonts w:ascii="Times New Roman" w:eastAsia="Times New Roman" w:hAnsi="Times New Roman" w:cs="Times New Roman"/>
-          <w:color w:val="000000" w:themeColor="text1"/>
-        </w:rPr>
-        <w:t>Ez a megoldás gyorsabb és felhasználóbarátabb működést biztosít.</w:t>
-      </w:r>
-    </w:p>
-    <w:p>
-      <w:pPr>
-        <w:jc w:val="both"/>
-        <w:rPr>
-          <w:rFonts w:ascii="Times New Roman" w:eastAsia="Times New Roman" w:hAnsi="Times New Roman" w:cs="Times New Roman"/>
-          <w:color w:val="000000" w:themeColor="text1"/>
-        </w:rPr>
-      </w:pPr>
-    </w:p>
-    <w:p>
-      <w:pPr>
-        <w:jc w:val="both"/>
-        <w:rPr>
-          <w:rFonts w:ascii="Times New Roman" w:eastAsia="Times New Roman" w:hAnsi="Times New Roman" w:cs="Times New Roman"/>
-          <w:color w:val="000000" w:themeColor="text1"/>
-        </w:rPr>
-      </w:pPr>
-      <w:r>
-        <w:rPr>
-          <w:rFonts w:ascii="Times New Roman" w:eastAsia="Times New Roman" w:hAnsi="Times New Roman" w:cs="Times New Roman"/>
-          <w:b/>
-          <w:bCs/>
-          <w:color w:val="000000" w:themeColor="text1"/>
-        </w:rPr>
-        <w:t>Service-ek (szolgáltatások)</w:t>
-      </w:r>
-    </w:p>
-    <w:p>
-      <w:pPr>
-        <w:jc w:val="both"/>
-        <w:rPr>
-          <w:rFonts w:ascii="Times New Roman" w:eastAsia="Times New Roman" w:hAnsi="Times New Roman" w:cs="Times New Roman"/>
-          <w:color w:val="000000" w:themeColor="text1"/>
-        </w:rPr>
-      </w:pPr>
-      <w:r>
-        <w:rPr>
-          <w:rFonts w:ascii="Times New Roman" w:eastAsia="Times New Roman" w:hAnsi="Times New Roman" w:cs="Times New Roman"/>
-          <w:color w:val="000000" w:themeColor="text1"/>
-        </w:rPr>
-        <w:t>A service-ek olyan Angular elemek, amelyek az üzleti logikát és az adatkezelést végzik. Segítségükkel az adatok kezelése elkülönül a megjelenítéstől.</w:t>
-      </w:r>
-    </w:p>
-    <w:p>
-      <w:pPr>
-        <w:jc w:val="both"/>
-        <w:rPr>
-          <w:rFonts w:ascii="Times New Roman" w:eastAsia="Times New Roman" w:hAnsi="Times New Roman" w:cs="Times New Roman"/>
-          <w:color w:val="000000" w:themeColor="text1"/>
-        </w:rPr>
-      </w:pPr>
-      <w:r>
-        <w:rPr>
-          <w:rFonts w:ascii="Times New Roman" w:eastAsia="Times New Roman" w:hAnsi="Times New Roman" w:cs="Times New Roman"/>
-          <w:b/>
-          <w:bCs/>
-          <w:color w:val="000000" w:themeColor="text1"/>
-        </w:rPr>
-        <w:t>A projektben használt főbb service-ek:</w:t>
-      </w:r>
-    </w:p>
-    <w:p>
-      <w:pPr>
-        <w:jc w:val="both"/>
-        <w:rPr>
-          <w:rFonts w:ascii="Times New Roman" w:eastAsia="Times New Roman" w:hAnsi="Times New Roman" w:cs="Times New Roman"/>
-          <w:color w:val="000000" w:themeColor="text1"/>
-        </w:rPr>
-      </w:pPr>
-      <w:r>
-        <w:rPr>
-          <w:rFonts w:ascii="Times New Roman" w:eastAsia="Times New Roman" w:hAnsi="Times New Roman" w:cs="Times New Roman"/>
-          <w:color w:val="000000" w:themeColor="text1"/>
-        </w:rPr>
-        <w:t>TortenetekService:</w:t>
+        <w:t>*ngFor:</w:t>
       </w:r>
       <w:r>
         <w:br/>
@@ -6659,17 +6873,23 @@
           <w:rFonts w:ascii="Times New Roman" w:eastAsia="Times New Roman" w:hAnsi="Times New Roman" w:cs="Times New Roman"/>
           <w:color w:val="000000" w:themeColor="text1"/>
         </w:rPr>
-        <w:t xml:space="preserve"> A történetekkel kapcsolatos backend kommunikációért felel, például történetek lekéréséért egy adott település alapján.</w:t>
-      </w:r>
-    </w:p>
-    <w:p>
-      <w:pPr>
-        <w:jc w:val="both"/>
-        <w:rPr>
-          <w:rFonts w:ascii="Times New Roman" w:eastAsia="Times New Roman" w:hAnsi="Times New Roman" w:cs="Times New Roman"/>
-          <w:color w:val="000000" w:themeColor="text1"/>
-        </w:rPr>
-      </w:pPr>
+        <w:t xml:space="preserve"> Lista elemeinek megjelenítésére szolgál.</w:t>
+      </w:r>
+    </w:p>
+    <w:p>
+      <w:pPr>
+        <w:rPr>
+          <w:rFonts w:ascii="Times New Roman" w:eastAsia="Times New Roman" w:hAnsi="Times New Roman" w:cs="Times New Roman"/>
+          <w:color w:val="000000" w:themeColor="text1"/>
+        </w:rPr>
+      </w:pPr>
+      <w:r>
+        <w:rPr>
+          <w:rFonts w:ascii="Times New Roman" w:eastAsia="Times New Roman" w:hAnsi="Times New Roman" w:cs="Times New Roman"/>
+          <w:color w:val="000000" w:themeColor="text1"/>
+        </w:rPr>
+        <w:t>&lt;div *ngFor="let tortenet of tortenetek"&gt;</w:t>
+      </w:r>
       <w:r>
         <w:br/>
       </w:r>
@@ -6678,114 +6898,7 @@
           <w:rFonts w:ascii="Times New Roman" w:eastAsia="Times New Roman" w:hAnsi="Times New Roman" w:cs="Times New Roman"/>
           <w:color w:val="000000" w:themeColor="text1"/>
         </w:rPr>
-        <w:t>getTortenetekByTelepules(telepules: string) {</w:t>
-      </w:r>
-    </w:p>
-    <w:p>
-      <w:pPr>
-        <w:jc w:val="both"/>
-        <w:rPr>
-          <w:rFonts w:ascii="Times New Roman" w:eastAsia="Times New Roman" w:hAnsi="Times New Roman" w:cs="Times New Roman"/>
-          <w:color w:val="000000" w:themeColor="text1"/>
-        </w:rPr>
-      </w:pPr>
-      <w:r>
-        <w:rPr>
-          <w:rFonts w:ascii="Times New Roman" w:eastAsia="Times New Roman" w:hAnsi="Times New Roman" w:cs="Times New Roman"/>
-          <w:color w:val="000000" w:themeColor="text1"/>
-        </w:rPr>
-        <w:t xml:space="preserve">  // Backend kérés</w:t>
-      </w:r>
-    </w:p>
-    <w:p>
-      <w:pPr>
-        <w:jc w:val="both"/>
-        <w:rPr>
-          <w:rFonts w:ascii="Times New Roman" w:eastAsia="Times New Roman" w:hAnsi="Times New Roman" w:cs="Times New Roman"/>
-          <w:color w:val="000000" w:themeColor="text1"/>
-        </w:rPr>
-      </w:pPr>
-      <w:r>
-        <w:rPr>
-          <w:rFonts w:ascii="Times New Roman" w:eastAsia="Times New Roman" w:hAnsi="Times New Roman" w:cs="Times New Roman"/>
-          <w:color w:val="000000" w:themeColor="text1"/>
-        </w:rPr>
-        <w:t>}</w:t>
-      </w:r>
-    </w:p>
-    <w:p>
-      <w:pPr>
-        <w:jc w:val="both"/>
-        <w:rPr>
-          <w:rFonts w:ascii="Times New Roman" w:eastAsia="Times New Roman" w:hAnsi="Times New Roman" w:cs="Times New Roman"/>
-          <w:color w:val="000000" w:themeColor="text1"/>
-        </w:rPr>
-      </w:pPr>
-    </w:p>
-    <w:p>
-      <w:pPr>
-        <w:jc w:val="both"/>
-        <w:rPr>
-          <w:rFonts w:ascii="Times New Roman" w:eastAsia="Times New Roman" w:hAnsi="Times New Roman" w:cs="Times New Roman"/>
-          <w:color w:val="000000" w:themeColor="text1"/>
-        </w:rPr>
-      </w:pPr>
-      <w:r>
-        <w:rPr>
-          <w:rFonts w:ascii="Times New Roman" w:eastAsia="Times New Roman" w:hAnsi="Times New Roman" w:cs="Times New Roman"/>
-          <w:color w:val="000000" w:themeColor="text1"/>
-        </w:rPr>
-        <w:t xml:space="preserve">BejelentkezesService: Bejelentkezés kezelése és felhasználói állapot tárolása. </w:t>
-      </w:r>
-    </w:p>
-    <w:p>
-      <w:pPr>
-        <w:jc w:val="both"/>
-        <w:rPr>
-          <w:rFonts w:ascii="Times New Roman" w:eastAsia="Times New Roman" w:hAnsi="Times New Roman" w:cs="Times New Roman"/>
-          <w:color w:val="000000" w:themeColor="text1"/>
-        </w:rPr>
-      </w:pPr>
-      <w:r>
-        <w:rPr>
-          <w:rFonts w:ascii="Times New Roman" w:eastAsia="Times New Roman" w:hAnsi="Times New Roman" w:cs="Times New Roman"/>
-          <w:color w:val="000000" w:themeColor="text1"/>
-        </w:rPr>
-        <w:t xml:space="preserve">TelepulesekService: Megyék és települések lekérése. </w:t>
-      </w:r>
-    </w:p>
-    <w:p>
-      <w:pPr>
-        <w:jc w:val="both"/>
-        <w:rPr>
-          <w:rFonts w:ascii="Times New Roman" w:eastAsia="Times New Roman" w:hAnsi="Times New Roman" w:cs="Times New Roman"/>
-          <w:color w:val="000000" w:themeColor="text1"/>
-        </w:rPr>
-      </w:pPr>
-      <w:r>
-        <w:rPr>
-          <w:rFonts w:ascii="Times New Roman" w:eastAsia="Times New Roman" w:hAnsi="Times New Roman" w:cs="Times New Roman"/>
-          <w:b/>
-          <w:bCs/>
-          <w:color w:val="000000" w:themeColor="text1"/>
-        </w:rPr>
-        <w:t>Data Binding (adatkötés)</w:t>
-      </w:r>
-    </w:p>
-    <w:p>
-      <w:pPr>
-        <w:jc w:val="both"/>
-        <w:rPr>
-          <w:rFonts w:ascii="Times New Roman" w:eastAsia="Times New Roman" w:hAnsi="Times New Roman" w:cs="Times New Roman"/>
-          <w:color w:val="000000" w:themeColor="text1"/>
-        </w:rPr>
-      </w:pPr>
-      <w:r>
-        <w:rPr>
-          <w:rFonts w:ascii="Times New Roman" w:eastAsia="Times New Roman" w:hAnsi="Times New Roman" w:cs="Times New Roman"/>
-          <w:color w:val="000000" w:themeColor="text1"/>
-        </w:rPr>
-        <w:t>Az adatbinding biztosítja az automatikus kapcsolatot az adatok és a megjelenítés között.</w:t>
+        <w:t xml:space="preserve">  &lt;h3&gt;{{ tortenet.cim }}&lt;/h3&gt;</w:t>
       </w:r>
       <w:r>
         <w:br/>
@@ -6795,155 +6908,6 @@
           <w:rFonts w:ascii="Times New Roman" w:eastAsia="Times New Roman" w:hAnsi="Times New Roman" w:cs="Times New Roman"/>
           <w:color w:val="000000" w:themeColor="text1"/>
         </w:rPr>
-        <w:t xml:space="preserve"> Ha a felhasználó módosít egy mezőt, az adat azonnal frissül a programban is.</w:t>
-      </w:r>
-    </w:p>
-    <w:p>
-      <w:pPr>
-        <w:rPr>
-          <w:rFonts w:ascii="Times New Roman" w:eastAsia="Times New Roman" w:hAnsi="Times New Roman" w:cs="Times New Roman"/>
-          <w:color w:val="000000" w:themeColor="text1"/>
-        </w:rPr>
-      </w:pPr>
-      <w:r>
-        <w:rPr>
-          <w:rFonts w:ascii="Times New Roman" w:eastAsia="Times New Roman" w:hAnsi="Times New Roman" w:cs="Times New Roman"/>
-          <w:color w:val="000000" w:themeColor="text1"/>
-        </w:rPr>
-        <w:t>Példa:</w:t>
-      </w:r>
-    </w:p>
-    <w:p>
-      <w:pPr>
-        <w:rPr>
-          <w:rFonts w:ascii="Times New Roman" w:eastAsia="Times New Roman" w:hAnsi="Times New Roman" w:cs="Times New Roman"/>
-          <w:color w:val="000000" w:themeColor="text1"/>
-        </w:rPr>
-      </w:pPr>
-      <w:r>
-        <w:rPr>
-          <w:rFonts w:ascii="Times New Roman" w:eastAsia="Times New Roman" w:hAnsi="Times New Roman" w:cs="Times New Roman"/>
-          <w:color w:val="000000" w:themeColor="text1"/>
-        </w:rPr>
-        <w:t>&lt;input [(ngModel)]="fiok.felhasznalonev"&gt;</w:t>
-      </w:r>
-      <w:r>
-        <w:br/>
-      </w:r>
-    </w:p>
-    <w:p>
-      <w:pPr>
-        <w:rPr>
-          <w:rFonts w:ascii="Times New Roman" w:eastAsia="Times New Roman" w:hAnsi="Times New Roman" w:cs="Times New Roman"/>
-          <w:color w:val="000000" w:themeColor="text1"/>
-        </w:rPr>
-      </w:pPr>
-      <w:r>
-        <w:rPr>
-          <w:rFonts w:ascii="Times New Roman" w:eastAsia="Times New Roman" w:hAnsi="Times New Roman" w:cs="Times New Roman"/>
-          <w:color w:val="000000" w:themeColor="text1"/>
-        </w:rPr>
-        <w:t>Ez azt jelenti, hogy a beviteli mező és a felhasznalonev változó mindig szinkronban van.</w:t>
-      </w:r>
-    </w:p>
-    <w:p>
-      <w:pPr>
-        <w:rPr>
-          <w:rFonts w:ascii="Times New Roman" w:eastAsia="Times New Roman" w:hAnsi="Times New Roman" w:cs="Times New Roman"/>
-          <w:color w:val="000000" w:themeColor="text1"/>
-        </w:rPr>
-      </w:pPr>
-    </w:p>
-    <w:p>
-      <w:pPr>
-        <w:rPr>
-          <w:rFonts w:ascii="Times New Roman" w:eastAsia="Times New Roman" w:hAnsi="Times New Roman" w:cs="Times New Roman"/>
-          <w:color w:val="000000" w:themeColor="text1"/>
-        </w:rPr>
-      </w:pPr>
-      <w:r>
-        <w:rPr>
-          <w:rFonts w:ascii="Times New Roman" w:eastAsia="Times New Roman" w:hAnsi="Times New Roman" w:cs="Times New Roman"/>
-          <w:b/>
-          <w:bCs/>
-          <w:color w:val="000000" w:themeColor="text1"/>
-        </w:rPr>
-        <w:t>Direktívák</w:t>
-      </w:r>
-    </w:p>
-    <w:p>
-      <w:pPr>
-        <w:rPr>
-          <w:rFonts w:ascii="Times New Roman" w:eastAsia="Times New Roman" w:hAnsi="Times New Roman" w:cs="Times New Roman"/>
-          <w:color w:val="000000" w:themeColor="text1"/>
-        </w:rPr>
-      </w:pPr>
-      <w:r>
-        <w:rPr>
-          <w:rFonts w:ascii="Times New Roman" w:eastAsia="Times New Roman" w:hAnsi="Times New Roman" w:cs="Times New Roman"/>
-          <w:color w:val="000000" w:themeColor="text1"/>
-        </w:rPr>
-        <w:t>A direktívák segítségével lehet az HTML elemek viselkedését vezérelni.</w:t>
-      </w:r>
-    </w:p>
-    <w:p>
-      <w:pPr>
-        <w:rPr>
-          <w:rFonts w:ascii="Times New Roman" w:eastAsia="Times New Roman" w:hAnsi="Times New Roman" w:cs="Times New Roman"/>
-          <w:color w:val="000000" w:themeColor="text1"/>
-        </w:rPr>
-      </w:pPr>
-      <w:r>
-        <w:rPr>
-          <w:rFonts w:ascii="Times New Roman" w:eastAsia="Times New Roman" w:hAnsi="Times New Roman" w:cs="Times New Roman"/>
-          <w:color w:val="000000" w:themeColor="text1"/>
-        </w:rPr>
-        <w:t>*ngFor:</w:t>
-      </w:r>
-      <w:r>
-        <w:br/>
-      </w:r>
-      <w:r>
-        <w:rPr>
-          <w:rFonts w:ascii="Times New Roman" w:eastAsia="Times New Roman" w:hAnsi="Times New Roman" w:cs="Times New Roman"/>
-          <w:color w:val="000000" w:themeColor="text1"/>
-        </w:rPr>
-        <w:t xml:space="preserve"> Lista elemeinek megjelenítésére szolgál.</w:t>
-      </w:r>
-    </w:p>
-    <w:p>
-      <w:pPr>
-        <w:rPr>
-          <w:rFonts w:ascii="Times New Roman" w:eastAsia="Times New Roman" w:hAnsi="Times New Roman" w:cs="Times New Roman"/>
-          <w:color w:val="000000" w:themeColor="text1"/>
-        </w:rPr>
-      </w:pPr>
-      <w:r>
-        <w:rPr>
-          <w:rFonts w:ascii="Times New Roman" w:eastAsia="Times New Roman" w:hAnsi="Times New Roman" w:cs="Times New Roman"/>
-          <w:color w:val="000000" w:themeColor="text1"/>
-        </w:rPr>
-        <w:t>&lt;div *ngFor="let tortenet of tortenetek"&gt;</w:t>
-      </w:r>
-      <w:r>
-        <w:br/>
-      </w:r>
-      <w:r>
-        <w:rPr>
-          <w:rFonts w:ascii="Times New Roman" w:eastAsia="Times New Roman" w:hAnsi="Times New Roman" w:cs="Times New Roman"/>
-          <w:color w:val="000000" w:themeColor="text1"/>
-        </w:rPr>
-        <w:t xml:space="preserve">  &lt;h3&gt;{{ tortenet.cim }}&lt;/h3&gt;</w:t>
-      </w:r>
-      <w:r>
-        <w:br/>
-      </w:r>
-      <w:r>
-        <w:rPr>
-          <w:rFonts w:ascii="Times New Roman" w:eastAsia="Times New Roman" w:hAnsi="Times New Roman" w:cs="Times New Roman"/>
-          <w:color w:val="000000" w:themeColor="text1"/>
-        </w:rPr>
-        <w:lastRenderedPageBreak/>
         <w:t>&lt;/div&gt;</w:t>
       </w:r>
       <w:r>
@@ -7222,6 +7186,7 @@
         <w:rPr>
           <w:noProof/>
         </w:rPr>
+        <w:lastRenderedPageBreak/>
         <w:drawing>
           <wp:inline distT="0" distB="0" distL="0" distR="0" wp14:anchorId="65BA7E40" wp14:editId="70B0A4B0">
             <wp:extent cx="3191320" cy="1778296"/>
@@ -7310,256 +7275,256 @@
           <w:bCs/>
           <w:color w:val="000000" w:themeColor="text1"/>
         </w:rPr>
+        <w:t>Mi a TypeScript?</w:t>
+      </w:r>
+    </w:p>
+    <w:p>
+      <w:pPr>
+        <w:jc w:val="both"/>
+        <w:rPr>
+          <w:rFonts w:ascii="Times New Roman" w:eastAsia="Times New Roman" w:hAnsi="Times New Roman" w:cs="Times New Roman"/>
+          <w:color w:val="000000" w:themeColor="text1"/>
+        </w:rPr>
+      </w:pPr>
+      <w:r>
+        <w:rPr>
+          <w:rFonts w:ascii="Times New Roman" w:eastAsia="Times New Roman" w:hAnsi="Times New Roman" w:cs="Times New Roman"/>
+          <w:color w:val="000000" w:themeColor="text1"/>
+        </w:rPr>
+        <w:t>A TypeScript a JavaScript fejlettebb változata, amelyet a Microsoft fejlesztett ki 2012-ben. Célja, hogy biztonságosabbá és átláthatóbbá tegye a webes alkalmazások fejlesztését. Legfontosabb különbsége a JavaScripthez képest a típusbiztonság, amely előre meghatározza, hogy egy változó milyen típusú adatot tárolhat.</w:t>
+      </w:r>
+    </w:p>
+    <w:p>
+      <w:pPr>
+        <w:jc w:val="both"/>
+        <w:rPr>
+          <w:rFonts w:ascii="Times New Roman" w:eastAsia="Times New Roman" w:hAnsi="Times New Roman" w:cs="Times New Roman"/>
+          <w:color w:val="000000" w:themeColor="text1"/>
+        </w:rPr>
+      </w:pPr>
+    </w:p>
+    <w:p>
+      <w:pPr>
+        <w:jc w:val="both"/>
+        <w:rPr>
+          <w:rFonts w:ascii="Times New Roman" w:eastAsia="Times New Roman" w:hAnsi="Times New Roman" w:cs="Times New Roman"/>
+          <w:color w:val="000000" w:themeColor="text1"/>
+        </w:rPr>
+      </w:pPr>
+      <w:r>
+        <w:rPr>
+          <w:rFonts w:ascii="Times New Roman" w:eastAsia="Times New Roman" w:hAnsi="Times New Roman" w:cs="Times New Roman"/>
+          <w:b/>
+          <w:bCs/>
+          <w:color w:val="000000" w:themeColor="text1"/>
+        </w:rPr>
+        <w:t>Előnyök</w:t>
+      </w:r>
+    </w:p>
+    <w:p>
+      <w:pPr>
+        <w:jc w:val="both"/>
+        <w:rPr>
+          <w:rFonts w:ascii="Times New Roman" w:eastAsia="Times New Roman" w:hAnsi="Times New Roman" w:cs="Times New Roman"/>
+          <w:color w:val="000000" w:themeColor="text1"/>
+        </w:rPr>
+      </w:pPr>
+      <w:r>
+        <w:rPr>
+          <w:rFonts w:ascii="Times New Roman" w:eastAsia="Times New Roman" w:hAnsi="Times New Roman" w:cs="Times New Roman"/>
+          <w:b/>
+          <w:bCs/>
+          <w:color w:val="000000" w:themeColor="text1"/>
+        </w:rPr>
+        <w:t>Típusbiztonság</w:t>
+      </w:r>
+    </w:p>
+    <w:p>
+      <w:pPr>
+        <w:jc w:val="both"/>
+        <w:rPr>
+          <w:rFonts w:ascii="Times New Roman" w:eastAsia="Times New Roman" w:hAnsi="Times New Roman" w:cs="Times New Roman"/>
+          <w:color w:val="000000" w:themeColor="text1"/>
+        </w:rPr>
+      </w:pPr>
+      <w:r>
+        <w:rPr>
+          <w:rFonts w:ascii="Times New Roman" w:eastAsia="Times New Roman" w:hAnsi="Times New Roman" w:cs="Times New Roman"/>
+          <w:color w:val="000000" w:themeColor="text1"/>
+        </w:rPr>
+        <w:t>A TypeScript megakadályozza, hogy egy változó nem megfelelő típusú értéket kapjon, így sok hiba már a fejlesztés során kiszűrhető.</w:t>
+      </w:r>
+    </w:p>
+    <w:p>
+      <w:pPr>
+        <w:jc w:val="both"/>
+        <w:rPr>
+          <w:rFonts w:ascii="Times New Roman" w:eastAsia="Times New Roman" w:hAnsi="Times New Roman" w:cs="Times New Roman"/>
+          <w:color w:val="000000" w:themeColor="text1"/>
+        </w:rPr>
+      </w:pPr>
+      <w:r>
+        <w:rPr>
+          <w:rFonts w:ascii="Times New Roman" w:eastAsia="Times New Roman" w:hAnsi="Times New Roman" w:cs="Times New Roman"/>
+          <w:color w:val="000000" w:themeColor="text1"/>
+        </w:rPr>
+        <w:t>Példa:</w:t>
+      </w:r>
+    </w:p>
+    <w:p>
+      <w:pPr>
+        <w:rPr>
+          <w:rFonts w:ascii="Times New Roman" w:eastAsia="Times New Roman" w:hAnsi="Times New Roman" w:cs="Times New Roman"/>
+          <w:color w:val="000000" w:themeColor="text1"/>
+        </w:rPr>
+      </w:pPr>
+      <w:r>
+        <w:rPr>
+          <w:rFonts w:ascii="Times New Roman" w:eastAsia="Times New Roman" w:hAnsi="Times New Roman" w:cs="Times New Roman"/>
+          <w:color w:val="000000" w:themeColor="text1"/>
+        </w:rPr>
+        <w:t>let szam: number = 5;</w:t>
+      </w:r>
+      <w:r>
+        <w:br/>
+      </w:r>
+      <w:r>
+        <w:rPr>
+          <w:rFonts w:ascii="Times New Roman" w:eastAsia="Times New Roman" w:hAnsi="Times New Roman" w:cs="Times New Roman"/>
+          <w:color w:val="000000" w:themeColor="text1"/>
+        </w:rPr>
+        <w:t>szam = "öt"; // Hiba! Nem lehet szöveg egy number változóba</w:t>
+      </w:r>
+    </w:p>
+    <w:p>
+      <w:pPr>
+        <w:rPr>
+          <w:rFonts w:ascii="Times New Roman" w:eastAsia="Times New Roman" w:hAnsi="Times New Roman" w:cs="Times New Roman"/>
+          <w:color w:val="000000" w:themeColor="text1"/>
+        </w:rPr>
+      </w:pPr>
+      <w:r>
+        <w:rPr>
+          <w:rFonts w:ascii="Times New Roman" w:eastAsia="Times New Roman" w:hAnsi="Times New Roman" w:cs="Times New Roman"/>
+          <w:color w:val="000000" w:themeColor="text1"/>
+        </w:rPr>
+        <w:t>Ez segít elkerülni a futás közbeni hibákat.</w:t>
+      </w:r>
+      <w:r>
+        <w:br/>
+      </w:r>
+    </w:p>
+    <w:p>
+      <w:pPr>
+        <w:jc w:val="both"/>
+        <w:rPr>
+          <w:rFonts w:ascii="Times New Roman" w:eastAsia="Times New Roman" w:hAnsi="Times New Roman" w:cs="Times New Roman"/>
+          <w:color w:val="000000" w:themeColor="text1"/>
+        </w:rPr>
+      </w:pPr>
+      <w:r>
+        <w:rPr>
+          <w:rFonts w:ascii="Times New Roman" w:eastAsia="Times New Roman" w:hAnsi="Times New Roman" w:cs="Times New Roman"/>
+          <w:b/>
+          <w:bCs/>
+          <w:color w:val="000000" w:themeColor="text1"/>
+        </w:rPr>
+        <w:t>Automatikus kiegészítés</w:t>
+      </w:r>
+    </w:p>
+    <w:p>
+      <w:pPr>
+        <w:jc w:val="both"/>
+        <w:rPr>
+          <w:rFonts w:ascii="Times New Roman" w:eastAsia="Times New Roman" w:hAnsi="Times New Roman" w:cs="Times New Roman"/>
+          <w:color w:val="000000" w:themeColor="text1"/>
+        </w:rPr>
+      </w:pPr>
+      <w:r>
+        <w:rPr>
+          <w:rFonts w:ascii="Times New Roman" w:eastAsia="Times New Roman" w:hAnsi="Times New Roman" w:cs="Times New Roman"/>
+          <w:color w:val="000000" w:themeColor="text1"/>
+        </w:rPr>
+        <w:t>A fejlesztői környezet (IDE) ismeri a változók és objektumok típusait, ezért automatikusan felajánlja az elérhető tulajdonságokat és metódusokat. Ez gyorsabb és pontosabb munkavégzést tesz lehetővé.</w:t>
+      </w:r>
+    </w:p>
+    <w:p>
+      <w:pPr>
+        <w:jc w:val="both"/>
+        <w:rPr>
+          <w:rFonts w:ascii="Times New Roman" w:eastAsia="Times New Roman" w:hAnsi="Times New Roman" w:cs="Times New Roman"/>
+          <w:color w:val="000000" w:themeColor="text1"/>
+        </w:rPr>
+      </w:pPr>
+      <w:r>
+        <w:rPr>
+          <w:rFonts w:ascii="Times New Roman" w:eastAsia="Times New Roman" w:hAnsi="Times New Roman" w:cs="Times New Roman"/>
+          <w:color w:val="000000" w:themeColor="text1"/>
+        </w:rPr>
+        <w:t>Ez biztosítja, hogy minden történet azonos felépítésű legyen.</w:t>
+      </w:r>
+    </w:p>
+    <w:p>
+      <w:pPr>
+        <w:jc w:val="both"/>
+        <w:rPr>
+          <w:rFonts w:ascii="Times New Roman" w:eastAsia="Times New Roman" w:hAnsi="Times New Roman" w:cs="Times New Roman"/>
+          <w:color w:val="000000" w:themeColor="text1"/>
+        </w:rPr>
+      </w:pPr>
+    </w:p>
+    <w:p>
+      <w:pPr>
+        <w:jc w:val="both"/>
+        <w:rPr>
+          <w:rFonts w:ascii="Times New Roman" w:eastAsia="Times New Roman" w:hAnsi="Times New Roman" w:cs="Times New Roman"/>
+          <w:color w:val="000000" w:themeColor="text1"/>
+        </w:rPr>
+      </w:pPr>
+      <w:r>
+        <w:rPr>
+          <w:rFonts w:ascii="Times New Roman" w:eastAsia="Times New Roman" w:hAnsi="Times New Roman" w:cs="Times New Roman"/>
+          <w:b/>
+          <w:bCs/>
+          <w:color w:val="000000" w:themeColor="text1"/>
+        </w:rPr>
+        <w:t>TypeScript a projektünkben</w:t>
+      </w:r>
+    </w:p>
+    <w:p>
+      <w:pPr>
+        <w:rPr>
+          <w:rFonts w:ascii="Times New Roman" w:eastAsia="Times New Roman" w:hAnsi="Times New Roman" w:cs="Times New Roman"/>
+          <w:color w:val="000000" w:themeColor="text1"/>
+        </w:rPr>
+      </w:pPr>
+      <w:r>
+        <w:rPr>
+          <w:rFonts w:ascii="Times New Roman" w:eastAsia="Times New Roman" w:hAnsi="Times New Roman" w:cs="Times New Roman"/>
+          <w:color w:val="000000" w:themeColor="text1"/>
+        </w:rPr>
+        <w:t>Ez segít az adatok egységes és átlátható kezelésében.</w:t>
+      </w:r>
+      <w:r>
+        <w:br/>
+      </w:r>
+    </w:p>
+    <w:p>
+      <w:pPr>
+        <w:jc w:val="both"/>
+        <w:rPr>
+          <w:rFonts w:ascii="Times New Roman" w:eastAsia="Times New Roman" w:hAnsi="Times New Roman" w:cs="Times New Roman"/>
+          <w:color w:val="000000" w:themeColor="text1"/>
+        </w:rPr>
+      </w:pPr>
+      <w:r>
+        <w:rPr>
+          <w:rFonts w:ascii="Times New Roman" w:eastAsia="Times New Roman" w:hAnsi="Times New Roman" w:cs="Times New Roman"/>
+          <w:b/>
+          <w:bCs/>
+          <w:color w:val="000000" w:themeColor="text1"/>
+        </w:rPr>
         <w:lastRenderedPageBreak/>
-        <w:t>Mi a TypeScript?</w:t>
-      </w:r>
-    </w:p>
-    <w:p>
-      <w:pPr>
-        <w:jc w:val="both"/>
-        <w:rPr>
-          <w:rFonts w:ascii="Times New Roman" w:eastAsia="Times New Roman" w:hAnsi="Times New Roman" w:cs="Times New Roman"/>
-          <w:color w:val="000000" w:themeColor="text1"/>
-        </w:rPr>
-      </w:pPr>
-      <w:r>
-        <w:rPr>
-          <w:rFonts w:ascii="Times New Roman" w:eastAsia="Times New Roman" w:hAnsi="Times New Roman" w:cs="Times New Roman"/>
-          <w:color w:val="000000" w:themeColor="text1"/>
-        </w:rPr>
-        <w:t>A TypeScript a JavaScript fejlettebb változata, amelyet a Microsoft fejlesztett ki 2012-ben. Célja, hogy biztonságosabbá és átláthatóbbá tegye a webes alkalmazások fejlesztését. Legfontosabb különbsége a JavaScripthez képest a típusbiztonság, amely előre meghatározza, hogy egy változó milyen típusú adatot tárolhat.</w:t>
-      </w:r>
-    </w:p>
-    <w:p>
-      <w:pPr>
-        <w:jc w:val="both"/>
-        <w:rPr>
-          <w:rFonts w:ascii="Times New Roman" w:eastAsia="Times New Roman" w:hAnsi="Times New Roman" w:cs="Times New Roman"/>
-          <w:color w:val="000000" w:themeColor="text1"/>
-        </w:rPr>
-      </w:pPr>
-    </w:p>
-    <w:p>
-      <w:pPr>
-        <w:jc w:val="both"/>
-        <w:rPr>
-          <w:rFonts w:ascii="Times New Roman" w:eastAsia="Times New Roman" w:hAnsi="Times New Roman" w:cs="Times New Roman"/>
-          <w:color w:val="000000" w:themeColor="text1"/>
-        </w:rPr>
-      </w:pPr>
-      <w:r>
-        <w:rPr>
-          <w:rFonts w:ascii="Times New Roman" w:eastAsia="Times New Roman" w:hAnsi="Times New Roman" w:cs="Times New Roman"/>
-          <w:b/>
-          <w:bCs/>
-          <w:color w:val="000000" w:themeColor="text1"/>
-        </w:rPr>
-        <w:t>Előnyök</w:t>
-      </w:r>
-    </w:p>
-    <w:p>
-      <w:pPr>
-        <w:jc w:val="both"/>
-        <w:rPr>
-          <w:rFonts w:ascii="Times New Roman" w:eastAsia="Times New Roman" w:hAnsi="Times New Roman" w:cs="Times New Roman"/>
-          <w:color w:val="000000" w:themeColor="text1"/>
-        </w:rPr>
-      </w:pPr>
-      <w:r>
-        <w:rPr>
-          <w:rFonts w:ascii="Times New Roman" w:eastAsia="Times New Roman" w:hAnsi="Times New Roman" w:cs="Times New Roman"/>
-          <w:b/>
-          <w:bCs/>
-          <w:color w:val="000000" w:themeColor="text1"/>
-        </w:rPr>
-        <w:t>Típusbiztonság</w:t>
-      </w:r>
-    </w:p>
-    <w:p>
-      <w:pPr>
-        <w:jc w:val="both"/>
-        <w:rPr>
-          <w:rFonts w:ascii="Times New Roman" w:eastAsia="Times New Roman" w:hAnsi="Times New Roman" w:cs="Times New Roman"/>
-          <w:color w:val="000000" w:themeColor="text1"/>
-        </w:rPr>
-      </w:pPr>
-      <w:r>
-        <w:rPr>
-          <w:rFonts w:ascii="Times New Roman" w:eastAsia="Times New Roman" w:hAnsi="Times New Roman" w:cs="Times New Roman"/>
-          <w:color w:val="000000" w:themeColor="text1"/>
-        </w:rPr>
-        <w:t>A TypeScript megakadályozza, hogy egy változó nem megfelelő típusú értéket kapjon, így sok hiba már a fejlesztés során kiszűrhető.</w:t>
-      </w:r>
-    </w:p>
-    <w:p>
-      <w:pPr>
-        <w:jc w:val="both"/>
-        <w:rPr>
-          <w:rFonts w:ascii="Times New Roman" w:eastAsia="Times New Roman" w:hAnsi="Times New Roman" w:cs="Times New Roman"/>
-          <w:color w:val="000000" w:themeColor="text1"/>
-        </w:rPr>
-      </w:pPr>
-      <w:r>
-        <w:rPr>
-          <w:rFonts w:ascii="Times New Roman" w:eastAsia="Times New Roman" w:hAnsi="Times New Roman" w:cs="Times New Roman"/>
-          <w:color w:val="000000" w:themeColor="text1"/>
-        </w:rPr>
-        <w:t>Példa:</w:t>
-      </w:r>
-    </w:p>
-    <w:p>
-      <w:pPr>
-        <w:rPr>
-          <w:rFonts w:ascii="Times New Roman" w:eastAsia="Times New Roman" w:hAnsi="Times New Roman" w:cs="Times New Roman"/>
-          <w:color w:val="000000" w:themeColor="text1"/>
-        </w:rPr>
-      </w:pPr>
-      <w:r>
-        <w:rPr>
-          <w:rFonts w:ascii="Times New Roman" w:eastAsia="Times New Roman" w:hAnsi="Times New Roman" w:cs="Times New Roman"/>
-          <w:color w:val="000000" w:themeColor="text1"/>
-        </w:rPr>
-        <w:t>let szam: number = 5;</w:t>
-      </w:r>
-      <w:r>
-        <w:br/>
-      </w:r>
-      <w:r>
-        <w:rPr>
-          <w:rFonts w:ascii="Times New Roman" w:eastAsia="Times New Roman" w:hAnsi="Times New Roman" w:cs="Times New Roman"/>
-          <w:color w:val="000000" w:themeColor="text1"/>
-        </w:rPr>
-        <w:t>szam = "öt"; // Hiba! Nem lehet szöveg egy number változóba</w:t>
-      </w:r>
-    </w:p>
-    <w:p>
-      <w:pPr>
-        <w:rPr>
-          <w:rFonts w:ascii="Times New Roman" w:eastAsia="Times New Roman" w:hAnsi="Times New Roman" w:cs="Times New Roman"/>
-          <w:color w:val="000000" w:themeColor="text1"/>
-        </w:rPr>
-      </w:pPr>
-      <w:r>
-        <w:rPr>
-          <w:rFonts w:ascii="Times New Roman" w:eastAsia="Times New Roman" w:hAnsi="Times New Roman" w:cs="Times New Roman"/>
-          <w:color w:val="000000" w:themeColor="text1"/>
-        </w:rPr>
-        <w:t>Ez segít elkerülni a futás közbeni hibákat.</w:t>
-      </w:r>
-      <w:r>
-        <w:br/>
-      </w:r>
-    </w:p>
-    <w:p>
-      <w:pPr>
-        <w:jc w:val="both"/>
-        <w:rPr>
-          <w:rFonts w:ascii="Times New Roman" w:eastAsia="Times New Roman" w:hAnsi="Times New Roman" w:cs="Times New Roman"/>
-          <w:color w:val="000000" w:themeColor="text1"/>
-        </w:rPr>
-      </w:pPr>
-      <w:r>
-        <w:rPr>
-          <w:rFonts w:ascii="Times New Roman" w:eastAsia="Times New Roman" w:hAnsi="Times New Roman" w:cs="Times New Roman"/>
-          <w:b/>
-          <w:bCs/>
-          <w:color w:val="000000" w:themeColor="text1"/>
-        </w:rPr>
-        <w:t>Automatikus kiegészítés</w:t>
-      </w:r>
-    </w:p>
-    <w:p>
-      <w:pPr>
-        <w:jc w:val="both"/>
-        <w:rPr>
-          <w:rFonts w:ascii="Times New Roman" w:eastAsia="Times New Roman" w:hAnsi="Times New Roman" w:cs="Times New Roman"/>
-          <w:color w:val="000000" w:themeColor="text1"/>
-        </w:rPr>
-      </w:pPr>
-      <w:r>
-        <w:rPr>
-          <w:rFonts w:ascii="Times New Roman" w:eastAsia="Times New Roman" w:hAnsi="Times New Roman" w:cs="Times New Roman"/>
-          <w:color w:val="000000" w:themeColor="text1"/>
-        </w:rPr>
-        <w:t>A fejlesztői környezet (IDE) ismeri a változók és objektumok típusait, ezért automatikusan felajánlja az elérhető tulajdonságokat és metódusokat. Ez gyorsabb és pontosabb munkavégzést tesz lehetővé.</w:t>
-      </w:r>
-    </w:p>
-    <w:p>
-      <w:pPr>
-        <w:jc w:val="both"/>
-        <w:rPr>
-          <w:rFonts w:ascii="Times New Roman" w:eastAsia="Times New Roman" w:hAnsi="Times New Roman" w:cs="Times New Roman"/>
-          <w:color w:val="000000" w:themeColor="text1"/>
-        </w:rPr>
-      </w:pPr>
-      <w:r>
-        <w:rPr>
-          <w:rFonts w:ascii="Times New Roman" w:eastAsia="Times New Roman" w:hAnsi="Times New Roman" w:cs="Times New Roman"/>
-          <w:color w:val="000000" w:themeColor="text1"/>
-        </w:rPr>
-        <w:t>Ez biztosítja, hogy minden történet azonos felépítésű legyen.</w:t>
-      </w:r>
-    </w:p>
-    <w:p>
-      <w:pPr>
-        <w:jc w:val="both"/>
-        <w:rPr>
-          <w:rFonts w:ascii="Times New Roman" w:eastAsia="Times New Roman" w:hAnsi="Times New Roman" w:cs="Times New Roman"/>
-          <w:color w:val="000000" w:themeColor="text1"/>
-        </w:rPr>
-      </w:pPr>
-    </w:p>
-    <w:p>
-      <w:pPr>
-        <w:jc w:val="both"/>
-        <w:rPr>
-          <w:rFonts w:ascii="Times New Roman" w:eastAsia="Times New Roman" w:hAnsi="Times New Roman" w:cs="Times New Roman"/>
-          <w:color w:val="000000" w:themeColor="text1"/>
-        </w:rPr>
-      </w:pPr>
-      <w:r>
-        <w:rPr>
-          <w:rFonts w:ascii="Times New Roman" w:eastAsia="Times New Roman" w:hAnsi="Times New Roman" w:cs="Times New Roman"/>
-          <w:b/>
-          <w:bCs/>
-          <w:color w:val="000000" w:themeColor="text1"/>
-        </w:rPr>
-        <w:t>TypeScript a projektünkben</w:t>
-      </w:r>
-    </w:p>
-    <w:p>
-      <w:pPr>
-        <w:rPr>
-          <w:rFonts w:ascii="Times New Roman" w:eastAsia="Times New Roman" w:hAnsi="Times New Roman" w:cs="Times New Roman"/>
-          <w:color w:val="000000" w:themeColor="text1"/>
-        </w:rPr>
-      </w:pPr>
-      <w:r>
-        <w:rPr>
-          <w:rFonts w:ascii="Times New Roman" w:eastAsia="Times New Roman" w:hAnsi="Times New Roman" w:cs="Times New Roman"/>
-          <w:color w:val="000000" w:themeColor="text1"/>
-        </w:rPr>
-        <w:t>Ez segít az adatok egységes és átlátható kezelésében.</w:t>
-      </w:r>
-      <w:r>
-        <w:br/>
-      </w:r>
-    </w:p>
-    <w:p>
-      <w:pPr>
-        <w:jc w:val="both"/>
-        <w:rPr>
-          <w:rFonts w:ascii="Times New Roman" w:eastAsia="Times New Roman" w:hAnsi="Times New Roman" w:cs="Times New Roman"/>
-          <w:color w:val="000000" w:themeColor="text1"/>
-        </w:rPr>
-      </w:pPr>
-      <w:r>
-        <w:rPr>
-          <w:rFonts w:ascii="Times New Roman" w:eastAsia="Times New Roman" w:hAnsi="Times New Roman" w:cs="Times New Roman"/>
-          <w:b/>
-          <w:bCs/>
-          <w:color w:val="000000" w:themeColor="text1"/>
-        </w:rPr>
         <w:t>Típusbiztonság a service-ekben</w:t>
       </w:r>
     </w:p>
@@ -7890,6 +7855,7 @@
           <w:bCs/>
           <w:color w:val="000000" w:themeColor="text1"/>
         </w:rPr>
+        <w:lastRenderedPageBreak/>
         <w:t>Szerver létrehozása</w:t>
       </w:r>
     </w:p>
@@ -7973,271 +7939,271 @@
           <w:rFonts w:ascii="Times New Roman" w:eastAsia="Times New Roman" w:hAnsi="Times New Roman" w:cs="Times New Roman"/>
           <w:color w:val="000000" w:themeColor="text1"/>
         </w:rPr>
+        <w:t>});</w:t>
+      </w:r>
+      <w:r>
+        <w:br/>
+      </w:r>
+    </w:p>
+    <w:p>
+      <w:pPr>
+        <w:rPr>
+          <w:rFonts w:ascii="Times New Roman" w:eastAsia="Times New Roman" w:hAnsi="Times New Roman" w:cs="Times New Roman"/>
+          <w:color w:val="000000" w:themeColor="text1"/>
+        </w:rPr>
+      </w:pPr>
+      <w:r>
+        <w:rPr>
+          <w:rFonts w:ascii="Times New Roman" w:eastAsia="Times New Roman" w:hAnsi="Times New Roman" w:cs="Times New Roman"/>
+          <w:color w:val="000000" w:themeColor="text1"/>
+        </w:rPr>
+        <w:t>Ez a kód elindítja a szervert a megadott porton.</w:t>
+      </w:r>
+    </w:p>
+    <w:p>
+      <w:pPr>
+        <w:jc w:val="both"/>
+        <w:rPr>
+          <w:rFonts w:ascii="Times New Roman" w:eastAsia="Times New Roman" w:hAnsi="Times New Roman" w:cs="Times New Roman"/>
+          <w:color w:val="000000" w:themeColor="text1"/>
+        </w:rPr>
+      </w:pPr>
+    </w:p>
+    <w:p>
+      <w:pPr>
+        <w:jc w:val="both"/>
+        <w:rPr>
+          <w:rFonts w:ascii="Times New Roman" w:eastAsia="Times New Roman" w:hAnsi="Times New Roman" w:cs="Times New Roman"/>
+          <w:color w:val="000000" w:themeColor="text1"/>
+        </w:rPr>
+      </w:pPr>
+    </w:p>
+    <w:p>
+      <w:pPr>
+        <w:jc w:val="both"/>
+        <w:rPr>
+          <w:rFonts w:ascii="Times New Roman" w:eastAsia="Times New Roman" w:hAnsi="Times New Roman" w:cs="Times New Roman"/>
+          <w:color w:val="000000" w:themeColor="text1"/>
+        </w:rPr>
+      </w:pPr>
+      <w:r>
+        <w:rPr>
+          <w:rFonts w:ascii="Times New Roman" w:eastAsia="Times New Roman" w:hAnsi="Times New Roman" w:cs="Times New Roman"/>
+          <w:b/>
+          <w:bCs/>
+          <w:color w:val="000000" w:themeColor="text1"/>
+        </w:rPr>
+        <w:t>API végpontok</w:t>
+      </w:r>
+    </w:p>
+    <w:p>
+      <w:pPr>
+        <w:jc w:val="both"/>
+        <w:rPr>
+          <w:rFonts w:ascii="Times New Roman" w:eastAsia="Times New Roman" w:hAnsi="Times New Roman" w:cs="Times New Roman"/>
+          <w:color w:val="000000" w:themeColor="text1"/>
+        </w:rPr>
+      </w:pPr>
+      <w:r>
+        <w:rPr>
+          <w:rFonts w:ascii="Times New Roman" w:eastAsia="Times New Roman" w:hAnsi="Times New Roman" w:cs="Times New Roman"/>
+          <w:color w:val="000000" w:themeColor="text1"/>
+        </w:rPr>
+        <w:t>Az alkalmazás a frontend és a backend közötti kommunikációt REST API végpontokon keresztül valósítja meg. Ezek az útvonalak határozzák meg, hogy a kliens milyen módon kérhet le vagy küldhet adatokat a szervernek.</w:t>
+      </w:r>
+    </w:p>
+    <w:p>
+      <w:pPr>
+        <w:rPr>
+          <w:rFonts w:ascii="Times New Roman" w:eastAsia="Times New Roman" w:hAnsi="Times New Roman" w:cs="Times New Roman"/>
+          <w:color w:val="000000" w:themeColor="text1"/>
+        </w:rPr>
+      </w:pPr>
+      <w:r>
+        <w:rPr>
+          <w:rFonts w:ascii="Times New Roman" w:eastAsia="Times New Roman" w:hAnsi="Times New Roman" w:cs="Times New Roman"/>
+          <w:color w:val="000000" w:themeColor="text1"/>
+        </w:rPr>
+        <w:t>app.get('/api/tortenetek', (req, res) =&gt; {</w:t>
+      </w:r>
+      <w:r>
+        <w:br/>
+      </w:r>
+      <w:r>
+        <w:rPr>
+          <w:rFonts w:ascii="Times New Roman" w:eastAsia="Times New Roman" w:hAnsi="Times New Roman" w:cs="Times New Roman"/>
+          <w:color w:val="000000" w:themeColor="text1"/>
+        </w:rPr>
+        <w:t xml:space="preserve">  // Történetek lekérése</w:t>
+      </w:r>
+      <w:r>
+        <w:br/>
+      </w:r>
+      <w:r>
+        <w:rPr>
+          <w:rFonts w:ascii="Times New Roman" w:eastAsia="Times New Roman" w:hAnsi="Times New Roman" w:cs="Times New Roman"/>
+          <w:color w:val="000000" w:themeColor="text1"/>
+        </w:rPr>
+        <w:t>});</w:t>
+      </w:r>
+    </w:p>
+    <w:p>
+      <w:pPr>
+        <w:rPr>
+          <w:rFonts w:ascii="Times New Roman" w:eastAsia="Times New Roman" w:hAnsi="Times New Roman" w:cs="Times New Roman"/>
+          <w:color w:val="000000" w:themeColor="text1"/>
+        </w:rPr>
+      </w:pPr>
+      <w:r>
+        <w:rPr>
+          <w:rFonts w:ascii="Times New Roman" w:eastAsia="Times New Roman" w:hAnsi="Times New Roman" w:cs="Times New Roman"/>
+          <w:color w:val="000000" w:themeColor="text1"/>
+        </w:rPr>
+        <w:t>Ez a végpont a történetek lekérésére szolgál.</w:t>
+      </w:r>
+    </w:p>
+    <w:p>
+      <w:pPr>
+        <w:rPr>
+          <w:rFonts w:ascii="Times New Roman" w:eastAsia="Times New Roman" w:hAnsi="Times New Roman" w:cs="Times New Roman"/>
+          <w:color w:val="000000" w:themeColor="text1"/>
+        </w:rPr>
+      </w:pPr>
+    </w:p>
+    <w:p>
+      <w:pPr>
+        <w:rPr>
+          <w:rFonts w:ascii="Times New Roman" w:eastAsia="Times New Roman" w:hAnsi="Times New Roman" w:cs="Times New Roman"/>
+          <w:color w:val="000000" w:themeColor="text1"/>
+        </w:rPr>
+      </w:pPr>
+      <w:r>
+        <w:rPr>
+          <w:rFonts w:ascii="Times New Roman" w:eastAsia="Times New Roman" w:hAnsi="Times New Roman" w:cs="Times New Roman"/>
+          <w:color w:val="000000" w:themeColor="text1"/>
+        </w:rPr>
+        <w:t>app.post('/api/tortenet', (req, res) =&gt; {</w:t>
+      </w:r>
+      <w:r>
+        <w:br/>
+      </w:r>
+      <w:r>
+        <w:rPr>
+          <w:rFonts w:ascii="Times New Roman" w:eastAsia="Times New Roman" w:hAnsi="Times New Roman" w:cs="Times New Roman"/>
+          <w:color w:val="000000" w:themeColor="text1"/>
+        </w:rPr>
+        <w:t xml:space="preserve">  // Új történet mentése</w:t>
+      </w:r>
+      <w:r>
+        <w:br/>
+      </w:r>
+      <w:r>
+        <w:rPr>
+          <w:rFonts w:ascii="Times New Roman" w:eastAsia="Times New Roman" w:hAnsi="Times New Roman" w:cs="Times New Roman"/>
+          <w:color w:val="000000" w:themeColor="text1"/>
+        </w:rPr>
+        <w:t>});</w:t>
+      </w:r>
+    </w:p>
+    <w:p>
+      <w:pPr>
+        <w:jc w:val="both"/>
+        <w:rPr>
+          <w:rFonts w:ascii="Times New Roman" w:eastAsia="Times New Roman" w:hAnsi="Times New Roman" w:cs="Times New Roman"/>
+          <w:color w:val="000000" w:themeColor="text1"/>
+        </w:rPr>
+      </w:pPr>
+      <w:r>
+        <w:rPr>
+          <w:rFonts w:ascii="Times New Roman" w:eastAsia="Times New Roman" w:hAnsi="Times New Roman" w:cs="Times New Roman"/>
+          <w:color w:val="000000" w:themeColor="text1"/>
+        </w:rPr>
+        <w:t>Ez a végpont új történet mentését teszi lehetővé. Ezek az útvonalak biztosítják az adatok lekérését és mentését az alkalmazásban.</w:t>
+      </w:r>
+    </w:p>
+    <w:p>
+      <w:pPr>
+        <w:jc w:val="both"/>
+        <w:rPr>
+          <w:rFonts w:ascii="Times New Roman" w:eastAsia="Times New Roman" w:hAnsi="Times New Roman" w:cs="Times New Roman"/>
+          <w:color w:val="000000" w:themeColor="text1"/>
+        </w:rPr>
+      </w:pPr>
+    </w:p>
+    <w:p>
+      <w:pPr>
+        <w:jc w:val="both"/>
+        <w:rPr>
+          <w:rFonts w:ascii="Times New Roman" w:eastAsia="Times New Roman" w:hAnsi="Times New Roman" w:cs="Times New Roman"/>
+          <w:color w:val="000000" w:themeColor="text1"/>
+        </w:rPr>
+      </w:pPr>
+      <w:r>
+        <w:rPr>
+          <w:rFonts w:ascii="Times New Roman" w:eastAsia="Times New Roman" w:hAnsi="Times New Roman" w:cs="Times New Roman"/>
+          <w:b/>
+          <w:bCs/>
+          <w:color w:val="000000" w:themeColor="text1"/>
+        </w:rPr>
+        <w:t>Middleware-ek</w:t>
+      </w:r>
+    </w:p>
+    <w:p>
+      <w:pPr>
+        <w:jc w:val="both"/>
+        <w:rPr>
+          <w:rFonts w:ascii="Times New Roman" w:eastAsia="Times New Roman" w:hAnsi="Times New Roman" w:cs="Times New Roman"/>
+          <w:color w:val="000000" w:themeColor="text1"/>
+        </w:rPr>
+      </w:pPr>
+      <w:r>
+        <w:rPr>
+          <w:rFonts w:ascii="Times New Roman" w:eastAsia="Times New Roman" w:hAnsi="Times New Roman" w:cs="Times New Roman"/>
+          <w:color w:val="000000" w:themeColor="text1"/>
+        </w:rPr>
+        <w:t>A middleware-ek a beérkező kérések feldolgozásában részt vevő köztes elemek, amelyek a kérés és a válasz között futnak le.</w:t>
+      </w:r>
+    </w:p>
+    <w:p>
+      <w:pPr>
+        <w:jc w:val="both"/>
+        <w:rPr>
+          <w:rFonts w:ascii="Times New Roman" w:eastAsia="Times New Roman" w:hAnsi="Times New Roman" w:cs="Times New Roman"/>
+          <w:color w:val="000000" w:themeColor="text1"/>
+        </w:rPr>
+      </w:pPr>
+      <w:r>
+        <w:rPr>
+          <w:rFonts w:ascii="Times New Roman" w:eastAsia="Times New Roman" w:hAnsi="Times New Roman" w:cs="Times New Roman"/>
+          <w:color w:val="000000" w:themeColor="text1"/>
+        </w:rPr>
+        <w:t>body-parser:</w:t>
+      </w:r>
+      <w:r>
+        <w:br/>
+      </w:r>
+      <w:r>
+        <w:rPr>
+          <w:rFonts w:ascii="Times New Roman" w:eastAsia="Times New Roman" w:hAnsi="Times New Roman" w:cs="Times New Roman"/>
+          <w:color w:val="000000" w:themeColor="text1"/>
+        </w:rPr>
+        <w:t xml:space="preserve"> A kliens által küldött JSON adatok feldolgozására szolgál.</w:t>
+      </w:r>
+    </w:p>
+    <w:p>
+      <w:pPr>
+        <w:jc w:val="both"/>
+        <w:rPr>
+          <w:rFonts w:ascii="Times New Roman" w:eastAsia="Times New Roman" w:hAnsi="Times New Roman" w:cs="Times New Roman"/>
+          <w:color w:val="000000" w:themeColor="text1"/>
+        </w:rPr>
+      </w:pPr>
+      <w:r>
+        <w:rPr>
+          <w:rFonts w:ascii="Times New Roman" w:eastAsia="Times New Roman" w:hAnsi="Times New Roman" w:cs="Times New Roman"/>
+          <w:color w:val="000000" w:themeColor="text1"/>
+        </w:rPr>
         <w:lastRenderedPageBreak/>
-        <w:t>});</w:t>
-      </w:r>
-      <w:r>
-        <w:br/>
-      </w:r>
-    </w:p>
-    <w:p>
-      <w:pPr>
-        <w:rPr>
-          <w:rFonts w:ascii="Times New Roman" w:eastAsia="Times New Roman" w:hAnsi="Times New Roman" w:cs="Times New Roman"/>
-          <w:color w:val="000000" w:themeColor="text1"/>
-        </w:rPr>
-      </w:pPr>
-      <w:r>
-        <w:rPr>
-          <w:rFonts w:ascii="Times New Roman" w:eastAsia="Times New Roman" w:hAnsi="Times New Roman" w:cs="Times New Roman"/>
-          <w:color w:val="000000" w:themeColor="text1"/>
-        </w:rPr>
-        <w:t>Ez a kód elindítja a szervert a megadott porton.</w:t>
-      </w:r>
-    </w:p>
-    <w:p>
-      <w:pPr>
-        <w:jc w:val="both"/>
-        <w:rPr>
-          <w:rFonts w:ascii="Times New Roman" w:eastAsia="Times New Roman" w:hAnsi="Times New Roman" w:cs="Times New Roman"/>
-          <w:color w:val="000000" w:themeColor="text1"/>
-        </w:rPr>
-      </w:pPr>
-    </w:p>
-    <w:p>
-      <w:pPr>
-        <w:jc w:val="both"/>
-        <w:rPr>
-          <w:rFonts w:ascii="Times New Roman" w:eastAsia="Times New Roman" w:hAnsi="Times New Roman" w:cs="Times New Roman"/>
-          <w:color w:val="000000" w:themeColor="text1"/>
-        </w:rPr>
-      </w:pPr>
-    </w:p>
-    <w:p>
-      <w:pPr>
-        <w:jc w:val="both"/>
-        <w:rPr>
-          <w:rFonts w:ascii="Times New Roman" w:eastAsia="Times New Roman" w:hAnsi="Times New Roman" w:cs="Times New Roman"/>
-          <w:color w:val="000000" w:themeColor="text1"/>
-        </w:rPr>
-      </w:pPr>
-      <w:r>
-        <w:rPr>
-          <w:rFonts w:ascii="Times New Roman" w:eastAsia="Times New Roman" w:hAnsi="Times New Roman" w:cs="Times New Roman"/>
-          <w:b/>
-          <w:bCs/>
-          <w:color w:val="000000" w:themeColor="text1"/>
-        </w:rPr>
-        <w:t>API végpontok</w:t>
-      </w:r>
-    </w:p>
-    <w:p>
-      <w:pPr>
-        <w:jc w:val="both"/>
-        <w:rPr>
-          <w:rFonts w:ascii="Times New Roman" w:eastAsia="Times New Roman" w:hAnsi="Times New Roman" w:cs="Times New Roman"/>
-          <w:color w:val="000000" w:themeColor="text1"/>
-        </w:rPr>
-      </w:pPr>
-      <w:r>
-        <w:rPr>
-          <w:rFonts w:ascii="Times New Roman" w:eastAsia="Times New Roman" w:hAnsi="Times New Roman" w:cs="Times New Roman"/>
-          <w:color w:val="000000" w:themeColor="text1"/>
-        </w:rPr>
-        <w:t>Az alkalmazás a frontend és a backend közötti kommunikációt REST API végpontokon keresztül valósítja meg. Ezek az útvonalak határozzák meg, hogy a kliens milyen módon kérhet le vagy küldhet adatokat a szervernek.</w:t>
-      </w:r>
-    </w:p>
-    <w:p>
-      <w:pPr>
-        <w:rPr>
-          <w:rFonts w:ascii="Times New Roman" w:eastAsia="Times New Roman" w:hAnsi="Times New Roman" w:cs="Times New Roman"/>
-          <w:color w:val="000000" w:themeColor="text1"/>
-        </w:rPr>
-      </w:pPr>
-      <w:r>
-        <w:rPr>
-          <w:rFonts w:ascii="Times New Roman" w:eastAsia="Times New Roman" w:hAnsi="Times New Roman" w:cs="Times New Roman"/>
-          <w:color w:val="000000" w:themeColor="text1"/>
-        </w:rPr>
-        <w:t>app.get('/api/tortenetek', (req, res) =&gt; {</w:t>
-      </w:r>
-      <w:r>
-        <w:br/>
-      </w:r>
-      <w:r>
-        <w:rPr>
-          <w:rFonts w:ascii="Times New Roman" w:eastAsia="Times New Roman" w:hAnsi="Times New Roman" w:cs="Times New Roman"/>
-          <w:color w:val="000000" w:themeColor="text1"/>
-        </w:rPr>
-        <w:t xml:space="preserve">  // Történetek lekérése</w:t>
-      </w:r>
-      <w:r>
-        <w:br/>
-      </w:r>
-      <w:r>
-        <w:rPr>
-          <w:rFonts w:ascii="Times New Roman" w:eastAsia="Times New Roman" w:hAnsi="Times New Roman" w:cs="Times New Roman"/>
-          <w:color w:val="000000" w:themeColor="text1"/>
-        </w:rPr>
-        <w:t>});</w:t>
-      </w:r>
-    </w:p>
-    <w:p>
-      <w:pPr>
-        <w:rPr>
-          <w:rFonts w:ascii="Times New Roman" w:eastAsia="Times New Roman" w:hAnsi="Times New Roman" w:cs="Times New Roman"/>
-          <w:color w:val="000000" w:themeColor="text1"/>
-        </w:rPr>
-      </w:pPr>
-      <w:r>
-        <w:rPr>
-          <w:rFonts w:ascii="Times New Roman" w:eastAsia="Times New Roman" w:hAnsi="Times New Roman" w:cs="Times New Roman"/>
-          <w:color w:val="000000" w:themeColor="text1"/>
-        </w:rPr>
-        <w:t>Ez a végpont a történetek lekérésére szolgál.</w:t>
-      </w:r>
-    </w:p>
-    <w:p>
-      <w:pPr>
-        <w:rPr>
-          <w:rFonts w:ascii="Times New Roman" w:eastAsia="Times New Roman" w:hAnsi="Times New Roman" w:cs="Times New Roman"/>
-          <w:color w:val="000000" w:themeColor="text1"/>
-        </w:rPr>
-      </w:pPr>
-    </w:p>
-    <w:p>
-      <w:pPr>
-        <w:rPr>
-          <w:rFonts w:ascii="Times New Roman" w:eastAsia="Times New Roman" w:hAnsi="Times New Roman" w:cs="Times New Roman"/>
-          <w:color w:val="000000" w:themeColor="text1"/>
-        </w:rPr>
-      </w:pPr>
-      <w:r>
-        <w:rPr>
-          <w:rFonts w:ascii="Times New Roman" w:eastAsia="Times New Roman" w:hAnsi="Times New Roman" w:cs="Times New Roman"/>
-          <w:color w:val="000000" w:themeColor="text1"/>
-        </w:rPr>
-        <w:t>app.post('/api/tortenet', (req, res) =&gt; {</w:t>
-      </w:r>
-      <w:r>
-        <w:br/>
-      </w:r>
-      <w:r>
-        <w:rPr>
-          <w:rFonts w:ascii="Times New Roman" w:eastAsia="Times New Roman" w:hAnsi="Times New Roman" w:cs="Times New Roman"/>
-          <w:color w:val="000000" w:themeColor="text1"/>
-        </w:rPr>
-        <w:t xml:space="preserve">  // Új történet mentése</w:t>
-      </w:r>
-      <w:r>
-        <w:br/>
-      </w:r>
-      <w:r>
-        <w:rPr>
-          <w:rFonts w:ascii="Times New Roman" w:eastAsia="Times New Roman" w:hAnsi="Times New Roman" w:cs="Times New Roman"/>
-          <w:color w:val="000000" w:themeColor="text1"/>
-        </w:rPr>
-        <w:t>});</w:t>
-      </w:r>
-    </w:p>
-    <w:p>
-      <w:pPr>
-        <w:jc w:val="both"/>
-        <w:rPr>
-          <w:rFonts w:ascii="Times New Roman" w:eastAsia="Times New Roman" w:hAnsi="Times New Roman" w:cs="Times New Roman"/>
-          <w:color w:val="000000" w:themeColor="text1"/>
-        </w:rPr>
-      </w:pPr>
-      <w:r>
-        <w:rPr>
-          <w:rFonts w:ascii="Times New Roman" w:eastAsia="Times New Roman" w:hAnsi="Times New Roman" w:cs="Times New Roman"/>
-          <w:color w:val="000000" w:themeColor="text1"/>
-        </w:rPr>
-        <w:t>Ez a végpont új történet mentését teszi lehetővé. Ezek az útvonalak biztosítják az adatok lekérését és mentését az alkalmazásban.</w:t>
-      </w:r>
-    </w:p>
-    <w:p>
-      <w:pPr>
-        <w:jc w:val="both"/>
-        <w:rPr>
-          <w:rFonts w:ascii="Times New Roman" w:eastAsia="Times New Roman" w:hAnsi="Times New Roman" w:cs="Times New Roman"/>
-          <w:color w:val="000000" w:themeColor="text1"/>
-        </w:rPr>
-      </w:pPr>
-    </w:p>
-    <w:p>
-      <w:pPr>
-        <w:jc w:val="both"/>
-        <w:rPr>
-          <w:rFonts w:ascii="Times New Roman" w:eastAsia="Times New Roman" w:hAnsi="Times New Roman" w:cs="Times New Roman"/>
-          <w:color w:val="000000" w:themeColor="text1"/>
-        </w:rPr>
-      </w:pPr>
-      <w:r>
-        <w:rPr>
-          <w:rFonts w:ascii="Times New Roman" w:eastAsia="Times New Roman" w:hAnsi="Times New Roman" w:cs="Times New Roman"/>
-          <w:b/>
-          <w:bCs/>
-          <w:color w:val="000000" w:themeColor="text1"/>
-        </w:rPr>
-        <w:t>Middleware-ek</w:t>
-      </w:r>
-    </w:p>
-    <w:p>
-      <w:pPr>
-        <w:jc w:val="both"/>
-        <w:rPr>
-          <w:rFonts w:ascii="Times New Roman" w:eastAsia="Times New Roman" w:hAnsi="Times New Roman" w:cs="Times New Roman"/>
-          <w:color w:val="000000" w:themeColor="text1"/>
-        </w:rPr>
-      </w:pPr>
-      <w:r>
-        <w:rPr>
-          <w:rFonts w:ascii="Times New Roman" w:eastAsia="Times New Roman" w:hAnsi="Times New Roman" w:cs="Times New Roman"/>
-          <w:color w:val="000000" w:themeColor="text1"/>
-        </w:rPr>
-        <w:t>A middleware-ek a beérkező kérések feldolgozásában részt vevő köztes elemek, amelyek a kérés és a válasz között futnak le.</w:t>
-      </w:r>
-    </w:p>
-    <w:p>
-      <w:pPr>
-        <w:jc w:val="both"/>
-        <w:rPr>
-          <w:rFonts w:ascii="Times New Roman" w:eastAsia="Times New Roman" w:hAnsi="Times New Roman" w:cs="Times New Roman"/>
-          <w:color w:val="000000" w:themeColor="text1"/>
-        </w:rPr>
-      </w:pPr>
-      <w:r>
-        <w:rPr>
-          <w:rFonts w:ascii="Times New Roman" w:eastAsia="Times New Roman" w:hAnsi="Times New Roman" w:cs="Times New Roman"/>
-          <w:color w:val="000000" w:themeColor="text1"/>
-        </w:rPr>
-        <w:t>body-parser:</w:t>
-      </w:r>
-      <w:r>
-        <w:br/>
-      </w:r>
-      <w:r>
-        <w:rPr>
-          <w:rFonts w:ascii="Times New Roman" w:eastAsia="Times New Roman" w:hAnsi="Times New Roman" w:cs="Times New Roman"/>
-          <w:color w:val="000000" w:themeColor="text1"/>
-        </w:rPr>
-        <w:t xml:space="preserve"> A kliens által küldött JSON adatok feldolgozására szolgál.</w:t>
-      </w:r>
-    </w:p>
-    <w:p>
-      <w:pPr>
-        <w:jc w:val="both"/>
-        <w:rPr>
-          <w:rFonts w:ascii="Times New Roman" w:eastAsia="Times New Roman" w:hAnsi="Times New Roman" w:cs="Times New Roman"/>
-          <w:color w:val="000000" w:themeColor="text1"/>
-        </w:rPr>
-      </w:pPr>
-      <w:r>
-        <w:rPr>
-          <w:rFonts w:ascii="Times New Roman" w:eastAsia="Times New Roman" w:hAnsi="Times New Roman" w:cs="Times New Roman"/>
-          <w:color w:val="000000" w:themeColor="text1"/>
-        </w:rPr>
         <w:t>cors:</w:t>
       </w:r>
       <w:r>
@@ -8322,7 +8288,6 @@
           <w:sz w:val="28"/>
           <w:szCs w:val="28"/>
         </w:rPr>
-        <w:lastRenderedPageBreak/>
         <w:t>3.4 Express.js keretrendszer</w:t>
       </w:r>
     </w:p>
@@ -8712,362 +8677,362 @@
           <w:bCs/>
           <w:color w:val="000000" w:themeColor="text1"/>
         </w:rPr>
+        <w:t>Adatbázis struktúra</w:t>
+      </w:r>
+    </w:p>
+    <w:p>
+      <w:pPr>
+        <w:jc w:val="both"/>
+        <w:rPr>
+          <w:rFonts w:ascii="Times New Roman" w:eastAsia="Times New Roman" w:hAnsi="Times New Roman" w:cs="Times New Roman"/>
+          <w:color w:val="000000" w:themeColor="text1"/>
+        </w:rPr>
+      </w:pPr>
+      <w:r>
+        <w:rPr>
+          <w:rFonts w:ascii="Times New Roman" w:eastAsia="Times New Roman" w:hAnsi="Times New Roman" w:cs="Times New Roman"/>
+          <w:color w:val="000000" w:themeColor="text1"/>
+        </w:rPr>
+        <w:t>Az adatbázis több, egymással kapcsolatban álló táblából épül fel, amelyek különböző típusú adatokat tárolnak. Ez a felépítés biztosítja az adatok áttekinthetőségét és hatékony kezelését.</w:t>
+      </w:r>
+    </w:p>
+    <w:p>
+      <w:pPr>
+        <w:jc w:val="both"/>
+        <w:rPr>
+          <w:rFonts w:ascii="Times New Roman" w:eastAsia="Times New Roman" w:hAnsi="Times New Roman" w:cs="Times New Roman"/>
+          <w:color w:val="000000" w:themeColor="text1"/>
+        </w:rPr>
+      </w:pPr>
+    </w:p>
+    <w:p>
+      <w:pPr>
+        <w:jc w:val="both"/>
+        <w:rPr>
+          <w:rFonts w:ascii="Times New Roman" w:eastAsia="Times New Roman" w:hAnsi="Times New Roman" w:cs="Times New Roman"/>
+          <w:color w:val="000000" w:themeColor="text1"/>
+        </w:rPr>
+      </w:pPr>
+      <w:r>
+        <w:rPr>
+          <w:rFonts w:ascii="Times New Roman" w:eastAsia="Times New Roman" w:hAnsi="Times New Roman" w:cs="Times New Roman"/>
+          <w:b/>
+          <w:bCs/>
+          <w:color w:val="000000" w:themeColor="text1"/>
+        </w:rPr>
+        <w:t>A két legfőbb tábla</w:t>
+      </w:r>
+    </w:p>
+    <w:p>
+      <w:pPr>
+        <w:jc w:val="both"/>
+        <w:rPr>
+          <w:rFonts w:ascii="Times New Roman" w:eastAsia="Times New Roman" w:hAnsi="Times New Roman" w:cs="Times New Roman"/>
+          <w:color w:val="000000" w:themeColor="text1"/>
+        </w:rPr>
+      </w:pPr>
+      <w:r>
+        <w:rPr>
+          <w:rFonts w:ascii="Times New Roman" w:eastAsia="Times New Roman" w:hAnsi="Times New Roman" w:cs="Times New Roman"/>
+          <w:color w:val="000000" w:themeColor="text1"/>
+        </w:rPr>
+        <w:t>fiok tábla:</w:t>
+      </w:r>
+      <w:r>
+        <w:br/>
+      </w:r>
+      <w:r>
+        <w:rPr>
+          <w:rFonts w:ascii="Times New Roman" w:eastAsia="Times New Roman" w:hAnsi="Times New Roman" w:cs="Times New Roman"/>
+          <w:color w:val="000000" w:themeColor="text1"/>
+        </w:rPr>
+        <w:t xml:space="preserve"> A felhasználók adatait tárolja.</w:t>
+      </w:r>
+    </w:p>
+    <w:p>
+      <w:pPr>
+        <w:jc w:val="both"/>
+        <w:rPr>
+          <w:rFonts w:ascii="Times New Roman" w:eastAsia="Times New Roman" w:hAnsi="Times New Roman" w:cs="Times New Roman"/>
+          <w:color w:val="000000" w:themeColor="text1"/>
+        </w:rPr>
+      </w:pPr>
+      <w:r>
+        <w:rPr>
+          <w:rFonts w:ascii="Times New Roman" w:eastAsia="Times New Roman" w:hAnsi="Times New Roman" w:cs="Times New Roman"/>
+          <w:color w:val="000000" w:themeColor="text1"/>
+        </w:rPr>
+        <w:t>id (int, primary key)</w:t>
+      </w:r>
+    </w:p>
+    <w:p>
+      <w:pPr>
+        <w:jc w:val="both"/>
+        <w:rPr>
+          <w:rFonts w:ascii="Times New Roman" w:eastAsia="Times New Roman" w:hAnsi="Times New Roman" w:cs="Times New Roman"/>
+          <w:color w:val="000000" w:themeColor="text1"/>
+        </w:rPr>
+      </w:pPr>
+      <w:r>
+        <w:rPr>
+          <w:rFonts w:ascii="Times New Roman" w:eastAsia="Times New Roman" w:hAnsi="Times New Roman" w:cs="Times New Roman"/>
+          <w:color w:val="000000" w:themeColor="text1"/>
+        </w:rPr>
+        <w:t>felhasznalonev (varchar)</w:t>
+      </w:r>
+    </w:p>
+    <w:p>
+      <w:pPr>
+        <w:jc w:val="both"/>
+        <w:rPr>
+          <w:rFonts w:ascii="Times New Roman" w:eastAsia="Times New Roman" w:hAnsi="Times New Roman" w:cs="Times New Roman"/>
+          <w:color w:val="000000" w:themeColor="text1"/>
+        </w:rPr>
+      </w:pPr>
+      <w:r>
+        <w:rPr>
+          <w:rFonts w:ascii="Times New Roman" w:eastAsia="Times New Roman" w:hAnsi="Times New Roman" w:cs="Times New Roman"/>
+          <w:color w:val="000000" w:themeColor="text1"/>
+        </w:rPr>
+        <w:t>email (varchar)</w:t>
+      </w:r>
+    </w:p>
+    <w:p>
+      <w:pPr>
+        <w:jc w:val="both"/>
+        <w:rPr>
+          <w:rFonts w:ascii="Times New Roman" w:eastAsia="Times New Roman" w:hAnsi="Times New Roman" w:cs="Times New Roman"/>
+          <w:color w:val="000000" w:themeColor="text1"/>
+        </w:rPr>
+      </w:pPr>
+      <w:r>
+        <w:rPr>
+          <w:rFonts w:ascii="Times New Roman" w:eastAsia="Times New Roman" w:hAnsi="Times New Roman" w:cs="Times New Roman"/>
+          <w:color w:val="000000" w:themeColor="text1"/>
+        </w:rPr>
+        <w:t>jelszo (varchar)</w:t>
+      </w:r>
+    </w:p>
+    <w:p>
+      <w:pPr>
+        <w:jc w:val="both"/>
+        <w:rPr>
+          <w:rFonts w:ascii="Times New Roman" w:eastAsia="Times New Roman" w:hAnsi="Times New Roman" w:cs="Times New Roman"/>
+          <w:color w:val="000000" w:themeColor="text1"/>
+        </w:rPr>
+      </w:pPr>
+      <w:r>
+        <w:rPr>
+          <w:rFonts w:ascii="Times New Roman" w:eastAsia="Times New Roman" w:hAnsi="Times New Roman" w:cs="Times New Roman"/>
+          <w:color w:val="000000" w:themeColor="text1"/>
+        </w:rPr>
+        <w:t xml:space="preserve"> </w:t>
+      </w:r>
+      <w:r>
+        <w:br/>
+      </w:r>
+    </w:p>
+    <w:p>
+      <w:pPr>
+        <w:jc w:val="both"/>
+        <w:rPr>
+          <w:rFonts w:ascii="Times New Roman" w:eastAsia="Times New Roman" w:hAnsi="Times New Roman" w:cs="Times New Roman"/>
+          <w:color w:val="000000" w:themeColor="text1"/>
+        </w:rPr>
+      </w:pPr>
+      <w:r>
+        <w:rPr>
+          <w:rFonts w:ascii="Times New Roman" w:eastAsia="Times New Roman" w:hAnsi="Times New Roman" w:cs="Times New Roman"/>
+          <w:color w:val="000000" w:themeColor="text1"/>
+        </w:rPr>
+        <w:t>tortenet tábla:</w:t>
+      </w:r>
+      <w:r>
+        <w:br/>
+      </w:r>
+      <w:r>
+        <w:rPr>
+          <w:rFonts w:ascii="Times New Roman" w:eastAsia="Times New Roman" w:hAnsi="Times New Roman" w:cs="Times New Roman"/>
+          <w:color w:val="000000" w:themeColor="text1"/>
+        </w:rPr>
+        <w:t xml:space="preserve"> A felhasználók által létrehozott történetek adatait tartalmazza.</w:t>
+      </w:r>
+    </w:p>
+    <w:p>
+      <w:pPr>
+        <w:jc w:val="both"/>
+        <w:rPr>
+          <w:rFonts w:ascii="Times New Roman" w:eastAsia="Times New Roman" w:hAnsi="Times New Roman" w:cs="Times New Roman"/>
+          <w:color w:val="000000" w:themeColor="text1"/>
+        </w:rPr>
+      </w:pPr>
+      <w:r>
+        <w:rPr>
+          <w:rFonts w:ascii="Times New Roman" w:eastAsia="Times New Roman" w:hAnsi="Times New Roman" w:cs="Times New Roman"/>
+          <w:color w:val="000000" w:themeColor="text1"/>
+        </w:rPr>
+        <w:t>id (int)</w:t>
+      </w:r>
+    </w:p>
+    <w:p>
+      <w:pPr>
+        <w:jc w:val="both"/>
+        <w:rPr>
+          <w:rFonts w:ascii="Times New Roman" w:eastAsia="Times New Roman" w:hAnsi="Times New Roman" w:cs="Times New Roman"/>
+          <w:color w:val="000000" w:themeColor="text1"/>
+        </w:rPr>
+      </w:pPr>
+      <w:r>
+        <w:rPr>
+          <w:rFonts w:ascii="Times New Roman" w:eastAsia="Times New Roman" w:hAnsi="Times New Roman" w:cs="Times New Roman"/>
+          <w:color w:val="000000" w:themeColor="text1"/>
+        </w:rPr>
+        <w:t>fiok_id (int, foreign key)</w:t>
+      </w:r>
+    </w:p>
+    <w:p>
+      <w:pPr>
+        <w:jc w:val="both"/>
+        <w:rPr>
+          <w:rFonts w:ascii="Times New Roman" w:eastAsia="Times New Roman" w:hAnsi="Times New Roman" w:cs="Times New Roman"/>
+          <w:color w:val="000000" w:themeColor="text1"/>
+        </w:rPr>
+      </w:pPr>
+      <w:r>
+        <w:rPr>
+          <w:rFonts w:ascii="Times New Roman" w:eastAsia="Times New Roman" w:hAnsi="Times New Roman" w:cs="Times New Roman"/>
+          <w:color w:val="000000" w:themeColor="text1"/>
+        </w:rPr>
+        <w:t>cim  (varchar)</w:t>
+      </w:r>
+    </w:p>
+    <w:p>
+      <w:pPr>
+        <w:jc w:val="both"/>
+        <w:rPr>
+          <w:rFonts w:ascii="Times New Roman" w:eastAsia="Times New Roman" w:hAnsi="Times New Roman" w:cs="Times New Roman"/>
+          <w:color w:val="000000" w:themeColor="text1"/>
+        </w:rPr>
+      </w:pPr>
+      <w:r>
+        <w:rPr>
+          <w:rFonts w:ascii="Times New Roman" w:eastAsia="Times New Roman" w:hAnsi="Times New Roman" w:cs="Times New Roman"/>
+          <w:color w:val="000000" w:themeColor="text1"/>
+        </w:rPr>
+        <w:t>tortenet (varchar)</w:t>
+      </w:r>
+    </w:p>
+    <w:p>
+      <w:pPr>
+        <w:jc w:val="both"/>
+        <w:rPr>
+          <w:rFonts w:ascii="Times New Roman" w:eastAsia="Times New Roman" w:hAnsi="Times New Roman" w:cs="Times New Roman"/>
+          <w:color w:val="000000" w:themeColor="text1"/>
+        </w:rPr>
+      </w:pPr>
+      <w:r>
+        <w:rPr>
+          <w:rFonts w:ascii="Times New Roman" w:eastAsia="Times New Roman" w:hAnsi="Times New Roman" w:cs="Times New Roman"/>
+          <w:color w:val="000000" w:themeColor="text1"/>
+        </w:rPr>
+        <w:t>keletkezes_datum (datetime)</w:t>
+      </w:r>
+    </w:p>
+    <w:p>
+      <w:pPr>
+        <w:jc w:val="both"/>
+        <w:rPr>
+          <w:rFonts w:ascii="Times New Roman" w:eastAsia="Times New Roman" w:hAnsi="Times New Roman" w:cs="Times New Roman"/>
+          <w:color w:val="000000" w:themeColor="text1"/>
+        </w:rPr>
+      </w:pPr>
+      <w:r>
+        <w:rPr>
+          <w:rFonts w:ascii="Times New Roman" w:eastAsia="Times New Roman" w:hAnsi="Times New Roman" w:cs="Times New Roman"/>
+          <w:color w:val="000000" w:themeColor="text1"/>
+        </w:rPr>
+        <w:t>tortenet_datum_kezdet (datetime)</w:t>
+      </w:r>
+    </w:p>
+    <w:p>
+      <w:pPr>
+        <w:jc w:val="both"/>
+        <w:rPr>
+          <w:rFonts w:ascii="Times New Roman" w:eastAsia="Times New Roman" w:hAnsi="Times New Roman" w:cs="Times New Roman"/>
+          <w:color w:val="000000" w:themeColor="text1"/>
+        </w:rPr>
+      </w:pPr>
+      <w:r>
+        <w:rPr>
+          <w:rFonts w:ascii="Times New Roman" w:eastAsia="Times New Roman" w:hAnsi="Times New Roman" w:cs="Times New Roman"/>
+          <w:color w:val="000000" w:themeColor="text1"/>
+        </w:rPr>
+        <w:t>tortenet_datum_vege (datetime)</w:t>
+      </w:r>
+    </w:p>
+    <w:p>
+      <w:pPr>
+        <w:jc w:val="both"/>
+        <w:rPr>
+          <w:rFonts w:ascii="Times New Roman" w:eastAsia="Times New Roman" w:hAnsi="Times New Roman" w:cs="Times New Roman"/>
+          <w:color w:val="000000" w:themeColor="text1"/>
+        </w:rPr>
+      </w:pPr>
+      <w:r>
+        <w:rPr>
+          <w:rFonts w:ascii="Times New Roman" w:eastAsia="Times New Roman" w:hAnsi="Times New Roman" w:cs="Times New Roman"/>
+          <w:color w:val="000000" w:themeColor="text1"/>
+        </w:rPr>
+        <w:t xml:space="preserve"> </w:t>
+      </w:r>
+    </w:p>
+    <w:p>
+      <w:pPr>
+        <w:jc w:val="both"/>
+        <w:rPr>
+          <w:rFonts w:ascii="Times New Roman" w:eastAsia="Times New Roman" w:hAnsi="Times New Roman" w:cs="Times New Roman"/>
+          <w:color w:val="000000" w:themeColor="text1"/>
+        </w:rPr>
+      </w:pPr>
+      <w:r>
+        <w:rPr>
+          <w:rFonts w:ascii="Times New Roman" w:eastAsia="Times New Roman" w:hAnsi="Times New Roman" w:cs="Times New Roman"/>
+          <w:color w:val="000000" w:themeColor="text1"/>
+        </w:rPr>
         <w:lastRenderedPageBreak/>
-        <w:t>Adatbázis struktúra</w:t>
-      </w:r>
-    </w:p>
-    <w:p>
-      <w:pPr>
-        <w:jc w:val="both"/>
-        <w:rPr>
-          <w:rFonts w:ascii="Times New Roman" w:eastAsia="Times New Roman" w:hAnsi="Times New Roman" w:cs="Times New Roman"/>
-          <w:color w:val="000000" w:themeColor="text1"/>
-        </w:rPr>
-      </w:pPr>
-      <w:r>
-        <w:rPr>
-          <w:rFonts w:ascii="Times New Roman" w:eastAsia="Times New Roman" w:hAnsi="Times New Roman" w:cs="Times New Roman"/>
-          <w:color w:val="000000" w:themeColor="text1"/>
-        </w:rPr>
-        <w:t>Az adatbázis több, egymással kapcsolatban álló táblából épül fel, amelyek különböző típusú adatokat tárolnak. Ez a felépítés biztosítja az adatok áttekinthetőségét és hatékony kezelését.</w:t>
-      </w:r>
-    </w:p>
-    <w:p>
-      <w:pPr>
-        <w:jc w:val="both"/>
-        <w:rPr>
-          <w:rFonts w:ascii="Times New Roman" w:eastAsia="Times New Roman" w:hAnsi="Times New Roman" w:cs="Times New Roman"/>
-          <w:color w:val="000000" w:themeColor="text1"/>
-        </w:rPr>
-      </w:pPr>
-    </w:p>
-    <w:p>
-      <w:pPr>
-        <w:jc w:val="both"/>
-        <w:rPr>
-          <w:rFonts w:ascii="Times New Roman" w:eastAsia="Times New Roman" w:hAnsi="Times New Roman" w:cs="Times New Roman"/>
-          <w:color w:val="000000" w:themeColor="text1"/>
-        </w:rPr>
-      </w:pPr>
-      <w:r>
-        <w:rPr>
-          <w:rFonts w:ascii="Times New Roman" w:eastAsia="Times New Roman" w:hAnsi="Times New Roman" w:cs="Times New Roman"/>
-          <w:b/>
-          <w:bCs/>
-          <w:color w:val="000000" w:themeColor="text1"/>
-        </w:rPr>
-        <w:t>A két legfőbb tábla</w:t>
-      </w:r>
-    </w:p>
-    <w:p>
-      <w:pPr>
-        <w:jc w:val="both"/>
-        <w:rPr>
-          <w:rFonts w:ascii="Times New Roman" w:eastAsia="Times New Roman" w:hAnsi="Times New Roman" w:cs="Times New Roman"/>
-          <w:color w:val="000000" w:themeColor="text1"/>
-        </w:rPr>
-      </w:pPr>
-      <w:r>
-        <w:rPr>
-          <w:rFonts w:ascii="Times New Roman" w:eastAsia="Times New Roman" w:hAnsi="Times New Roman" w:cs="Times New Roman"/>
-          <w:color w:val="000000" w:themeColor="text1"/>
-        </w:rPr>
-        <w:t>fiok tábla:</w:t>
-      </w:r>
-      <w:r>
-        <w:br/>
-      </w:r>
-      <w:r>
-        <w:rPr>
-          <w:rFonts w:ascii="Times New Roman" w:eastAsia="Times New Roman" w:hAnsi="Times New Roman" w:cs="Times New Roman"/>
-          <w:color w:val="000000" w:themeColor="text1"/>
-        </w:rPr>
-        <w:t xml:space="preserve"> A felhasználók adatait tárolja.</w:t>
-      </w:r>
-    </w:p>
-    <w:p>
-      <w:pPr>
-        <w:jc w:val="both"/>
-        <w:rPr>
-          <w:rFonts w:ascii="Times New Roman" w:eastAsia="Times New Roman" w:hAnsi="Times New Roman" w:cs="Times New Roman"/>
-          <w:color w:val="000000" w:themeColor="text1"/>
-        </w:rPr>
-      </w:pPr>
-      <w:r>
-        <w:rPr>
-          <w:rFonts w:ascii="Times New Roman" w:eastAsia="Times New Roman" w:hAnsi="Times New Roman" w:cs="Times New Roman"/>
-          <w:color w:val="000000" w:themeColor="text1"/>
-        </w:rPr>
-        <w:t>id (int, primary key)</w:t>
-      </w:r>
-    </w:p>
-    <w:p>
-      <w:pPr>
-        <w:jc w:val="both"/>
-        <w:rPr>
-          <w:rFonts w:ascii="Times New Roman" w:eastAsia="Times New Roman" w:hAnsi="Times New Roman" w:cs="Times New Roman"/>
-          <w:color w:val="000000" w:themeColor="text1"/>
-        </w:rPr>
-      </w:pPr>
-      <w:r>
-        <w:rPr>
-          <w:rFonts w:ascii="Times New Roman" w:eastAsia="Times New Roman" w:hAnsi="Times New Roman" w:cs="Times New Roman"/>
-          <w:color w:val="000000" w:themeColor="text1"/>
-        </w:rPr>
-        <w:t>felhasznalonev (varchar)</w:t>
-      </w:r>
-    </w:p>
-    <w:p>
-      <w:pPr>
-        <w:jc w:val="both"/>
-        <w:rPr>
-          <w:rFonts w:ascii="Times New Roman" w:eastAsia="Times New Roman" w:hAnsi="Times New Roman" w:cs="Times New Roman"/>
-          <w:color w:val="000000" w:themeColor="text1"/>
-        </w:rPr>
-      </w:pPr>
-      <w:r>
-        <w:rPr>
-          <w:rFonts w:ascii="Times New Roman" w:eastAsia="Times New Roman" w:hAnsi="Times New Roman" w:cs="Times New Roman"/>
-          <w:color w:val="000000" w:themeColor="text1"/>
-        </w:rPr>
-        <w:t>email (varchar)</w:t>
-      </w:r>
-    </w:p>
-    <w:p>
-      <w:pPr>
-        <w:jc w:val="both"/>
-        <w:rPr>
-          <w:rFonts w:ascii="Times New Roman" w:eastAsia="Times New Roman" w:hAnsi="Times New Roman" w:cs="Times New Roman"/>
-          <w:color w:val="000000" w:themeColor="text1"/>
-        </w:rPr>
-      </w:pPr>
-      <w:r>
-        <w:rPr>
-          <w:rFonts w:ascii="Times New Roman" w:eastAsia="Times New Roman" w:hAnsi="Times New Roman" w:cs="Times New Roman"/>
-          <w:color w:val="000000" w:themeColor="text1"/>
-        </w:rPr>
-        <w:t>jelszo (varchar)</w:t>
-      </w:r>
-    </w:p>
-    <w:p>
-      <w:pPr>
-        <w:jc w:val="both"/>
-        <w:rPr>
-          <w:rFonts w:ascii="Times New Roman" w:eastAsia="Times New Roman" w:hAnsi="Times New Roman" w:cs="Times New Roman"/>
-          <w:color w:val="000000" w:themeColor="text1"/>
-        </w:rPr>
-      </w:pPr>
-      <w:r>
-        <w:rPr>
-          <w:rFonts w:ascii="Times New Roman" w:eastAsia="Times New Roman" w:hAnsi="Times New Roman" w:cs="Times New Roman"/>
-          <w:color w:val="000000" w:themeColor="text1"/>
-        </w:rPr>
-        <w:t>kituntetes(varchar)</w:t>
-      </w:r>
-      <w:r>
-        <w:br/>
-      </w:r>
-    </w:p>
-    <w:p>
-      <w:pPr>
-        <w:jc w:val="both"/>
-        <w:rPr>
-          <w:rFonts w:ascii="Times New Roman" w:eastAsia="Times New Roman" w:hAnsi="Times New Roman" w:cs="Times New Roman"/>
-          <w:color w:val="000000" w:themeColor="text1"/>
-        </w:rPr>
-      </w:pPr>
-      <w:r>
-        <w:rPr>
-          <w:rFonts w:ascii="Times New Roman" w:eastAsia="Times New Roman" w:hAnsi="Times New Roman" w:cs="Times New Roman"/>
-          <w:color w:val="000000" w:themeColor="text1"/>
-        </w:rPr>
-        <w:t>tortenet tábla:</w:t>
-      </w:r>
-      <w:r>
-        <w:br/>
-      </w:r>
-      <w:r>
-        <w:rPr>
-          <w:rFonts w:ascii="Times New Roman" w:eastAsia="Times New Roman" w:hAnsi="Times New Roman" w:cs="Times New Roman"/>
-          <w:color w:val="000000" w:themeColor="text1"/>
-        </w:rPr>
-        <w:t xml:space="preserve"> A felhasználók által létrehozott történetek adatait tartalmazza.</w:t>
-      </w:r>
-    </w:p>
-    <w:p>
-      <w:pPr>
-        <w:jc w:val="both"/>
-        <w:rPr>
-          <w:rFonts w:ascii="Times New Roman" w:eastAsia="Times New Roman" w:hAnsi="Times New Roman" w:cs="Times New Roman"/>
-          <w:color w:val="000000" w:themeColor="text1"/>
-        </w:rPr>
-      </w:pPr>
-      <w:r>
-        <w:rPr>
-          <w:rFonts w:ascii="Times New Roman" w:eastAsia="Times New Roman" w:hAnsi="Times New Roman" w:cs="Times New Roman"/>
-          <w:color w:val="000000" w:themeColor="text1"/>
-        </w:rPr>
-        <w:t>id (int)</w:t>
-      </w:r>
-    </w:p>
-    <w:p>
-      <w:pPr>
-        <w:jc w:val="both"/>
-        <w:rPr>
-          <w:rFonts w:ascii="Times New Roman" w:eastAsia="Times New Roman" w:hAnsi="Times New Roman" w:cs="Times New Roman"/>
-          <w:color w:val="000000" w:themeColor="text1"/>
-        </w:rPr>
-      </w:pPr>
-      <w:r>
-        <w:rPr>
-          <w:rFonts w:ascii="Times New Roman" w:eastAsia="Times New Roman" w:hAnsi="Times New Roman" w:cs="Times New Roman"/>
-          <w:color w:val="000000" w:themeColor="text1"/>
-        </w:rPr>
-        <w:t>keszito (varchar)</w:t>
-      </w:r>
-    </w:p>
-    <w:p>
-      <w:pPr>
-        <w:jc w:val="both"/>
-        <w:rPr>
-          <w:rFonts w:ascii="Times New Roman" w:eastAsia="Times New Roman" w:hAnsi="Times New Roman" w:cs="Times New Roman"/>
-          <w:color w:val="000000" w:themeColor="text1"/>
-        </w:rPr>
-      </w:pPr>
-      <w:r>
-        <w:rPr>
-          <w:rFonts w:ascii="Times New Roman" w:eastAsia="Times New Roman" w:hAnsi="Times New Roman" w:cs="Times New Roman"/>
-          <w:color w:val="000000" w:themeColor="text1"/>
-        </w:rPr>
-        <w:t>cim  (varchar)</w:t>
-      </w:r>
-    </w:p>
-    <w:p>
-      <w:pPr>
-        <w:jc w:val="both"/>
-        <w:rPr>
-          <w:rFonts w:ascii="Times New Roman" w:eastAsia="Times New Roman" w:hAnsi="Times New Roman" w:cs="Times New Roman"/>
-          <w:color w:val="000000" w:themeColor="text1"/>
-        </w:rPr>
-      </w:pPr>
-      <w:r>
-        <w:rPr>
-          <w:rFonts w:ascii="Times New Roman" w:eastAsia="Times New Roman" w:hAnsi="Times New Roman" w:cs="Times New Roman"/>
-          <w:color w:val="000000" w:themeColor="text1"/>
-        </w:rPr>
-        <w:t>tortenet (varchar)</w:t>
-      </w:r>
-    </w:p>
-    <w:p>
-      <w:pPr>
-        <w:jc w:val="both"/>
-        <w:rPr>
-          <w:rFonts w:ascii="Times New Roman" w:eastAsia="Times New Roman" w:hAnsi="Times New Roman" w:cs="Times New Roman"/>
-          <w:color w:val="000000" w:themeColor="text1"/>
-        </w:rPr>
-      </w:pPr>
-      <w:r>
-        <w:rPr>
-          <w:rFonts w:ascii="Times New Roman" w:eastAsia="Times New Roman" w:hAnsi="Times New Roman" w:cs="Times New Roman"/>
-          <w:color w:val="000000" w:themeColor="text1"/>
-        </w:rPr>
-        <w:t>keletkezes_datum (datetime)</w:t>
-      </w:r>
-    </w:p>
-    <w:p>
-      <w:pPr>
-        <w:jc w:val="both"/>
-        <w:rPr>
-          <w:rFonts w:ascii="Times New Roman" w:eastAsia="Times New Roman" w:hAnsi="Times New Roman" w:cs="Times New Roman"/>
-          <w:color w:val="000000" w:themeColor="text1"/>
-        </w:rPr>
-      </w:pPr>
-      <w:r>
-        <w:rPr>
-          <w:rFonts w:ascii="Times New Roman" w:eastAsia="Times New Roman" w:hAnsi="Times New Roman" w:cs="Times New Roman"/>
-          <w:color w:val="000000" w:themeColor="text1"/>
-        </w:rPr>
-        <w:t>tortenet_datum_kezdet (datetime)</w:t>
-      </w:r>
-    </w:p>
-    <w:p>
-      <w:pPr>
-        <w:jc w:val="both"/>
-        <w:rPr>
-          <w:rFonts w:ascii="Times New Roman" w:eastAsia="Times New Roman" w:hAnsi="Times New Roman" w:cs="Times New Roman"/>
-          <w:color w:val="000000" w:themeColor="text1"/>
-        </w:rPr>
-      </w:pPr>
-      <w:r>
-        <w:rPr>
-          <w:rFonts w:ascii="Times New Roman" w:eastAsia="Times New Roman" w:hAnsi="Times New Roman" w:cs="Times New Roman"/>
-          <w:color w:val="000000" w:themeColor="text1"/>
-        </w:rPr>
-        <w:t>tortenet_datum_vege (datetime)</w:t>
-      </w:r>
-    </w:p>
-    <w:p>
-      <w:pPr>
-        <w:jc w:val="both"/>
-        <w:rPr>
-          <w:rFonts w:ascii="Times New Roman" w:eastAsia="Times New Roman" w:hAnsi="Times New Roman" w:cs="Times New Roman"/>
-          <w:color w:val="000000" w:themeColor="text1"/>
-        </w:rPr>
-      </w:pPr>
-      <w:r>
-        <w:rPr>
-          <w:rFonts w:ascii="Times New Roman" w:eastAsia="Times New Roman" w:hAnsi="Times New Roman" w:cs="Times New Roman"/>
-          <w:color w:val="000000" w:themeColor="text1"/>
-        </w:rPr>
-        <w:t>likes (bigint)</w:t>
-      </w:r>
-    </w:p>
-    <w:p>
-      <w:pPr>
-        <w:jc w:val="both"/>
-        <w:rPr>
-          <w:rFonts w:ascii="Times New Roman" w:eastAsia="Times New Roman" w:hAnsi="Times New Roman" w:cs="Times New Roman"/>
-          <w:color w:val="000000" w:themeColor="text1"/>
-        </w:rPr>
-      </w:pPr>
-      <w:r>
-        <w:rPr>
-          <w:rFonts w:ascii="Times New Roman" w:eastAsia="Times New Roman" w:hAnsi="Times New Roman" w:cs="Times New Roman"/>
-          <w:color w:val="000000" w:themeColor="text1"/>
-        </w:rPr>
-        <w:t>dislikes (bigint)</w:t>
-      </w:r>
-    </w:p>
-    <w:p>
-      <w:pPr>
-        <w:jc w:val="both"/>
-        <w:rPr>
-          <w:rFonts w:ascii="Times New Roman" w:eastAsia="Times New Roman" w:hAnsi="Times New Roman" w:cs="Times New Roman"/>
-          <w:color w:val="000000" w:themeColor="text1"/>
-        </w:rPr>
-      </w:pPr>
-      <w:r>
-        <w:rPr>
-          <w:rFonts w:ascii="Times New Roman" w:eastAsia="Times New Roman" w:hAnsi="Times New Roman" w:cs="Times New Roman"/>
-          <w:color w:val="000000" w:themeColor="text1"/>
-        </w:rPr>
-        <w:t>telepulesek (mediumtext)</w:t>
-      </w:r>
-    </w:p>
-    <w:p>
-      <w:pPr>
-        <w:jc w:val="both"/>
-        <w:rPr>
-          <w:rFonts w:ascii="Times New Roman" w:eastAsia="Times New Roman" w:hAnsi="Times New Roman" w:cs="Times New Roman"/>
-          <w:color w:val="000000" w:themeColor="text1"/>
-        </w:rPr>
-      </w:pPr>
-      <w:r>
-        <w:rPr>
-          <w:rFonts w:ascii="Times New Roman" w:eastAsia="Times New Roman" w:hAnsi="Times New Roman" w:cs="Times New Roman"/>
-          <w:color w:val="000000" w:themeColor="text1"/>
-        </w:rPr>
-        <w:t>megyek (mediumtext)</w:t>
+        <w:t xml:space="preserve"> </w:t>
+      </w:r>
+    </w:p>
+    <w:p>
+      <w:pPr>
+        <w:jc w:val="both"/>
+        <w:rPr>
+          <w:rFonts w:ascii="Times New Roman" w:eastAsia="Times New Roman" w:hAnsi="Times New Roman" w:cs="Times New Roman"/>
+          <w:color w:val="000000" w:themeColor="text1"/>
+        </w:rPr>
+      </w:pPr>
+      <w:r>
+        <w:rPr>
+          <w:rFonts w:ascii="Times New Roman" w:eastAsia="Times New Roman" w:hAnsi="Times New Roman" w:cs="Times New Roman"/>
+          <w:color w:val="000000" w:themeColor="text1"/>
+        </w:rPr>
+        <w:t xml:space="preserve"> </w:t>
+      </w:r>
+    </w:p>
+    <w:p>
+      <w:pPr>
+        <w:jc w:val="both"/>
+        <w:rPr>
+          <w:rFonts w:ascii="Times New Roman" w:eastAsia="Times New Roman" w:hAnsi="Times New Roman" w:cs="Times New Roman"/>
+          <w:color w:val="000000" w:themeColor="text1"/>
+        </w:rPr>
+      </w:pPr>
+      <w:r>
+        <w:rPr>
+          <w:rFonts w:ascii="Times New Roman" w:eastAsia="Times New Roman" w:hAnsi="Times New Roman" w:cs="Times New Roman"/>
+          <w:color w:val="000000" w:themeColor="text1"/>
+        </w:rPr>
+        <w:t xml:space="preserve"> </w:t>
       </w:r>
     </w:p>
     <w:p>
@@ -9099,7 +9064,7 @@
           <w:rFonts w:ascii="Times New Roman" w:eastAsia="Times New Roman" w:hAnsi="Times New Roman" w:cs="Times New Roman"/>
           <w:color w:val="000000" w:themeColor="text1"/>
         </w:rPr>
-        <w:t>hozzaszolasok (mediumtext)</w:t>
+        <w:t xml:space="preserve"> </w:t>
       </w:r>
     </w:p>
     <w:p>
@@ -9142,7 +9107,6 @@
           <w:rFonts w:ascii="Times New Roman" w:eastAsia="Times New Roman" w:hAnsi="Times New Roman" w:cs="Times New Roman"/>
           <w:color w:val="000000" w:themeColor="text1"/>
         </w:rPr>
-        <w:lastRenderedPageBreak/>
         <w:t>A Node.js alapú backend alkalmazás egy dedikált adatbázis-kapcsolaton keresztül kommunikál a MySQL adatbázissal. Ez teszi lehetővé az adatok lekérését és mentését.</w:t>
       </w:r>
     </w:p>
@@ -9411,6 +9375,7 @@
           <w:rFonts w:ascii="Times New Roman" w:eastAsia="Times New Roman" w:hAnsi="Times New Roman" w:cs="Times New Roman"/>
           <w:color w:val="000000" w:themeColor="text1"/>
         </w:rPr>
+        <w:lastRenderedPageBreak/>
         <w:t>Grid rendszer: Egyszerűen lehet elrendezéseket létrehozni oszlopokkal és sorokkal.</w:t>
       </w:r>
     </w:p>
@@ -9523,7 +9488,6 @@
           <w:rFonts w:ascii="Times New Roman" w:eastAsia="Times New Roman" w:hAnsi="Times New Roman" w:cs="Times New Roman"/>
           <w:color w:val="000000" w:themeColor="text1"/>
         </w:rPr>
-        <w:lastRenderedPageBreak/>
         <w:t xml:space="preserve">    &lt;div class="col-md-4"&gt;Oldalsáv&lt;/div&gt;</w:t>
       </w:r>
       <w:r>
@@ -9778,6 +9742,7 @@
           <w:rFonts w:ascii="Times New Roman" w:eastAsia="Times New Roman" w:hAnsi="Times New Roman" w:cs="Times New Roman"/>
           <w:color w:val="000000" w:themeColor="text1"/>
         </w:rPr>
+        <w:lastRenderedPageBreak/>
         <w:t>ábra</w:t>
       </w:r>
     </w:p>
@@ -9874,7 +9839,6 @@
           <w:rFonts w:ascii="Times New Roman" w:eastAsia="Times New Roman" w:hAnsi="Times New Roman" w:cs="Times New Roman"/>
           <w:color w:val="000000" w:themeColor="text1"/>
         </w:rPr>
-        <w:lastRenderedPageBreak/>
         <w:t>git push origin main - Feltöltés a GitHub-ra</w:t>
       </w:r>
       <w:r>
@@ -9954,6 +9918,7 @@
           <w:noProof/>
           <w:color w:val="000000" w:themeColor="text1"/>
         </w:rPr>
+        <w:lastRenderedPageBreak/>
         <w:drawing>
           <wp:inline distT="0" distB="0" distL="0" distR="0" wp14:anchorId="7B3C6C53" wp14:editId="5FD65216">
             <wp:extent cx="2465360" cy="5343525"/>
@@ -10065,48 +10030,66 @@
           <w:rFonts w:ascii="Times New Roman" w:eastAsia="Times New Roman" w:hAnsi="Times New Roman" w:cs="Times New Roman"/>
           <w:color w:val="000000" w:themeColor="text1"/>
         </w:rPr>
-        <w:t xml:space="preserve">A React Native egy nyílt forráskódú keretrendszer mobilalkalmazások fejlesztéséhez, amelyet a Facebook (Meta) hozott létre. Lehetővé teszi, hogy JavaScript és a React könyvtár használatával natív mobilalkalmazásokat készítsünk Android és iOS platformokra. A React </w:t>
-      </w:r>
+        <w:t>A React Native egy nyílt forráskódú keretrendszer mobilalkalmazások fejlesztéséhez, amelyet a Facebook (Meta) hozott létre. Lehetővé teszi, hogy JavaScript és a React könyvtár használatával natív mobilalkalmazásokat készítsünk Android és iOS platformokra. A React Native nem webes alkalmazásokat futtat egy böngészőben, hanem valódi natív komponenseket használ, ezért az elkészült alkalmazások teljesítménye közel áll a natív appokéhoz.</w:t>
+      </w:r>
+    </w:p>
+    <w:p>
+      <w:pPr>
+        <w:jc w:val="both"/>
+        <w:rPr>
+          <w:rFonts w:ascii="Times New Roman" w:eastAsia="Times New Roman" w:hAnsi="Times New Roman" w:cs="Times New Roman"/>
+          <w:color w:val="000000" w:themeColor="text1"/>
+        </w:rPr>
+      </w:pPr>
+      <w:r>
+        <w:rPr>
+          <w:rFonts w:ascii="Times New Roman" w:eastAsia="Times New Roman" w:hAnsi="Times New Roman" w:cs="Times New Roman"/>
+          <w:b/>
+          <w:bCs/>
+          <w:color w:val="000000" w:themeColor="text1"/>
+        </w:rPr>
+        <w:t>Előnyei</w:t>
+      </w:r>
+    </w:p>
+    <w:p>
+      <w:pPr>
+        <w:rPr>
+          <w:rFonts w:ascii="Times New Roman" w:eastAsia="Times New Roman" w:hAnsi="Times New Roman" w:cs="Times New Roman"/>
+          <w:color w:val="000000" w:themeColor="text1"/>
+        </w:rPr>
+      </w:pPr>
+      <w:r>
+        <w:rPr>
+          <w:rFonts w:ascii="Times New Roman" w:eastAsia="Times New Roman" w:hAnsi="Times New Roman" w:cs="Times New Roman"/>
+          <w:color w:val="000000" w:themeColor="text1"/>
+        </w:rPr>
+        <w:t>Egy kódbázis több platformra:</w:t>
+      </w:r>
+      <w:r>
+        <w:br/>
+      </w:r>
+      <w:r>
+        <w:rPr>
+          <w:rFonts w:ascii="Times New Roman" w:eastAsia="Times New Roman" w:hAnsi="Times New Roman" w:cs="Times New Roman"/>
+          <w:color w:val="000000" w:themeColor="text1"/>
+        </w:rPr>
+        <w:t xml:space="preserve"> A legtöbb kód megosztható Android és iOS között, ami jelentősen csökkenti a fejlesztési időt és költséget.</w:t>
+      </w:r>
+    </w:p>
+    <w:p>
+      <w:pPr>
+        <w:rPr>
+          <w:rFonts w:ascii="Times New Roman" w:eastAsia="Times New Roman" w:hAnsi="Times New Roman" w:cs="Times New Roman"/>
+          <w:color w:val="000000" w:themeColor="text1"/>
+        </w:rPr>
+      </w:pPr>
       <w:r>
         <w:rPr>
           <w:rFonts w:ascii="Times New Roman" w:eastAsia="Times New Roman" w:hAnsi="Times New Roman" w:cs="Times New Roman"/>
           <w:color w:val="000000" w:themeColor="text1"/>
         </w:rPr>
         <w:lastRenderedPageBreak/>
-        <w:t>Native nem webes alkalmazásokat futtat egy böngészőben, hanem valódi natív komponenseket használ, ezért az elkészült alkalmazások teljesítménye közel áll a natív appokéhoz.</w:t>
-      </w:r>
-    </w:p>
-    <w:p>
-      <w:pPr>
-        <w:jc w:val="both"/>
-        <w:rPr>
-          <w:rFonts w:ascii="Times New Roman" w:eastAsia="Times New Roman" w:hAnsi="Times New Roman" w:cs="Times New Roman"/>
-          <w:color w:val="000000" w:themeColor="text1"/>
-        </w:rPr>
-      </w:pPr>
-      <w:r>
-        <w:rPr>
-          <w:rFonts w:ascii="Times New Roman" w:eastAsia="Times New Roman" w:hAnsi="Times New Roman" w:cs="Times New Roman"/>
-          <w:b/>
-          <w:bCs/>
-          <w:color w:val="000000" w:themeColor="text1"/>
-        </w:rPr>
-        <w:t>Előnyei</w:t>
-      </w:r>
-    </w:p>
-    <w:p>
-      <w:pPr>
-        <w:rPr>
-          <w:rFonts w:ascii="Times New Roman" w:eastAsia="Times New Roman" w:hAnsi="Times New Roman" w:cs="Times New Roman"/>
-          <w:color w:val="000000" w:themeColor="text1"/>
-        </w:rPr>
-      </w:pPr>
-      <w:r>
-        <w:rPr>
-          <w:rFonts w:ascii="Times New Roman" w:eastAsia="Times New Roman" w:hAnsi="Times New Roman" w:cs="Times New Roman"/>
-          <w:color w:val="000000" w:themeColor="text1"/>
-        </w:rPr>
-        <w:t>Egy kódbázis több platformra:</w:t>
+        <w:t>Elég a JavaScript és React ismerete:</w:t>
       </w:r>
       <w:r>
         <w:br/>
@@ -10116,22 +10099,22 @@
           <w:rFonts w:ascii="Times New Roman" w:eastAsia="Times New Roman" w:hAnsi="Times New Roman" w:cs="Times New Roman"/>
           <w:color w:val="000000" w:themeColor="text1"/>
         </w:rPr>
-        <w:t xml:space="preserve"> A legtöbb kód megosztható Android és iOS között, ami jelentősen csökkenti a fejlesztési időt és költséget.</w:t>
-      </w:r>
-    </w:p>
-    <w:p>
-      <w:pPr>
-        <w:rPr>
-          <w:rFonts w:ascii="Times New Roman" w:eastAsia="Times New Roman" w:hAnsi="Times New Roman" w:cs="Times New Roman"/>
-          <w:color w:val="000000" w:themeColor="text1"/>
-        </w:rPr>
-      </w:pPr>
-      <w:r>
-        <w:rPr>
-          <w:rFonts w:ascii="Times New Roman" w:eastAsia="Times New Roman" w:hAnsi="Times New Roman" w:cs="Times New Roman"/>
-          <w:color w:val="000000" w:themeColor="text1"/>
-        </w:rPr>
-        <w:t>Elég a JavaScript és React ismerete:</w:t>
+        <w:t xml:space="preserve"> Nem szükséges külön natív nyelveket tanulni, így webfejlesztők számára gyors az átállás mobilfejlesztésre.</w:t>
+      </w:r>
+    </w:p>
+    <w:p>
+      <w:pPr>
+        <w:rPr>
+          <w:rFonts w:ascii="Times New Roman" w:eastAsia="Times New Roman" w:hAnsi="Times New Roman" w:cs="Times New Roman"/>
+          <w:color w:val="000000" w:themeColor="text1"/>
+        </w:rPr>
+      </w:pPr>
+      <w:r>
+        <w:rPr>
+          <w:rFonts w:ascii="Times New Roman" w:eastAsia="Times New Roman" w:hAnsi="Times New Roman" w:cs="Times New Roman"/>
+          <w:color w:val="000000" w:themeColor="text1"/>
+        </w:rPr>
+        <w:t>Hot reload / Fast refresh:</w:t>
       </w:r>
       <w:r>
         <w:br/>
@@ -10141,22 +10124,22 @@
           <w:rFonts w:ascii="Times New Roman" w:eastAsia="Times New Roman" w:hAnsi="Times New Roman" w:cs="Times New Roman"/>
           <w:color w:val="000000" w:themeColor="text1"/>
         </w:rPr>
-        <w:t xml:space="preserve"> Nem szükséges külön natív nyelveket tanulni, így webfejlesztők számára gyors az átállás mobilfejlesztésre.</w:t>
-      </w:r>
-    </w:p>
-    <w:p>
-      <w:pPr>
-        <w:rPr>
-          <w:rFonts w:ascii="Times New Roman" w:eastAsia="Times New Roman" w:hAnsi="Times New Roman" w:cs="Times New Roman"/>
-          <w:color w:val="000000" w:themeColor="text1"/>
-        </w:rPr>
-      </w:pPr>
-      <w:r>
-        <w:rPr>
-          <w:rFonts w:ascii="Times New Roman" w:eastAsia="Times New Roman" w:hAnsi="Times New Roman" w:cs="Times New Roman"/>
-          <w:color w:val="000000" w:themeColor="text1"/>
-        </w:rPr>
-        <w:t>Hot reload / Fast refresh:</w:t>
+        <w:t xml:space="preserve"> A kódban végrehajtott módosítások azonnal megjelennek a futó alkalmazásban, ami felgyorsítja a fejlesztést és a hibakeresést.</w:t>
+      </w:r>
+    </w:p>
+    <w:p>
+      <w:pPr>
+        <w:rPr>
+          <w:rFonts w:ascii="Times New Roman" w:eastAsia="Times New Roman" w:hAnsi="Times New Roman" w:cs="Times New Roman"/>
+          <w:color w:val="000000" w:themeColor="text1"/>
+        </w:rPr>
+      </w:pPr>
+      <w:r>
+        <w:rPr>
+          <w:rFonts w:ascii="Times New Roman" w:eastAsia="Times New Roman" w:hAnsi="Times New Roman" w:cs="Times New Roman"/>
+          <w:color w:val="000000" w:themeColor="text1"/>
+        </w:rPr>
+        <w:t>Natív kinézet és működés:</w:t>
       </w:r>
       <w:r>
         <w:br/>
@@ -10166,22 +10149,22 @@
           <w:rFonts w:ascii="Times New Roman" w:eastAsia="Times New Roman" w:hAnsi="Times New Roman" w:cs="Times New Roman"/>
           <w:color w:val="000000" w:themeColor="text1"/>
         </w:rPr>
-        <w:t xml:space="preserve"> A kódban végrehajtott módosítások azonnal megjelennek a futó alkalmazásban, ami felgyorsítja a fejlesztést és a hibakeresést.</w:t>
-      </w:r>
-    </w:p>
-    <w:p>
-      <w:pPr>
-        <w:rPr>
-          <w:rFonts w:ascii="Times New Roman" w:eastAsia="Times New Roman" w:hAnsi="Times New Roman" w:cs="Times New Roman"/>
-          <w:color w:val="000000" w:themeColor="text1"/>
-        </w:rPr>
-      </w:pPr>
-      <w:r>
-        <w:rPr>
-          <w:rFonts w:ascii="Times New Roman" w:eastAsia="Times New Roman" w:hAnsi="Times New Roman" w:cs="Times New Roman"/>
-          <w:color w:val="000000" w:themeColor="text1"/>
-        </w:rPr>
-        <w:t>Natív kinézet és működés:</w:t>
+        <w:t xml:space="preserve"> Az alkalmazások valódi natív UI-elemeket használnak, így a felhasználói élmény megfelel az adott platform elvárásainak.</w:t>
+      </w:r>
+    </w:p>
+    <w:p>
+      <w:pPr>
+        <w:rPr>
+          <w:rFonts w:ascii="Times New Roman" w:eastAsia="Times New Roman" w:hAnsi="Times New Roman" w:cs="Times New Roman"/>
+          <w:color w:val="000000" w:themeColor="text1"/>
+        </w:rPr>
+      </w:pPr>
+      <w:r>
+        <w:rPr>
+          <w:rFonts w:ascii="Times New Roman" w:eastAsia="Times New Roman" w:hAnsi="Times New Roman" w:cs="Times New Roman"/>
+          <w:color w:val="000000" w:themeColor="text1"/>
+        </w:rPr>
+        <w:t>Nagy közösség és sok dokumentáció:</w:t>
       </w:r>
       <w:r>
         <w:br/>
@@ -10191,31 +10174,6 @@
           <w:rFonts w:ascii="Times New Roman" w:eastAsia="Times New Roman" w:hAnsi="Times New Roman" w:cs="Times New Roman"/>
           <w:color w:val="000000" w:themeColor="text1"/>
         </w:rPr>
-        <w:t xml:space="preserve"> Az alkalmazások valódi natív UI-elemeket használnak, így a felhasználói élmény megfelel az adott platform elvárásainak.</w:t>
-      </w:r>
-    </w:p>
-    <w:p>
-      <w:pPr>
-        <w:rPr>
-          <w:rFonts w:ascii="Times New Roman" w:eastAsia="Times New Roman" w:hAnsi="Times New Roman" w:cs="Times New Roman"/>
-          <w:color w:val="000000" w:themeColor="text1"/>
-        </w:rPr>
-      </w:pPr>
-      <w:r>
-        <w:rPr>
-          <w:rFonts w:ascii="Times New Roman" w:eastAsia="Times New Roman" w:hAnsi="Times New Roman" w:cs="Times New Roman"/>
-          <w:color w:val="000000" w:themeColor="text1"/>
-        </w:rPr>
-        <w:t>Nagy közösség és sok dokumentáció:</w:t>
-      </w:r>
-      <w:r>
-        <w:br/>
-      </w:r>
-      <w:r>
-        <w:rPr>
-          <w:rFonts w:ascii="Times New Roman" w:eastAsia="Times New Roman" w:hAnsi="Times New Roman" w:cs="Times New Roman"/>
-          <w:color w:val="000000" w:themeColor="text1"/>
-        </w:rPr>
         <w:t xml:space="preserve"> Rengeteg oktatóanyag, könyvtár és kész megoldás érhető el, ami megkönnyíti a tanulást és a problémák megoldását.</w:t>
       </w:r>
     </w:p>
@@ -10325,46 +10283,39 @@
           <w:rFonts w:ascii="Times New Roman" w:eastAsia="Times New Roman" w:hAnsi="Times New Roman" w:cs="Times New Roman"/>
           <w:color w:val="000000" w:themeColor="text1"/>
         </w:rPr>
-        <w:t xml:space="preserve">Térkép (terkep.tsx): A térképes nézet Magyarország SVG-alapú, interaktív megyetérképét jeleníti meg, amely nagyítható és mozgatható (pinch-to-zoom, illetve húzás gesztusokkal). </w:t>
-      </w:r>
+        <w:t>Térkép (terkep.tsx): A térképes nézet Magyarország SVG-alapú, interaktív megyetérképét jeleníti meg, amely nagyítható és mozgatható (pinch-to-zoom, illetve húzás gesztusokkal). A térkép automatikusan fekvő tájolásra vált, amikor a felhasználó erre a fülre lép. Az egyes történetek helyszínei piros helyjelölő ikonokkal vannak feltüntetve a megfelelő koordinátákon. Egy-egy helyszínre koppintva az alkalmazás az adott településhez tartozó történetek listájára navigál.</w:t>
+      </w:r>
+    </w:p>
+    <w:p>
+      <w:pPr>
+        <w:jc w:val="both"/>
+        <w:rPr>
+          <w:rFonts w:ascii="Times New Roman" w:eastAsia="Times New Roman" w:hAnsi="Times New Roman" w:cs="Times New Roman"/>
+          <w:color w:val="000000" w:themeColor="text1"/>
+        </w:rPr>
+      </w:pPr>
+      <w:r>
+        <w:rPr>
+          <w:rFonts w:ascii="Times New Roman" w:eastAsia="Times New Roman" w:hAnsi="Times New Roman" w:cs="Times New Roman"/>
+          <w:color w:val="000000" w:themeColor="text1"/>
+        </w:rPr>
+        <w:t>Történetek település szerint (tortenetek.tsx): Ha a felhasználó a térképen kiválaszt egy települést, ez a képernyő jelenik meg, amely az adott helyszínhez tartozó összes történetet listázza. A főoldalhoz hasonlóan itt is elérhető a keresési funkció (cím vagy tartalom alapján), és minden kártyáról meg lehet nyitni az adott történet részletes nézetét.</w:t>
+      </w:r>
+    </w:p>
+    <w:p>
+      <w:pPr>
+        <w:jc w:val="both"/>
+        <w:rPr>
+          <w:rFonts w:ascii="Times New Roman" w:eastAsia="Times New Roman" w:hAnsi="Times New Roman" w:cs="Times New Roman"/>
+          <w:color w:val="000000" w:themeColor="text1"/>
+        </w:rPr>
+      </w:pPr>
       <w:r>
         <w:rPr>
           <w:rFonts w:ascii="Times New Roman" w:eastAsia="Times New Roman" w:hAnsi="Times New Roman" w:cs="Times New Roman"/>
           <w:color w:val="000000" w:themeColor="text1"/>
         </w:rPr>
         <w:lastRenderedPageBreak/>
-        <w:t>A térkép automatikusan fekvő tájolásra vált, amikor a felhasználó erre a fülre lép. Az egyes történetek helyszínei piros helyjelölő ikonokkal vannak feltüntetve a megfelelő koordinátákon. Egy-egy helyszínre koppintva az alkalmazás az adott településhez tartozó történetek listájára navigál.</w:t>
-      </w:r>
-    </w:p>
-    <w:p>
-      <w:pPr>
-        <w:jc w:val="both"/>
-        <w:rPr>
-          <w:rFonts w:ascii="Times New Roman" w:eastAsia="Times New Roman" w:hAnsi="Times New Roman" w:cs="Times New Roman"/>
-          <w:color w:val="000000" w:themeColor="text1"/>
-        </w:rPr>
-      </w:pPr>
-      <w:r>
-        <w:rPr>
-          <w:rFonts w:ascii="Times New Roman" w:eastAsia="Times New Roman" w:hAnsi="Times New Roman" w:cs="Times New Roman"/>
-          <w:color w:val="000000" w:themeColor="text1"/>
-        </w:rPr>
-        <w:t>Történetek település szerint (tortenetek.tsx): Ha a felhasználó a térképen kiválaszt egy települést, ez a képernyő jelenik meg, amely az adott helyszínhez tartozó összes történetet listázza. A főoldalhoz hasonlóan itt is elérhető a keresési funkció (cím vagy tartalom alapján), és minden kártyáról meg lehet nyitni az adott történet részletes nézetét.</w:t>
-      </w:r>
-    </w:p>
-    <w:p>
-      <w:pPr>
-        <w:jc w:val="both"/>
-        <w:rPr>
-          <w:rFonts w:ascii="Times New Roman" w:eastAsia="Times New Roman" w:hAnsi="Times New Roman" w:cs="Times New Roman"/>
-          <w:color w:val="000000" w:themeColor="text1"/>
-        </w:rPr>
-      </w:pPr>
-      <w:r>
-        <w:rPr>
-          <w:rFonts w:ascii="Times New Roman" w:eastAsia="Times New Roman" w:hAnsi="Times New Roman" w:cs="Times New Roman"/>
-          <w:color w:val="000000" w:themeColor="text1"/>
-        </w:rPr>
         <w:t>Részletes nézet (details.tsx): Az egyes történetek teljes szövege, szerzője, keletkezési dátuma és a történés időszaka jelenik meg itt. A Vissza gombbal a felhasználó visszatérhet az előző listanézethez.</w:t>
       </w:r>
     </w:p>
@@ -10556,57 +10507,97 @@
           <w:rFonts w:ascii="Times New Roman" w:eastAsia="Times New Roman" w:hAnsi="Times New Roman" w:cs="Times New Roman"/>
           <w:color w:val="000000" w:themeColor="text1"/>
         </w:rPr>
+        <w:t>Biztosítja, hogy a szolgáltatások (pl. adatkezelés, bejelentkezés) helyesen működjenek.</w:t>
+      </w:r>
+    </w:p>
+    <w:p>
+      <w:pPr>
+        <w:jc w:val="both"/>
+        <w:rPr>
+          <w:rFonts w:ascii="Times New Roman" w:eastAsia="Times New Roman" w:hAnsi="Times New Roman" w:cs="Times New Roman"/>
+          <w:color w:val="000000" w:themeColor="text1"/>
+        </w:rPr>
+      </w:pPr>
+      <w:r>
+        <w:rPr>
+          <w:rFonts w:ascii="Times New Roman" w:eastAsia="Times New Roman" w:hAnsi="Times New Roman" w:cs="Times New Roman"/>
+          <w:color w:val="000000" w:themeColor="text1"/>
+        </w:rPr>
+        <w:t>Segít a hibák korai felismerésében, még a fejlesztés közben.</w:t>
+      </w:r>
+    </w:p>
+    <w:p>
+      <w:pPr>
+        <w:jc w:val="both"/>
+        <w:rPr>
+          <w:rFonts w:ascii="Times New Roman" w:eastAsia="Times New Roman" w:hAnsi="Times New Roman" w:cs="Times New Roman"/>
+          <w:color w:val="000000" w:themeColor="text1"/>
+        </w:rPr>
+      </w:pPr>
+      <w:r>
+        <w:rPr>
+          <w:rFonts w:ascii="Times New Roman" w:eastAsia="Times New Roman" w:hAnsi="Times New Roman" w:cs="Times New Roman"/>
+          <w:b/>
+          <w:bCs/>
+          <w:color w:val="000000" w:themeColor="text1"/>
+        </w:rPr>
+        <w:t>Példa teszt: BejelentkezesService</w:t>
+      </w:r>
+    </w:p>
+    <w:p>
+      <w:pPr>
+        <w:rPr>
+          <w:rFonts w:ascii="Times New Roman" w:eastAsia="Times New Roman" w:hAnsi="Times New Roman" w:cs="Times New Roman"/>
+          <w:color w:val="000000" w:themeColor="text1"/>
+        </w:rPr>
+      </w:pPr>
+      <w:r>
+        <w:rPr>
+          <w:rFonts w:ascii="Times New Roman" w:eastAsia="Times New Roman" w:hAnsi="Times New Roman" w:cs="Times New Roman"/>
+          <w:color w:val="000000" w:themeColor="text1"/>
+        </w:rPr>
+        <w:t>describe('BejelentkezesService', () =&gt; {</w:t>
+      </w:r>
+      <w:r>
+        <w:br/>
+      </w:r>
+      <w:r>
+        <w:rPr>
+          <w:rFonts w:ascii="Times New Roman" w:eastAsia="Times New Roman" w:hAnsi="Times New Roman" w:cs="Times New Roman"/>
+          <w:color w:val="000000" w:themeColor="text1"/>
+        </w:rPr>
+        <w:t xml:space="preserve">  let service: BejelentkezesService;</w:t>
+      </w:r>
+      <w:r>
+        <w:br/>
+      </w:r>
+      <w:r>
+        <w:rPr>
+          <w:rFonts w:ascii="Times New Roman" w:eastAsia="Times New Roman" w:hAnsi="Times New Roman" w:cs="Times New Roman"/>
+          <w:color w:val="000000" w:themeColor="text1"/>
+        </w:rPr>
+        <w:t xml:space="preserve">  beforeEach(() =&gt; {</w:t>
+      </w:r>
+      <w:r>
+        <w:br/>
+      </w:r>
+      <w:r>
+        <w:rPr>
+          <w:rFonts w:ascii="Times New Roman" w:eastAsia="Times New Roman" w:hAnsi="Times New Roman" w:cs="Times New Roman"/>
+          <w:color w:val="000000" w:themeColor="text1"/>
+        </w:rPr>
+        <w:t xml:space="preserve">    TestBed.configureTestingModule({});</w:t>
+      </w:r>
+      <w:r>
+        <w:br/>
+      </w:r>
+      <w:r>
+        <w:rPr>
+          <w:rFonts w:ascii="Times New Roman" w:eastAsia="Times New Roman" w:hAnsi="Times New Roman" w:cs="Times New Roman"/>
+          <w:color w:val="000000" w:themeColor="text1"/>
+        </w:rPr>
         <w:lastRenderedPageBreak/>
-        <w:t>Biztosítja, hogy a szolgáltatások (pl. adatkezelés, bejelentkezés) helyesen működjenek.</w:t>
-      </w:r>
-    </w:p>
-    <w:p>
-      <w:pPr>
-        <w:jc w:val="both"/>
-        <w:rPr>
-          <w:rFonts w:ascii="Times New Roman" w:eastAsia="Times New Roman" w:hAnsi="Times New Roman" w:cs="Times New Roman"/>
-          <w:color w:val="000000" w:themeColor="text1"/>
-        </w:rPr>
-      </w:pPr>
-      <w:r>
-        <w:rPr>
-          <w:rFonts w:ascii="Times New Roman" w:eastAsia="Times New Roman" w:hAnsi="Times New Roman" w:cs="Times New Roman"/>
-          <w:color w:val="000000" w:themeColor="text1"/>
-        </w:rPr>
-        <w:t>Segít a hibák korai felismerésében, még a fejlesztés közben.</w:t>
-      </w:r>
-    </w:p>
-    <w:p>
-      <w:pPr>
-        <w:jc w:val="both"/>
-        <w:rPr>
-          <w:rFonts w:ascii="Times New Roman" w:eastAsia="Times New Roman" w:hAnsi="Times New Roman" w:cs="Times New Roman"/>
-          <w:color w:val="000000" w:themeColor="text1"/>
-        </w:rPr>
-      </w:pPr>
-      <w:r>
-        <w:rPr>
-          <w:rFonts w:ascii="Times New Roman" w:eastAsia="Times New Roman" w:hAnsi="Times New Roman" w:cs="Times New Roman"/>
-          <w:b/>
-          <w:bCs/>
-          <w:color w:val="000000" w:themeColor="text1"/>
-        </w:rPr>
-        <w:t>Példa teszt: BejelentkezesService</w:t>
-      </w:r>
-    </w:p>
-    <w:p>
-      <w:pPr>
-        <w:rPr>
-          <w:rFonts w:ascii="Times New Roman" w:eastAsia="Times New Roman" w:hAnsi="Times New Roman" w:cs="Times New Roman"/>
-          <w:color w:val="000000" w:themeColor="text1"/>
-        </w:rPr>
-      </w:pPr>
-      <w:r>
-        <w:rPr>
-          <w:rFonts w:ascii="Times New Roman" w:eastAsia="Times New Roman" w:hAnsi="Times New Roman" w:cs="Times New Roman"/>
-          <w:color w:val="000000" w:themeColor="text1"/>
-        </w:rPr>
-        <w:t>describe('BejelentkezesService', () =&gt; {</w:t>
+        <w:t xml:space="preserve">    service = TestBed.inject(BejelentkezesService); // Service példány lekérése</w:t>
       </w:r>
       <w:r>
         <w:br/>
@@ -10616,7 +10607,7 @@
           <w:rFonts w:ascii="Times New Roman" w:eastAsia="Times New Roman" w:hAnsi="Times New Roman" w:cs="Times New Roman"/>
           <w:color w:val="000000" w:themeColor="text1"/>
         </w:rPr>
-        <w:t xml:space="preserve">  it('helyesen tárolja a bejelentkezett felhasználót', () =&gt; {</w:t>
+        <w:t xml:space="preserve">  });</w:t>
       </w:r>
       <w:r>
         <w:br/>
@@ -10626,7 +10617,7 @@
           <w:rFonts w:ascii="Times New Roman" w:eastAsia="Times New Roman" w:hAnsi="Times New Roman" w:cs="Times New Roman"/>
           <w:color w:val="000000" w:themeColor="text1"/>
         </w:rPr>
-        <w:t xml:space="preserve">    const service = new BejelentkezesService(); // Szolgáltatás létrehozása</w:t>
+        <w:t xml:space="preserve">  it('should be created', () =&gt; {</w:t>
       </w:r>
       <w:r>
         <w:br/>
@@ -10636,7 +10627,7 @@
           <w:rFonts w:ascii="Times New Roman" w:eastAsia="Times New Roman" w:hAnsi="Times New Roman" w:cs="Times New Roman"/>
           <w:color w:val="000000" w:themeColor="text1"/>
         </w:rPr>
-        <w:t xml:space="preserve">    const fiok = { id: 1, felhasznalonev: 'teszt' }; // Tesztadat</w:t>
+        <w:t xml:space="preserve">    expect(service).toBeTruthy(); // Ellenőrzés: a service sikeresen létrejött</w:t>
       </w:r>
       <w:r>
         <w:br/>
@@ -10646,7 +10637,7 @@
           <w:rFonts w:ascii="Times New Roman" w:eastAsia="Times New Roman" w:hAnsi="Times New Roman" w:cs="Times New Roman"/>
           <w:color w:val="000000" w:themeColor="text1"/>
         </w:rPr>
-        <w:t xml:space="preserve">    service.setBejelentkezett(fiok); // Felhasználó tárolása</w:t>
+        <w:t xml:space="preserve">  });</w:t>
       </w:r>
       <w:r>
         <w:br/>
@@ -10656,11 +10647,286 @@
           <w:rFonts w:ascii="Times New Roman" w:eastAsia="Times New Roman" w:hAnsi="Times New Roman" w:cs="Times New Roman"/>
           <w:color w:val="000000" w:themeColor="text1"/>
         </w:rPr>
-        <w:t xml:space="preserve">    expect(service.getBejelentkezett()).toEqual(fiok); // Ellenőrzés</w:t>
+        <w:t>});</w:t>
       </w:r>
       <w:r>
         <w:br/>
       </w:r>
+    </w:p>
+    <w:p>
+      <w:pPr>
+        <w:jc w:val="both"/>
+        <w:rPr>
+          <w:rFonts w:ascii="Times New Roman" w:eastAsia="Times New Roman" w:hAnsi="Times New Roman" w:cs="Times New Roman"/>
+          <w:color w:val="000000" w:themeColor="text1"/>
+        </w:rPr>
+      </w:pPr>
+      <w:r>
+        <w:rPr>
+          <w:rFonts w:ascii="Times New Roman" w:eastAsia="Times New Roman" w:hAnsi="Times New Roman" w:cs="Times New Roman"/>
+          <w:b/>
+          <w:bCs/>
+          <w:color w:val="000000" w:themeColor="text1"/>
+        </w:rPr>
+        <w:t>Magyarázat:</w:t>
+      </w:r>
+    </w:p>
+    <w:p>
+      <w:pPr>
+        <w:jc w:val="both"/>
+        <w:rPr>
+          <w:rFonts w:ascii="Times New Roman" w:eastAsia="Times New Roman" w:hAnsi="Times New Roman" w:cs="Times New Roman"/>
+          <w:color w:val="000000" w:themeColor="text1"/>
+        </w:rPr>
+      </w:pPr>
+      <w:r>
+        <w:rPr>
+          <w:rFonts w:ascii="Times New Roman" w:eastAsia="Times New Roman" w:hAnsi="Times New Roman" w:cs="Times New Roman"/>
+          <w:color w:val="000000" w:themeColor="text1"/>
+        </w:rPr>
+        <w:t>describe: Egy tesztcsoportot hoz létre, ami logikailag összefogja az adott szolgáltatás tesztjeit.</w:t>
+      </w:r>
+    </w:p>
+    <w:p>
+      <w:pPr>
+        <w:jc w:val="both"/>
+        <w:rPr>
+          <w:rFonts w:ascii="Times New Roman" w:eastAsia="Times New Roman" w:hAnsi="Times New Roman" w:cs="Times New Roman"/>
+          <w:color w:val="000000" w:themeColor="text1"/>
+        </w:rPr>
+      </w:pPr>
+      <w:r>
+        <w:rPr>
+          <w:rFonts w:ascii="Times New Roman" w:eastAsia="Times New Roman" w:hAnsi="Times New Roman" w:cs="Times New Roman"/>
+          <w:color w:val="000000" w:themeColor="text1"/>
+        </w:rPr>
+        <w:t>it: Egy konkrét teszt eset, ami leírja, mit várunk a kódtól.</w:t>
+      </w:r>
+    </w:p>
+    <w:p>
+      <w:pPr>
+        <w:jc w:val="both"/>
+        <w:rPr>
+          <w:rFonts w:ascii="Times New Roman" w:eastAsia="Times New Roman" w:hAnsi="Times New Roman" w:cs="Times New Roman"/>
+          <w:color w:val="000000" w:themeColor="text1"/>
+        </w:rPr>
+      </w:pPr>
+      <w:r>
+        <w:rPr>
+          <w:rFonts w:ascii="Times New Roman" w:eastAsia="Times New Roman" w:hAnsi="Times New Roman" w:cs="Times New Roman"/>
+          <w:color w:val="000000" w:themeColor="text1"/>
+        </w:rPr>
+        <w:t>expect: Ellenőrzi, hogy a tényleges kimenet megegyezik-e a várt értékkel.</w:t>
+      </w:r>
+    </w:p>
+    <w:p>
+      <w:pPr>
+        <w:jc w:val="both"/>
+        <w:rPr>
+          <w:rFonts w:ascii="Times New Roman" w:eastAsia="Times New Roman" w:hAnsi="Times New Roman" w:cs="Times New Roman"/>
+          <w:color w:val="000000" w:themeColor="text1"/>
+        </w:rPr>
+      </w:pPr>
+      <w:r>
+        <w:rPr>
+          <w:rFonts w:ascii="Times New Roman" w:eastAsia="Times New Roman" w:hAnsi="Times New Roman" w:cs="Times New Roman"/>
+          <w:color w:val="000000" w:themeColor="text1"/>
+        </w:rPr>
+        <w:t>Ez a teszt biztosítja, hogy a BejelentkezesService sikeresen példányosítható az Angular dependency injection rendszerén keresztül, és a service készen áll a használatra.</w:t>
+      </w:r>
+    </w:p>
+    <w:p>
+      <w:pPr>
+        <w:jc w:val="both"/>
+        <w:rPr>
+          <w:rFonts w:ascii="Times New Roman" w:eastAsia="Times New Roman" w:hAnsi="Times New Roman" w:cs="Times New Roman"/>
+          <w:color w:val="000000" w:themeColor="text1"/>
+        </w:rPr>
+      </w:pPr>
+    </w:p>
+    <w:p>
+      <w:pPr>
+        <w:jc w:val="both"/>
+        <w:rPr>
+          <w:rFonts w:ascii="Times New Roman" w:eastAsia="Times New Roman" w:hAnsi="Times New Roman" w:cs="Times New Roman"/>
+          <w:color w:val="000000" w:themeColor="text1"/>
+        </w:rPr>
+      </w:pPr>
+      <w:r>
+        <w:rPr>
+          <w:rFonts w:ascii="Times New Roman" w:eastAsia="Times New Roman" w:hAnsi="Times New Roman" w:cs="Times New Roman"/>
+          <w:b/>
+          <w:bCs/>
+          <w:color w:val="000000" w:themeColor="text1"/>
+        </w:rPr>
+        <w:t>Backend tesztelés – Jest</w:t>
+      </w:r>
+    </w:p>
+    <w:p>
+      <w:pPr>
+        <w:jc w:val="both"/>
+        <w:rPr>
+          <w:rFonts w:ascii="Times New Roman" w:eastAsia="Times New Roman" w:hAnsi="Times New Roman" w:cs="Times New Roman"/>
+          <w:color w:val="000000" w:themeColor="text1"/>
+        </w:rPr>
+      </w:pPr>
+      <w:r>
+        <w:rPr>
+          <w:rFonts w:ascii="Times New Roman" w:eastAsia="Times New Roman" w:hAnsi="Times New Roman" w:cs="Times New Roman"/>
+          <w:b/>
+          <w:bCs/>
+          <w:color w:val="000000" w:themeColor="text1"/>
+        </w:rPr>
+        <w:t>Mi a Jest?</w:t>
+      </w:r>
+    </w:p>
+    <w:p>
+      <w:pPr>
+        <w:jc w:val="both"/>
+        <w:rPr>
+          <w:rFonts w:ascii="Times New Roman" w:eastAsia="Times New Roman" w:hAnsi="Times New Roman" w:cs="Times New Roman"/>
+          <w:color w:val="000000" w:themeColor="text1"/>
+        </w:rPr>
+      </w:pPr>
+      <w:r>
+        <w:rPr>
+          <w:rFonts w:ascii="Times New Roman" w:eastAsia="Times New Roman" w:hAnsi="Times New Roman" w:cs="Times New Roman"/>
+          <w:color w:val="000000" w:themeColor="text1"/>
+        </w:rPr>
+        <w:t>A Jest egy JavaScript tesztelési keretrendszer, amit elsősorban Node.js szerverekhez használnak. Lehetővé teszi, hogy a backend API végpontokat és logikát automatikusan teszteljük.</w:t>
+      </w:r>
+    </w:p>
+    <w:p>
+      <w:pPr>
+        <w:jc w:val="both"/>
+        <w:rPr>
+          <w:rFonts w:ascii="Times New Roman" w:eastAsia="Times New Roman" w:hAnsi="Times New Roman" w:cs="Times New Roman"/>
+          <w:color w:val="000000" w:themeColor="text1"/>
+        </w:rPr>
+      </w:pPr>
+      <w:r>
+        <w:rPr>
+          <w:rFonts w:ascii="Times New Roman" w:eastAsia="Times New Roman" w:hAnsi="Times New Roman" w:cs="Times New Roman"/>
+          <w:b/>
+          <w:bCs/>
+          <w:color w:val="000000" w:themeColor="text1"/>
+        </w:rPr>
+        <w:t>Miért fontos?</w:t>
+      </w:r>
+    </w:p>
+    <w:p>
+      <w:pPr>
+        <w:jc w:val="both"/>
+        <w:rPr>
+          <w:rFonts w:ascii="Times New Roman" w:eastAsia="Times New Roman" w:hAnsi="Times New Roman" w:cs="Times New Roman"/>
+          <w:color w:val="000000" w:themeColor="text1"/>
+        </w:rPr>
+      </w:pPr>
+      <w:r>
+        <w:rPr>
+          <w:rFonts w:ascii="Times New Roman" w:eastAsia="Times New Roman" w:hAnsi="Times New Roman" w:cs="Times New Roman"/>
+          <w:color w:val="000000" w:themeColor="text1"/>
+        </w:rPr>
+        <w:t>Ellenőrzi, hogy a szerver megfelelően válaszol a kérésekre.</w:t>
+      </w:r>
+    </w:p>
+    <w:p>
+      <w:pPr>
+        <w:jc w:val="both"/>
+        <w:rPr>
+          <w:rFonts w:ascii="Times New Roman" w:eastAsia="Times New Roman" w:hAnsi="Times New Roman" w:cs="Times New Roman"/>
+          <w:color w:val="000000" w:themeColor="text1"/>
+        </w:rPr>
+      </w:pPr>
+      <w:r>
+        <w:rPr>
+          <w:rFonts w:ascii="Times New Roman" w:eastAsia="Times New Roman" w:hAnsi="Times New Roman" w:cs="Times New Roman"/>
+          <w:color w:val="000000" w:themeColor="text1"/>
+        </w:rPr>
+        <w:t>Biztosítja, hogy az adatbázis lekérdezések és az adatok feldolgozása helyes legyen.</w:t>
+      </w:r>
+    </w:p>
+    <w:p>
+      <w:pPr>
+        <w:jc w:val="both"/>
+        <w:rPr>
+          <w:rFonts w:ascii="Times New Roman" w:eastAsia="Times New Roman" w:hAnsi="Times New Roman" w:cs="Times New Roman"/>
+          <w:color w:val="000000" w:themeColor="text1"/>
+        </w:rPr>
+      </w:pPr>
+      <w:r>
+        <w:rPr>
+          <w:rFonts w:ascii="Times New Roman" w:eastAsia="Times New Roman" w:hAnsi="Times New Roman" w:cs="Times New Roman"/>
+          <w:color w:val="000000" w:themeColor="text1"/>
+        </w:rPr>
+        <w:t>Segít megelőzni, hogy a kódfrissítések megszakítsák az API működését.</w:t>
+      </w:r>
+    </w:p>
+    <w:p>
+      <w:pPr>
+        <w:jc w:val="both"/>
+        <w:rPr>
+          <w:rFonts w:ascii="Times New Roman" w:eastAsia="Times New Roman" w:hAnsi="Times New Roman" w:cs="Times New Roman"/>
+          <w:color w:val="000000" w:themeColor="text1"/>
+        </w:rPr>
+      </w:pPr>
+      <w:r>
+        <w:rPr>
+          <w:rFonts w:ascii="Times New Roman" w:eastAsia="Times New Roman" w:hAnsi="Times New Roman" w:cs="Times New Roman"/>
+          <w:b/>
+          <w:bCs/>
+          <w:color w:val="000000" w:themeColor="text1"/>
+        </w:rPr>
+        <w:t>Példa teszt: GET /api/fiokok/:id</w:t>
+      </w:r>
+    </w:p>
+    <w:p>
+      <w:pPr>
+        <w:rPr>
+          <w:rFonts w:ascii="Times New Roman" w:eastAsia="Times New Roman" w:hAnsi="Times New Roman" w:cs="Times New Roman"/>
+          <w:color w:val="000000" w:themeColor="text1"/>
+        </w:rPr>
+      </w:pPr>
+      <w:r>
+        <w:rPr>
+          <w:rFonts w:ascii="Times New Roman" w:eastAsia="Times New Roman" w:hAnsi="Times New Roman" w:cs="Times New Roman"/>
+          <w:color w:val="000000" w:themeColor="text1"/>
+        </w:rPr>
+        <w:t>describe('Kapcsolat tesztek', () =&gt; {</w:t>
+      </w:r>
+      <w:r>
+        <w:br/>
+      </w:r>
+      <w:r>
+        <w:rPr>
+          <w:rFonts w:ascii="Times New Roman" w:eastAsia="Times New Roman" w:hAnsi="Times New Roman" w:cs="Times New Roman"/>
+          <w:color w:val="000000" w:themeColor="text1"/>
+        </w:rPr>
+        <w:t xml:space="preserve">  test('GET /api/fiokok/:id megfelelő adatokkal tér vissza', async () =&gt; {</w:t>
+      </w:r>
+      <w:r>
+        <w:br/>
+      </w:r>
+      <w:r>
+        <w:rPr>
+          <w:rFonts w:ascii="Times New Roman" w:eastAsia="Times New Roman" w:hAnsi="Times New Roman" w:cs="Times New Roman"/>
+          <w:color w:val="000000" w:themeColor="text1"/>
+        </w:rPr>
+        <w:t xml:space="preserve">    const response = await fetch('http://localhost:3000/api/fiokok/1'); // Kérés az API-hoz</w:t>
+      </w:r>
+      <w:r>
+        <w:br/>
+      </w:r>
+      <w:r>
+        <w:rPr>
+          <w:rFonts w:ascii="Times New Roman" w:eastAsia="Times New Roman" w:hAnsi="Times New Roman" w:cs="Times New Roman"/>
+          <w:color w:val="000000" w:themeColor="text1"/>
+        </w:rPr>
+        <w:t xml:space="preserve">    expect(response.status).toBe(200); // Ellenőrizzük, hogy sikeres volt-e</w:t>
+      </w:r>
+      <w:r>
+        <w:br/>
+      </w:r>
       <w:r>
         <w:rPr>
           <w:rFonts w:ascii="Times New Roman" w:eastAsia="Times New Roman" w:hAnsi="Times New Roman" w:cs="Times New Roman"/>
@@ -10676,6 +10942,46 @@
           <w:rFonts w:ascii="Times New Roman" w:eastAsia="Times New Roman" w:hAnsi="Times New Roman" w:cs="Times New Roman"/>
           <w:color w:val="000000" w:themeColor="text1"/>
         </w:rPr>
+        <w:t xml:space="preserve">  test('GET /api/fiokok/:id 404-et ad hibás ID-ra', async () =&gt; {</w:t>
+      </w:r>
+      <w:r>
+        <w:br/>
+      </w:r>
+      <w:r>
+        <w:rPr>
+          <w:rFonts w:ascii="Times New Roman" w:eastAsia="Times New Roman" w:hAnsi="Times New Roman" w:cs="Times New Roman"/>
+          <w:color w:val="000000" w:themeColor="text1"/>
+        </w:rPr>
+        <w:t xml:space="preserve">    const response = await fetch('http://localhost:3000/api/fiokok/99'); // Nem létező ID</w:t>
+      </w:r>
+      <w:r>
+        <w:br/>
+      </w:r>
+      <w:r>
+        <w:rPr>
+          <w:rFonts w:ascii="Times New Roman" w:eastAsia="Times New Roman" w:hAnsi="Times New Roman" w:cs="Times New Roman"/>
+          <w:color w:val="000000" w:themeColor="text1"/>
+        </w:rPr>
+        <w:t xml:space="preserve">    expect(response.status).toBe(404); // Ellenőrizzük, hogy 404-et kaptunk-e</w:t>
+      </w:r>
+      <w:r>
+        <w:br/>
+      </w:r>
+      <w:r>
+        <w:rPr>
+          <w:rFonts w:ascii="Times New Roman" w:eastAsia="Times New Roman" w:hAnsi="Times New Roman" w:cs="Times New Roman"/>
+          <w:color w:val="000000" w:themeColor="text1"/>
+        </w:rPr>
+        <w:t xml:space="preserve">  });</w:t>
+      </w:r>
+      <w:r>
+        <w:br/>
+      </w:r>
+      <w:r>
+        <w:rPr>
+          <w:rFonts w:ascii="Times New Roman" w:eastAsia="Times New Roman" w:hAnsi="Times New Roman" w:cs="Times New Roman"/>
+          <w:color w:val="000000" w:themeColor="text1"/>
+        </w:rPr>
         <w:t>});</w:t>
       </w:r>
       <w:r>
@@ -10697,6 +11003,7 @@
           <w:bCs/>
           <w:color w:val="000000" w:themeColor="text1"/>
         </w:rPr>
+        <w:lastRenderedPageBreak/>
         <w:t>Magyarázat:</w:t>
       </w:r>
     </w:p>
@@ -10713,361 +11020,55 @@
           <w:rFonts w:ascii="Times New Roman" w:eastAsia="Times New Roman" w:hAnsi="Times New Roman" w:cs="Times New Roman"/>
           <w:color w:val="000000" w:themeColor="text1"/>
         </w:rPr>
-        <w:t>describe: Egy tesztcsoportot hoz létre, ami logikailag összefogja az adott szolgáltatás tesztjeit.</w:t>
-      </w:r>
-    </w:p>
-    <w:p>
-      <w:pPr>
-        <w:jc w:val="both"/>
-        <w:rPr>
-          <w:rFonts w:ascii="Times New Roman" w:eastAsia="Times New Roman" w:hAnsi="Times New Roman" w:cs="Times New Roman"/>
-          <w:color w:val="000000" w:themeColor="text1"/>
-        </w:rPr>
-      </w:pPr>
-      <w:r>
-        <w:rPr>
-          <w:rFonts w:ascii="Times New Roman" w:eastAsia="Times New Roman" w:hAnsi="Times New Roman" w:cs="Times New Roman"/>
-          <w:color w:val="000000" w:themeColor="text1"/>
-        </w:rPr>
-        <w:t>it: Egy konkrét teszt eset, ami leírja, mit várunk a kódtól.</w:t>
-      </w:r>
-    </w:p>
-    <w:p>
-      <w:pPr>
-        <w:jc w:val="both"/>
-        <w:rPr>
-          <w:rFonts w:ascii="Times New Roman" w:eastAsia="Times New Roman" w:hAnsi="Times New Roman" w:cs="Times New Roman"/>
-          <w:color w:val="000000" w:themeColor="text1"/>
-        </w:rPr>
-      </w:pPr>
-      <w:r>
-        <w:rPr>
-          <w:rFonts w:ascii="Times New Roman" w:eastAsia="Times New Roman" w:hAnsi="Times New Roman" w:cs="Times New Roman"/>
-          <w:color w:val="000000" w:themeColor="text1"/>
-        </w:rPr>
-        <w:t>expect: Ellenőrzi, hogy a tényleges kimenet megegyezik-e a várt értékkel.</w:t>
-      </w:r>
-    </w:p>
-    <w:p>
-      <w:pPr>
-        <w:jc w:val="both"/>
-        <w:rPr>
-          <w:rFonts w:ascii="Times New Roman" w:eastAsia="Times New Roman" w:hAnsi="Times New Roman" w:cs="Times New Roman"/>
-          <w:color w:val="000000" w:themeColor="text1"/>
-        </w:rPr>
-      </w:pPr>
-      <w:r>
-        <w:rPr>
-          <w:rFonts w:ascii="Times New Roman" w:eastAsia="Times New Roman" w:hAnsi="Times New Roman" w:cs="Times New Roman"/>
-          <w:color w:val="000000" w:themeColor="text1"/>
-        </w:rPr>
-        <w:t>Ez a teszt biztosítja, hogy a bejelentkezett felhasználó adatai helyesen tárolódnak a szolgáltatásban, és nem veszik el véletlenül.</w:t>
-      </w:r>
-    </w:p>
-    <w:p>
-      <w:pPr>
-        <w:jc w:val="both"/>
-        <w:rPr>
-          <w:rFonts w:ascii="Times New Roman" w:eastAsia="Times New Roman" w:hAnsi="Times New Roman" w:cs="Times New Roman"/>
-          <w:color w:val="000000" w:themeColor="text1"/>
-        </w:rPr>
-      </w:pPr>
-    </w:p>
-    <w:p>
-      <w:pPr>
-        <w:jc w:val="both"/>
-        <w:rPr>
-          <w:rFonts w:ascii="Times New Roman" w:eastAsia="Times New Roman" w:hAnsi="Times New Roman" w:cs="Times New Roman"/>
-          <w:color w:val="000000" w:themeColor="text1"/>
-        </w:rPr>
-      </w:pPr>
-      <w:r>
-        <w:rPr>
-          <w:rFonts w:ascii="Times New Roman" w:eastAsia="Times New Roman" w:hAnsi="Times New Roman" w:cs="Times New Roman"/>
-          <w:b/>
-          <w:bCs/>
-          <w:color w:val="000000" w:themeColor="text1"/>
-        </w:rPr>
-        <w:t>Backend tesztelés – Jest</w:t>
-      </w:r>
-    </w:p>
-    <w:p>
-      <w:pPr>
-        <w:jc w:val="both"/>
-        <w:rPr>
-          <w:rFonts w:ascii="Times New Roman" w:eastAsia="Times New Roman" w:hAnsi="Times New Roman" w:cs="Times New Roman"/>
-          <w:color w:val="000000" w:themeColor="text1"/>
-        </w:rPr>
-      </w:pPr>
-      <w:r>
-        <w:rPr>
-          <w:rFonts w:ascii="Times New Roman" w:eastAsia="Times New Roman" w:hAnsi="Times New Roman" w:cs="Times New Roman"/>
-          <w:b/>
-          <w:bCs/>
-          <w:color w:val="000000" w:themeColor="text1"/>
-        </w:rPr>
-        <w:t>Mi a Jest?</w:t>
-      </w:r>
-    </w:p>
-    <w:p>
-      <w:pPr>
-        <w:jc w:val="both"/>
-        <w:rPr>
-          <w:rFonts w:ascii="Times New Roman" w:eastAsia="Times New Roman" w:hAnsi="Times New Roman" w:cs="Times New Roman"/>
-          <w:color w:val="000000" w:themeColor="text1"/>
-        </w:rPr>
-      </w:pPr>
-      <w:r>
-        <w:rPr>
-          <w:rFonts w:ascii="Times New Roman" w:eastAsia="Times New Roman" w:hAnsi="Times New Roman" w:cs="Times New Roman"/>
-          <w:color w:val="000000" w:themeColor="text1"/>
-        </w:rPr>
-        <w:t>A Jest egy JavaScript tesztelési keretrendszer, amit elsősorban Node.js szerverekhez használnak. Lehetővé teszi, hogy a backend API végpontokat és logikát automatikusan teszteljük.</w:t>
-      </w:r>
-    </w:p>
-    <w:p>
-      <w:pPr>
-        <w:jc w:val="both"/>
-        <w:rPr>
-          <w:rFonts w:ascii="Times New Roman" w:eastAsia="Times New Roman" w:hAnsi="Times New Roman" w:cs="Times New Roman"/>
-          <w:color w:val="000000" w:themeColor="text1"/>
-        </w:rPr>
-      </w:pPr>
-      <w:r>
-        <w:rPr>
-          <w:rFonts w:ascii="Times New Roman" w:eastAsia="Times New Roman" w:hAnsi="Times New Roman" w:cs="Times New Roman"/>
-          <w:b/>
-          <w:bCs/>
-          <w:color w:val="000000" w:themeColor="text1"/>
-        </w:rPr>
-        <w:t>Miért fontos?</w:t>
-      </w:r>
-    </w:p>
-    <w:p>
-      <w:pPr>
-        <w:jc w:val="both"/>
-        <w:rPr>
-          <w:rFonts w:ascii="Times New Roman" w:eastAsia="Times New Roman" w:hAnsi="Times New Roman" w:cs="Times New Roman"/>
-          <w:color w:val="000000" w:themeColor="text1"/>
-        </w:rPr>
-      </w:pPr>
-      <w:r>
-        <w:rPr>
-          <w:rFonts w:ascii="Times New Roman" w:eastAsia="Times New Roman" w:hAnsi="Times New Roman" w:cs="Times New Roman"/>
-          <w:color w:val="000000" w:themeColor="text1"/>
-        </w:rPr>
-        <w:t>Ellenőrzi, hogy a szerver megfelelően válaszol a kérésekre.</w:t>
-      </w:r>
-    </w:p>
-    <w:p>
-      <w:pPr>
-        <w:jc w:val="both"/>
-        <w:rPr>
-          <w:rFonts w:ascii="Times New Roman" w:eastAsia="Times New Roman" w:hAnsi="Times New Roman" w:cs="Times New Roman"/>
-          <w:color w:val="000000" w:themeColor="text1"/>
-        </w:rPr>
-      </w:pPr>
-      <w:r>
-        <w:rPr>
-          <w:rFonts w:ascii="Times New Roman" w:eastAsia="Times New Roman" w:hAnsi="Times New Roman" w:cs="Times New Roman"/>
-          <w:color w:val="000000" w:themeColor="text1"/>
-        </w:rPr>
-        <w:t>Biztosítja, hogy az adatbázis lekérdezések és az adatok feldolgozása helyes legyen.</w:t>
-      </w:r>
-    </w:p>
-    <w:p>
-      <w:pPr>
-        <w:jc w:val="both"/>
-        <w:rPr>
-          <w:rFonts w:ascii="Times New Roman" w:eastAsia="Times New Roman" w:hAnsi="Times New Roman" w:cs="Times New Roman"/>
-          <w:color w:val="000000" w:themeColor="text1"/>
-        </w:rPr>
-      </w:pPr>
-      <w:r>
-        <w:rPr>
-          <w:rFonts w:ascii="Times New Roman" w:eastAsia="Times New Roman" w:hAnsi="Times New Roman" w:cs="Times New Roman"/>
-          <w:color w:val="000000" w:themeColor="text1"/>
-        </w:rPr>
-        <w:t>Segít megelőzni, hogy a kódfrissítések megszakítsák az API működését.</w:t>
-      </w:r>
-    </w:p>
-    <w:p>
-      <w:pPr>
-        <w:jc w:val="both"/>
-        <w:rPr>
-          <w:rFonts w:ascii="Times New Roman" w:eastAsia="Times New Roman" w:hAnsi="Times New Roman" w:cs="Times New Roman"/>
-          <w:color w:val="000000" w:themeColor="text1"/>
-        </w:rPr>
-      </w:pPr>
-      <w:r>
-        <w:rPr>
-          <w:rFonts w:ascii="Times New Roman" w:eastAsia="Times New Roman" w:hAnsi="Times New Roman" w:cs="Times New Roman"/>
-          <w:b/>
-          <w:bCs/>
-          <w:color w:val="000000" w:themeColor="text1"/>
-        </w:rPr>
-        <w:t>Példa teszt: GET /api/tortenetek</w:t>
-      </w:r>
-    </w:p>
-    <w:p>
-      <w:pPr>
-        <w:rPr>
-          <w:rFonts w:ascii="Times New Roman" w:eastAsia="Times New Roman" w:hAnsi="Times New Roman" w:cs="Times New Roman"/>
-          <w:color w:val="000000" w:themeColor="text1"/>
-        </w:rPr>
-      </w:pPr>
-      <w:r>
-        <w:rPr>
-          <w:rFonts w:ascii="Times New Roman" w:eastAsia="Times New Roman" w:hAnsi="Times New Roman" w:cs="Times New Roman"/>
-          <w:color w:val="000000" w:themeColor="text1"/>
-        </w:rPr>
-        <w:t>describe('GET /api/tortenetek', () =&gt; {</w:t>
-      </w:r>
-      <w:r>
-        <w:br/>
-      </w:r>
-      <w:r>
-        <w:rPr>
-          <w:rFonts w:ascii="Times New Roman" w:eastAsia="Times New Roman" w:hAnsi="Times New Roman" w:cs="Times New Roman"/>
-          <w:color w:val="000000" w:themeColor="text1"/>
-        </w:rPr>
-        <w:t xml:space="preserve">  it('visszaadja a történeteket', async () =&gt; {</w:t>
-      </w:r>
-      <w:r>
-        <w:br/>
-      </w:r>
-      <w:r>
-        <w:rPr>
-          <w:rFonts w:ascii="Times New Roman" w:eastAsia="Times New Roman" w:hAnsi="Times New Roman" w:cs="Times New Roman"/>
-          <w:color w:val="000000" w:themeColor="text1"/>
-        </w:rPr>
-        <w:t xml:space="preserve">    const response = await request(app).get('/api/tortenetek'); // Kérés az API-hoz</w:t>
-      </w:r>
-      <w:r>
-        <w:br/>
-      </w:r>
-      <w:r>
-        <w:rPr>
-          <w:rFonts w:ascii="Times New Roman" w:eastAsia="Times New Roman" w:hAnsi="Times New Roman" w:cs="Times New Roman"/>
-          <w:color w:val="000000" w:themeColor="text1"/>
-        </w:rPr>
-        <w:t xml:space="preserve">    expect(response.status).toBe(200); // Ellenőrizzük, hogy sikeres volt-e</w:t>
-      </w:r>
-      <w:r>
-        <w:br/>
-      </w:r>
-      <w:r>
-        <w:rPr>
-          <w:rFonts w:ascii="Times New Roman" w:eastAsia="Times New Roman" w:hAnsi="Times New Roman" w:cs="Times New Roman"/>
-          <w:color w:val="000000" w:themeColor="text1"/>
-        </w:rPr>
-        <w:lastRenderedPageBreak/>
-        <w:t xml:space="preserve">    expect(Array.isArray(response.body)).toBe(true); // Ellenőrizzük, hogy a válasz tömb-e</w:t>
-      </w:r>
-      <w:r>
-        <w:br/>
-      </w:r>
-      <w:r>
-        <w:rPr>
-          <w:rFonts w:ascii="Times New Roman" w:eastAsia="Times New Roman" w:hAnsi="Times New Roman" w:cs="Times New Roman"/>
-          <w:color w:val="000000" w:themeColor="text1"/>
-        </w:rPr>
-        <w:t xml:space="preserve">  });</w:t>
-      </w:r>
-      <w:r>
-        <w:br/>
-      </w:r>
-      <w:r>
-        <w:rPr>
-          <w:rFonts w:ascii="Times New Roman" w:eastAsia="Times New Roman" w:hAnsi="Times New Roman" w:cs="Times New Roman"/>
-          <w:color w:val="000000" w:themeColor="text1"/>
-        </w:rPr>
-        <w:t>});</w:t>
-      </w:r>
-      <w:r>
-        <w:br/>
-      </w:r>
-    </w:p>
-    <w:p>
-      <w:pPr>
-        <w:jc w:val="both"/>
-        <w:rPr>
-          <w:rFonts w:ascii="Times New Roman" w:eastAsia="Times New Roman" w:hAnsi="Times New Roman" w:cs="Times New Roman"/>
-          <w:color w:val="000000" w:themeColor="text1"/>
-        </w:rPr>
-      </w:pPr>
-      <w:r>
-        <w:rPr>
-          <w:rFonts w:ascii="Times New Roman" w:eastAsia="Times New Roman" w:hAnsi="Times New Roman" w:cs="Times New Roman"/>
-          <w:b/>
-          <w:bCs/>
-          <w:color w:val="000000" w:themeColor="text1"/>
-        </w:rPr>
-        <w:t>Magyarázat:</w:t>
-      </w:r>
-    </w:p>
-    <w:p>
-      <w:pPr>
-        <w:jc w:val="both"/>
-        <w:rPr>
-          <w:rFonts w:ascii="Times New Roman" w:eastAsia="Times New Roman" w:hAnsi="Times New Roman" w:cs="Times New Roman"/>
-          <w:color w:val="000000" w:themeColor="text1"/>
-        </w:rPr>
-      </w:pPr>
-      <w:r>
-        <w:rPr>
-          <w:rFonts w:ascii="Times New Roman" w:eastAsia="Times New Roman" w:hAnsi="Times New Roman" w:cs="Times New Roman"/>
-          <w:color w:val="000000" w:themeColor="text1"/>
-        </w:rPr>
-        <w:t>request(app).get(...): HTTP GET kérés a szerverhez.</w:t>
-      </w:r>
-    </w:p>
-    <w:p>
-      <w:pPr>
-        <w:jc w:val="both"/>
-        <w:rPr>
-          <w:rFonts w:ascii="Times New Roman" w:eastAsia="Times New Roman" w:hAnsi="Times New Roman" w:cs="Times New Roman"/>
-          <w:color w:val="000000" w:themeColor="text1"/>
-        </w:rPr>
-      </w:pPr>
-      <w:r>
-        <w:rPr>
-          <w:rFonts w:ascii="Times New Roman" w:eastAsia="Times New Roman" w:hAnsi="Times New Roman" w:cs="Times New Roman"/>
-          <w:color w:val="000000" w:themeColor="text1"/>
-        </w:rPr>
-        <w:t>response.status: Ellenőrizzük, hogy a szerver a megfelelő státuszkódot küldi (200 = OK).</w:t>
-      </w:r>
-    </w:p>
-    <w:p>
-      <w:pPr>
-        <w:jc w:val="both"/>
-        <w:rPr>
-          <w:rFonts w:ascii="Times New Roman" w:eastAsia="Times New Roman" w:hAnsi="Times New Roman" w:cs="Times New Roman"/>
-          <w:color w:val="000000" w:themeColor="text1"/>
-        </w:rPr>
-      </w:pPr>
-      <w:r>
-        <w:rPr>
-          <w:rFonts w:ascii="Times New Roman" w:eastAsia="Times New Roman" w:hAnsi="Times New Roman" w:cs="Times New Roman"/>
-          <w:color w:val="000000" w:themeColor="text1"/>
-        </w:rPr>
-        <w:t>response.body: A visszakapott adatok, amelyeket tömbként ellenőrzünk.</w:t>
-      </w:r>
-    </w:p>
-    <w:p>
-      <w:pPr>
-        <w:jc w:val="both"/>
-        <w:rPr>
-          <w:rFonts w:ascii="Times New Roman" w:eastAsia="Times New Roman" w:hAnsi="Times New Roman" w:cs="Times New Roman"/>
-          <w:color w:val="000000" w:themeColor="text1"/>
-        </w:rPr>
-      </w:pPr>
-      <w:r>
-        <w:rPr>
-          <w:rFonts w:ascii="Times New Roman" w:eastAsia="Times New Roman" w:hAnsi="Times New Roman" w:cs="Times New Roman"/>
-          <w:color w:val="000000" w:themeColor="text1"/>
-        </w:rPr>
-        <w:t>Ez a teszt biztosítja, hogy a történetek lekérése mindig stabilan és helyesen működjön.</w:t>
+        <w:t>fetch(...): Natív HTTP GET kérés a futó szerverhez, külső könyvtár nélkül.</w:t>
+      </w:r>
+    </w:p>
+    <w:p>
+      <w:pPr>
+        <w:jc w:val="both"/>
+        <w:rPr>
+          <w:rFonts w:ascii="Times New Roman" w:eastAsia="Times New Roman" w:hAnsi="Times New Roman" w:cs="Times New Roman"/>
+          <w:color w:val="000000" w:themeColor="text1"/>
+        </w:rPr>
+      </w:pPr>
+      <w:r>
+        <w:rPr>
+          <w:rFonts w:ascii="Times New Roman" w:eastAsia="Times New Roman" w:hAnsi="Times New Roman" w:cs="Times New Roman"/>
+          <w:color w:val="000000" w:themeColor="text1"/>
+        </w:rPr>
+        <w:t>response.status: Ellenőrizzük a szerver által visszaküldött státuszkódot (200 = sikeres lekérdezés, 404 = nem található).</w:t>
+      </w:r>
+    </w:p>
+    <w:p>
+      <w:pPr>
+        <w:jc w:val="both"/>
+        <w:rPr>
+          <w:rFonts w:ascii="Times New Roman" w:eastAsia="Times New Roman" w:hAnsi="Times New Roman" w:cs="Times New Roman"/>
+          <w:color w:val="000000" w:themeColor="text1"/>
+        </w:rPr>
+      </w:pPr>
+      <w:r>
+        <w:rPr>
+          <w:rFonts w:ascii="Times New Roman" w:eastAsia="Times New Roman" w:hAnsi="Times New Roman" w:cs="Times New Roman"/>
+          <w:color w:val="000000" w:themeColor="text1"/>
+        </w:rPr>
+        <w:t xml:space="preserve"> </w:t>
+      </w:r>
+    </w:p>
+    <w:p>
+      <w:pPr>
+        <w:jc w:val="both"/>
+        <w:rPr>
+          <w:rFonts w:ascii="Times New Roman" w:eastAsia="Times New Roman" w:hAnsi="Times New Roman" w:cs="Times New Roman"/>
+          <w:color w:val="000000" w:themeColor="text1"/>
+        </w:rPr>
+      </w:pPr>
+      <w:r>
+        <w:rPr>
+          <w:rFonts w:ascii="Times New Roman" w:eastAsia="Times New Roman" w:hAnsi="Times New Roman" w:cs="Times New Roman"/>
+          <w:color w:val="000000" w:themeColor="text1"/>
+        </w:rPr>
+        <w:t>Ez a két teszt biztosítja, hogy a fiók lekérése létező ID-ra sikeresen működjön, nem létező ID-ra pedig a szerver a helyes 404-es hibaüzenettel válaszoljon.</w:t>
       </w:r>
     </w:p>
     <w:p>
@@ -11308,22 +11309,22 @@
           <w:bCs/>
           <w:color w:val="000000" w:themeColor="text1"/>
         </w:rPr>
+        <w:t>Hasznos bővítmények a projektben</w:t>
+      </w:r>
+    </w:p>
+    <w:p>
+      <w:pPr>
+        <w:rPr>
+          <w:rFonts w:ascii="Times New Roman" w:eastAsia="Times New Roman" w:hAnsi="Times New Roman" w:cs="Times New Roman"/>
+          <w:color w:val="000000" w:themeColor="text1"/>
+        </w:rPr>
+      </w:pPr>
+      <w:r>
+        <w:rPr>
+          <w:rFonts w:ascii="Times New Roman" w:eastAsia="Times New Roman" w:hAnsi="Times New Roman" w:cs="Times New Roman"/>
+          <w:color w:val="000000" w:themeColor="text1"/>
+        </w:rPr>
         <w:lastRenderedPageBreak/>
-        <w:t>Hasznos bővítmények a projektben</w:t>
-      </w:r>
-    </w:p>
-    <w:p>
-      <w:pPr>
-        <w:rPr>
-          <w:rFonts w:ascii="Times New Roman" w:eastAsia="Times New Roman" w:hAnsi="Times New Roman" w:cs="Times New Roman"/>
-          <w:color w:val="000000" w:themeColor="text1"/>
-        </w:rPr>
-      </w:pPr>
-      <w:r>
-        <w:rPr>
-          <w:rFonts w:ascii="Times New Roman" w:eastAsia="Times New Roman" w:hAnsi="Times New Roman" w:cs="Times New Roman"/>
-          <w:color w:val="000000" w:themeColor="text1"/>
-        </w:rPr>
         <w:t>Angular Language Service:</w:t>
       </w:r>
       <w:r>
@@ -11632,32 +11633,32 @@
           <w:rFonts w:ascii="Times New Roman" w:eastAsia="Times New Roman" w:hAnsi="Times New Roman" w:cs="Times New Roman"/>
           <w:color w:val="000000" w:themeColor="text1"/>
         </w:rPr>
+        <w:t>Helyi fejlesztés és tesztelés:</w:t>
+      </w:r>
+      <w:r>
+        <w:br/>
+      </w:r>
+      <w:r>
+        <w:rPr>
+          <w:rFonts w:ascii="Times New Roman" w:eastAsia="Times New Roman" w:hAnsi="Times New Roman" w:cs="Times New Roman"/>
+          <w:color w:val="000000" w:themeColor="text1"/>
+        </w:rPr>
+        <w:t xml:space="preserve"> Lehetővé teszi, hogy a projektet internetkapcsolat és éles szerver nélkül, saját gépen futtassuk.</w:t>
+      </w:r>
+    </w:p>
+    <w:p>
+      <w:pPr>
+        <w:rPr>
+          <w:rFonts w:ascii="Times New Roman" w:eastAsia="Times New Roman" w:hAnsi="Times New Roman" w:cs="Times New Roman"/>
+          <w:color w:val="000000" w:themeColor="text1"/>
+        </w:rPr>
+      </w:pPr>
+      <w:r>
+        <w:rPr>
+          <w:rFonts w:ascii="Times New Roman" w:eastAsia="Times New Roman" w:hAnsi="Times New Roman" w:cs="Times New Roman"/>
+          <w:color w:val="000000" w:themeColor="text1"/>
+        </w:rPr>
         <w:lastRenderedPageBreak/>
-        <w:t>Helyi fejlesztés és tesztelés:</w:t>
-      </w:r>
-      <w:r>
-        <w:br/>
-      </w:r>
-      <w:r>
-        <w:rPr>
-          <w:rFonts w:ascii="Times New Roman" w:eastAsia="Times New Roman" w:hAnsi="Times New Roman" w:cs="Times New Roman"/>
-          <w:color w:val="000000" w:themeColor="text1"/>
-        </w:rPr>
-        <w:t xml:space="preserve"> Lehetővé teszi, hogy a projektet internetkapcsolat és éles szerver nélkül, saját gépen futtassuk.</w:t>
-      </w:r>
-    </w:p>
-    <w:p>
-      <w:pPr>
-        <w:rPr>
-          <w:rFonts w:ascii="Times New Roman" w:eastAsia="Times New Roman" w:hAnsi="Times New Roman" w:cs="Times New Roman"/>
-          <w:color w:val="000000" w:themeColor="text1"/>
-        </w:rPr>
-      </w:pPr>
-      <w:r>
-        <w:rPr>
-          <w:rFonts w:ascii="Times New Roman" w:eastAsia="Times New Roman" w:hAnsi="Times New Roman" w:cs="Times New Roman"/>
-          <w:color w:val="000000" w:themeColor="text1"/>
-        </w:rPr>
         <w:t>Egyszerű telepítés és használat:</w:t>
       </w:r>
       <w:r>
@@ -11982,41 +11983,41 @@
           <w:sz w:val="28"/>
           <w:szCs w:val="28"/>
         </w:rPr>
+        <w:t>3.13 Projektmenedzsment eszközök</w:t>
+      </w:r>
+    </w:p>
+    <w:p>
+      <w:pPr>
+        <w:jc w:val="both"/>
+        <w:rPr>
+          <w:rFonts w:ascii="Times New Roman" w:eastAsia="Times New Roman" w:hAnsi="Times New Roman" w:cs="Times New Roman"/>
+          <w:color w:val="000000" w:themeColor="text1"/>
+        </w:rPr>
+      </w:pPr>
+      <w:r>
+        <w:rPr>
+          <w:rFonts w:ascii="Times New Roman" w:eastAsia="Times New Roman" w:hAnsi="Times New Roman" w:cs="Times New Roman"/>
+          <w:b/>
+          <w:bCs/>
+          <w:color w:val="000000" w:themeColor="text1"/>
+        </w:rPr>
+        <w:t>Trello</w:t>
+      </w:r>
+    </w:p>
+    <w:p>
+      <w:pPr>
+        <w:jc w:val="both"/>
+        <w:rPr>
+          <w:rFonts w:ascii="Times New Roman" w:eastAsia="Times New Roman" w:hAnsi="Times New Roman" w:cs="Times New Roman"/>
+          <w:color w:val="000000" w:themeColor="text1"/>
+        </w:rPr>
+      </w:pPr>
+      <w:r>
+        <w:rPr>
+          <w:rFonts w:ascii="Times New Roman" w:eastAsia="Times New Roman" w:hAnsi="Times New Roman" w:cs="Times New Roman"/>
+          <w:color w:val="000000" w:themeColor="text1"/>
+        </w:rPr>
         <w:lastRenderedPageBreak/>
-        <w:t>3.13 Projektmenedzsment eszközök</w:t>
-      </w:r>
-    </w:p>
-    <w:p>
-      <w:pPr>
-        <w:jc w:val="both"/>
-        <w:rPr>
-          <w:rFonts w:ascii="Times New Roman" w:eastAsia="Times New Roman" w:hAnsi="Times New Roman" w:cs="Times New Roman"/>
-          <w:color w:val="000000" w:themeColor="text1"/>
-        </w:rPr>
-      </w:pPr>
-      <w:r>
-        <w:rPr>
-          <w:rFonts w:ascii="Times New Roman" w:eastAsia="Times New Roman" w:hAnsi="Times New Roman" w:cs="Times New Roman"/>
-          <w:b/>
-          <w:bCs/>
-          <w:color w:val="000000" w:themeColor="text1"/>
-        </w:rPr>
-        <w:t>Trello</w:t>
-      </w:r>
-    </w:p>
-    <w:p>
-      <w:pPr>
-        <w:jc w:val="both"/>
-        <w:rPr>
-          <w:rFonts w:ascii="Times New Roman" w:eastAsia="Times New Roman" w:hAnsi="Times New Roman" w:cs="Times New Roman"/>
-          <w:color w:val="000000" w:themeColor="text1"/>
-        </w:rPr>
-      </w:pPr>
-      <w:r>
-        <w:rPr>
-          <w:rFonts w:ascii="Times New Roman" w:eastAsia="Times New Roman" w:hAnsi="Times New Roman" w:cs="Times New Roman"/>
-          <w:color w:val="000000" w:themeColor="text1"/>
-        </w:rPr>
         <w:t>A Trello egy egyszerű, vizuális projektmenedzsment eszköz, amely Kanban-tábla alapú feladatkezelést biztosít. Segítségével átláthatóvá válik a projekt állapota és a feladatok előrehaladása.</w:t>
       </w:r>
     </w:p>
@@ -12354,32 +12355,32 @@
           <w:rFonts w:ascii="Times New Roman" w:eastAsia="Times New Roman" w:hAnsi="Times New Roman" w:cs="Times New Roman"/>
           <w:color w:val="000000" w:themeColor="text1"/>
         </w:rPr>
+        <w:t>Wikimedia Commons:</w:t>
+      </w:r>
+      <w:r>
+        <w:br/>
+      </w:r>
+      <w:r>
+        <w:rPr>
+          <w:rFonts w:ascii="Times New Roman" w:eastAsia="Times New Roman" w:hAnsi="Times New Roman" w:cs="Times New Roman"/>
+          <w:color w:val="000000" w:themeColor="text1"/>
+        </w:rPr>
+        <w:t xml:space="preserve"> Magyarország térképe SVG formátumban, amely interaktív, webes megjelenítésre alkalmas.</w:t>
+      </w:r>
+    </w:p>
+    <w:p>
+      <w:pPr>
+        <w:rPr>
+          <w:rFonts w:ascii="Times New Roman" w:eastAsia="Times New Roman" w:hAnsi="Times New Roman" w:cs="Times New Roman"/>
+          <w:color w:val="000000" w:themeColor="text1"/>
+        </w:rPr>
+      </w:pPr>
+      <w:r>
+        <w:rPr>
+          <w:rFonts w:ascii="Times New Roman" w:eastAsia="Times New Roman" w:hAnsi="Times New Roman" w:cs="Times New Roman"/>
+          <w:color w:val="000000" w:themeColor="text1"/>
+        </w:rPr>
         <w:lastRenderedPageBreak/>
-        <w:t>Wikimedia Commons:</w:t>
-      </w:r>
-      <w:r>
-        <w:br/>
-      </w:r>
-      <w:r>
-        <w:rPr>
-          <w:rFonts w:ascii="Times New Roman" w:eastAsia="Times New Roman" w:hAnsi="Times New Roman" w:cs="Times New Roman"/>
-          <w:color w:val="000000" w:themeColor="text1"/>
-        </w:rPr>
-        <w:t xml:space="preserve"> Magyarország térképe SVG formátumban, amely interaktív, webes megjelenítésre alkalmas.</w:t>
-      </w:r>
-    </w:p>
-    <w:p>
-      <w:pPr>
-        <w:rPr>
-          <w:rFonts w:ascii="Times New Roman" w:eastAsia="Times New Roman" w:hAnsi="Times New Roman" w:cs="Times New Roman"/>
-          <w:color w:val="000000" w:themeColor="text1"/>
-        </w:rPr>
-      </w:pPr>
-      <w:r>
-        <w:rPr>
-          <w:rFonts w:ascii="Times New Roman" w:eastAsia="Times New Roman" w:hAnsi="Times New Roman" w:cs="Times New Roman"/>
-          <w:color w:val="000000" w:themeColor="text1"/>
-        </w:rPr>
         <w:t>Unsplash:</w:t>
       </w:r>
       <w:r>
@@ -12478,7 +12479,7 @@
           <w:rFonts w:ascii="Times New Roman" w:eastAsia="Times New Roman" w:hAnsi="Times New Roman" w:cs="Times New Roman"/>
           <w:color w:val="000000" w:themeColor="text1"/>
         </w:rPr>
-        <w:t xml:space="preserve"> Mobil: React Native + React Navigation + React Native Maps</w:t>
+        <w:t xml:space="preserve"> Mobil: React Native + Expo Router + React Native SVG</w:t>
       </w:r>
       <w:r>
         <w:br/>
@@ -12720,7 +12721,6 @@
           <w:sz w:val="32"/>
           <w:szCs w:val="32"/>
         </w:rPr>
-        <w:lastRenderedPageBreak/>
         <w:t>BEFEJEZÉS</w:t>
       </w:r>
     </w:p>
@@ -12762,6 +12762,7 @@
           <w:rFonts w:ascii="Times New Roman" w:eastAsia="Times New Roman" w:hAnsi="Times New Roman" w:cs="Times New Roman"/>
           <w:color w:val="000000" w:themeColor="text1"/>
         </w:rPr>
+        <w:lastRenderedPageBreak/>
         <w:t>A projekt sikeres befejezéséhez elengedhetetlen volt a hatékony csapatmunka és a jól megtervezett munkamegosztás. A fejlesztőcsapatunk két főből állt, mindketten hozzájárultunk a projekt minden részéhez, azonban bizonyos területeken specializálódtunk.</w:t>
       </w:r>
     </w:p>
@@ -13223,7 +13224,6 @@
           <w:szCs w:val="28"/>
           <w:lang w:val="en-US"/>
         </w:rPr>
-        <w:lastRenderedPageBreak/>
         <w:t>Közös felelősségek</w:t>
       </w:r>
     </w:p>
@@ -13290,6 +13290,7 @@
           <w:color w:val="000000" w:themeColor="text1"/>
           <w:lang w:val="en-US"/>
         </w:rPr>
+        <w:lastRenderedPageBreak/>
         <w:t>Kód review és code quality ellenőrzés</w:t>
       </w:r>
     </w:p>

--- a/Vizsgaremek/Tivadar_Dávid_HistóriaWeb_vizsgaremek.docx
+++ b/Vizsgaremek/Tivadar_Dávid_HistóriaWeb_vizsgaremek.docx
@@ -1,6 +1,6 @@
 
 <file path=word/document.xml><?xml version="1.0" encoding="utf-8"?>
-<w:document xmlns:wpc="http://schemas.microsoft.com/office/word/2010/wordprocessingCanvas" xmlns:cx="http://schemas.microsoft.com/office/drawing/2014/chartex" xmlns:cx1="http://schemas.microsoft.com/office/drawing/2015/9/8/chartex" xmlns:cx2="http://schemas.microsoft.com/office/drawing/2015/10/21/chartex" xmlns:cx3="http://schemas.microsoft.com/office/drawing/2016/5/9/chartex" xmlns:cx4="http://schemas.microsoft.com/office/drawing/2016/5/10/chartex" xmlns:cx5="http://schemas.microsoft.com/office/drawing/2016/5/11/chartex" xmlns:cx6="http://schemas.microsoft.com/office/drawing/2016/5/12/chartex" xmlns:cx7="http://schemas.microsoft.com/office/drawing/2016/5/13/chartex" xmlns:cx8="http://schemas.microsoft.com/office/drawing/2016/5/14/chartex" xmlns:mc="http://schemas.openxmlformats.org/markup-compatibility/2006" xmlns:aink="http://schemas.microsoft.com/office/drawing/2016/ink" xmlns:am3d="http://schemas.microsoft.com/office/drawing/2017/model3d" xmlns:o="urn:schemas-microsoft-com:office:office" xmlns:oel="http://schemas.microsoft.com/office/2019/extlst" xmlns:r="http://schemas.openxmlformats.org/officeDocument/2006/relationships" xmlns:m="http://schemas.openxmlformats.org/officeDocument/2006/math" xmlns:v="urn:schemas-microsoft-com:vml" xmlns:wp14="http://schemas.microsoft.com/office/word/2010/wordprocessingDrawing" xmlns:wp="http://schemas.openxmlformats.org/drawingml/2006/wordprocessingDrawing" xmlns:w10="urn:schemas-microsoft-com:office:word" xmlns:w="http://schemas.openxmlformats.org/wordprocessingml/2006/main" xmlns:w14="http://schemas.microsoft.com/office/word/2010/wordml" xmlns:w15="http://schemas.microsoft.com/office/word/2012/wordml" xmlns:w16cex="http://schemas.microsoft.com/office/word/2018/wordml/cex" xmlns:w16cid="http://schemas.microsoft.com/office/word/2016/wordml/cid" xmlns:w16="http://schemas.microsoft.com/office/word/2018/wordml" xmlns:w16du="http://schemas.microsoft.com/office/word/2023/wordml/word16du" xmlns:w16sdtdh="http://schemas.microsoft.com/office/word/2020/wordml/sdtdatahash" xmlns:w16sdtfl="http://schemas.microsoft.com/office/word/2024/wordml/sdtformatlock" xmlns:w16se="http://schemas.microsoft.com/office/word/2015/wordml/symex" xmlns:wpg="http://schemas.microsoft.com/office/word/2010/wordprocessingGroup" xmlns:wpi="http://schemas.microsoft.com/office/word/2010/wordprocessingInk" xmlns:wne="http://schemas.microsoft.com/office/word/2006/wordml" xmlns:wps="http://schemas.microsoft.com/office/word/2010/wordprocessingShape" mc:Ignorable="w14 w15 w16se w16cid w16 w16cex w16sdtdh w16sdtfl w16du wp14">
+<w:document xmlns:wpc="http://schemas.microsoft.com/office/word/2010/wordprocessingCanvas" xmlns:cx="http://schemas.microsoft.com/office/drawing/2014/chartex" xmlns:cx1="http://schemas.microsoft.com/office/drawing/2015/9/8/chartex" xmlns:cx2="http://schemas.microsoft.com/office/drawing/2015/10/21/chartex" xmlns:cx3="http://schemas.microsoft.com/office/drawing/2016/5/9/chartex" xmlns:cx4="http://schemas.microsoft.com/office/drawing/2016/5/10/chartex" xmlns:cx5="http://schemas.microsoft.com/office/drawing/2016/5/11/chartex" xmlns:cx6="http://schemas.microsoft.com/office/drawing/2016/5/12/chartex" xmlns:cx7="http://schemas.microsoft.com/office/drawing/2016/5/13/chartex" xmlns:cx8="http://schemas.microsoft.com/office/drawing/2016/5/14/chartex" xmlns:mc="http://schemas.openxmlformats.org/markup-compatibility/2006" xmlns:aink="http://schemas.microsoft.com/office/drawing/2016/ink" xmlns:am3d="http://schemas.microsoft.com/office/drawing/2017/model3d" xmlns:o="urn:schemas-microsoft-com:office:office" xmlns:r="http://schemas.openxmlformats.org/officeDocument/2006/relationships" xmlns:m="http://schemas.openxmlformats.org/officeDocument/2006/math" xmlns:v="urn:schemas-microsoft-com:vml" xmlns:wp14="http://schemas.microsoft.com/office/word/2010/wordprocessingDrawing" xmlns:wp="http://schemas.openxmlformats.org/drawingml/2006/wordprocessingDrawing" xmlns:w10="urn:schemas-microsoft-com:office:word" xmlns:w="http://schemas.openxmlformats.org/wordprocessingml/2006/main" xmlns:w14="http://schemas.microsoft.com/office/word/2010/wordml" xmlns:w15="http://schemas.microsoft.com/office/word/2012/wordml" xmlns:w16cex="http://schemas.microsoft.com/office/word/2018/wordml/cex" xmlns:w16cid="http://schemas.microsoft.com/office/word/2016/wordml/cid" xmlns:w16="http://schemas.microsoft.com/office/word/2018/wordml" xmlns:w16sdtdh="http://schemas.microsoft.com/office/word/2020/wordml/sdtdatahash" xmlns:w16se="http://schemas.microsoft.com/office/word/2015/wordml/symex" xmlns:wpg="http://schemas.microsoft.com/office/word/2010/wordprocessingGroup" xmlns:wpi="http://schemas.microsoft.com/office/word/2010/wordprocessingInk" xmlns:wne="http://schemas.microsoft.com/office/word/2006/wordml" xmlns:wps="http://schemas.microsoft.com/office/word/2010/wordprocessingShape" mc:Ignorable="w14 w15 w16se w16cid w16 w16cex w16sdtdh wp14">
   <w:body>
     <w:p>
       <w:pPr>
@@ -487,7 +487,7 @@
                     </pic:cNvPicPr>
                   </pic:nvPicPr>
                   <pic:blipFill>
-                    <a:blip r:embed="rId5" cstate="print">
+                    <a:blip r:embed="rId7" cstate="print">
                       <a:extLst>
                         <a:ext uri="{28A0092B-C50C-407E-A947-70E740481C1C}">
                           <a14:useLocalDpi xmlns:a14="http://schemas.microsoft.com/office/drawing/2010/main" val="0"/>
@@ -533,6 +533,18 @@
         <w:rPr>
           <w:rFonts w:ascii="Times New Roman" w:eastAsia="Times New Roman" w:hAnsi="Times New Roman" w:cs="Times New Roman"/>
         </w:rPr>
+        <w:sectPr>
+          <w:headerReference w:type="even" r:id="rId8"/>
+          <w:headerReference w:type="default" r:id="rId9"/>
+          <w:footerReference w:type="even" r:id="rId10"/>
+          <w:footerReference w:type="default" r:id="rId11"/>
+          <w:headerReference w:type="first" r:id="rId12"/>
+          <w:footerReference w:type="first" r:id="rId13"/>
+          <w:pgSz w:w="11906" w:h="16838"/>
+          <w:pgMar w:top="1417" w:right="1417" w:bottom="1417" w:left="1701" w:header="708" w:footer="708" w:gutter="0"/>
+          <w:cols w:space="708"/>
+          <w:docGrid w:linePitch="360"/>
+        </w:sectPr>
       </w:pPr>
       <w:r>
         <w:rPr>
@@ -558,7 +570,7 @@
                     </pic:cNvPicPr>
                   </pic:nvPicPr>
                   <pic:blipFill>
-                    <a:blip r:embed="rId6" cstate="print">
+                    <a:blip r:embed="rId14" cstate="print">
                       <a:extLst>
                         <a:ext uri="{28A0092B-C50C-407E-A947-70E740481C1C}">
                           <a14:useLocalDpi xmlns:a14="http://schemas.microsoft.com/office/drawing/2010/main" val="0"/>
@@ -589,12 +601,14 @@
           </wp:inline>
         </w:drawing>
       </w:r>
-      <w:r>
-        <w:rPr>
-          <w:rFonts w:ascii="Times New Roman" w:eastAsia="Times New Roman" w:hAnsi="Times New Roman" w:cs="Times New Roman"/>
-        </w:rPr>
-        <w:br w:type="page"/>
-      </w:r>
+    </w:p>
+    <w:p>
+      <w:pPr>
+        <w:jc w:val="both"/>
+        <w:rPr>
+          <w:rFonts w:ascii="Times New Roman" w:eastAsia="Times New Roman" w:hAnsi="Times New Roman" w:cs="Times New Roman"/>
+        </w:rPr>
+      </w:pPr>
     </w:p>
     <w:p>
       <w:pPr>
@@ -612,7 +626,6 @@
           <w:b/>
           <w:bCs/>
         </w:rPr>
-        <w:lastRenderedPageBreak/>
         <w:t>TARTALOMJEGYZÉK</w:t>
       </w:r>
     </w:p>
@@ -1453,6 +1466,7 @@
         <w:rPr>
           <w:rFonts w:ascii="Times New Roman" w:eastAsia="Times New Roman" w:hAnsi="Times New Roman" w:cs="Times New Roman"/>
         </w:rPr>
+        <w:lastRenderedPageBreak/>
         <w:t>3.8. React Native mobilalkalmazás</w:t>
       </w:r>
       <w:r>
@@ -1483,7 +1497,6 @@
         <w:rPr>
           <w:rFonts w:ascii="Times New Roman" w:eastAsia="Times New Roman" w:hAnsi="Times New Roman" w:cs="Times New Roman"/>
         </w:rPr>
-        <w:lastRenderedPageBreak/>
         <w:t>3.9. Tesztelés – Jasmine és Jest</w:t>
       </w:r>
       <w:r>
@@ -2183,12 +2196,29 @@
           <w:rFonts w:ascii="Times New Roman" w:eastAsia="Times New Roman" w:hAnsi="Times New Roman" w:cs="Times New Roman"/>
         </w:rPr>
       </w:pPr>
-      <w:r>
-        <w:rPr>
-          <w:rFonts w:ascii="Times New Roman" w:eastAsia="Times New Roman" w:hAnsi="Times New Roman" w:cs="Times New Roman"/>
-        </w:rPr>
-        <w:br w:type="page"/>
-      </w:r>
+    </w:p>
+    <w:p>
+      <w:pPr>
+        <w:jc w:val="both"/>
+        <w:rPr>
+          <w:rFonts w:ascii="Times New Roman" w:eastAsia="Times New Roman" w:hAnsi="Times New Roman" w:cs="Times New Roman"/>
+        </w:rPr>
+      </w:pPr>
+    </w:p>
+    <w:p>
+      <w:pPr>
+        <w:jc w:val="both"/>
+        <w:rPr>
+          <w:rFonts w:ascii="Times New Roman" w:eastAsia="Times New Roman" w:hAnsi="Times New Roman" w:cs="Times New Roman"/>
+        </w:rPr>
+        <w:sectPr>
+          <w:footerReference w:type="default" r:id="rId15"/>
+          <w:pgSz w:w="11906" w:h="16838"/>
+          <w:pgMar w:top="1417" w:right="1417" w:bottom="1417" w:left="1701" w:header="708" w:footer="708" w:gutter="0"/>
+          <w:cols w:space="708"/>
+          <w:docGrid w:linePitch="360"/>
+        </w:sectPr>
+      </w:pPr>
     </w:p>
     <w:p>
       <w:pPr>
@@ -2477,7 +2507,7 @@
                     <pic:cNvPicPr/>
                   </pic:nvPicPr>
                   <pic:blipFill>
-                    <a:blip r:embed="rId7">
+                    <a:blip r:embed="rId16">
                       <a:extLst>
                         <a:ext uri="{28A0092B-C50C-407E-A947-70E740481C1C}">
                           <a14:useLocalDpi xmlns:a14="http://schemas.microsoft.com/office/drawing/2010/main"/>
@@ -2506,7 +2536,7 @@
     </w:p>
     <w:p>
       <w:pPr>
-        <w:pStyle w:val="ListParagraph"/>
+        <w:pStyle w:val="Listaszerbekezds"/>
         <w:numPr>
           <w:ilvl w:val="0"/>
           <w:numId w:val="2"/>
@@ -2748,7 +2778,7 @@
                     <pic:cNvPicPr/>
                   </pic:nvPicPr>
                   <pic:blipFill>
-                    <a:blip r:embed="rId8">
+                    <a:blip r:embed="rId17">
                       <a:extLst>
                         <a:ext uri="{28A0092B-C50C-407E-A947-70E740481C1C}">
                           <a14:useLocalDpi xmlns:a14="http://schemas.microsoft.com/office/drawing/2010/main"/>
@@ -2777,7 +2807,7 @@
     </w:p>
     <w:p>
       <w:pPr>
-        <w:pStyle w:val="ListParagraph"/>
+        <w:pStyle w:val="Listaszerbekezds"/>
         <w:numPr>
           <w:ilvl w:val="0"/>
           <w:numId w:val="2"/>
@@ -2967,6 +2997,7 @@
       <w:r>
         <w:rPr>
           <w:rFonts w:ascii="Times New Roman" w:eastAsia="Times New Roman" w:hAnsi="Times New Roman" w:cs="Times New Roman"/>
+          <w:noProof/>
         </w:rPr>
         <w:drawing>
           <wp:inline distT="0" distB="0" distL="0" distR="0" wp14:anchorId="108E411A" wp14:editId="60F496BA">
@@ -2984,7 +3015,7 @@
                     <pic:cNvPicPr/>
                   </pic:nvPicPr>
                   <pic:blipFill>
-                    <a:blip r:embed="rId9"/>
+                    <a:blip r:embed="rId18"/>
                     <a:stretch>
                       <a:fillRect/>
                     </a:stretch>
@@ -3007,7 +3038,7 @@
     </w:p>
     <w:p>
       <w:pPr>
-        <w:pStyle w:val="ListParagraph"/>
+        <w:pStyle w:val="Listaszerbekezds"/>
         <w:numPr>
           <w:ilvl w:val="0"/>
           <w:numId w:val="2"/>
@@ -3370,7 +3401,7 @@
                     <pic:cNvPicPr/>
                   </pic:nvPicPr>
                   <pic:blipFill>
-                    <a:blip r:embed="rId10">
+                    <a:blip r:embed="rId19">
                       <a:extLst>
                         <a:ext uri="{28A0092B-C50C-407E-A947-70E740481C1C}">
                           <a14:useLocalDpi xmlns:a14="http://schemas.microsoft.com/office/drawing/2010/main"/>
@@ -3399,7 +3430,7 @@
     </w:p>
     <w:p>
       <w:pPr>
-        <w:pStyle w:val="ListParagraph"/>
+        <w:pStyle w:val="Listaszerbekezds"/>
         <w:numPr>
           <w:ilvl w:val="0"/>
           <w:numId w:val="2"/>
@@ -4312,7 +4343,7 @@
                     <pic:cNvPicPr/>
                   </pic:nvPicPr>
                   <pic:blipFill>
-                    <a:blip r:embed="rId11">
+                    <a:blip r:embed="rId20">
                       <a:extLst>
                         <a:ext uri="{28A0092B-C50C-407E-A947-70E740481C1C}">
                           <a14:useLocalDpi xmlns:a14="http://schemas.microsoft.com/office/drawing/2010/main"/>
@@ -4341,7 +4372,7 @@
     </w:p>
     <w:p>
       <w:pPr>
-        <w:pStyle w:val="ListParagraph"/>
+        <w:pStyle w:val="Listaszerbekezds"/>
         <w:numPr>
           <w:ilvl w:val="0"/>
           <w:numId w:val="2"/>
@@ -6101,7 +6132,7 @@
                     <pic:cNvPicPr/>
                   </pic:nvPicPr>
                   <pic:blipFill>
-                    <a:blip r:embed="rId12">
+                    <a:blip r:embed="rId21">
                       <a:extLst>
                         <a:ext uri="{28A0092B-C50C-407E-A947-70E740481C1C}">
                           <a14:useLocalDpi xmlns:a14="http://schemas.microsoft.com/office/drawing/2010/main"/>
@@ -6130,7 +6161,7 @@
     </w:p>
     <w:p>
       <w:pPr>
-        <w:pStyle w:val="ListParagraph"/>
+        <w:pStyle w:val="Listaszerbekezds"/>
         <w:numPr>
           <w:ilvl w:val="0"/>
           <w:numId w:val="2"/>
@@ -7203,7 +7234,7 @@
                     <pic:cNvPicPr/>
                   </pic:nvPicPr>
                   <pic:blipFill>
-                    <a:blip r:embed="rId13">
+                    <a:blip r:embed="rId22">
                       <a:extLst>
                         <a:ext uri="{28A0092B-C50C-407E-A947-70E740481C1C}">
                           <a14:useLocalDpi xmlns:a14="http://schemas.microsoft.com/office/drawing/2010/main"/>
@@ -7232,7 +7263,7 @@
     </w:p>
     <w:p>
       <w:pPr>
-        <w:pStyle w:val="ListParagraph"/>
+        <w:pStyle w:val="Listaszerbekezds"/>
         <w:numPr>
           <w:ilvl w:val="0"/>
           <w:numId w:val="2"/>
@@ -8481,27 +8512,145 @@
         <w:rPr>
           <w:rFonts w:ascii="Times New Roman" w:eastAsia="Times New Roman" w:hAnsi="Times New Roman" w:cs="Times New Roman"/>
           <w:color w:val="000000" w:themeColor="text1"/>
-          <w:lang w:val="en-US"/>
-        </w:rPr>
-      </w:pPr>
-      <w:r>
-        <w:rPr>
-          <w:rFonts w:ascii="Times New Roman" w:eastAsia="Times New Roman" w:hAnsi="Times New Roman" w:cs="Times New Roman"/>
-          <w:color w:val="000000" w:themeColor="text1"/>
-          <w:lang w:val="en-US"/>
-        </w:rPr>
-        <w:t>const tortenetekRouter = require('./routes/tortenetek');</w:t>
+        </w:rPr>
+      </w:pPr>
+      <w:r>
+        <w:rPr>
+          <w:rFonts w:ascii="Times New Roman" w:eastAsia="Times New Roman" w:hAnsi="Times New Roman" w:cs="Times New Roman"/>
+          <w:color w:val="000000" w:themeColor="text1"/>
+        </w:rPr>
+        <w:t xml:space="preserve">const </w:t>
+      </w:r>
+      <w:proofErr w:type="spellStart"/>
+      <w:r>
+        <w:rPr>
+          <w:rFonts w:ascii="Times New Roman" w:eastAsia="Times New Roman" w:hAnsi="Times New Roman" w:cs="Times New Roman"/>
+          <w:color w:val="000000" w:themeColor="text1"/>
+        </w:rPr>
+        <w:t>tortenetekRouter</w:t>
+      </w:r>
+      <w:proofErr w:type="spellEnd"/>
+      <w:r>
+        <w:rPr>
+          <w:rFonts w:ascii="Times New Roman" w:eastAsia="Times New Roman" w:hAnsi="Times New Roman" w:cs="Times New Roman"/>
+          <w:color w:val="000000" w:themeColor="text1"/>
+        </w:rPr>
+        <w:t xml:space="preserve"> = </w:t>
+      </w:r>
+      <w:proofErr w:type="spellStart"/>
+      <w:r>
+        <w:rPr>
+          <w:rFonts w:ascii="Times New Roman" w:eastAsia="Times New Roman" w:hAnsi="Times New Roman" w:cs="Times New Roman"/>
+          <w:color w:val="000000" w:themeColor="text1"/>
+        </w:rPr>
+        <w:t>require</w:t>
+      </w:r>
+      <w:proofErr w:type="spellEnd"/>
+      <w:r>
+        <w:rPr>
+          <w:rFonts w:ascii="Times New Roman" w:eastAsia="Times New Roman" w:hAnsi="Times New Roman" w:cs="Times New Roman"/>
+          <w:color w:val="000000" w:themeColor="text1"/>
+        </w:rPr>
+        <w:t>('./</w:t>
+      </w:r>
+      <w:proofErr w:type="spellStart"/>
+      <w:r>
+        <w:rPr>
+          <w:rFonts w:ascii="Times New Roman" w:eastAsia="Times New Roman" w:hAnsi="Times New Roman" w:cs="Times New Roman"/>
+          <w:color w:val="000000" w:themeColor="text1"/>
+        </w:rPr>
+        <w:t>routes</w:t>
+      </w:r>
+      <w:proofErr w:type="spellEnd"/>
+      <w:r>
+        <w:rPr>
+          <w:rFonts w:ascii="Times New Roman" w:eastAsia="Times New Roman" w:hAnsi="Times New Roman" w:cs="Times New Roman"/>
+          <w:color w:val="000000" w:themeColor="text1"/>
+        </w:rPr>
+        <w:t>/</w:t>
+      </w:r>
+      <w:proofErr w:type="spellStart"/>
+      <w:r>
+        <w:rPr>
+          <w:rFonts w:ascii="Times New Roman" w:eastAsia="Times New Roman" w:hAnsi="Times New Roman" w:cs="Times New Roman"/>
+          <w:color w:val="000000" w:themeColor="text1"/>
+        </w:rPr>
+        <w:t>tortenetek</w:t>
+      </w:r>
+      <w:proofErr w:type="spellEnd"/>
+      <w:r>
+        <w:rPr>
+          <w:rFonts w:ascii="Times New Roman" w:eastAsia="Times New Roman" w:hAnsi="Times New Roman" w:cs="Times New Roman"/>
+          <w:color w:val="000000" w:themeColor="text1"/>
+        </w:rPr>
+        <w:t>');</w:t>
       </w:r>
       <w:r>
         <w:br/>
       </w:r>
-      <w:r>
-        <w:rPr>
-          <w:rFonts w:ascii="Times New Roman" w:eastAsia="Times New Roman" w:hAnsi="Times New Roman" w:cs="Times New Roman"/>
-          <w:color w:val="000000" w:themeColor="text1"/>
-          <w:lang w:val="en-US"/>
-        </w:rPr>
-        <w:t>app.use('/api/tortenetek', tortenetekRouter);</w:t>
+      <w:proofErr w:type="spellStart"/>
+      <w:r>
+        <w:rPr>
+          <w:rFonts w:ascii="Times New Roman" w:eastAsia="Times New Roman" w:hAnsi="Times New Roman" w:cs="Times New Roman"/>
+          <w:color w:val="000000" w:themeColor="text1"/>
+        </w:rPr>
+        <w:t>app.use</w:t>
+      </w:r>
+      <w:proofErr w:type="spellEnd"/>
+      <w:r>
+        <w:rPr>
+          <w:rFonts w:ascii="Times New Roman" w:eastAsia="Times New Roman" w:hAnsi="Times New Roman" w:cs="Times New Roman"/>
+          <w:color w:val="000000" w:themeColor="text1"/>
+        </w:rPr>
+        <w:t>('/</w:t>
+      </w:r>
+      <w:proofErr w:type="spellStart"/>
+      <w:r>
+        <w:rPr>
+          <w:rFonts w:ascii="Times New Roman" w:eastAsia="Times New Roman" w:hAnsi="Times New Roman" w:cs="Times New Roman"/>
+          <w:color w:val="000000" w:themeColor="text1"/>
+        </w:rPr>
+        <w:t>api</w:t>
+      </w:r>
+      <w:proofErr w:type="spellEnd"/>
+      <w:r>
+        <w:rPr>
+          <w:rFonts w:ascii="Times New Roman" w:eastAsia="Times New Roman" w:hAnsi="Times New Roman" w:cs="Times New Roman"/>
+          <w:color w:val="000000" w:themeColor="text1"/>
+        </w:rPr>
+        <w:t>/</w:t>
+      </w:r>
+      <w:proofErr w:type="spellStart"/>
+      <w:r>
+        <w:rPr>
+          <w:rFonts w:ascii="Times New Roman" w:eastAsia="Times New Roman" w:hAnsi="Times New Roman" w:cs="Times New Roman"/>
+          <w:color w:val="000000" w:themeColor="text1"/>
+        </w:rPr>
+        <w:t>tortenetek</w:t>
+      </w:r>
+      <w:proofErr w:type="spellEnd"/>
+      <w:r>
+        <w:rPr>
+          <w:rFonts w:ascii="Times New Roman" w:eastAsia="Times New Roman" w:hAnsi="Times New Roman" w:cs="Times New Roman"/>
+          <w:color w:val="000000" w:themeColor="text1"/>
+        </w:rPr>
+        <w:t xml:space="preserve">', </w:t>
+      </w:r>
+      <w:proofErr w:type="spellStart"/>
+      <w:r>
+        <w:rPr>
+          <w:rFonts w:ascii="Times New Roman" w:eastAsia="Times New Roman" w:hAnsi="Times New Roman" w:cs="Times New Roman"/>
+          <w:color w:val="000000" w:themeColor="text1"/>
+        </w:rPr>
+        <w:t>tortenetekRouter</w:t>
+      </w:r>
+      <w:proofErr w:type="spellEnd"/>
+      <w:r>
+        <w:rPr>
+          <w:rFonts w:ascii="Times New Roman" w:eastAsia="Times New Roman" w:hAnsi="Times New Roman" w:cs="Times New Roman"/>
+          <w:color w:val="000000" w:themeColor="text1"/>
+        </w:rPr>
+        <w:t>);</w:t>
       </w:r>
       <w:r>
         <w:br/>
@@ -8525,7 +8674,31 @@
           <w:sz w:val="28"/>
           <w:szCs w:val="28"/>
         </w:rPr>
-        <w:t>3.5 MySQL adatbázis</w:t>
+        <w:t xml:space="preserve">3.5 </w:t>
+      </w:r>
+      <w:proofErr w:type="spellStart"/>
+      <w:r>
+        <w:rPr>
+          <w:rFonts w:ascii="Times New Roman" w:eastAsia="Times New Roman" w:hAnsi="Times New Roman" w:cs="Times New Roman"/>
+          <w:b/>
+          <w:bCs/>
+          <w:color w:val="000000" w:themeColor="text1"/>
+          <w:sz w:val="28"/>
+          <w:szCs w:val="28"/>
+        </w:rPr>
+        <w:t>MySQL</w:t>
+      </w:r>
+      <w:proofErr w:type="spellEnd"/>
+      <w:r>
+        <w:rPr>
+          <w:rFonts w:ascii="Times New Roman" w:eastAsia="Times New Roman" w:hAnsi="Times New Roman" w:cs="Times New Roman"/>
+          <w:b/>
+          <w:bCs/>
+          <w:color w:val="000000" w:themeColor="text1"/>
+          <w:sz w:val="28"/>
+          <w:szCs w:val="28"/>
+        </w:rPr>
+        <w:t xml:space="preserve"> adatbázis</w:t>
       </w:r>
     </w:p>
     <w:p>
@@ -9198,7 +9371,6 @@
         <w:rPr>
           <w:rFonts w:ascii="Times New Roman" w:eastAsia="Times New Roman" w:hAnsi="Times New Roman" w:cs="Times New Roman"/>
           <w:color w:val="000000" w:themeColor="text1"/>
-          <w:lang w:val="en-US"/>
         </w:rPr>
       </w:pPr>
       <w:r>
@@ -9207,24 +9379,104 @@
       <w:r>
         <w:br/>
       </w:r>
-      <w:r>
-        <w:rPr>
-          <w:rFonts w:ascii="Times New Roman" w:eastAsia="Times New Roman" w:hAnsi="Times New Roman" w:cs="Times New Roman"/>
-          <w:color w:val="000000" w:themeColor="text1"/>
-          <w:lang w:val="en-US"/>
-        </w:rPr>
-        <w:t>db.connect(err =&gt; {</w:t>
+      <w:proofErr w:type="spellStart"/>
+      <w:r>
+        <w:rPr>
+          <w:rFonts w:ascii="Times New Roman" w:eastAsia="Times New Roman" w:hAnsi="Times New Roman" w:cs="Times New Roman"/>
+          <w:color w:val="000000" w:themeColor="text1"/>
+        </w:rPr>
+        <w:t>db.connect</w:t>
+      </w:r>
+      <w:proofErr w:type="spellEnd"/>
+      <w:r>
+        <w:rPr>
+          <w:rFonts w:ascii="Times New Roman" w:eastAsia="Times New Roman" w:hAnsi="Times New Roman" w:cs="Times New Roman"/>
+          <w:color w:val="000000" w:themeColor="text1"/>
+        </w:rPr>
+        <w:t>(</w:t>
+      </w:r>
+      <w:proofErr w:type="spellStart"/>
+      <w:r>
+        <w:rPr>
+          <w:rFonts w:ascii="Times New Roman" w:eastAsia="Times New Roman" w:hAnsi="Times New Roman" w:cs="Times New Roman"/>
+          <w:color w:val="000000" w:themeColor="text1"/>
+        </w:rPr>
+        <w:t>err</w:t>
+      </w:r>
+      <w:proofErr w:type="spellEnd"/>
+      <w:r>
+        <w:rPr>
+          <w:rFonts w:ascii="Times New Roman" w:eastAsia="Times New Roman" w:hAnsi="Times New Roman" w:cs="Times New Roman"/>
+          <w:color w:val="000000" w:themeColor="text1"/>
+        </w:rPr>
+        <w:t xml:space="preserve"> =&gt; {</w:t>
       </w:r>
       <w:r>
         <w:br/>
       </w:r>
-      <w:r>
-        <w:rPr>
-          <w:rFonts w:ascii="Times New Roman" w:eastAsia="Times New Roman" w:hAnsi="Times New Roman" w:cs="Times New Roman"/>
-          <w:color w:val="000000" w:themeColor="text1"/>
-          <w:lang w:val="en-US"/>
-        </w:rPr>
-        <w:t>if (err) throw err;</w:t>
+      <w:proofErr w:type="spellStart"/>
+      <w:r>
+        <w:rPr>
+          <w:rFonts w:ascii="Times New Roman" w:eastAsia="Times New Roman" w:hAnsi="Times New Roman" w:cs="Times New Roman"/>
+          <w:color w:val="000000" w:themeColor="text1"/>
+        </w:rPr>
+        <w:t>if</w:t>
+      </w:r>
+      <w:proofErr w:type="spellEnd"/>
+      <w:r>
+        <w:rPr>
+          <w:rFonts w:ascii="Times New Roman" w:eastAsia="Times New Roman" w:hAnsi="Times New Roman" w:cs="Times New Roman"/>
+          <w:color w:val="000000" w:themeColor="text1"/>
+        </w:rPr>
+        <w:t xml:space="preserve"> (</w:t>
+      </w:r>
+      <w:proofErr w:type="spellStart"/>
+      <w:r>
+        <w:rPr>
+          <w:rFonts w:ascii="Times New Roman" w:eastAsia="Times New Roman" w:hAnsi="Times New Roman" w:cs="Times New Roman"/>
+          <w:color w:val="000000" w:themeColor="text1"/>
+        </w:rPr>
+        <w:t>err</w:t>
+      </w:r>
+      <w:proofErr w:type="spellEnd"/>
+      <w:r>
+        <w:rPr>
+          <w:rFonts w:ascii="Times New Roman" w:eastAsia="Times New Roman" w:hAnsi="Times New Roman" w:cs="Times New Roman"/>
+          <w:color w:val="000000" w:themeColor="text1"/>
+        </w:rPr>
+        <w:t xml:space="preserve">) </w:t>
+      </w:r>
+      <w:proofErr w:type="spellStart"/>
+      <w:r>
+        <w:rPr>
+          <w:rFonts w:ascii="Times New Roman" w:eastAsia="Times New Roman" w:hAnsi="Times New Roman" w:cs="Times New Roman"/>
+          <w:color w:val="000000" w:themeColor="text1"/>
+        </w:rPr>
+        <w:t>throw</w:t>
+      </w:r>
+      <w:proofErr w:type="spellEnd"/>
+      <w:r>
+        <w:rPr>
+          <w:rFonts w:ascii="Times New Roman" w:eastAsia="Times New Roman" w:hAnsi="Times New Roman" w:cs="Times New Roman"/>
+          <w:color w:val="000000" w:themeColor="text1"/>
+        </w:rPr>
+        <w:t xml:space="preserve"> </w:t>
+      </w:r>
+      <w:proofErr w:type="spellStart"/>
+      <w:r>
+        <w:rPr>
+          <w:rFonts w:ascii="Times New Roman" w:eastAsia="Times New Roman" w:hAnsi="Times New Roman" w:cs="Times New Roman"/>
+          <w:color w:val="000000" w:themeColor="text1"/>
+        </w:rPr>
+        <w:t>err</w:t>
+      </w:r>
+      <w:proofErr w:type="spellEnd"/>
+      <w:r>
+        <w:rPr>
+          <w:rFonts w:ascii="Times New Roman" w:eastAsia="Times New Roman" w:hAnsi="Times New Roman" w:cs="Times New Roman"/>
+          <w:color w:val="000000" w:themeColor="text1"/>
+        </w:rPr>
+        <w:t>;</w:t>
       </w:r>
       <w:r>
         <w:br/>
@@ -9233,9 +9485,24 @@
         <w:rPr>
           <w:rFonts w:ascii="Times New Roman" w:eastAsia="Times New Roman" w:hAnsi="Times New Roman" w:cs="Times New Roman"/>
           <w:color w:val="000000" w:themeColor="text1"/>
-          <w:lang w:val="en-US"/>
-        </w:rPr>
-        <w:t>console.log("MySQL kapcsolódva!");</w:t>
+        </w:rPr>
+        <w:t>console.log("</w:t>
+      </w:r>
+      <w:proofErr w:type="spellStart"/>
+      <w:r>
+        <w:rPr>
+          <w:rFonts w:ascii="Times New Roman" w:eastAsia="Times New Roman" w:hAnsi="Times New Roman" w:cs="Times New Roman"/>
+          <w:color w:val="000000" w:themeColor="text1"/>
+        </w:rPr>
+        <w:t>MySQL</w:t>
+      </w:r>
+      <w:proofErr w:type="spellEnd"/>
+      <w:r>
+        <w:rPr>
+          <w:rFonts w:ascii="Times New Roman" w:eastAsia="Times New Roman" w:hAnsi="Times New Roman" w:cs="Times New Roman"/>
+          <w:color w:val="000000" w:themeColor="text1"/>
+        </w:rPr>
+        <w:t xml:space="preserve"> kapcsolódva!");</w:t>
       </w:r>
       <w:r>
         <w:br/>
@@ -9244,7 +9511,6 @@
         <w:rPr>
           <w:rFonts w:ascii="Times New Roman" w:eastAsia="Times New Roman" w:hAnsi="Times New Roman" w:cs="Times New Roman"/>
           <w:color w:val="000000" w:themeColor="text1"/>
-          <w:lang w:val="en-US"/>
         </w:rPr>
         <w:t>});</w:t>
       </w:r>
@@ -9703,7 +9969,7 @@
                     <pic:cNvPicPr/>
                   </pic:nvPicPr>
                   <pic:blipFill>
-                    <a:blip r:embed="rId14"/>
+                    <a:blip r:embed="rId23"/>
                     <a:stretch>
                       <a:fillRect/>
                     </a:stretch>
@@ -9726,7 +9992,7 @@
     </w:p>
     <w:p>
       <w:pPr>
-        <w:pStyle w:val="ListParagraph"/>
+        <w:pStyle w:val="Listaszerbekezds"/>
         <w:numPr>
           <w:ilvl w:val="0"/>
           <w:numId w:val="2"/>
@@ -9937,7 +10203,7 @@
                     </pic:cNvPicPr>
                   </pic:nvPicPr>
                   <pic:blipFill>
-                    <a:blip r:embed="rId15" cstate="print">
+                    <a:blip r:embed="rId24" cstate="print">
                       <a:extLst>
                         <a:ext uri="{28A0092B-C50C-407E-A947-70E740481C1C}">
                           <a14:useLocalDpi xmlns:a14="http://schemas.microsoft.com/office/drawing/2010/main" val="0"/>
@@ -9971,7 +10237,7 @@
     </w:p>
     <w:p>
       <w:pPr>
-        <w:pStyle w:val="ListParagraph"/>
+        <w:pStyle w:val="Listaszerbekezds"/>
         <w:numPr>
           <w:ilvl w:val="0"/>
           <w:numId w:val="2"/>
@@ -12846,7 +13112,7 @@
     </w:p>
     <w:p>
       <w:pPr>
-        <w:pStyle w:val="ListParagraph"/>
+        <w:pStyle w:val="Listaszerbekezds"/>
         <w:numPr>
           <w:ilvl w:val="0"/>
           <w:numId w:val="20"/>
@@ -12868,7 +13134,7 @@
     </w:p>
     <w:p>
       <w:pPr>
-        <w:pStyle w:val="ListParagraph"/>
+        <w:pStyle w:val="Listaszerbekezds"/>
         <w:numPr>
           <w:ilvl w:val="0"/>
           <w:numId w:val="20"/>
@@ -12890,7 +13156,7 @@
     </w:p>
     <w:p>
       <w:pPr>
-        <w:pStyle w:val="ListParagraph"/>
+        <w:pStyle w:val="Listaszerbekezds"/>
         <w:numPr>
           <w:ilvl w:val="0"/>
           <w:numId w:val="20"/>
@@ -12912,7 +13178,7 @@
     </w:p>
     <w:p>
       <w:pPr>
-        <w:pStyle w:val="ListParagraph"/>
+        <w:pStyle w:val="Listaszerbekezds"/>
         <w:numPr>
           <w:ilvl w:val="0"/>
           <w:numId w:val="20"/>
@@ -12934,7 +13200,7 @@
     </w:p>
     <w:p>
       <w:pPr>
-        <w:pStyle w:val="ListParagraph"/>
+        <w:pStyle w:val="Listaszerbekezds"/>
         <w:numPr>
           <w:ilvl w:val="0"/>
           <w:numId w:val="20"/>
@@ -12956,7 +13222,7 @@
     </w:p>
     <w:p>
       <w:pPr>
-        <w:pStyle w:val="ListParagraph"/>
+        <w:pStyle w:val="Listaszerbekezds"/>
         <w:numPr>
           <w:ilvl w:val="0"/>
           <w:numId w:val="20"/>
@@ -13028,42 +13294,72 @@
         <w:rPr>
           <w:rFonts w:ascii="Times New Roman" w:eastAsia="Times New Roman" w:hAnsi="Times New Roman" w:cs="Times New Roman"/>
           <w:color w:val="000000" w:themeColor="text1"/>
-          <w:lang w:val="en-US"/>
-        </w:rPr>
-        <w:t>Továbbá ő koordinálta a React Native mobilalkalmazás fejlesztését is.</w:t>
-      </w:r>
-    </w:p>
-    <w:p>
-      <w:pPr>
-        <w:jc w:val="both"/>
-        <w:rPr>
-          <w:rFonts w:ascii="Times New Roman" w:eastAsia="Times New Roman" w:hAnsi="Times New Roman" w:cs="Times New Roman"/>
-          <w:color w:val="000000" w:themeColor="text1"/>
-        </w:rPr>
-      </w:pPr>
-    </w:p>
-    <w:p>
-      <w:pPr>
-        <w:jc w:val="both"/>
-        <w:rPr>
-          <w:rFonts w:ascii="Times New Roman" w:eastAsia="Times New Roman" w:hAnsi="Times New Roman" w:cs="Times New Roman"/>
-          <w:color w:val="000000" w:themeColor="text1"/>
-        </w:rPr>
-      </w:pPr>
-      <w:r>
-        <w:rPr>
-          <w:rFonts w:ascii="Times New Roman" w:eastAsia="Times New Roman" w:hAnsi="Times New Roman" w:cs="Times New Roman"/>
-          <w:b/>
-          <w:bCs/>
-          <w:color w:val="000000" w:themeColor="text1"/>
-          <w:lang w:val="en-US"/>
+        </w:rPr>
+        <w:t xml:space="preserve">Továbbá ő koordinálta a </w:t>
+      </w:r>
+      <w:proofErr w:type="spellStart"/>
+      <w:r>
+        <w:rPr>
+          <w:rFonts w:ascii="Times New Roman" w:eastAsia="Times New Roman" w:hAnsi="Times New Roman" w:cs="Times New Roman"/>
+          <w:color w:val="000000" w:themeColor="text1"/>
+        </w:rPr>
+        <w:t>React</w:t>
+      </w:r>
+      <w:proofErr w:type="spellEnd"/>
+      <w:r>
+        <w:rPr>
+          <w:rFonts w:ascii="Times New Roman" w:eastAsia="Times New Roman" w:hAnsi="Times New Roman" w:cs="Times New Roman"/>
+          <w:color w:val="000000" w:themeColor="text1"/>
+        </w:rPr>
+        <w:t xml:space="preserve"> </w:t>
+      </w:r>
+      <w:proofErr w:type="spellStart"/>
+      <w:r>
+        <w:rPr>
+          <w:rFonts w:ascii="Times New Roman" w:eastAsia="Times New Roman" w:hAnsi="Times New Roman" w:cs="Times New Roman"/>
+          <w:color w:val="000000" w:themeColor="text1"/>
+        </w:rPr>
+        <w:t>Native</w:t>
+      </w:r>
+      <w:proofErr w:type="spellEnd"/>
+      <w:r>
+        <w:rPr>
+          <w:rFonts w:ascii="Times New Roman" w:eastAsia="Times New Roman" w:hAnsi="Times New Roman" w:cs="Times New Roman"/>
+          <w:color w:val="000000" w:themeColor="text1"/>
+        </w:rPr>
+        <w:t xml:space="preserve"> mobilalkalmazás fejlesztését is.</w:t>
+      </w:r>
+    </w:p>
+    <w:p>
+      <w:pPr>
+        <w:jc w:val="both"/>
+        <w:rPr>
+          <w:rFonts w:ascii="Times New Roman" w:eastAsia="Times New Roman" w:hAnsi="Times New Roman" w:cs="Times New Roman"/>
+          <w:color w:val="000000" w:themeColor="text1"/>
+        </w:rPr>
+      </w:pPr>
+    </w:p>
+    <w:p>
+      <w:pPr>
+        <w:jc w:val="both"/>
+        <w:rPr>
+          <w:rFonts w:ascii="Times New Roman" w:eastAsia="Times New Roman" w:hAnsi="Times New Roman" w:cs="Times New Roman"/>
+          <w:color w:val="000000" w:themeColor="text1"/>
+        </w:rPr>
+      </w:pPr>
+      <w:r>
+        <w:rPr>
+          <w:rFonts w:ascii="Times New Roman" w:eastAsia="Times New Roman" w:hAnsi="Times New Roman" w:cs="Times New Roman"/>
+          <w:b/>
+          <w:bCs/>
+          <w:color w:val="000000" w:themeColor="text1"/>
         </w:rPr>
         <w:t>Fő feladatai:</w:t>
       </w:r>
     </w:p>
     <w:p>
       <w:pPr>
-        <w:pStyle w:val="ListParagraph"/>
+        <w:pStyle w:val="Listaszerbekezds"/>
         <w:numPr>
           <w:ilvl w:val="0"/>
           <w:numId w:val="21"/>
@@ -13085,7 +13381,7 @@
     </w:p>
     <w:p>
       <w:pPr>
-        <w:pStyle w:val="ListParagraph"/>
+        <w:pStyle w:val="Listaszerbekezds"/>
         <w:numPr>
           <w:ilvl w:val="0"/>
           <w:numId w:val="21"/>
@@ -13107,7 +13403,7 @@
     </w:p>
     <w:p>
       <w:pPr>
-        <w:pStyle w:val="ListParagraph"/>
+        <w:pStyle w:val="Listaszerbekezds"/>
         <w:numPr>
           <w:ilvl w:val="0"/>
           <w:numId w:val="21"/>
@@ -13129,7 +13425,7 @@
     </w:p>
     <w:p>
       <w:pPr>
-        <w:pStyle w:val="ListParagraph"/>
+        <w:pStyle w:val="Listaszerbekezds"/>
         <w:numPr>
           <w:ilvl w:val="0"/>
           <w:numId w:val="21"/>
@@ -13151,7 +13447,7 @@
     </w:p>
     <w:p>
       <w:pPr>
-        <w:pStyle w:val="ListParagraph"/>
+        <w:pStyle w:val="Listaszerbekezds"/>
         <w:numPr>
           <w:ilvl w:val="0"/>
           <w:numId w:val="21"/>
@@ -13172,7 +13468,7 @@
     </w:p>
     <w:p>
       <w:pPr>
-        <w:pStyle w:val="ListParagraph"/>
+        <w:pStyle w:val="Listaszerbekezds"/>
         <w:numPr>
           <w:ilvl w:val="0"/>
           <w:numId w:val="21"/>
@@ -13229,7 +13525,7 @@
     </w:p>
     <w:p>
       <w:pPr>
-        <w:pStyle w:val="ListParagraph"/>
+        <w:pStyle w:val="Listaszerbekezds"/>
         <w:numPr>
           <w:ilvl w:val="0"/>
           <w:numId w:val="22"/>
@@ -13251,7 +13547,7 @@
     </w:p>
     <w:p>
       <w:pPr>
-        <w:pStyle w:val="ListParagraph"/>
+        <w:pStyle w:val="Listaszerbekezds"/>
         <w:numPr>
           <w:ilvl w:val="0"/>
           <w:numId w:val="22"/>
@@ -13273,7 +13569,7 @@
     </w:p>
     <w:p>
       <w:pPr>
-        <w:pStyle w:val="ListParagraph"/>
+        <w:pStyle w:val="Listaszerbekezds"/>
         <w:numPr>
           <w:ilvl w:val="0"/>
           <w:numId w:val="22"/>
@@ -13284,19 +13580,93 @@
           <w:color w:val="000000" w:themeColor="text1"/>
         </w:rPr>
       </w:pPr>
-      <w:r>
-        <w:rPr>
-          <w:rFonts w:ascii="Times New Roman" w:eastAsia="Times New Roman" w:hAnsi="Times New Roman" w:cs="Times New Roman"/>
-          <w:color w:val="000000" w:themeColor="text1"/>
-          <w:lang w:val="en-US"/>
+      <w:proofErr w:type="spellStart"/>
+      <w:r>
+        <w:rPr>
+          <w:rFonts w:ascii="Times New Roman" w:eastAsia="Times New Roman" w:hAnsi="Times New Roman" w:cs="Times New Roman"/>
+          <w:color w:val="000000" w:themeColor="text1"/>
+          <w:lang w:val="fr-FR"/>
         </w:rPr>
         <w:lastRenderedPageBreak/>
-        <w:t>Kód review és code quality ellenőrzés</w:t>
-      </w:r>
-    </w:p>
-    <w:p>
-      <w:pPr>
-        <w:pStyle w:val="ListParagraph"/>
+        <w:t>Kód</w:t>
+      </w:r>
+      <w:proofErr w:type="spellEnd"/>
+      <w:r>
+        <w:rPr>
+          <w:rFonts w:ascii="Times New Roman" w:eastAsia="Times New Roman" w:hAnsi="Times New Roman" w:cs="Times New Roman"/>
+          <w:color w:val="000000" w:themeColor="text1"/>
+          <w:lang w:val="fr-FR"/>
+        </w:rPr>
+        <w:t xml:space="preserve"> </w:t>
+      </w:r>
+      <w:proofErr w:type="spellStart"/>
+      <w:r>
+        <w:rPr>
+          <w:rFonts w:ascii="Times New Roman" w:eastAsia="Times New Roman" w:hAnsi="Times New Roman" w:cs="Times New Roman"/>
+          <w:color w:val="000000" w:themeColor="text1"/>
+          <w:lang w:val="fr-FR"/>
+        </w:rPr>
+        <w:t>review</w:t>
+      </w:r>
+      <w:proofErr w:type="spellEnd"/>
+      <w:r>
+        <w:rPr>
+          <w:rFonts w:ascii="Times New Roman" w:eastAsia="Times New Roman" w:hAnsi="Times New Roman" w:cs="Times New Roman"/>
+          <w:color w:val="000000" w:themeColor="text1"/>
+          <w:lang w:val="fr-FR"/>
+        </w:rPr>
+        <w:t xml:space="preserve"> </w:t>
+      </w:r>
+      <w:proofErr w:type="spellStart"/>
+      <w:r>
+        <w:rPr>
+          <w:rFonts w:ascii="Times New Roman" w:eastAsia="Times New Roman" w:hAnsi="Times New Roman" w:cs="Times New Roman"/>
+          <w:color w:val="000000" w:themeColor="text1"/>
+          <w:lang w:val="fr-FR"/>
+        </w:rPr>
+        <w:t>és</w:t>
+      </w:r>
+      <w:proofErr w:type="spellEnd"/>
+      <w:r>
+        <w:rPr>
+          <w:rFonts w:ascii="Times New Roman" w:eastAsia="Times New Roman" w:hAnsi="Times New Roman" w:cs="Times New Roman"/>
+          <w:color w:val="000000" w:themeColor="text1"/>
+          <w:lang w:val="fr-FR"/>
+        </w:rPr>
+        <w:t xml:space="preserve"> code </w:t>
+      </w:r>
+      <w:proofErr w:type="spellStart"/>
+      <w:r>
+        <w:rPr>
+          <w:rFonts w:ascii="Times New Roman" w:eastAsia="Times New Roman" w:hAnsi="Times New Roman" w:cs="Times New Roman"/>
+          <w:color w:val="000000" w:themeColor="text1"/>
+          <w:lang w:val="fr-FR"/>
+        </w:rPr>
+        <w:t>quality</w:t>
+      </w:r>
+      <w:proofErr w:type="spellEnd"/>
+      <w:r>
+        <w:rPr>
+          <w:rFonts w:ascii="Times New Roman" w:eastAsia="Times New Roman" w:hAnsi="Times New Roman" w:cs="Times New Roman"/>
+          <w:color w:val="000000" w:themeColor="text1"/>
+          <w:lang w:val="fr-FR"/>
+        </w:rPr>
+        <w:t xml:space="preserve"> </w:t>
+      </w:r>
+      <w:proofErr w:type="spellStart"/>
+      <w:r>
+        <w:rPr>
+          <w:rFonts w:ascii="Times New Roman" w:eastAsia="Times New Roman" w:hAnsi="Times New Roman" w:cs="Times New Roman"/>
+          <w:color w:val="000000" w:themeColor="text1"/>
+          <w:lang w:val="fr-FR"/>
+        </w:rPr>
+        <w:t>ellenőrzés</w:t>
+      </w:r>
+      <w:proofErr w:type="spellEnd"/>
+    </w:p>
+    <w:p>
+      <w:pPr>
+        <w:pStyle w:val="Listaszerbekezds"/>
         <w:numPr>
           <w:ilvl w:val="0"/>
           <w:numId w:val="22"/>
@@ -13318,7 +13688,7 @@
     </w:p>
     <w:p>
       <w:pPr>
-        <w:pStyle w:val="ListParagraph"/>
+        <w:pStyle w:val="Listaszerbekezds"/>
         <w:numPr>
           <w:ilvl w:val="0"/>
           <w:numId w:val="22"/>
@@ -13399,7 +13769,6 @@
           <w:b/>
           <w:bCs/>
           <w:color w:val="000000" w:themeColor="text1"/>
-          <w:lang w:val="en-US"/>
         </w:rPr>
         <w:t>Kéthetes sprintek</w:t>
       </w:r>
@@ -13407,14 +13776,13 @@
         <w:rPr>
           <w:rFonts w:ascii="Times New Roman" w:eastAsia="Times New Roman" w:hAnsi="Times New Roman" w:cs="Times New Roman"/>
           <w:color w:val="000000" w:themeColor="text1"/>
-          <w:lang w:val="en-US"/>
         </w:rPr>
         <w:t xml:space="preserve"> – Egyszerűbb, jól definiált feladatok esetén:</w:t>
       </w:r>
     </w:p>
     <w:p>
       <w:pPr>
-        <w:pStyle w:val="ListParagraph"/>
+        <w:pStyle w:val="Listaszerbekezds"/>
         <w:numPr>
           <w:ilvl w:val="0"/>
           <w:numId w:val="18"/>
@@ -13436,7 +13804,7 @@
     </w:p>
     <w:p>
       <w:pPr>
-        <w:pStyle w:val="ListParagraph"/>
+        <w:pStyle w:val="Listaszerbekezds"/>
         <w:numPr>
           <w:ilvl w:val="0"/>
           <w:numId w:val="18"/>
@@ -13458,7 +13826,7 @@
     </w:p>
     <w:p>
       <w:pPr>
-        <w:pStyle w:val="ListParagraph"/>
+        <w:pStyle w:val="Listaszerbekezds"/>
         <w:numPr>
           <w:ilvl w:val="0"/>
           <w:numId w:val="18"/>
@@ -13480,7 +13848,7 @@
     </w:p>
     <w:p>
       <w:pPr>
-        <w:pStyle w:val="ListParagraph"/>
+        <w:pStyle w:val="Listaszerbekezds"/>
         <w:numPr>
           <w:ilvl w:val="0"/>
           <w:numId w:val="18"/>
@@ -13503,7 +13871,7 @@
     </w:p>
     <w:p>
       <w:pPr>
-        <w:pStyle w:val="ListParagraph"/>
+        <w:pStyle w:val="Listaszerbekezds"/>
         <w:numPr>
           <w:ilvl w:val="0"/>
           <w:numId w:val="18"/>
@@ -13551,7 +13919,7 @@
     </w:p>
     <w:p>
       <w:pPr>
-        <w:pStyle w:val="ListParagraph"/>
+        <w:pStyle w:val="Listaszerbekezds"/>
         <w:numPr>
           <w:ilvl w:val="0"/>
           <w:numId w:val="17"/>
@@ -13573,7 +13941,7 @@
     </w:p>
     <w:p>
       <w:pPr>
-        <w:pStyle w:val="ListParagraph"/>
+        <w:pStyle w:val="Listaszerbekezds"/>
         <w:numPr>
           <w:ilvl w:val="0"/>
           <w:numId w:val="17"/>
@@ -13596,7 +13964,7 @@
     </w:p>
     <w:p>
       <w:pPr>
-        <w:pStyle w:val="ListParagraph"/>
+        <w:pStyle w:val="Listaszerbekezds"/>
         <w:numPr>
           <w:ilvl w:val="0"/>
           <w:numId w:val="17"/>
@@ -13608,18 +13976,42 @@
           <w:color w:val="000000" w:themeColor="text1"/>
         </w:rPr>
       </w:pPr>
-      <w:r>
-        <w:rPr>
-          <w:rFonts w:ascii="Times New Roman" w:eastAsia="Times New Roman" w:hAnsi="Times New Roman" w:cs="Times New Roman"/>
-          <w:color w:val="000000" w:themeColor="text1"/>
-          <w:lang w:val="en-US"/>
-        </w:rPr>
-        <w:t>React Native mobilalkalmazás fejlesztése és tesztelése</w:t>
-      </w:r>
-    </w:p>
-    <w:p>
-      <w:pPr>
-        <w:pStyle w:val="ListParagraph"/>
+      <w:proofErr w:type="spellStart"/>
+      <w:r>
+        <w:rPr>
+          <w:rFonts w:ascii="Times New Roman" w:eastAsia="Times New Roman" w:hAnsi="Times New Roman" w:cs="Times New Roman"/>
+          <w:color w:val="000000" w:themeColor="text1"/>
+        </w:rPr>
+        <w:t>React</w:t>
+      </w:r>
+      <w:proofErr w:type="spellEnd"/>
+      <w:r>
+        <w:rPr>
+          <w:rFonts w:ascii="Times New Roman" w:eastAsia="Times New Roman" w:hAnsi="Times New Roman" w:cs="Times New Roman"/>
+          <w:color w:val="000000" w:themeColor="text1"/>
+        </w:rPr>
+        <w:t xml:space="preserve"> </w:t>
+      </w:r>
+      <w:proofErr w:type="spellStart"/>
+      <w:r>
+        <w:rPr>
+          <w:rFonts w:ascii="Times New Roman" w:eastAsia="Times New Roman" w:hAnsi="Times New Roman" w:cs="Times New Roman"/>
+          <w:color w:val="000000" w:themeColor="text1"/>
+        </w:rPr>
+        <w:t>Native</w:t>
+      </w:r>
+      <w:proofErr w:type="spellEnd"/>
+      <w:r>
+        <w:rPr>
+          <w:rFonts w:ascii="Times New Roman" w:eastAsia="Times New Roman" w:hAnsi="Times New Roman" w:cs="Times New Roman"/>
+          <w:color w:val="000000" w:themeColor="text1"/>
+        </w:rPr>
+        <w:t xml:space="preserve"> mobilalkalmazás fejlesztése és tesztelése</w:t>
+      </w:r>
+    </w:p>
+    <w:p>
+      <w:pPr>
+        <w:pStyle w:val="Listaszerbekezds"/>
         <w:numPr>
           <w:ilvl w:val="0"/>
           <w:numId w:val="17"/>
@@ -13642,7 +14034,7 @@
     </w:p>
     <w:p>
       <w:pPr>
-        <w:pStyle w:val="ListParagraph"/>
+        <w:pStyle w:val="Listaszerbekezds"/>
         <w:numPr>
           <w:ilvl w:val="0"/>
           <w:numId w:val="17"/>
@@ -13698,9 +14090,88 @@
         <w:rPr>
           <w:rFonts w:ascii="Times New Roman" w:eastAsia="Times New Roman" w:hAnsi="Times New Roman" w:cs="Times New Roman"/>
           <w:color w:val="000000" w:themeColor="text1"/>
-          <w:lang w:val="en-US"/>
-        </w:rPr>
-        <w:t>A Trello táblán folyamatosan követtük a feladatok státuszát (To Do, In Progress, Testing, Done), ami átláthatóvá tette a projekt előrehaladását.</w:t>
+        </w:rPr>
+        <w:t xml:space="preserve">A </w:t>
+      </w:r>
+      <w:proofErr w:type="spellStart"/>
+      <w:r>
+        <w:rPr>
+          <w:rFonts w:ascii="Times New Roman" w:eastAsia="Times New Roman" w:hAnsi="Times New Roman" w:cs="Times New Roman"/>
+          <w:color w:val="000000" w:themeColor="text1"/>
+        </w:rPr>
+        <w:t>Trello</w:t>
+      </w:r>
+      <w:proofErr w:type="spellEnd"/>
+      <w:r>
+        <w:rPr>
+          <w:rFonts w:ascii="Times New Roman" w:eastAsia="Times New Roman" w:hAnsi="Times New Roman" w:cs="Times New Roman"/>
+          <w:color w:val="000000" w:themeColor="text1"/>
+        </w:rPr>
+        <w:t xml:space="preserve"> táblán folyamatosan követtük a feladatok státuszát (</w:t>
+      </w:r>
+      <w:proofErr w:type="spellStart"/>
+      <w:r>
+        <w:rPr>
+          <w:rFonts w:ascii="Times New Roman" w:eastAsia="Times New Roman" w:hAnsi="Times New Roman" w:cs="Times New Roman"/>
+          <w:color w:val="000000" w:themeColor="text1"/>
+        </w:rPr>
+        <w:t>To</w:t>
+      </w:r>
+      <w:proofErr w:type="spellEnd"/>
+      <w:r>
+        <w:rPr>
+          <w:rFonts w:ascii="Times New Roman" w:eastAsia="Times New Roman" w:hAnsi="Times New Roman" w:cs="Times New Roman"/>
+          <w:color w:val="000000" w:themeColor="text1"/>
+        </w:rPr>
+        <w:t xml:space="preserve"> </w:t>
+      </w:r>
+      <w:proofErr w:type="spellStart"/>
+      <w:r>
+        <w:rPr>
+          <w:rFonts w:ascii="Times New Roman" w:eastAsia="Times New Roman" w:hAnsi="Times New Roman" w:cs="Times New Roman"/>
+          <w:color w:val="000000" w:themeColor="text1"/>
+        </w:rPr>
+        <w:t>Do</w:t>
+      </w:r>
+      <w:proofErr w:type="spellEnd"/>
+      <w:r>
+        <w:rPr>
+          <w:rFonts w:ascii="Times New Roman" w:eastAsia="Times New Roman" w:hAnsi="Times New Roman" w:cs="Times New Roman"/>
+          <w:color w:val="000000" w:themeColor="text1"/>
+        </w:rPr>
+        <w:t xml:space="preserve">, In </w:t>
+      </w:r>
+      <w:proofErr w:type="spellStart"/>
+      <w:r>
+        <w:rPr>
+          <w:rFonts w:ascii="Times New Roman" w:eastAsia="Times New Roman" w:hAnsi="Times New Roman" w:cs="Times New Roman"/>
+          <w:color w:val="000000" w:themeColor="text1"/>
+        </w:rPr>
+        <w:t>Progress</w:t>
+      </w:r>
+      <w:proofErr w:type="spellEnd"/>
+      <w:r>
+        <w:rPr>
+          <w:rFonts w:ascii="Times New Roman" w:eastAsia="Times New Roman" w:hAnsi="Times New Roman" w:cs="Times New Roman"/>
+          <w:color w:val="000000" w:themeColor="text1"/>
+        </w:rPr>
+        <w:t xml:space="preserve">, Testing, </w:t>
+      </w:r>
+      <w:proofErr w:type="spellStart"/>
+      <w:r>
+        <w:rPr>
+          <w:rFonts w:ascii="Times New Roman" w:eastAsia="Times New Roman" w:hAnsi="Times New Roman" w:cs="Times New Roman"/>
+          <w:color w:val="000000" w:themeColor="text1"/>
+        </w:rPr>
+        <w:t>Done</w:t>
+      </w:r>
+      <w:proofErr w:type="spellEnd"/>
+      <w:r>
+        <w:rPr>
+          <w:rFonts w:ascii="Times New Roman" w:eastAsia="Times New Roman" w:hAnsi="Times New Roman" w:cs="Times New Roman"/>
+          <w:color w:val="000000" w:themeColor="text1"/>
+        </w:rPr>
+        <w:t>), ami átláthatóvá tette a projekt előrehaladását.</w:t>
       </w:r>
     </w:p>
     <w:p>
@@ -13793,7 +14264,7 @@
                     <pic:cNvPicPr/>
                   </pic:nvPicPr>
                   <pic:blipFill>
-                    <a:blip r:embed="rId16">
+                    <a:blip r:embed="rId25">
                       <a:extLst>
                         <a:ext uri="{28A0092B-C50C-407E-A947-70E740481C1C}">
                           <a14:useLocalDpi xmlns:a14="http://schemas.microsoft.com/office/drawing/2010/main"/>
@@ -13822,7 +14293,7 @@
     </w:p>
     <w:p>
       <w:pPr>
-        <w:pStyle w:val="ListParagraph"/>
+        <w:pStyle w:val="Listaszerbekezds"/>
         <w:numPr>
           <w:ilvl w:val="0"/>
           <w:numId w:val="2"/>
@@ -14095,7 +14566,7 @@
     </w:p>
     <w:p>
       <w:pPr>
-        <w:pStyle w:val="Heading3"/>
+        <w:pStyle w:val="Cmsor3"/>
         <w:spacing w:before="281" w:after="281"/>
         <w:jc w:val="both"/>
         <w:rPr>
@@ -14136,7 +14607,7 @@
     </w:p>
     <w:p>
       <w:pPr>
-        <w:pStyle w:val="ListParagraph"/>
+        <w:pStyle w:val="Listaszerbekezds"/>
         <w:numPr>
           <w:ilvl w:val="0"/>
           <w:numId w:val="15"/>
@@ -14156,7 +14627,7 @@
     </w:p>
     <w:p>
       <w:pPr>
-        <w:pStyle w:val="ListParagraph"/>
+        <w:pStyle w:val="Listaszerbekezds"/>
         <w:numPr>
           <w:ilvl w:val="0"/>
           <w:numId w:val="15"/>
@@ -14176,7 +14647,7 @@
     </w:p>
     <w:p>
       <w:pPr>
-        <w:pStyle w:val="ListParagraph"/>
+        <w:pStyle w:val="Listaszerbekezds"/>
         <w:numPr>
           <w:ilvl w:val="0"/>
           <w:numId w:val="15"/>
@@ -14196,7 +14667,7 @@
     </w:p>
     <w:p>
       <w:pPr>
-        <w:pStyle w:val="ListParagraph"/>
+        <w:pStyle w:val="Listaszerbekezds"/>
         <w:numPr>
           <w:ilvl w:val="0"/>
           <w:numId w:val="15"/>
@@ -14216,7 +14687,7 @@
     </w:p>
     <w:p>
       <w:pPr>
-        <w:pStyle w:val="ListParagraph"/>
+        <w:pStyle w:val="Listaszerbekezds"/>
         <w:numPr>
           <w:ilvl w:val="0"/>
           <w:numId w:val="15"/>
@@ -14255,7 +14726,7 @@
     </w:p>
     <w:p>
       <w:pPr>
-        <w:pStyle w:val="ListParagraph"/>
+        <w:pStyle w:val="Listaszerbekezds"/>
         <w:numPr>
           <w:ilvl w:val="0"/>
           <w:numId w:val="14"/>
@@ -14275,7 +14746,7 @@
     </w:p>
     <w:p>
       <w:pPr>
-        <w:pStyle w:val="ListParagraph"/>
+        <w:pStyle w:val="Listaszerbekezds"/>
         <w:numPr>
           <w:ilvl w:val="0"/>
           <w:numId w:val="14"/>
@@ -14295,7 +14766,7 @@
     </w:p>
     <w:p>
       <w:pPr>
-        <w:pStyle w:val="ListParagraph"/>
+        <w:pStyle w:val="Listaszerbekezds"/>
         <w:numPr>
           <w:ilvl w:val="0"/>
           <w:numId w:val="14"/>
@@ -14315,7 +14786,7 @@
     </w:p>
     <w:p>
       <w:pPr>
-        <w:pStyle w:val="ListParagraph"/>
+        <w:pStyle w:val="Listaszerbekezds"/>
         <w:numPr>
           <w:ilvl w:val="0"/>
           <w:numId w:val="14"/>
@@ -14335,7 +14806,7 @@
     </w:p>
     <w:p>
       <w:pPr>
-        <w:pStyle w:val="ListParagraph"/>
+        <w:pStyle w:val="Listaszerbekezds"/>
         <w:numPr>
           <w:ilvl w:val="0"/>
           <w:numId w:val="14"/>
@@ -14355,7 +14826,7 @@
     </w:p>
     <w:p>
       <w:pPr>
-        <w:pStyle w:val="ListParagraph"/>
+        <w:pStyle w:val="Listaszerbekezds"/>
         <w:numPr>
           <w:ilvl w:val="0"/>
           <w:numId w:val="14"/>
@@ -14375,7 +14846,7 @@
     </w:p>
     <w:p>
       <w:pPr>
-        <w:pStyle w:val="Heading3"/>
+        <w:pStyle w:val="Cmsor3"/>
         <w:spacing w:before="281" w:after="281"/>
         <w:jc w:val="both"/>
         <w:rPr>
@@ -14416,7 +14887,7 @@
     </w:p>
     <w:p>
       <w:pPr>
-        <w:pStyle w:val="ListParagraph"/>
+        <w:pStyle w:val="Listaszerbekezds"/>
         <w:numPr>
           <w:ilvl w:val="0"/>
           <w:numId w:val="13"/>
@@ -14436,7 +14907,7 @@
     </w:p>
     <w:p>
       <w:pPr>
-        <w:pStyle w:val="ListParagraph"/>
+        <w:pStyle w:val="Listaszerbekezds"/>
         <w:numPr>
           <w:ilvl w:val="0"/>
           <w:numId w:val="13"/>
@@ -14456,7 +14927,7 @@
     </w:p>
     <w:p>
       <w:pPr>
-        <w:pStyle w:val="ListParagraph"/>
+        <w:pStyle w:val="Listaszerbekezds"/>
         <w:numPr>
           <w:ilvl w:val="0"/>
           <w:numId w:val="13"/>
@@ -14476,7 +14947,7 @@
     </w:p>
     <w:p>
       <w:pPr>
-        <w:pStyle w:val="ListParagraph"/>
+        <w:pStyle w:val="Listaszerbekezds"/>
         <w:numPr>
           <w:ilvl w:val="0"/>
           <w:numId w:val="13"/>
@@ -14496,7 +14967,7 @@
     </w:p>
     <w:p>
       <w:pPr>
-        <w:pStyle w:val="ListParagraph"/>
+        <w:pStyle w:val="Listaszerbekezds"/>
         <w:numPr>
           <w:ilvl w:val="0"/>
           <w:numId w:val="13"/>
@@ -14554,7 +15025,7 @@
     </w:p>
     <w:p>
       <w:pPr>
-        <w:pStyle w:val="ListParagraph"/>
+        <w:pStyle w:val="Listaszerbekezds"/>
         <w:numPr>
           <w:ilvl w:val="0"/>
           <w:numId w:val="12"/>
@@ -14574,7 +15045,7 @@
     </w:p>
     <w:p>
       <w:pPr>
-        <w:pStyle w:val="ListParagraph"/>
+        <w:pStyle w:val="Listaszerbekezds"/>
         <w:numPr>
           <w:ilvl w:val="0"/>
           <w:numId w:val="12"/>
@@ -14594,7 +15065,7 @@
     </w:p>
     <w:p>
       <w:pPr>
-        <w:pStyle w:val="ListParagraph"/>
+        <w:pStyle w:val="Listaszerbekezds"/>
         <w:numPr>
           <w:ilvl w:val="0"/>
           <w:numId w:val="12"/>
@@ -14614,7 +15085,7 @@
     </w:p>
     <w:p>
       <w:pPr>
-        <w:pStyle w:val="ListParagraph"/>
+        <w:pStyle w:val="Listaszerbekezds"/>
         <w:numPr>
           <w:ilvl w:val="0"/>
           <w:numId w:val="12"/>
@@ -14634,7 +15105,7 @@
     </w:p>
     <w:p>
       <w:pPr>
-        <w:pStyle w:val="ListParagraph"/>
+        <w:pStyle w:val="Listaszerbekezds"/>
         <w:numPr>
           <w:ilvl w:val="0"/>
           <w:numId w:val="12"/>
@@ -14693,7 +15164,7 @@
     </w:p>
     <w:p>
       <w:pPr>
-        <w:pStyle w:val="ListParagraph"/>
+        <w:pStyle w:val="Listaszerbekezds"/>
         <w:numPr>
           <w:ilvl w:val="0"/>
           <w:numId w:val="11"/>
@@ -14713,7 +15184,7 @@
     </w:p>
     <w:p>
       <w:pPr>
-        <w:pStyle w:val="ListParagraph"/>
+        <w:pStyle w:val="Listaszerbekezds"/>
         <w:numPr>
           <w:ilvl w:val="0"/>
           <w:numId w:val="11"/>
@@ -14733,7 +15204,7 @@
     </w:p>
     <w:p>
       <w:pPr>
-        <w:pStyle w:val="ListParagraph"/>
+        <w:pStyle w:val="Listaszerbekezds"/>
         <w:numPr>
           <w:ilvl w:val="0"/>
           <w:numId w:val="11"/>
@@ -14753,7 +15224,7 @@
     </w:p>
     <w:p>
       <w:pPr>
-        <w:pStyle w:val="ListParagraph"/>
+        <w:pStyle w:val="Listaszerbekezds"/>
         <w:numPr>
           <w:ilvl w:val="0"/>
           <w:numId w:val="11"/>
@@ -14773,7 +15244,7 @@
     </w:p>
     <w:p>
       <w:pPr>
-        <w:pStyle w:val="ListParagraph"/>
+        <w:pStyle w:val="Listaszerbekezds"/>
         <w:numPr>
           <w:ilvl w:val="0"/>
           <w:numId w:val="11"/>
@@ -14812,7 +15283,7 @@
     </w:p>
     <w:p>
       <w:pPr>
-        <w:pStyle w:val="Heading3"/>
+        <w:pStyle w:val="Cmsor3"/>
         <w:spacing w:before="281" w:after="281"/>
         <w:jc w:val="both"/>
         <w:rPr>
@@ -14853,7 +15324,7 @@
     </w:p>
     <w:p>
       <w:pPr>
-        <w:pStyle w:val="ListParagraph"/>
+        <w:pStyle w:val="Listaszerbekezds"/>
         <w:numPr>
           <w:ilvl w:val="0"/>
           <w:numId w:val="10"/>
@@ -14873,7 +15344,7 @@
     </w:p>
     <w:p>
       <w:pPr>
-        <w:pStyle w:val="ListParagraph"/>
+        <w:pStyle w:val="Listaszerbekezds"/>
         <w:numPr>
           <w:ilvl w:val="0"/>
           <w:numId w:val="10"/>
@@ -14893,7 +15364,7 @@
     </w:p>
     <w:p>
       <w:pPr>
-        <w:pStyle w:val="ListParagraph"/>
+        <w:pStyle w:val="Listaszerbekezds"/>
         <w:numPr>
           <w:ilvl w:val="0"/>
           <w:numId w:val="10"/>
@@ -14913,7 +15384,7 @@
     </w:p>
     <w:p>
       <w:pPr>
-        <w:pStyle w:val="ListParagraph"/>
+        <w:pStyle w:val="Listaszerbekezds"/>
         <w:numPr>
           <w:ilvl w:val="0"/>
           <w:numId w:val="10"/>
@@ -14933,7 +15404,7 @@
     </w:p>
     <w:p>
       <w:pPr>
-        <w:pStyle w:val="ListParagraph"/>
+        <w:pStyle w:val="Listaszerbekezds"/>
         <w:numPr>
           <w:ilvl w:val="0"/>
           <w:numId w:val="10"/>
@@ -14991,7 +15462,7 @@
     </w:p>
     <w:p>
       <w:pPr>
-        <w:pStyle w:val="ListParagraph"/>
+        <w:pStyle w:val="Listaszerbekezds"/>
         <w:numPr>
           <w:ilvl w:val="0"/>
           <w:numId w:val="9"/>
@@ -15011,7 +15482,7 @@
     </w:p>
     <w:p>
       <w:pPr>
-        <w:pStyle w:val="ListParagraph"/>
+        <w:pStyle w:val="Listaszerbekezds"/>
         <w:numPr>
           <w:ilvl w:val="0"/>
           <w:numId w:val="9"/>
@@ -15031,7 +15502,7 @@
     </w:p>
     <w:p>
       <w:pPr>
-        <w:pStyle w:val="ListParagraph"/>
+        <w:pStyle w:val="Listaszerbekezds"/>
         <w:numPr>
           <w:ilvl w:val="0"/>
           <w:numId w:val="9"/>
@@ -15051,7 +15522,7 @@
     </w:p>
     <w:p>
       <w:pPr>
-        <w:pStyle w:val="ListParagraph"/>
+        <w:pStyle w:val="Listaszerbekezds"/>
         <w:numPr>
           <w:ilvl w:val="0"/>
           <w:numId w:val="9"/>
@@ -15071,7 +15542,7 @@
     </w:p>
     <w:p>
       <w:pPr>
-        <w:pStyle w:val="ListParagraph"/>
+        <w:pStyle w:val="Listaszerbekezds"/>
         <w:numPr>
           <w:ilvl w:val="0"/>
           <w:numId w:val="9"/>
@@ -15129,7 +15600,7 @@
     </w:p>
     <w:p>
       <w:pPr>
-        <w:pStyle w:val="ListParagraph"/>
+        <w:pStyle w:val="Listaszerbekezds"/>
         <w:numPr>
           <w:ilvl w:val="0"/>
           <w:numId w:val="8"/>
@@ -15149,7 +15620,7 @@
     </w:p>
     <w:p>
       <w:pPr>
-        <w:pStyle w:val="ListParagraph"/>
+        <w:pStyle w:val="Listaszerbekezds"/>
         <w:numPr>
           <w:ilvl w:val="0"/>
           <w:numId w:val="8"/>
@@ -15169,7 +15640,7 @@
     </w:p>
     <w:p>
       <w:pPr>
-        <w:pStyle w:val="ListParagraph"/>
+        <w:pStyle w:val="Listaszerbekezds"/>
         <w:numPr>
           <w:ilvl w:val="0"/>
           <w:numId w:val="8"/>
@@ -15189,7 +15660,7 @@
     </w:p>
     <w:p>
       <w:pPr>
-        <w:pStyle w:val="ListParagraph"/>
+        <w:pStyle w:val="Listaszerbekezds"/>
         <w:numPr>
           <w:ilvl w:val="0"/>
           <w:numId w:val="8"/>
@@ -15209,7 +15680,7 @@
     </w:p>
     <w:p>
       <w:pPr>
-        <w:pStyle w:val="ListParagraph"/>
+        <w:pStyle w:val="Listaszerbekezds"/>
         <w:numPr>
           <w:ilvl w:val="0"/>
           <w:numId w:val="8"/>
@@ -15229,7 +15700,7 @@
     </w:p>
     <w:p>
       <w:pPr>
-        <w:pStyle w:val="ListParagraph"/>
+        <w:pStyle w:val="Listaszerbekezds"/>
         <w:numPr>
           <w:ilvl w:val="0"/>
           <w:numId w:val="8"/>
@@ -15288,7 +15759,7 @@
     </w:p>
     <w:p>
       <w:pPr>
-        <w:pStyle w:val="ListParagraph"/>
+        <w:pStyle w:val="Listaszerbekezds"/>
         <w:numPr>
           <w:ilvl w:val="0"/>
           <w:numId w:val="7"/>
@@ -15308,7 +15779,7 @@
     </w:p>
     <w:p>
       <w:pPr>
-        <w:pStyle w:val="ListParagraph"/>
+        <w:pStyle w:val="Listaszerbekezds"/>
         <w:numPr>
           <w:ilvl w:val="0"/>
           <w:numId w:val="7"/>
@@ -15328,7 +15799,7 @@
     </w:p>
     <w:p>
       <w:pPr>
-        <w:pStyle w:val="ListParagraph"/>
+        <w:pStyle w:val="Listaszerbekezds"/>
         <w:numPr>
           <w:ilvl w:val="0"/>
           <w:numId w:val="7"/>
@@ -15348,7 +15819,7 @@
     </w:p>
     <w:p>
       <w:pPr>
-        <w:pStyle w:val="ListParagraph"/>
+        <w:pStyle w:val="Listaszerbekezds"/>
         <w:numPr>
           <w:ilvl w:val="0"/>
           <w:numId w:val="7"/>
@@ -15368,7 +15839,7 @@
     </w:p>
     <w:p>
       <w:pPr>
-        <w:pStyle w:val="ListParagraph"/>
+        <w:pStyle w:val="Listaszerbekezds"/>
         <w:numPr>
           <w:ilvl w:val="0"/>
           <w:numId w:val="7"/>
@@ -15407,7 +15878,7 @@
     </w:p>
     <w:p>
       <w:pPr>
-        <w:pStyle w:val="Heading3"/>
+        <w:pStyle w:val="Cmsor3"/>
         <w:spacing w:before="281" w:after="281"/>
         <w:jc w:val="both"/>
         <w:rPr>
@@ -15448,7 +15919,7 @@
     </w:p>
     <w:p>
       <w:pPr>
-        <w:pStyle w:val="ListParagraph"/>
+        <w:pStyle w:val="Listaszerbekezds"/>
         <w:numPr>
           <w:ilvl w:val="0"/>
           <w:numId w:val="6"/>
@@ -15468,7 +15939,7 @@
     </w:p>
     <w:p>
       <w:pPr>
-        <w:pStyle w:val="ListParagraph"/>
+        <w:pStyle w:val="Listaszerbekezds"/>
         <w:numPr>
           <w:ilvl w:val="0"/>
           <w:numId w:val="6"/>
@@ -15488,7 +15959,7 @@
     </w:p>
     <w:p>
       <w:pPr>
-        <w:pStyle w:val="ListParagraph"/>
+        <w:pStyle w:val="Listaszerbekezds"/>
         <w:numPr>
           <w:ilvl w:val="0"/>
           <w:numId w:val="6"/>
@@ -15508,7 +15979,7 @@
     </w:p>
     <w:p>
       <w:pPr>
-        <w:pStyle w:val="ListParagraph"/>
+        <w:pStyle w:val="Listaszerbekezds"/>
         <w:numPr>
           <w:ilvl w:val="0"/>
           <w:numId w:val="6"/>
@@ -15528,7 +15999,7 @@
     </w:p>
     <w:p>
       <w:pPr>
-        <w:pStyle w:val="ListParagraph"/>
+        <w:pStyle w:val="Listaszerbekezds"/>
         <w:numPr>
           <w:ilvl w:val="0"/>
           <w:numId w:val="6"/>
@@ -15548,7 +16019,7 @@
     </w:p>
     <w:p>
       <w:pPr>
-        <w:pStyle w:val="Heading3"/>
+        <w:pStyle w:val="Cmsor3"/>
         <w:spacing w:before="281" w:after="281"/>
         <w:jc w:val="both"/>
         <w:rPr>
@@ -15589,7 +16060,7 @@
     </w:p>
     <w:p>
       <w:pPr>
-        <w:pStyle w:val="ListParagraph"/>
+        <w:pStyle w:val="Listaszerbekezds"/>
         <w:numPr>
           <w:ilvl w:val="0"/>
           <w:numId w:val="5"/>
@@ -15609,7 +16080,7 @@
     </w:p>
     <w:p>
       <w:pPr>
-        <w:pStyle w:val="ListParagraph"/>
+        <w:pStyle w:val="Listaszerbekezds"/>
         <w:numPr>
           <w:ilvl w:val="0"/>
           <w:numId w:val="5"/>
@@ -15629,7 +16100,7 @@
     </w:p>
     <w:p>
       <w:pPr>
-        <w:pStyle w:val="ListParagraph"/>
+        <w:pStyle w:val="Listaszerbekezds"/>
         <w:numPr>
           <w:ilvl w:val="0"/>
           <w:numId w:val="5"/>
@@ -15649,7 +16120,7 @@
     </w:p>
     <w:p>
       <w:pPr>
-        <w:pStyle w:val="ListParagraph"/>
+        <w:pStyle w:val="Listaszerbekezds"/>
         <w:numPr>
           <w:ilvl w:val="0"/>
           <w:numId w:val="5"/>
@@ -15669,7 +16140,7 @@
     </w:p>
     <w:p>
       <w:pPr>
-        <w:pStyle w:val="ListParagraph"/>
+        <w:pStyle w:val="Listaszerbekezds"/>
         <w:numPr>
           <w:ilvl w:val="0"/>
           <w:numId w:val="5"/>
@@ -15689,7 +16160,7 @@
     </w:p>
     <w:p>
       <w:pPr>
-        <w:pStyle w:val="Heading3"/>
+        <w:pStyle w:val="Cmsor3"/>
         <w:spacing w:before="281" w:after="281"/>
         <w:jc w:val="both"/>
         <w:rPr>
@@ -15711,7 +16182,7 @@
     </w:p>
     <w:p>
       <w:pPr>
-        <w:pStyle w:val="ListParagraph"/>
+        <w:pStyle w:val="Listaszerbekezds"/>
         <w:numPr>
           <w:ilvl w:val="0"/>
           <w:numId w:val="4"/>
@@ -15731,7 +16202,7 @@
     </w:p>
     <w:p>
       <w:pPr>
-        <w:pStyle w:val="ListParagraph"/>
+        <w:pStyle w:val="Listaszerbekezds"/>
         <w:numPr>
           <w:ilvl w:val="0"/>
           <w:numId w:val="4"/>
@@ -15751,7 +16222,7 @@
     </w:p>
     <w:p>
       <w:pPr>
-        <w:pStyle w:val="ListParagraph"/>
+        <w:pStyle w:val="Listaszerbekezds"/>
         <w:numPr>
           <w:ilvl w:val="0"/>
           <w:numId w:val="4"/>
@@ -15771,7 +16242,7 @@
     </w:p>
     <w:p>
       <w:pPr>
-        <w:pStyle w:val="ListParagraph"/>
+        <w:pStyle w:val="Listaszerbekezds"/>
         <w:numPr>
           <w:ilvl w:val="0"/>
           <w:numId w:val="4"/>
@@ -15791,7 +16262,7 @@
     </w:p>
     <w:p>
       <w:pPr>
-        <w:pStyle w:val="ListParagraph"/>
+        <w:pStyle w:val="Listaszerbekezds"/>
         <w:numPr>
           <w:ilvl w:val="0"/>
           <w:numId w:val="4"/>
@@ -15811,7 +16282,7 @@
     </w:p>
     <w:p>
       <w:pPr>
-        <w:pStyle w:val="ListParagraph"/>
+        <w:pStyle w:val="Listaszerbekezds"/>
         <w:numPr>
           <w:ilvl w:val="0"/>
           <w:numId w:val="4"/>
@@ -15831,7 +16302,7 @@
     </w:p>
     <w:p>
       <w:pPr>
-        <w:pStyle w:val="ListParagraph"/>
+        <w:pStyle w:val="Listaszerbekezds"/>
         <w:numPr>
           <w:ilvl w:val="0"/>
           <w:numId w:val="4"/>
@@ -15851,7 +16322,7 @@
     </w:p>
     <w:p>
       <w:pPr>
-        <w:pStyle w:val="Heading3"/>
+        <w:pStyle w:val="Cmsor3"/>
         <w:spacing w:before="281" w:after="281"/>
         <w:jc w:val="both"/>
         <w:rPr>
@@ -15873,7 +16344,7 @@
     </w:p>
     <w:p>
       <w:pPr>
-        <w:pStyle w:val="ListParagraph"/>
+        <w:pStyle w:val="Listaszerbekezds"/>
         <w:numPr>
           <w:ilvl w:val="0"/>
           <w:numId w:val="3"/>
@@ -15893,7 +16364,7 @@
     </w:p>
     <w:p>
       <w:pPr>
-        <w:pStyle w:val="ListParagraph"/>
+        <w:pStyle w:val="Listaszerbekezds"/>
         <w:numPr>
           <w:ilvl w:val="0"/>
           <w:numId w:val="3"/>
@@ -15913,7 +16384,7 @@
     </w:p>
     <w:p>
       <w:pPr>
-        <w:pStyle w:val="ListParagraph"/>
+        <w:pStyle w:val="Listaszerbekezds"/>
         <w:numPr>
           <w:ilvl w:val="0"/>
           <w:numId w:val="3"/>
@@ -15934,7 +16405,7 @@
     </w:p>
     <w:p>
       <w:pPr>
-        <w:pStyle w:val="ListParagraph"/>
+        <w:pStyle w:val="Listaszerbekezds"/>
         <w:numPr>
           <w:ilvl w:val="0"/>
           <w:numId w:val="3"/>
@@ -15954,7 +16425,7 @@
     </w:p>
     <w:p>
       <w:pPr>
-        <w:pStyle w:val="ListParagraph"/>
+        <w:pStyle w:val="Listaszerbekezds"/>
         <w:numPr>
           <w:ilvl w:val="0"/>
           <w:numId w:val="3"/>
@@ -15974,7 +16445,7 @@
     </w:p>
     <w:p>
       <w:pPr>
-        <w:pStyle w:val="Heading3"/>
+        <w:pStyle w:val="Cmsor3"/>
         <w:spacing w:before="281" w:after="281"/>
         <w:jc w:val="both"/>
         <w:rPr>
@@ -17614,7 +18085,7 @@
     </w:p>
     <w:p>
       <w:pPr>
-        <w:pStyle w:val="ListParagraph"/>
+        <w:pStyle w:val="Listaszerbekezds"/>
         <w:numPr>
           <w:ilvl w:val="0"/>
           <w:numId w:val="23"/>
@@ -17635,7 +18106,7 @@
     </w:p>
     <w:p>
       <w:pPr>
-        <w:pStyle w:val="ListParagraph"/>
+        <w:pStyle w:val="Listaszerbekezds"/>
         <w:numPr>
           <w:ilvl w:val="0"/>
           <w:numId w:val="23"/>
@@ -17656,7 +18127,7 @@
     </w:p>
     <w:p>
       <w:pPr>
-        <w:pStyle w:val="ListParagraph"/>
+        <w:pStyle w:val="Listaszerbekezds"/>
         <w:numPr>
           <w:ilvl w:val="0"/>
           <w:numId w:val="23"/>
@@ -17677,7 +18148,7 @@
     </w:p>
     <w:p>
       <w:pPr>
-        <w:pStyle w:val="ListParagraph"/>
+        <w:pStyle w:val="Listaszerbekezds"/>
         <w:numPr>
           <w:ilvl w:val="0"/>
           <w:numId w:val="23"/>
@@ -17776,7 +18247,6 @@
           <w:color w:val="000000" w:themeColor="text1"/>
           <w:sz w:val="28"/>
           <w:szCs w:val="28"/>
-          <w:lang w:val="en-US"/>
         </w:rPr>
         <w:t>AI integráció – Magyar BERT modell</w:t>
       </w:r>
@@ -17793,9 +18263,72 @@
         <w:rPr>
           <w:rFonts w:ascii="Times New Roman" w:eastAsia="Times New Roman" w:hAnsi="Times New Roman" w:cs="Times New Roman"/>
           <w:color w:val="000000" w:themeColor="text1"/>
-          <w:lang w:val="en-US"/>
-        </w:rPr>
-        <w:t>A legfontosabb tervezett fejlesztés egy magyar nyelvű BERT (Bidirectional Encoder Representations from Transformers) modell integrálása a platformba. A BERT egy előre betanított természetes nyelvfeldolgozó (NLP) modell, amely képes megérteni a magyar nyelv kontextusát és jelentését.</w:t>
+        </w:rPr>
+        <w:t>A legfontosabb tervezett fejlesztés egy magyar nyelvű BERT (</w:t>
+      </w:r>
+      <w:proofErr w:type="spellStart"/>
+      <w:r>
+        <w:rPr>
+          <w:rFonts w:ascii="Times New Roman" w:eastAsia="Times New Roman" w:hAnsi="Times New Roman" w:cs="Times New Roman"/>
+          <w:color w:val="000000" w:themeColor="text1"/>
+        </w:rPr>
+        <w:t>Bidirectional</w:t>
+      </w:r>
+      <w:proofErr w:type="spellEnd"/>
+      <w:r>
+        <w:rPr>
+          <w:rFonts w:ascii="Times New Roman" w:eastAsia="Times New Roman" w:hAnsi="Times New Roman" w:cs="Times New Roman"/>
+          <w:color w:val="000000" w:themeColor="text1"/>
+        </w:rPr>
+        <w:t xml:space="preserve"> </w:t>
+      </w:r>
+      <w:proofErr w:type="spellStart"/>
+      <w:r>
+        <w:rPr>
+          <w:rFonts w:ascii="Times New Roman" w:eastAsia="Times New Roman" w:hAnsi="Times New Roman" w:cs="Times New Roman"/>
+          <w:color w:val="000000" w:themeColor="text1"/>
+        </w:rPr>
+        <w:t>Encoder</w:t>
+      </w:r>
+      <w:proofErr w:type="spellEnd"/>
+      <w:r>
+        <w:rPr>
+          <w:rFonts w:ascii="Times New Roman" w:eastAsia="Times New Roman" w:hAnsi="Times New Roman" w:cs="Times New Roman"/>
+          <w:color w:val="000000" w:themeColor="text1"/>
+        </w:rPr>
+        <w:t xml:space="preserve"> </w:t>
+      </w:r>
+      <w:proofErr w:type="spellStart"/>
+      <w:r>
+        <w:rPr>
+          <w:rFonts w:ascii="Times New Roman" w:eastAsia="Times New Roman" w:hAnsi="Times New Roman" w:cs="Times New Roman"/>
+          <w:color w:val="000000" w:themeColor="text1"/>
+        </w:rPr>
+        <w:t>Representations</w:t>
+      </w:r>
+      <w:proofErr w:type="spellEnd"/>
+      <w:r>
+        <w:rPr>
+          <w:rFonts w:ascii="Times New Roman" w:eastAsia="Times New Roman" w:hAnsi="Times New Roman" w:cs="Times New Roman"/>
+          <w:color w:val="000000" w:themeColor="text1"/>
+        </w:rPr>
+        <w:t xml:space="preserve"> </w:t>
+      </w:r>
+      <w:proofErr w:type="spellStart"/>
+      <w:r>
+        <w:rPr>
+          <w:rFonts w:ascii="Times New Roman" w:eastAsia="Times New Roman" w:hAnsi="Times New Roman" w:cs="Times New Roman"/>
+          <w:color w:val="000000" w:themeColor="text1"/>
+        </w:rPr>
+        <w:t>from</w:t>
+      </w:r>
+      <w:proofErr w:type="spellEnd"/>
+      <w:r>
+        <w:rPr>
+          <w:rFonts w:ascii="Times New Roman" w:eastAsia="Times New Roman" w:hAnsi="Times New Roman" w:cs="Times New Roman"/>
+          <w:color w:val="000000" w:themeColor="text1"/>
+        </w:rPr>
+        <w:t xml:space="preserve"> Transformers) modell integrálása a platformba. A BERT egy előre betanított természetes nyelvfeldolgozó (NLP) modell, amely képes megérteni a magyar nyelv kontextusát és jelentését.</w:t>
       </w:r>
     </w:p>
     <w:p>
@@ -17858,7 +18391,7 @@
     </w:p>
     <w:p>
       <w:pPr>
-        <w:pStyle w:val="ListParagraph"/>
+        <w:pStyle w:val="Listaszerbekezds"/>
         <w:numPr>
           <w:ilvl w:val="0"/>
           <w:numId w:val="24"/>
@@ -17879,7 +18412,7 @@
     </w:p>
     <w:p>
       <w:pPr>
-        <w:pStyle w:val="ListParagraph"/>
+        <w:pStyle w:val="Listaszerbekezds"/>
         <w:numPr>
           <w:ilvl w:val="0"/>
           <w:numId w:val="24"/>
@@ -17901,7 +18434,7 @@
     </w:p>
     <w:p>
       <w:pPr>
-        <w:pStyle w:val="ListParagraph"/>
+        <w:pStyle w:val="Listaszerbekezds"/>
         <w:numPr>
           <w:ilvl w:val="0"/>
           <w:numId w:val="24"/>
@@ -17922,7 +18455,7 @@
     </w:p>
     <w:p>
       <w:pPr>
-        <w:pStyle w:val="ListParagraph"/>
+        <w:pStyle w:val="Listaszerbekezds"/>
         <w:numPr>
           <w:ilvl w:val="0"/>
           <w:numId w:val="24"/>
@@ -18026,7 +18559,7 @@
     </w:p>
     <w:p>
       <w:pPr>
-        <w:pStyle w:val="ListParagraph"/>
+        <w:pStyle w:val="Listaszerbekezds"/>
         <w:numPr>
           <w:ilvl w:val="0"/>
           <w:numId w:val="25"/>
@@ -18049,7 +18582,7 @@
     </w:p>
     <w:p>
       <w:pPr>
-        <w:pStyle w:val="ListParagraph"/>
+        <w:pStyle w:val="Listaszerbekezds"/>
         <w:numPr>
           <w:ilvl w:val="0"/>
           <w:numId w:val="25"/>
@@ -18071,7 +18604,7 @@
     </w:p>
     <w:p>
       <w:pPr>
-        <w:pStyle w:val="ListParagraph"/>
+        <w:pStyle w:val="Listaszerbekezds"/>
         <w:numPr>
           <w:ilvl w:val="0"/>
           <w:numId w:val="25"/>
@@ -18092,7 +18625,7 @@
     </w:p>
     <w:p>
       <w:pPr>
-        <w:pStyle w:val="ListParagraph"/>
+        <w:pStyle w:val="Listaszerbekezds"/>
         <w:numPr>
           <w:ilvl w:val="0"/>
           <w:numId w:val="25"/>
@@ -18114,7 +18647,7 @@
     </w:p>
     <w:p>
       <w:pPr>
-        <w:pStyle w:val="ListParagraph"/>
+        <w:pStyle w:val="Listaszerbekezds"/>
         <w:numPr>
           <w:ilvl w:val="0"/>
           <w:numId w:val="25"/>
@@ -18211,7 +18744,7 @@
     </w:p>
     <w:p>
       <w:pPr>
-        <w:pStyle w:val="ListParagraph"/>
+        <w:pStyle w:val="Listaszerbekezds"/>
         <w:numPr>
           <w:ilvl w:val="0"/>
           <w:numId w:val="26"/>
@@ -18233,7 +18766,7 @@
     </w:p>
     <w:p>
       <w:pPr>
-        <w:pStyle w:val="ListParagraph"/>
+        <w:pStyle w:val="Listaszerbekezds"/>
         <w:numPr>
           <w:ilvl w:val="0"/>
           <w:numId w:val="26"/>
@@ -18255,7 +18788,7 @@
     </w:p>
     <w:p>
       <w:pPr>
-        <w:pStyle w:val="ListParagraph"/>
+        <w:pStyle w:val="Listaszerbekezds"/>
         <w:numPr>
           <w:ilvl w:val="0"/>
           <w:numId w:val="26"/>
@@ -18277,7 +18810,7 @@
     </w:p>
     <w:p>
       <w:pPr>
-        <w:pStyle w:val="ListParagraph"/>
+        <w:pStyle w:val="Listaszerbekezds"/>
         <w:numPr>
           <w:ilvl w:val="0"/>
           <w:numId w:val="26"/>
@@ -18299,7 +18832,7 @@
     </w:p>
     <w:p>
       <w:pPr>
-        <w:pStyle w:val="ListParagraph"/>
+        <w:pStyle w:val="Listaszerbekezds"/>
         <w:numPr>
           <w:ilvl w:val="0"/>
           <w:numId w:val="26"/>
@@ -18396,7 +18929,7 @@
     </w:p>
     <w:p>
       <w:pPr>
-        <w:pStyle w:val="ListParagraph"/>
+        <w:pStyle w:val="Listaszerbekezds"/>
         <w:numPr>
           <w:ilvl w:val="0"/>
           <w:numId w:val="27"/>
@@ -18418,7 +18951,7 @@
     </w:p>
     <w:p>
       <w:pPr>
-        <w:pStyle w:val="ListParagraph"/>
+        <w:pStyle w:val="Listaszerbekezds"/>
         <w:numPr>
           <w:ilvl w:val="0"/>
           <w:numId w:val="27"/>
@@ -18440,7 +18973,7 @@
     </w:p>
     <w:p>
       <w:pPr>
-        <w:pStyle w:val="ListParagraph"/>
+        <w:pStyle w:val="Listaszerbekezds"/>
         <w:numPr>
           <w:ilvl w:val="0"/>
           <w:numId w:val="27"/>
@@ -18462,7 +18995,7 @@
     </w:p>
     <w:p>
       <w:pPr>
-        <w:pStyle w:val="ListParagraph"/>
+        <w:pStyle w:val="Listaszerbekezds"/>
         <w:numPr>
           <w:ilvl w:val="0"/>
           <w:numId w:val="27"/>
@@ -18484,7 +19017,7 @@
     </w:p>
     <w:p>
       <w:pPr>
-        <w:pStyle w:val="ListParagraph"/>
+        <w:pStyle w:val="Listaszerbekezds"/>
         <w:numPr>
           <w:ilvl w:val="0"/>
           <w:numId w:val="27"/>
@@ -18506,7 +19039,7 @@
     </w:p>
     <w:p>
       <w:pPr>
-        <w:pStyle w:val="ListParagraph"/>
+        <w:pStyle w:val="Listaszerbekezds"/>
         <w:numPr>
           <w:ilvl w:val="0"/>
           <w:numId w:val="27"/>
@@ -18585,7 +19118,7 @@
     </w:p>
     <w:p>
       <w:pPr>
-        <w:pStyle w:val="ListParagraph"/>
+        <w:pStyle w:val="Listaszerbekezds"/>
         <w:numPr>
           <w:ilvl w:val="0"/>
           <w:numId w:val="28"/>
@@ -18607,7 +19140,7 @@
     </w:p>
     <w:p>
       <w:pPr>
-        <w:pStyle w:val="ListParagraph"/>
+        <w:pStyle w:val="Listaszerbekezds"/>
         <w:numPr>
           <w:ilvl w:val="0"/>
           <w:numId w:val="28"/>
@@ -19917,7 +20450,6 @@
         <w:rPr>
           <w:rFonts w:ascii="Times New Roman" w:eastAsia="Times New Roman" w:hAnsi="Times New Roman" w:cs="Times New Roman"/>
           <w:color w:val="000000" w:themeColor="text1"/>
-          <w:lang w:val="en-US"/>
         </w:rPr>
         <w:t>Tanácsai segítettek abban, hogy mind Android, mind iOS platformon professzionális eredményt érjünk el.</w:t>
       </w:r>
@@ -20045,9 +20577,56 @@
         <w:rPr>
           <w:rFonts w:ascii="Times New Roman" w:eastAsia="Times New Roman" w:hAnsi="Times New Roman" w:cs="Times New Roman"/>
           <w:color w:val="000000" w:themeColor="text1"/>
-          <w:lang w:val="en-US"/>
-        </w:rPr>
-        <w:t>A fejlesztés során sikeresen implementáltunk egy modern, skálázható platformot, amely Angular, Node.js, Express.js és React Native technológiákat használ.</w:t>
+        </w:rPr>
+        <w:t xml:space="preserve">A fejlesztés során sikeresen implementáltunk egy modern, skálázható platformot, amely </w:t>
+      </w:r>
+      <w:proofErr w:type="spellStart"/>
+      <w:r>
+        <w:rPr>
+          <w:rFonts w:ascii="Times New Roman" w:eastAsia="Times New Roman" w:hAnsi="Times New Roman" w:cs="Times New Roman"/>
+          <w:color w:val="000000" w:themeColor="text1"/>
+        </w:rPr>
+        <w:t>Angular</w:t>
+      </w:r>
+      <w:proofErr w:type="spellEnd"/>
+      <w:r>
+        <w:rPr>
+          <w:rFonts w:ascii="Times New Roman" w:eastAsia="Times New Roman" w:hAnsi="Times New Roman" w:cs="Times New Roman"/>
+          <w:color w:val="000000" w:themeColor="text1"/>
+        </w:rPr>
+        <w:t xml:space="preserve">, Node.js, Express.js és </w:t>
+      </w:r>
+      <w:proofErr w:type="spellStart"/>
+      <w:r>
+        <w:rPr>
+          <w:rFonts w:ascii="Times New Roman" w:eastAsia="Times New Roman" w:hAnsi="Times New Roman" w:cs="Times New Roman"/>
+          <w:color w:val="000000" w:themeColor="text1"/>
+        </w:rPr>
+        <w:t>React</w:t>
+      </w:r>
+      <w:proofErr w:type="spellEnd"/>
+      <w:r>
+        <w:rPr>
+          <w:rFonts w:ascii="Times New Roman" w:eastAsia="Times New Roman" w:hAnsi="Times New Roman" w:cs="Times New Roman"/>
+          <w:color w:val="000000" w:themeColor="text1"/>
+        </w:rPr>
+        <w:t xml:space="preserve"> </w:t>
+      </w:r>
+      <w:proofErr w:type="spellStart"/>
+      <w:r>
+        <w:rPr>
+          <w:rFonts w:ascii="Times New Roman" w:eastAsia="Times New Roman" w:hAnsi="Times New Roman" w:cs="Times New Roman"/>
+          <w:color w:val="000000" w:themeColor="text1"/>
+        </w:rPr>
+        <w:t>Native</w:t>
+      </w:r>
+      <w:proofErr w:type="spellEnd"/>
+      <w:r>
+        <w:rPr>
+          <w:rFonts w:ascii="Times New Roman" w:eastAsia="Times New Roman" w:hAnsi="Times New Roman" w:cs="Times New Roman"/>
+          <w:color w:val="000000" w:themeColor="text1"/>
+        </w:rPr>
+        <w:t xml:space="preserve"> technológiákat használ.</w:t>
       </w:r>
     </w:p>
     <w:p>
@@ -20597,10 +21176,10 @@
         </w:rPr>
         <w:t xml:space="preserve">Elérhető: </w:t>
       </w:r>
-      <w:hyperlink r:id="rId17">
+      <w:hyperlink r:id="rId26">
         <w:r>
           <w:rPr>
-            <w:rStyle w:val="Hyperlink"/>
+            <w:rStyle w:val="Hiperhivatkozs"/>
             <w:rFonts w:ascii="Times New Roman" w:eastAsia="Times New Roman" w:hAnsi="Times New Roman" w:cs="Times New Roman"/>
           </w:rPr>
           <w:t>https://trello.com/guide</w:t>
@@ -20947,8 +21526,10 @@
       </w:pPr>
     </w:p>
     <w:sectPr>
+      <w:footerReference w:type="default" r:id="rId27"/>
       <w:pgSz w:w="11906" w:h="16838"/>
       <w:pgMar w:top="1417" w:right="1417" w:bottom="1417" w:left="1701" w:header="708" w:footer="708" w:gutter="0"/>
+      <w:pgNumType w:start="3"/>
       <w:cols w:space="708"/>
       <w:docGrid w:linePitch="360"/>
     </w:sectPr>
@@ -20956,8 +21537,170 @@
 </w:document>
 </file>
 
+<file path=word/endnotes.xml><?xml version="1.0" encoding="utf-8"?>
+<w:endnotes xmlns:wpc="http://schemas.microsoft.com/office/word/2010/wordprocessingCanvas" xmlns:cx="http://schemas.microsoft.com/office/drawing/2014/chartex" xmlns:cx1="http://schemas.microsoft.com/office/drawing/2015/9/8/chartex" xmlns:cx2="http://schemas.microsoft.com/office/drawing/2015/10/21/chartex" xmlns:cx3="http://schemas.microsoft.com/office/drawing/2016/5/9/chartex" xmlns:cx4="http://schemas.microsoft.com/office/drawing/2016/5/10/chartex" xmlns:cx5="http://schemas.microsoft.com/office/drawing/2016/5/11/chartex" xmlns:cx6="http://schemas.microsoft.com/office/drawing/2016/5/12/chartex" xmlns:cx7="http://schemas.microsoft.com/office/drawing/2016/5/13/chartex" xmlns:cx8="http://schemas.microsoft.com/office/drawing/2016/5/14/chartex" xmlns:mc="http://schemas.openxmlformats.org/markup-compatibility/2006" xmlns:aink="http://schemas.microsoft.com/office/drawing/2016/ink" xmlns:am3d="http://schemas.microsoft.com/office/drawing/2017/model3d" xmlns:o="urn:schemas-microsoft-com:office:office" xmlns:r="http://schemas.openxmlformats.org/officeDocument/2006/relationships" xmlns:m="http://schemas.openxmlformats.org/officeDocument/2006/math" xmlns:v="urn:schemas-microsoft-com:vml" xmlns:wp14="http://schemas.microsoft.com/office/word/2010/wordprocessingDrawing" xmlns:wp="http://schemas.openxmlformats.org/drawingml/2006/wordprocessingDrawing" xmlns:w10="urn:schemas-microsoft-com:office:word" xmlns:w="http://schemas.openxmlformats.org/wordprocessingml/2006/main" xmlns:w14="http://schemas.microsoft.com/office/word/2010/wordml" xmlns:w15="http://schemas.microsoft.com/office/word/2012/wordml" xmlns:w16cex="http://schemas.microsoft.com/office/word/2018/wordml/cex" xmlns:w16cid="http://schemas.microsoft.com/office/word/2016/wordml/cid" xmlns:w16="http://schemas.microsoft.com/office/word/2018/wordml" xmlns:w16sdtdh="http://schemas.microsoft.com/office/word/2020/wordml/sdtdatahash" xmlns:w16se="http://schemas.microsoft.com/office/word/2015/wordml/symex" xmlns:wpg="http://schemas.microsoft.com/office/word/2010/wordprocessingGroup" xmlns:wpi="http://schemas.microsoft.com/office/word/2010/wordprocessingInk" xmlns:wne="http://schemas.microsoft.com/office/word/2006/wordml" xmlns:wps="http://schemas.microsoft.com/office/word/2010/wordprocessingShape" mc:Ignorable="w14 w15 w16se w16cid w16 w16cex w16sdtdh wp14">
+  <w:endnote w:type="separator" w:id="-1">
+    <w:p>
+      <w:pPr>
+        <w:spacing w:after="0" w:line="240" w:lineRule="auto"/>
+      </w:pPr>
+      <w:r>
+        <w:separator/>
+      </w:r>
+    </w:p>
+  </w:endnote>
+  <w:endnote w:type="continuationSeparator" w:id="0">
+    <w:p>
+      <w:pPr>
+        <w:spacing w:after="0" w:line="240" w:lineRule="auto"/>
+      </w:pPr>
+      <w:r>
+        <w:continuationSeparator/>
+      </w:r>
+    </w:p>
+  </w:endnote>
+</w:endnotes>
+</file>
+
+<file path=word/footer1.xml><?xml version="1.0" encoding="utf-8"?>
+<w:ftr xmlns:wpc="http://schemas.microsoft.com/office/word/2010/wordprocessingCanvas" xmlns:cx="http://schemas.microsoft.com/office/drawing/2014/chartex" xmlns:cx1="http://schemas.microsoft.com/office/drawing/2015/9/8/chartex" xmlns:cx2="http://schemas.microsoft.com/office/drawing/2015/10/21/chartex" xmlns:cx3="http://schemas.microsoft.com/office/drawing/2016/5/9/chartex" xmlns:cx4="http://schemas.microsoft.com/office/drawing/2016/5/10/chartex" xmlns:cx5="http://schemas.microsoft.com/office/drawing/2016/5/11/chartex" xmlns:cx6="http://schemas.microsoft.com/office/drawing/2016/5/12/chartex" xmlns:cx7="http://schemas.microsoft.com/office/drawing/2016/5/13/chartex" xmlns:cx8="http://schemas.microsoft.com/office/drawing/2016/5/14/chartex" xmlns:mc="http://schemas.openxmlformats.org/markup-compatibility/2006" xmlns:aink="http://schemas.microsoft.com/office/drawing/2016/ink" xmlns:am3d="http://schemas.microsoft.com/office/drawing/2017/model3d" xmlns:o="urn:schemas-microsoft-com:office:office" xmlns:r="http://schemas.openxmlformats.org/officeDocument/2006/relationships" xmlns:m="http://schemas.openxmlformats.org/officeDocument/2006/math" xmlns:v="urn:schemas-microsoft-com:vml" xmlns:wp14="http://schemas.microsoft.com/office/word/2010/wordprocessingDrawing" xmlns:wp="http://schemas.openxmlformats.org/drawingml/2006/wordprocessingDrawing" xmlns:w10="urn:schemas-microsoft-com:office:word" xmlns:w="http://schemas.openxmlformats.org/wordprocessingml/2006/main" xmlns:w14="http://schemas.microsoft.com/office/word/2010/wordml" xmlns:w15="http://schemas.microsoft.com/office/word/2012/wordml" xmlns:w16cex="http://schemas.microsoft.com/office/word/2018/wordml/cex" xmlns:w16cid="http://schemas.microsoft.com/office/word/2016/wordml/cid" xmlns:w16="http://schemas.microsoft.com/office/word/2018/wordml" xmlns:w16sdtdh="http://schemas.microsoft.com/office/word/2020/wordml/sdtdatahash" xmlns:w16se="http://schemas.microsoft.com/office/word/2015/wordml/symex" xmlns:wpg="http://schemas.microsoft.com/office/word/2010/wordprocessingGroup" xmlns:wpi="http://schemas.microsoft.com/office/word/2010/wordprocessingInk" xmlns:wne="http://schemas.microsoft.com/office/word/2006/wordml" xmlns:wps="http://schemas.microsoft.com/office/word/2010/wordprocessingShape" mc:Ignorable="w14 w15 w16se w16cid w16 w16cex w16sdtdh wp14">
+  <w:p>
+    <w:pPr>
+      <w:pStyle w:val="llb"/>
+    </w:pPr>
+  </w:p>
+</w:ftr>
+</file>
+
+<file path=word/footer2.xml><?xml version="1.0" encoding="utf-8"?>
+<w:ftr xmlns:wpc="http://schemas.microsoft.com/office/word/2010/wordprocessingCanvas" xmlns:cx="http://schemas.microsoft.com/office/drawing/2014/chartex" xmlns:cx1="http://schemas.microsoft.com/office/drawing/2015/9/8/chartex" xmlns:cx2="http://schemas.microsoft.com/office/drawing/2015/10/21/chartex" xmlns:cx3="http://schemas.microsoft.com/office/drawing/2016/5/9/chartex" xmlns:cx4="http://schemas.microsoft.com/office/drawing/2016/5/10/chartex" xmlns:cx5="http://schemas.microsoft.com/office/drawing/2016/5/11/chartex" xmlns:cx6="http://schemas.microsoft.com/office/drawing/2016/5/12/chartex" xmlns:cx7="http://schemas.microsoft.com/office/drawing/2016/5/13/chartex" xmlns:cx8="http://schemas.microsoft.com/office/drawing/2016/5/14/chartex" xmlns:mc="http://schemas.openxmlformats.org/markup-compatibility/2006" xmlns:aink="http://schemas.microsoft.com/office/drawing/2016/ink" xmlns:am3d="http://schemas.microsoft.com/office/drawing/2017/model3d" xmlns:o="urn:schemas-microsoft-com:office:office" xmlns:r="http://schemas.openxmlformats.org/officeDocument/2006/relationships" xmlns:m="http://schemas.openxmlformats.org/officeDocument/2006/math" xmlns:v="urn:schemas-microsoft-com:vml" xmlns:wp14="http://schemas.microsoft.com/office/word/2010/wordprocessingDrawing" xmlns:wp="http://schemas.openxmlformats.org/drawingml/2006/wordprocessingDrawing" xmlns:w10="urn:schemas-microsoft-com:office:word" xmlns:w="http://schemas.openxmlformats.org/wordprocessingml/2006/main" xmlns:w14="http://schemas.microsoft.com/office/word/2010/wordml" xmlns:w15="http://schemas.microsoft.com/office/word/2012/wordml" xmlns:w16cex="http://schemas.microsoft.com/office/word/2018/wordml/cex" xmlns:w16cid="http://schemas.microsoft.com/office/word/2016/wordml/cid" xmlns:w16="http://schemas.microsoft.com/office/word/2018/wordml" xmlns:w16sdtdh="http://schemas.microsoft.com/office/word/2020/wordml/sdtdatahash" xmlns:w16se="http://schemas.microsoft.com/office/word/2015/wordml/symex" xmlns:wpg="http://schemas.microsoft.com/office/word/2010/wordprocessingGroup" xmlns:wpi="http://schemas.microsoft.com/office/word/2010/wordprocessingInk" xmlns:wne="http://schemas.microsoft.com/office/word/2006/wordml" xmlns:wps="http://schemas.microsoft.com/office/word/2010/wordprocessingShape" mc:Ignorable="w14 w15 w16se w16cid w16 w16cex w16sdtdh wp14">
+  <w:p>
+    <w:pPr>
+      <w:pStyle w:val="llb"/>
+    </w:pPr>
+  </w:p>
+</w:ftr>
+</file>
+
+<file path=word/footer3.xml><?xml version="1.0" encoding="utf-8"?>
+<w:ftr xmlns:wpc="http://schemas.microsoft.com/office/word/2010/wordprocessingCanvas" xmlns:cx="http://schemas.microsoft.com/office/drawing/2014/chartex" xmlns:cx1="http://schemas.microsoft.com/office/drawing/2015/9/8/chartex" xmlns:cx2="http://schemas.microsoft.com/office/drawing/2015/10/21/chartex" xmlns:cx3="http://schemas.microsoft.com/office/drawing/2016/5/9/chartex" xmlns:cx4="http://schemas.microsoft.com/office/drawing/2016/5/10/chartex" xmlns:cx5="http://schemas.microsoft.com/office/drawing/2016/5/11/chartex" xmlns:cx6="http://schemas.microsoft.com/office/drawing/2016/5/12/chartex" xmlns:cx7="http://schemas.microsoft.com/office/drawing/2016/5/13/chartex" xmlns:cx8="http://schemas.microsoft.com/office/drawing/2016/5/14/chartex" xmlns:mc="http://schemas.openxmlformats.org/markup-compatibility/2006" xmlns:aink="http://schemas.microsoft.com/office/drawing/2016/ink" xmlns:am3d="http://schemas.microsoft.com/office/drawing/2017/model3d" xmlns:o="urn:schemas-microsoft-com:office:office" xmlns:r="http://schemas.openxmlformats.org/officeDocument/2006/relationships" xmlns:m="http://schemas.openxmlformats.org/officeDocument/2006/math" xmlns:v="urn:schemas-microsoft-com:vml" xmlns:wp14="http://schemas.microsoft.com/office/word/2010/wordprocessingDrawing" xmlns:wp="http://schemas.openxmlformats.org/drawingml/2006/wordprocessingDrawing" xmlns:w10="urn:schemas-microsoft-com:office:word" xmlns:w="http://schemas.openxmlformats.org/wordprocessingml/2006/main" xmlns:w14="http://schemas.microsoft.com/office/word/2010/wordml" xmlns:w15="http://schemas.microsoft.com/office/word/2012/wordml" xmlns:w16cex="http://schemas.microsoft.com/office/word/2018/wordml/cex" xmlns:w16cid="http://schemas.microsoft.com/office/word/2016/wordml/cid" xmlns:w16="http://schemas.microsoft.com/office/word/2018/wordml" xmlns:w16sdtdh="http://schemas.microsoft.com/office/word/2020/wordml/sdtdatahash" xmlns:w16se="http://schemas.microsoft.com/office/word/2015/wordml/symex" xmlns:wpg="http://schemas.microsoft.com/office/word/2010/wordprocessingGroup" xmlns:wpi="http://schemas.microsoft.com/office/word/2010/wordprocessingInk" xmlns:wne="http://schemas.microsoft.com/office/word/2006/wordml" xmlns:wps="http://schemas.microsoft.com/office/word/2010/wordprocessingShape" mc:Ignorable="w14 w15 w16se w16cid w16 w16cex w16sdtdh wp14">
+  <w:p>
+    <w:pPr>
+      <w:pStyle w:val="llb"/>
+    </w:pPr>
+  </w:p>
+</w:ftr>
+</file>
+
+<file path=word/footer4.xml><?xml version="1.0" encoding="utf-8"?>
+<w:ftr xmlns:wpc="http://schemas.microsoft.com/office/word/2010/wordprocessingCanvas" xmlns:cx="http://schemas.microsoft.com/office/drawing/2014/chartex" xmlns:cx1="http://schemas.microsoft.com/office/drawing/2015/9/8/chartex" xmlns:cx2="http://schemas.microsoft.com/office/drawing/2015/10/21/chartex" xmlns:cx3="http://schemas.microsoft.com/office/drawing/2016/5/9/chartex" xmlns:cx4="http://schemas.microsoft.com/office/drawing/2016/5/10/chartex" xmlns:cx5="http://schemas.microsoft.com/office/drawing/2016/5/11/chartex" xmlns:cx6="http://schemas.microsoft.com/office/drawing/2016/5/12/chartex" xmlns:cx7="http://schemas.microsoft.com/office/drawing/2016/5/13/chartex" xmlns:cx8="http://schemas.microsoft.com/office/drawing/2016/5/14/chartex" xmlns:mc="http://schemas.openxmlformats.org/markup-compatibility/2006" xmlns:aink="http://schemas.microsoft.com/office/drawing/2016/ink" xmlns:am3d="http://schemas.microsoft.com/office/drawing/2017/model3d" xmlns:o="urn:schemas-microsoft-com:office:office" xmlns:r="http://schemas.openxmlformats.org/officeDocument/2006/relationships" xmlns:m="http://schemas.openxmlformats.org/officeDocument/2006/math" xmlns:v="urn:schemas-microsoft-com:vml" xmlns:wp14="http://schemas.microsoft.com/office/word/2010/wordprocessingDrawing" xmlns:wp="http://schemas.openxmlformats.org/drawingml/2006/wordprocessingDrawing" xmlns:w10="urn:schemas-microsoft-com:office:word" xmlns:w="http://schemas.openxmlformats.org/wordprocessingml/2006/main" xmlns:w14="http://schemas.microsoft.com/office/word/2010/wordml" xmlns:w15="http://schemas.microsoft.com/office/word/2012/wordml" xmlns:w16cex="http://schemas.microsoft.com/office/word/2018/wordml/cex" xmlns:w16cid="http://schemas.microsoft.com/office/word/2016/wordml/cid" xmlns:w16="http://schemas.microsoft.com/office/word/2018/wordml" xmlns:w16sdtdh="http://schemas.microsoft.com/office/word/2020/wordml/sdtdatahash" xmlns:w16se="http://schemas.microsoft.com/office/word/2015/wordml/symex" xmlns:wpg="http://schemas.microsoft.com/office/word/2010/wordprocessingGroup" xmlns:wpi="http://schemas.microsoft.com/office/word/2010/wordprocessingInk" xmlns:wne="http://schemas.microsoft.com/office/word/2006/wordml" xmlns:wps="http://schemas.microsoft.com/office/word/2010/wordprocessingShape" mc:Ignorable="w14 w15 w16se w16cid w16 w16cex w16sdtdh wp14">
+  <w:p>
+    <w:pPr>
+      <w:pStyle w:val="llb"/>
+    </w:pPr>
+  </w:p>
+</w:ftr>
+</file>
+
+<file path=word/footer5.xml><?xml version="1.0" encoding="utf-8"?>
+<w:ftr xmlns:wpc="http://schemas.microsoft.com/office/word/2010/wordprocessingCanvas" xmlns:cx="http://schemas.microsoft.com/office/drawing/2014/chartex" xmlns:cx1="http://schemas.microsoft.com/office/drawing/2015/9/8/chartex" xmlns:cx2="http://schemas.microsoft.com/office/drawing/2015/10/21/chartex" xmlns:cx3="http://schemas.microsoft.com/office/drawing/2016/5/9/chartex" xmlns:cx4="http://schemas.microsoft.com/office/drawing/2016/5/10/chartex" xmlns:cx5="http://schemas.microsoft.com/office/drawing/2016/5/11/chartex" xmlns:cx6="http://schemas.microsoft.com/office/drawing/2016/5/12/chartex" xmlns:cx7="http://schemas.microsoft.com/office/drawing/2016/5/13/chartex" xmlns:cx8="http://schemas.microsoft.com/office/drawing/2016/5/14/chartex" xmlns:mc="http://schemas.openxmlformats.org/markup-compatibility/2006" xmlns:aink="http://schemas.microsoft.com/office/drawing/2016/ink" xmlns:am3d="http://schemas.microsoft.com/office/drawing/2017/model3d" xmlns:o="urn:schemas-microsoft-com:office:office" xmlns:r="http://schemas.openxmlformats.org/officeDocument/2006/relationships" xmlns:m="http://schemas.openxmlformats.org/officeDocument/2006/math" xmlns:v="urn:schemas-microsoft-com:vml" xmlns:wp14="http://schemas.microsoft.com/office/word/2010/wordprocessingDrawing" xmlns:wp="http://schemas.openxmlformats.org/drawingml/2006/wordprocessingDrawing" xmlns:w10="urn:schemas-microsoft-com:office:word" xmlns:w="http://schemas.openxmlformats.org/wordprocessingml/2006/main" xmlns:w14="http://schemas.microsoft.com/office/word/2010/wordml" xmlns:w15="http://schemas.microsoft.com/office/word/2012/wordml" xmlns:w16cex="http://schemas.microsoft.com/office/word/2018/wordml/cex" xmlns:w16cid="http://schemas.microsoft.com/office/word/2016/wordml/cid" xmlns:w16="http://schemas.microsoft.com/office/word/2018/wordml" xmlns:w16sdtdh="http://schemas.microsoft.com/office/word/2020/wordml/sdtdatahash" xmlns:w16se="http://schemas.microsoft.com/office/word/2015/wordml/symex" xmlns:wpg="http://schemas.microsoft.com/office/word/2010/wordprocessingGroup" xmlns:wpi="http://schemas.microsoft.com/office/word/2010/wordprocessingInk" xmlns:wne="http://schemas.microsoft.com/office/word/2006/wordml" xmlns:wps="http://schemas.microsoft.com/office/word/2010/wordprocessingShape" mc:Ignorable="w14 w15 w16se w16cid w16 w16cex w16sdtdh wp14">
+  <w:sdt>
+    <w:sdtPr>
+      <w:id w:val="1823000379"/>
+      <w:docPartObj>
+        <w:docPartGallery w:val="Page Numbers (Bottom of Page)"/>
+        <w:docPartUnique/>
+      </w:docPartObj>
+    </w:sdtPr>
+    <w:sdtContent>
+      <w:p>
+        <w:pPr>
+          <w:pStyle w:val="llb"/>
+          <w:jc w:val="center"/>
+        </w:pPr>
+        <w:r>
+          <w:fldChar w:fldCharType="begin"/>
+        </w:r>
+        <w:r>
+          <w:instrText>PAGE   \* MERGEFORMAT</w:instrText>
+        </w:r>
+        <w:r>
+          <w:fldChar w:fldCharType="separate"/>
+        </w:r>
+        <w:r>
+          <w:t>2</w:t>
+        </w:r>
+        <w:r>
+          <w:fldChar w:fldCharType="end"/>
+        </w:r>
+      </w:p>
+    </w:sdtContent>
+  </w:sdt>
+  <w:p>
+    <w:pPr>
+      <w:pStyle w:val="llb"/>
+    </w:pPr>
+  </w:p>
+</w:ftr>
+</file>
+
+<file path=word/footnotes.xml><?xml version="1.0" encoding="utf-8"?>
+<w:footnotes xmlns:wpc="http://schemas.microsoft.com/office/word/2010/wordprocessingCanvas" xmlns:cx="http://schemas.microsoft.com/office/drawing/2014/chartex" xmlns:cx1="http://schemas.microsoft.com/office/drawing/2015/9/8/chartex" xmlns:cx2="http://schemas.microsoft.com/office/drawing/2015/10/21/chartex" xmlns:cx3="http://schemas.microsoft.com/office/drawing/2016/5/9/chartex" xmlns:cx4="http://schemas.microsoft.com/office/drawing/2016/5/10/chartex" xmlns:cx5="http://schemas.microsoft.com/office/drawing/2016/5/11/chartex" xmlns:cx6="http://schemas.microsoft.com/office/drawing/2016/5/12/chartex" xmlns:cx7="http://schemas.microsoft.com/office/drawing/2016/5/13/chartex" xmlns:cx8="http://schemas.microsoft.com/office/drawing/2016/5/14/chartex" xmlns:mc="http://schemas.openxmlformats.org/markup-compatibility/2006" xmlns:aink="http://schemas.microsoft.com/office/drawing/2016/ink" xmlns:am3d="http://schemas.microsoft.com/office/drawing/2017/model3d" xmlns:o="urn:schemas-microsoft-com:office:office" xmlns:r="http://schemas.openxmlformats.org/officeDocument/2006/relationships" xmlns:m="http://schemas.openxmlformats.org/officeDocument/2006/math" xmlns:v="urn:schemas-microsoft-com:vml" xmlns:wp14="http://schemas.microsoft.com/office/word/2010/wordprocessingDrawing" xmlns:wp="http://schemas.openxmlformats.org/drawingml/2006/wordprocessingDrawing" xmlns:w10="urn:schemas-microsoft-com:office:word" xmlns:w="http://schemas.openxmlformats.org/wordprocessingml/2006/main" xmlns:w14="http://schemas.microsoft.com/office/word/2010/wordml" xmlns:w15="http://schemas.microsoft.com/office/word/2012/wordml" xmlns:w16cex="http://schemas.microsoft.com/office/word/2018/wordml/cex" xmlns:w16cid="http://schemas.microsoft.com/office/word/2016/wordml/cid" xmlns:w16="http://schemas.microsoft.com/office/word/2018/wordml" xmlns:w16sdtdh="http://schemas.microsoft.com/office/word/2020/wordml/sdtdatahash" xmlns:w16se="http://schemas.microsoft.com/office/word/2015/wordml/symex" xmlns:wpg="http://schemas.microsoft.com/office/word/2010/wordprocessingGroup" xmlns:wpi="http://schemas.microsoft.com/office/word/2010/wordprocessingInk" xmlns:wne="http://schemas.microsoft.com/office/word/2006/wordml" xmlns:wps="http://schemas.microsoft.com/office/word/2010/wordprocessingShape" mc:Ignorable="w14 w15 w16se w16cid w16 w16cex w16sdtdh wp14">
+  <w:footnote w:type="separator" w:id="-1">
+    <w:p>
+      <w:pPr>
+        <w:spacing w:after="0" w:line="240" w:lineRule="auto"/>
+      </w:pPr>
+      <w:r>
+        <w:separator/>
+      </w:r>
+    </w:p>
+  </w:footnote>
+  <w:footnote w:type="continuationSeparator" w:id="0">
+    <w:p>
+      <w:pPr>
+        <w:spacing w:after="0" w:line="240" w:lineRule="auto"/>
+      </w:pPr>
+      <w:r>
+        <w:continuationSeparator/>
+      </w:r>
+    </w:p>
+  </w:footnote>
+</w:footnotes>
+</file>
+
+<file path=word/header1.xml><?xml version="1.0" encoding="utf-8"?>
+<w:hdr xmlns:wpc="http://schemas.microsoft.com/office/word/2010/wordprocessingCanvas" xmlns:cx="http://schemas.microsoft.com/office/drawing/2014/chartex" xmlns:cx1="http://schemas.microsoft.com/office/drawing/2015/9/8/chartex" xmlns:cx2="http://schemas.microsoft.com/office/drawing/2015/10/21/chartex" xmlns:cx3="http://schemas.microsoft.com/office/drawing/2016/5/9/chartex" xmlns:cx4="http://schemas.microsoft.com/office/drawing/2016/5/10/chartex" xmlns:cx5="http://schemas.microsoft.com/office/drawing/2016/5/11/chartex" xmlns:cx6="http://schemas.microsoft.com/office/drawing/2016/5/12/chartex" xmlns:cx7="http://schemas.microsoft.com/office/drawing/2016/5/13/chartex" xmlns:cx8="http://schemas.microsoft.com/office/drawing/2016/5/14/chartex" xmlns:mc="http://schemas.openxmlformats.org/markup-compatibility/2006" xmlns:aink="http://schemas.microsoft.com/office/drawing/2016/ink" xmlns:am3d="http://schemas.microsoft.com/office/drawing/2017/model3d" xmlns:o="urn:schemas-microsoft-com:office:office" xmlns:r="http://schemas.openxmlformats.org/officeDocument/2006/relationships" xmlns:m="http://schemas.openxmlformats.org/officeDocument/2006/math" xmlns:v="urn:schemas-microsoft-com:vml" xmlns:wp14="http://schemas.microsoft.com/office/word/2010/wordprocessingDrawing" xmlns:wp="http://schemas.openxmlformats.org/drawingml/2006/wordprocessingDrawing" xmlns:w10="urn:schemas-microsoft-com:office:word" xmlns:w="http://schemas.openxmlformats.org/wordprocessingml/2006/main" xmlns:w14="http://schemas.microsoft.com/office/word/2010/wordml" xmlns:w15="http://schemas.microsoft.com/office/word/2012/wordml" xmlns:w16cex="http://schemas.microsoft.com/office/word/2018/wordml/cex" xmlns:w16cid="http://schemas.microsoft.com/office/word/2016/wordml/cid" xmlns:w16="http://schemas.microsoft.com/office/word/2018/wordml" xmlns:w16sdtdh="http://schemas.microsoft.com/office/word/2020/wordml/sdtdatahash" xmlns:w16se="http://schemas.microsoft.com/office/word/2015/wordml/symex" xmlns:wpg="http://schemas.microsoft.com/office/word/2010/wordprocessingGroup" xmlns:wpi="http://schemas.microsoft.com/office/word/2010/wordprocessingInk" xmlns:wne="http://schemas.microsoft.com/office/word/2006/wordml" xmlns:wps="http://schemas.microsoft.com/office/word/2010/wordprocessingShape" mc:Ignorable="w14 w15 w16se w16cid w16 w16cex w16sdtdh wp14">
+  <w:p>
+    <w:pPr>
+      <w:pStyle w:val="lfej"/>
+    </w:pPr>
+  </w:p>
+</w:hdr>
+</file>
+
+<file path=word/header2.xml><?xml version="1.0" encoding="utf-8"?>
+<w:hdr xmlns:wpc="http://schemas.microsoft.com/office/word/2010/wordprocessingCanvas" xmlns:cx="http://schemas.microsoft.com/office/drawing/2014/chartex" xmlns:cx1="http://schemas.microsoft.com/office/drawing/2015/9/8/chartex" xmlns:cx2="http://schemas.microsoft.com/office/drawing/2015/10/21/chartex" xmlns:cx3="http://schemas.microsoft.com/office/drawing/2016/5/9/chartex" xmlns:cx4="http://schemas.microsoft.com/office/drawing/2016/5/10/chartex" xmlns:cx5="http://schemas.microsoft.com/office/drawing/2016/5/11/chartex" xmlns:cx6="http://schemas.microsoft.com/office/drawing/2016/5/12/chartex" xmlns:cx7="http://schemas.microsoft.com/office/drawing/2016/5/13/chartex" xmlns:cx8="http://schemas.microsoft.com/office/drawing/2016/5/14/chartex" xmlns:mc="http://schemas.openxmlformats.org/markup-compatibility/2006" xmlns:aink="http://schemas.microsoft.com/office/drawing/2016/ink" xmlns:am3d="http://schemas.microsoft.com/office/drawing/2017/model3d" xmlns:o="urn:schemas-microsoft-com:office:office" xmlns:r="http://schemas.openxmlformats.org/officeDocument/2006/relationships" xmlns:m="http://schemas.openxmlformats.org/officeDocument/2006/math" xmlns:v="urn:schemas-microsoft-com:vml" xmlns:wp14="http://schemas.microsoft.com/office/word/2010/wordprocessingDrawing" xmlns:wp="http://schemas.openxmlformats.org/drawingml/2006/wordprocessingDrawing" xmlns:w10="urn:schemas-microsoft-com:office:word" xmlns:w="http://schemas.openxmlformats.org/wordprocessingml/2006/main" xmlns:w14="http://schemas.microsoft.com/office/word/2010/wordml" xmlns:w15="http://schemas.microsoft.com/office/word/2012/wordml" xmlns:w16cex="http://schemas.microsoft.com/office/word/2018/wordml/cex" xmlns:w16cid="http://schemas.microsoft.com/office/word/2016/wordml/cid" xmlns:w16="http://schemas.microsoft.com/office/word/2018/wordml" xmlns:w16sdtdh="http://schemas.microsoft.com/office/word/2020/wordml/sdtdatahash" xmlns:w16se="http://schemas.microsoft.com/office/word/2015/wordml/symex" xmlns:wpg="http://schemas.microsoft.com/office/word/2010/wordprocessingGroup" xmlns:wpi="http://schemas.microsoft.com/office/word/2010/wordprocessingInk" xmlns:wne="http://schemas.microsoft.com/office/word/2006/wordml" xmlns:wps="http://schemas.microsoft.com/office/word/2010/wordprocessingShape" mc:Ignorable="w14 w15 w16se w16cid w16 w16cex w16sdtdh wp14">
+  <w:p>
+    <w:pPr>
+      <w:pStyle w:val="lfej"/>
+    </w:pPr>
+  </w:p>
+</w:hdr>
+</file>
+
+<file path=word/header3.xml><?xml version="1.0" encoding="utf-8"?>
+<w:hdr xmlns:wpc="http://schemas.microsoft.com/office/word/2010/wordprocessingCanvas" xmlns:cx="http://schemas.microsoft.com/office/drawing/2014/chartex" xmlns:cx1="http://schemas.microsoft.com/office/drawing/2015/9/8/chartex" xmlns:cx2="http://schemas.microsoft.com/office/drawing/2015/10/21/chartex" xmlns:cx3="http://schemas.microsoft.com/office/drawing/2016/5/9/chartex" xmlns:cx4="http://schemas.microsoft.com/office/drawing/2016/5/10/chartex" xmlns:cx5="http://schemas.microsoft.com/office/drawing/2016/5/11/chartex" xmlns:cx6="http://schemas.microsoft.com/office/drawing/2016/5/12/chartex" xmlns:cx7="http://schemas.microsoft.com/office/drawing/2016/5/13/chartex" xmlns:cx8="http://schemas.microsoft.com/office/drawing/2016/5/14/chartex" xmlns:mc="http://schemas.openxmlformats.org/markup-compatibility/2006" xmlns:aink="http://schemas.microsoft.com/office/drawing/2016/ink" xmlns:am3d="http://schemas.microsoft.com/office/drawing/2017/model3d" xmlns:o="urn:schemas-microsoft-com:office:office" xmlns:r="http://schemas.openxmlformats.org/officeDocument/2006/relationships" xmlns:m="http://schemas.openxmlformats.org/officeDocument/2006/math" xmlns:v="urn:schemas-microsoft-com:vml" xmlns:wp14="http://schemas.microsoft.com/office/word/2010/wordprocessingDrawing" xmlns:wp="http://schemas.openxmlformats.org/drawingml/2006/wordprocessingDrawing" xmlns:w10="urn:schemas-microsoft-com:office:word" xmlns:w="http://schemas.openxmlformats.org/wordprocessingml/2006/main" xmlns:w14="http://schemas.microsoft.com/office/word/2010/wordml" xmlns:w15="http://schemas.microsoft.com/office/word/2012/wordml" xmlns:w16cex="http://schemas.microsoft.com/office/word/2018/wordml/cex" xmlns:w16cid="http://schemas.microsoft.com/office/word/2016/wordml/cid" xmlns:w16="http://schemas.microsoft.com/office/word/2018/wordml" xmlns:w16sdtdh="http://schemas.microsoft.com/office/word/2020/wordml/sdtdatahash" xmlns:w16se="http://schemas.microsoft.com/office/word/2015/wordml/symex" xmlns:wpg="http://schemas.microsoft.com/office/word/2010/wordprocessingGroup" xmlns:wpi="http://schemas.microsoft.com/office/word/2010/wordprocessingInk" xmlns:wne="http://schemas.microsoft.com/office/word/2006/wordml" xmlns:wps="http://schemas.microsoft.com/office/word/2010/wordprocessingShape" mc:Ignorable="w14 w15 w16se w16cid w16 w16cex w16sdtdh wp14">
+  <w:p>
+    <w:pPr>
+      <w:pStyle w:val="lfej"/>
+    </w:pPr>
+  </w:p>
+</w:hdr>
+</file>
+
 <file path=word/numbering.xml><?xml version="1.0" encoding="utf-8"?>
-<w:numbering xmlns:wpc="http://schemas.microsoft.com/office/word/2010/wordprocessingCanvas" xmlns:cx="http://schemas.microsoft.com/office/drawing/2014/chartex" xmlns:cx1="http://schemas.microsoft.com/office/drawing/2015/9/8/chartex" xmlns:cx2="http://schemas.microsoft.com/office/drawing/2015/10/21/chartex" xmlns:cx3="http://schemas.microsoft.com/office/drawing/2016/5/9/chartex" xmlns:cx4="http://schemas.microsoft.com/office/drawing/2016/5/10/chartex" xmlns:cx5="http://schemas.microsoft.com/office/drawing/2016/5/11/chartex" xmlns:cx6="http://schemas.microsoft.com/office/drawing/2016/5/12/chartex" xmlns:cx7="http://schemas.microsoft.com/office/drawing/2016/5/13/chartex" xmlns:cx8="http://schemas.microsoft.com/office/drawing/2016/5/14/chartex" xmlns:mc="http://schemas.openxmlformats.org/markup-compatibility/2006" xmlns:aink="http://schemas.microsoft.com/office/drawing/2016/ink" xmlns:am3d="http://schemas.microsoft.com/office/drawing/2017/model3d" xmlns:o="urn:schemas-microsoft-com:office:office" xmlns:oel="http://schemas.microsoft.com/office/2019/extlst" xmlns:r="http://schemas.openxmlformats.org/officeDocument/2006/relationships" xmlns:m="http://schemas.openxmlformats.org/officeDocument/2006/math" xmlns:v="urn:schemas-microsoft-com:vml" xmlns:wp14="http://schemas.microsoft.com/office/word/2010/wordprocessingDrawing" xmlns:wp="http://schemas.openxmlformats.org/drawingml/2006/wordprocessingDrawing" xmlns:w10="urn:schemas-microsoft-com:office:word" xmlns:w="http://schemas.openxmlformats.org/wordprocessingml/2006/main" xmlns:w14="http://schemas.microsoft.com/office/word/2010/wordml" xmlns:w15="http://schemas.microsoft.com/office/word/2012/wordml" xmlns:w16cex="http://schemas.microsoft.com/office/word/2018/wordml/cex" xmlns:w16cid="http://schemas.microsoft.com/office/word/2016/wordml/cid" xmlns:w16="http://schemas.microsoft.com/office/word/2018/wordml" xmlns:w16du="http://schemas.microsoft.com/office/word/2023/wordml/word16du" xmlns:w16sdtdh="http://schemas.microsoft.com/office/word/2020/wordml/sdtdatahash" xmlns:w16sdtfl="http://schemas.microsoft.com/office/word/2024/wordml/sdtformatlock" xmlns:w16se="http://schemas.microsoft.com/office/word/2015/wordml/symex" xmlns:wpg="http://schemas.microsoft.com/office/word/2010/wordprocessingGroup" xmlns:wpi="http://schemas.microsoft.com/office/word/2010/wordprocessingInk" xmlns:wne="http://schemas.microsoft.com/office/word/2006/wordml" xmlns:wps="http://schemas.microsoft.com/office/word/2010/wordprocessingShape" mc:Ignorable="w14 w15 w16se w16cid w16 w16cex w16sdtdh w16sdtfl w16du wp14">
+<w:numbering xmlns:wpc="http://schemas.microsoft.com/office/word/2010/wordprocessingCanvas" xmlns:cx="http://schemas.microsoft.com/office/drawing/2014/chartex" xmlns:cx1="http://schemas.microsoft.com/office/drawing/2015/9/8/chartex" xmlns:cx2="http://schemas.microsoft.com/office/drawing/2015/10/21/chartex" xmlns:cx3="http://schemas.microsoft.com/office/drawing/2016/5/9/chartex" xmlns:cx4="http://schemas.microsoft.com/office/drawing/2016/5/10/chartex" xmlns:cx5="http://schemas.microsoft.com/office/drawing/2016/5/11/chartex" xmlns:cx6="http://schemas.microsoft.com/office/drawing/2016/5/12/chartex" xmlns:cx7="http://schemas.microsoft.com/office/drawing/2016/5/13/chartex" xmlns:cx8="http://schemas.microsoft.com/office/drawing/2016/5/14/chartex" xmlns:mc="http://schemas.openxmlformats.org/markup-compatibility/2006" xmlns:aink="http://schemas.microsoft.com/office/drawing/2016/ink" xmlns:am3d="http://schemas.microsoft.com/office/drawing/2017/model3d" xmlns:o="urn:schemas-microsoft-com:office:office" xmlns:r="http://schemas.openxmlformats.org/officeDocument/2006/relationships" xmlns:m="http://schemas.openxmlformats.org/officeDocument/2006/math" xmlns:v="urn:schemas-microsoft-com:vml" xmlns:wp14="http://schemas.microsoft.com/office/word/2010/wordprocessingDrawing" xmlns:wp="http://schemas.openxmlformats.org/drawingml/2006/wordprocessingDrawing" xmlns:w10="urn:schemas-microsoft-com:office:word" xmlns:w="http://schemas.openxmlformats.org/wordprocessingml/2006/main" xmlns:w14="http://schemas.microsoft.com/office/word/2010/wordml" xmlns:w15="http://schemas.microsoft.com/office/word/2012/wordml" xmlns:w16cex="http://schemas.microsoft.com/office/word/2018/wordml/cex" xmlns:w16cid="http://schemas.microsoft.com/office/word/2016/wordml/cid" xmlns:w16="http://schemas.microsoft.com/office/word/2018/wordml" xmlns:w16sdtdh="http://schemas.microsoft.com/office/word/2020/wordml/sdtdatahash" xmlns:w16se="http://schemas.microsoft.com/office/word/2015/wordml/symex" xmlns:wpg="http://schemas.microsoft.com/office/word/2010/wordprocessingGroup" xmlns:wpi="http://schemas.microsoft.com/office/word/2010/wordprocessingInk" xmlns:wne="http://schemas.microsoft.com/office/word/2006/wordml" xmlns:wps="http://schemas.microsoft.com/office/word/2010/wordprocessingShape" mc:Ignorable="w14 w15 w16se w16cid w16 w16cex w16sdtdh wp14">
   <w:abstractNum w:abstractNumId="0" w15:restartNumberingAfterBreak="0">
     <w:nsid w:val="06DC9D2E"/>
     <w:multiLevelType w:val="hybridMultilevel"/>
@@ -24040,95 +24783,95 @@
       </w:rPr>
     </w:lvl>
   </w:abstractNum>
-  <w:num w:numId="1" w16cid:durableId="535310042">
+  <w:num w:numId="1">
     <w:abstractNumId w:val="17"/>
   </w:num>
-  <w:num w:numId="2" w16cid:durableId="2064014842">
+  <w:num w:numId="2">
     <w:abstractNumId w:val="19"/>
   </w:num>
-  <w:num w:numId="3" w16cid:durableId="1280378472">
+  <w:num w:numId="3">
     <w:abstractNumId w:val="7"/>
   </w:num>
-  <w:num w:numId="4" w16cid:durableId="2077623102">
+  <w:num w:numId="4">
     <w:abstractNumId w:val="15"/>
   </w:num>
-  <w:num w:numId="5" w16cid:durableId="1514104469">
+  <w:num w:numId="5">
     <w:abstractNumId w:val="24"/>
   </w:num>
-  <w:num w:numId="6" w16cid:durableId="2063291510">
+  <w:num w:numId="6">
     <w:abstractNumId w:val="23"/>
   </w:num>
-  <w:num w:numId="7" w16cid:durableId="1016688675">
+  <w:num w:numId="7">
     <w:abstractNumId w:val="22"/>
   </w:num>
-  <w:num w:numId="8" w16cid:durableId="1850682613">
+  <w:num w:numId="8">
     <w:abstractNumId w:val="20"/>
   </w:num>
-  <w:num w:numId="9" w16cid:durableId="1448115144">
+  <w:num w:numId="9">
     <w:abstractNumId w:val="12"/>
   </w:num>
-  <w:num w:numId="10" w16cid:durableId="897670401">
+  <w:num w:numId="10">
     <w:abstractNumId w:val="6"/>
   </w:num>
-  <w:num w:numId="11" w16cid:durableId="1592157550">
+  <w:num w:numId="11">
     <w:abstractNumId w:val="25"/>
   </w:num>
-  <w:num w:numId="12" w16cid:durableId="1485850566">
+  <w:num w:numId="12">
     <w:abstractNumId w:val="5"/>
   </w:num>
-  <w:num w:numId="13" w16cid:durableId="186991340">
+  <w:num w:numId="13">
     <w:abstractNumId w:val="8"/>
   </w:num>
-  <w:num w:numId="14" w16cid:durableId="1891107124">
+  <w:num w:numId="14">
     <w:abstractNumId w:val="21"/>
   </w:num>
-  <w:num w:numId="15" w16cid:durableId="302858936">
+  <w:num w:numId="15">
     <w:abstractNumId w:val="2"/>
   </w:num>
-  <w:num w:numId="16" w16cid:durableId="1591043719">
+  <w:num w:numId="16">
     <w:abstractNumId w:val="14"/>
   </w:num>
-  <w:num w:numId="17" w16cid:durableId="717554459">
+  <w:num w:numId="17">
     <w:abstractNumId w:val="0"/>
   </w:num>
-  <w:num w:numId="18" w16cid:durableId="1661931443">
+  <w:num w:numId="18">
     <w:abstractNumId w:val="10"/>
   </w:num>
-  <w:num w:numId="19" w16cid:durableId="1214073882">
+  <w:num w:numId="19">
     <w:abstractNumId w:val="27"/>
   </w:num>
-  <w:num w:numId="20" w16cid:durableId="1012418386">
+  <w:num w:numId="20">
     <w:abstractNumId w:val="18"/>
   </w:num>
-  <w:num w:numId="21" w16cid:durableId="1257782900">
+  <w:num w:numId="21">
     <w:abstractNumId w:val="11"/>
   </w:num>
-  <w:num w:numId="22" w16cid:durableId="504824168">
+  <w:num w:numId="22">
     <w:abstractNumId w:val="13"/>
   </w:num>
-  <w:num w:numId="23" w16cid:durableId="1594633305">
+  <w:num w:numId="23">
     <w:abstractNumId w:val="4"/>
   </w:num>
-  <w:num w:numId="24" w16cid:durableId="1944070146">
+  <w:num w:numId="24">
     <w:abstractNumId w:val="1"/>
   </w:num>
-  <w:num w:numId="25" w16cid:durableId="1272010304">
+  <w:num w:numId="25">
     <w:abstractNumId w:val="9"/>
   </w:num>
-  <w:num w:numId="26" w16cid:durableId="795484988">
+  <w:num w:numId="26">
     <w:abstractNumId w:val="26"/>
   </w:num>
-  <w:num w:numId="27" w16cid:durableId="2025470087">
+  <w:num w:numId="27">
     <w:abstractNumId w:val="16"/>
   </w:num>
-  <w:num w:numId="28" w16cid:durableId="1056314736">
+  <w:num w:numId="28">
     <w:abstractNumId w:val="3"/>
   </w:num>
 </w:numbering>
 </file>
 
 <file path=word/styles.xml><?xml version="1.0" encoding="utf-8"?>
-<w:styles xmlns:mc="http://schemas.openxmlformats.org/markup-compatibility/2006" xmlns:r="http://schemas.openxmlformats.org/officeDocument/2006/relationships" xmlns:w="http://schemas.openxmlformats.org/wordprocessingml/2006/main" xmlns:w14="http://schemas.microsoft.com/office/word/2010/wordml" xmlns:w15="http://schemas.microsoft.com/office/word/2012/wordml" xmlns:w16cex="http://schemas.microsoft.com/office/word/2018/wordml/cex" xmlns:w16cid="http://schemas.microsoft.com/office/word/2016/wordml/cid" xmlns:w16="http://schemas.microsoft.com/office/word/2018/wordml" xmlns:w16du="http://schemas.microsoft.com/office/word/2023/wordml/word16du" xmlns:w16sdtdh="http://schemas.microsoft.com/office/word/2020/wordml/sdtdatahash" xmlns:w16sdtfl="http://schemas.microsoft.com/office/word/2024/wordml/sdtformatlock" xmlns:w16se="http://schemas.microsoft.com/office/word/2015/wordml/symex" mc:Ignorable="w14 w15 w16se w16cid w16 w16cex w16sdtdh w16sdtfl w16du">
+<w:styles xmlns:mc="http://schemas.openxmlformats.org/markup-compatibility/2006" xmlns:r="http://schemas.openxmlformats.org/officeDocument/2006/relationships" xmlns:w="http://schemas.openxmlformats.org/wordprocessingml/2006/main" xmlns:w14="http://schemas.microsoft.com/office/word/2010/wordml" xmlns:w15="http://schemas.microsoft.com/office/word/2012/wordml" xmlns:w16cex="http://schemas.microsoft.com/office/word/2018/wordml/cex" xmlns:w16cid="http://schemas.microsoft.com/office/word/2016/wordml/cid" xmlns:w16="http://schemas.microsoft.com/office/word/2018/wordml" xmlns:w16sdtdh="http://schemas.microsoft.com/office/word/2020/wordml/sdtdatahash" xmlns:w16se="http://schemas.microsoft.com/office/word/2015/wordml/symex" mc:Ignorable="w14 w15 w16se w16cid w16 w16cex w16sdtdh">
   <w:docDefaults>
     <w:rPrDefault>
       <w:rPr>
@@ -24522,15 +25265,15 @@
     <w:lsdException w:name="Unresolved Mention" w:semiHidden="1" w:unhideWhenUsed="1"/>
     <w:lsdException w:name="Smart Link" w:semiHidden="1" w:unhideWhenUsed="1"/>
   </w:latentStyles>
-  <w:style w:type="paragraph" w:default="1" w:styleId="Normal">
+  <w:style w:type="paragraph" w:default="1" w:styleId="Norml">
     <w:name w:val="Normal"/>
     <w:qFormat/>
   </w:style>
-  <w:style w:type="paragraph" w:styleId="Heading3">
+  <w:style w:type="paragraph" w:styleId="Cmsor3">
     <w:name w:val="heading 3"/>
-    <w:basedOn w:val="Normal"/>
-    <w:next w:val="Normal"/>
-    <w:link w:val="Heading3Char"/>
+    <w:basedOn w:val="Norml"/>
+    <w:next w:val="Norml"/>
+    <w:link w:val="Cmsor3Char"/>
     <w:uiPriority w:val="9"/>
     <w:unhideWhenUsed/>
     <w:qFormat/>
@@ -24547,13 +25290,13 @@
       <w:szCs w:val="28"/>
     </w:rPr>
   </w:style>
-  <w:style w:type="character" w:default="1" w:styleId="DefaultParagraphFont">
+  <w:style w:type="character" w:default="1" w:styleId="Bekezdsalapbettpusa">
     <w:name w:val="Default Paragraph Font"/>
     <w:uiPriority w:val="1"/>
     <w:semiHidden/>
     <w:unhideWhenUsed/>
   </w:style>
-  <w:style w:type="table" w:default="1" w:styleId="TableNormal">
+  <w:style w:type="table" w:default="1" w:styleId="Normltblzat">
     <w:name w:val="Normal Table"/>
     <w:uiPriority w:val="99"/>
     <w:semiHidden/>
@@ -24568,7 +25311,7 @@
       </w:tblCellMar>
     </w:tblPr>
   </w:style>
-  <w:style w:type="numbering" w:default="1" w:styleId="NoList">
+  <w:style w:type="numbering" w:default="1" w:styleId="Nemlista">
     <w:name w:val="No List"/>
     <w:uiPriority w:val="99"/>
     <w:semiHidden/>
@@ -24576,7 +25319,7 @@
   </w:style>
   <w:style w:type="paragraph" w:customStyle="1" w:styleId="FirstParagraph">
     <w:name w:val="First Paragraph"/>
-    <w:basedOn w:val="Normal"/>
+    <w:basedOn w:val="Norml"/>
     <w:uiPriority w:val="1"/>
     <w:qFormat/>
     <w:rsid w:val="4898D6E5"/>
@@ -24589,7 +25332,7 @@
   </w:style>
   <w:style w:type="character" w:customStyle="1" w:styleId="VerbatimChar">
     <w:name w:val="Verbatim Char"/>
-    <w:basedOn w:val="DefaultParagraphFont"/>
+    <w:basedOn w:val="Bekezdsalapbettpusa"/>
     <w:link w:val="SourceCode"/>
     <w:uiPriority w:val="1"/>
     <w:rsid w:val="4898D6E5"/>
@@ -24601,7 +25344,7 @@
   </w:style>
   <w:style w:type="paragraph" w:customStyle="1" w:styleId="SourceCode">
     <w:name w:val="Source Code"/>
-    <w:basedOn w:val="Normal"/>
+    <w:basedOn w:val="Norml"/>
     <w:link w:val="VerbatimChar"/>
     <w:uiPriority w:val="1"/>
     <w:rsid w:val="4898D6E5"/>
@@ -24611,7 +25354,7 @@
   </w:style>
   <w:style w:type="character" w:customStyle="1" w:styleId="FunctionTok">
     <w:name w:val="FunctionTok"/>
-    <w:basedOn w:val="DefaultParagraphFont"/>
+    <w:basedOn w:val="Bekezdsalapbettpusa"/>
     <w:uiPriority w:val="1"/>
     <w:rsid w:val="4898D6E5"/>
     <w:rPr>
@@ -24623,7 +25366,7 @@
   </w:style>
   <w:style w:type="character" w:customStyle="1" w:styleId="NormalTok">
     <w:name w:val="NormalTok"/>
-    <w:basedOn w:val="DefaultParagraphFont"/>
+    <w:basedOn w:val="Bekezdsalapbettpusa"/>
     <w:uiPriority w:val="1"/>
     <w:rsid w:val="4898D6E5"/>
     <w:rPr>
@@ -24634,7 +25377,7 @@
   </w:style>
   <w:style w:type="character" w:customStyle="1" w:styleId="OperatorTok">
     <w:name w:val="OperatorTok"/>
-    <w:basedOn w:val="DefaultParagraphFont"/>
+    <w:basedOn w:val="Bekezdsalapbettpusa"/>
     <w:uiPriority w:val="1"/>
     <w:rsid w:val="4898D6E5"/>
     <w:rPr>
@@ -24646,7 +25389,7 @@
   </w:style>
   <w:style w:type="character" w:customStyle="1" w:styleId="DataTypeTok">
     <w:name w:val="DataTypeTok"/>
-    <w:basedOn w:val="DefaultParagraphFont"/>
+    <w:basedOn w:val="Bekezdsalapbettpusa"/>
     <w:uiPriority w:val="1"/>
     <w:rsid w:val="4898D6E5"/>
     <w:rPr>
@@ -24658,7 +25401,7 @@
   </w:style>
   <w:style w:type="character" w:customStyle="1" w:styleId="CommentTok">
     <w:name w:val="CommentTok"/>
-    <w:basedOn w:val="DefaultParagraphFont"/>
+    <w:basedOn w:val="Bekezdsalapbettpusa"/>
     <w:uiPriority w:val="1"/>
     <w:rsid w:val="4898D6E5"/>
     <w:rPr>
@@ -24672,7 +25415,7 @@
   </w:style>
   <w:style w:type="character" w:customStyle="1" w:styleId="KeywordTok">
     <w:name w:val="KeywordTok"/>
-    <w:basedOn w:val="DefaultParagraphFont"/>
+    <w:basedOn w:val="Bekezdsalapbettpusa"/>
     <w:uiPriority w:val="1"/>
     <w:rsid w:val="4898D6E5"/>
     <w:rPr>
@@ -24686,7 +25429,7 @@
   </w:style>
   <w:style w:type="character" w:customStyle="1" w:styleId="ErrorTok">
     <w:name w:val="ErrorTok"/>
-    <w:basedOn w:val="DefaultParagraphFont"/>
+    <w:basedOn w:val="Bekezdsalapbettpusa"/>
     <w:uiPriority w:val="1"/>
     <w:rsid w:val="4898D6E5"/>
     <w:rPr>
@@ -24700,7 +25443,7 @@
   </w:style>
   <w:style w:type="character" w:customStyle="1" w:styleId="OtherTok">
     <w:name w:val="OtherTok"/>
-    <w:basedOn w:val="DefaultParagraphFont"/>
+    <w:basedOn w:val="Bekezdsalapbettpusa"/>
     <w:uiPriority w:val="1"/>
     <w:rsid w:val="4898D6E5"/>
     <w:rPr>
@@ -24712,7 +25455,7 @@
   </w:style>
   <w:style w:type="character" w:customStyle="1" w:styleId="StringTok">
     <w:name w:val="StringTok"/>
-    <w:basedOn w:val="DefaultParagraphFont"/>
+    <w:basedOn w:val="Bekezdsalapbettpusa"/>
     <w:uiPriority w:val="1"/>
     <w:rsid w:val="4898D6E5"/>
     <w:rPr>
@@ -24724,7 +25467,7 @@
   </w:style>
   <w:style w:type="character" w:customStyle="1" w:styleId="DecValTok">
     <w:name w:val="DecValTok"/>
-    <w:basedOn w:val="DefaultParagraphFont"/>
+    <w:basedOn w:val="Bekezdsalapbettpusa"/>
     <w:uiPriority w:val="1"/>
     <w:rsid w:val="4898D6E5"/>
     <w:rPr>
@@ -24736,7 +25479,7 @@
   </w:style>
   <w:style w:type="character" w:customStyle="1" w:styleId="BuiltInTok">
     <w:name w:val="BuiltInTok"/>
-    <w:basedOn w:val="DefaultParagraphFont"/>
+    <w:basedOn w:val="Bekezdsalapbettpusa"/>
     <w:uiPriority w:val="1"/>
     <w:rsid w:val="4898D6E5"/>
     <w:rPr>
@@ -24748,7 +25491,7 @@
   </w:style>
   <w:style w:type="character" w:customStyle="1" w:styleId="ImportTok">
     <w:name w:val="ImportTok"/>
-    <w:basedOn w:val="DefaultParagraphFont"/>
+    <w:basedOn w:val="Bekezdsalapbettpusa"/>
     <w:uiPriority w:val="1"/>
     <w:rsid w:val="4898D6E5"/>
     <w:rPr>
@@ -24762,7 +25505,7 @@
   </w:style>
   <w:style w:type="character" w:customStyle="1" w:styleId="AttributeTok">
     <w:name w:val="AttributeTok"/>
-    <w:basedOn w:val="DefaultParagraphFont"/>
+    <w:basedOn w:val="Bekezdsalapbettpusa"/>
     <w:uiPriority w:val="1"/>
     <w:rsid w:val="4898D6E5"/>
     <w:rPr>
@@ -24774,7 +25517,7 @@
   </w:style>
   <w:style w:type="character" w:customStyle="1" w:styleId="ControlFlowTok">
     <w:name w:val="ControlFlowTok"/>
-    <w:basedOn w:val="DefaultParagraphFont"/>
+    <w:basedOn w:val="Bekezdsalapbettpusa"/>
     <w:uiPriority w:val="1"/>
     <w:rsid w:val="4898D6E5"/>
     <w:rPr>
@@ -24788,7 +25531,7 @@
   </w:style>
   <w:style w:type="character" w:customStyle="1" w:styleId="PreprocessorTok">
     <w:name w:val="PreprocessorTok"/>
-    <w:basedOn w:val="DefaultParagraphFont"/>
+    <w:basedOn w:val="Bekezdsalapbettpusa"/>
     <w:uiPriority w:val="1"/>
     <w:rsid w:val="4898D6E5"/>
     <w:rPr>
@@ -24800,7 +25543,7 @@
   </w:style>
   <w:style w:type="character" w:customStyle="1" w:styleId="VerbatimStringTok">
     <w:name w:val="VerbatimStringTok"/>
-    <w:basedOn w:val="DefaultParagraphFont"/>
+    <w:basedOn w:val="Bekezdsalapbettpusa"/>
     <w:uiPriority w:val="1"/>
     <w:rsid w:val="4898D6E5"/>
     <w:rPr>
@@ -24812,7 +25555,7 @@
   </w:style>
   <w:style w:type="character" w:customStyle="1" w:styleId="SpecialCharTok">
     <w:name w:val="SpecialCharTok"/>
-    <w:basedOn w:val="DefaultParagraphFont"/>
+    <w:basedOn w:val="Bekezdsalapbettpusa"/>
     <w:uiPriority w:val="1"/>
     <w:rsid w:val="4898D6E5"/>
     <w:rPr>
@@ -24824,7 +25567,7 @@
   </w:style>
   <w:style w:type="character" w:customStyle="1" w:styleId="FloatTok">
     <w:name w:val="FloatTok"/>
-    <w:basedOn w:val="DefaultParagraphFont"/>
+    <w:basedOn w:val="Bekezdsalapbettpusa"/>
     <w:uiPriority w:val="1"/>
     <w:rsid w:val="4898D6E5"/>
     <w:rPr>
@@ -24834,9 +25577,9 @@
       <w:szCs w:val="22"/>
     </w:rPr>
   </w:style>
-  <w:style w:type="character" w:styleId="Hyperlink">
+  <w:style w:type="character" w:styleId="Hiperhivatkozs">
     <w:name w:val="Hyperlink"/>
-    <w:basedOn w:val="DefaultParagraphFont"/>
+    <w:basedOn w:val="Bekezdsalapbettpusa"/>
     <w:uiPriority w:val="99"/>
     <w:unhideWhenUsed/>
     <w:rsid w:val="12DD0764"/>
@@ -24845,9 +25588,9 @@
       <w:u w:val="single"/>
     </w:rPr>
   </w:style>
-  <w:style w:type="paragraph" w:styleId="ListParagraph">
+  <w:style w:type="paragraph" w:styleId="Listaszerbekezds">
     <w:name w:val="List Paragraph"/>
-    <w:basedOn w:val="Normal"/>
+    <w:basedOn w:val="Norml"/>
     <w:uiPriority w:val="34"/>
     <w:qFormat/>
     <w:pPr>
@@ -24855,10 +25598,10 @@
       <w:contextualSpacing/>
     </w:pPr>
   </w:style>
-  <w:style w:type="character" w:customStyle="1" w:styleId="Heading3Char">
-    <w:name w:val="Heading 3 Char"/>
-    <w:basedOn w:val="DefaultParagraphFont"/>
-    <w:link w:val="Heading3"/>
+  <w:style w:type="character" w:customStyle="1" w:styleId="Cmsor3Char">
+    <w:name w:val="Címsor 3 Char"/>
+    <w:basedOn w:val="Bekezdsalapbettpusa"/>
+    <w:link w:val="Cmsor3"/>
     <w:uiPriority w:val="9"/>
     <w:rPr>
       <w:rFonts w:eastAsiaTheme="majorEastAsia" w:cstheme="majorBidi"/>
@@ -24866,6 +25609,50 @@
       <w:sz w:val="28"/>
       <w:szCs w:val="28"/>
     </w:rPr>
+  </w:style>
+  <w:style w:type="paragraph" w:styleId="lfej">
+    <w:name w:val="header"/>
+    <w:basedOn w:val="Norml"/>
+    <w:link w:val="lfejChar"/>
+    <w:uiPriority w:val="99"/>
+    <w:unhideWhenUsed/>
+    <w:rsid w:val="00F04E18"/>
+    <w:pPr>
+      <w:tabs>
+        <w:tab w:val="center" w:pos="4536"/>
+        <w:tab w:val="right" w:pos="9072"/>
+      </w:tabs>
+      <w:spacing w:after="0" w:line="240" w:lineRule="auto"/>
+    </w:pPr>
+  </w:style>
+  <w:style w:type="character" w:customStyle="1" w:styleId="lfejChar">
+    <w:name w:val="Élőfej Char"/>
+    <w:basedOn w:val="Bekezdsalapbettpusa"/>
+    <w:link w:val="lfej"/>
+    <w:uiPriority w:val="99"/>
+    <w:rsid w:val="00F04E18"/>
+  </w:style>
+  <w:style w:type="paragraph" w:styleId="llb">
+    <w:name w:val="footer"/>
+    <w:basedOn w:val="Norml"/>
+    <w:link w:val="llbChar"/>
+    <w:uiPriority w:val="99"/>
+    <w:unhideWhenUsed/>
+    <w:rsid w:val="00F04E18"/>
+    <w:pPr>
+      <w:tabs>
+        <w:tab w:val="center" w:pos="4536"/>
+        <w:tab w:val="right" w:pos="9072"/>
+      </w:tabs>
+      <w:spacing w:after="0" w:line="240" w:lineRule="auto"/>
+    </w:pPr>
+  </w:style>
+  <w:style w:type="character" w:customStyle="1" w:styleId="llbChar">
+    <w:name w:val="Élőláb Char"/>
+    <w:basedOn w:val="Bekezdsalapbettpusa"/>
+    <w:link w:val="llb"/>
+    <w:uiPriority w:val="99"/>
+    <w:rsid w:val="00F04E18"/>
   </w:style>
 </w:styles>
 </file>
